--- a/SWE Project.docx
+++ b/SWE Project.docx
@@ -5,6 +5,9 @@
     <w:p>
       <w:r>
         <w:t>Samia Khan</w:t>
+      </w:r>
+      <w:r>
+        <w:t xml:space="preserve"> tonni</w:t>
       </w:r>
     </w:p>
     <w:sectPr>

--- a/SWE Project.docx
+++ b/SWE Project.docx
@@ -3,8 +3,692 @@
 <w:document xmlns:wpc="http://schemas.microsoft.com/office/word/2010/wordprocessingCanvas" xmlns:cx="http://schemas.microsoft.com/office/drawing/2014/chartex" xmlns:cx1="http://schemas.microsoft.com/office/drawing/2015/9/8/chartex" xmlns:cx2="http://schemas.microsoft.com/office/drawing/2015/10/21/chartex" xmlns:cx3="http://schemas.microsoft.com/office/drawing/2016/5/9/chartex" xmlns:cx4="http://schemas.microsoft.com/office/drawing/2016/5/10/chartex" xmlns:cx5="http://schemas.microsoft.com/office/drawing/2016/5/11/chartex" xmlns:cx6="http://schemas.microsoft.com/office/drawing/2016/5/12/chartex" xmlns:cx7="http://schemas.microsoft.com/office/drawing/2016/5/13/chartex" xmlns:cx8="http://schemas.microsoft.com/office/drawing/2016/5/14/chartex" xmlns:mc="http://schemas.openxmlformats.org/markup-compatibility/2006" xmlns:aink="http://schemas.microsoft.com/office/drawing/2016/ink" xmlns:am3d="http://schemas.microsoft.com/office/drawing/2017/model3d" xmlns:o="urn:schemas-microsoft-com:office:office" xmlns:oel="http://schemas.microsoft.com/office/2019/extlst" xmlns:r="http://schemas.openxmlformats.org/officeDocument/2006/relationships" xmlns:m="http://schemas.openxmlformats.org/officeDocument/2006/math" xmlns:v="urn:schemas-microsoft-com:vml" xmlns:wp14="http://schemas.microsoft.com/office/word/2010/wordprocessingDrawing" xmlns:wp="http://schemas.openxmlformats.org/drawingml/2006/wordprocessingDrawing" xmlns:w10="urn:schemas-microsoft-com:office:word" xmlns:w="http://schemas.openxmlformats.org/wordprocessingml/2006/main" xmlns:w14="http://schemas.microsoft.com/office/word/2010/wordml" xmlns:w15="http://schemas.microsoft.com/office/word/2012/wordml" xmlns:w16cex="http://schemas.microsoft.com/office/word/2018/wordml/cex" xmlns:w16cid="http://schemas.microsoft.com/office/word/2016/wordml/cid" xmlns:w16="http://schemas.microsoft.com/office/word/2018/wordml" xmlns:w16du="http://schemas.microsoft.com/office/word/2023/wordml/word16du" xmlns:w16sdtdh="http://schemas.microsoft.com/office/word/2020/wordml/sdtdatahash" xmlns:w16sdtfl="http://schemas.microsoft.com/office/word/2024/wordml/sdtformatlock" xmlns:w16se="http://schemas.microsoft.com/office/word/2015/wordml/symex" xmlns:wpg="http://schemas.microsoft.com/office/word/2010/wordprocessingGroup" xmlns:wpi="http://schemas.microsoft.com/office/word/2010/wordprocessingInk" xmlns:wne="http://schemas.microsoft.com/office/word/2006/wordml" xmlns:wps="http://schemas.microsoft.com/office/word/2010/wordprocessingShape" mc:Ignorable="w14 w15 w16se w16cid w16 w16cex w16sdtdh w16sdtfl w16du wp14">
   <w:body>
     <w:p>
-      <w:r>
-        <w:t>Samia Khan</w:t>
+      <w:pPr>
+        <w:jc w:val="center"/>
+      </w:pPr>
+      <w:r>
+        <w:rPr>
+          <w:noProof/>
+        </w:rPr>
+        <w:drawing>
+          <wp:inline distT="0" distB="0" distL="0" distR="0" wp14:anchorId="185C9EA5" wp14:editId="13C066B4">
+            <wp:extent cx="1657350" cy="1276350"/>
+            <wp:effectExtent l="0" t="0" r="0" b="0"/>
+            <wp:docPr id="1" name="Picture 2"/>
+            <wp:cNvGraphicFramePr/>
+            <a:graphic xmlns:a="http://schemas.openxmlformats.org/drawingml/2006/main">
+              <a:graphicData uri="http://schemas.openxmlformats.org/drawingml/2006/picture">
+                <pic:pic xmlns:pic="http://schemas.openxmlformats.org/drawingml/2006/picture">
+                  <pic:nvPicPr>
+                    <pic:cNvPr id="1" name="Picture 2"/>
+                    <pic:cNvPicPr/>
+                  </pic:nvPicPr>
+                  <pic:blipFill>
+                    <a:blip r:embed="rId4" cstate="print"/>
+                    <a:stretch>
+                      <a:fillRect/>
+                    </a:stretch>
+                  </pic:blipFill>
+                  <pic:spPr>
+                    <a:xfrm>
+                      <a:off x="0" y="0"/>
+                      <a:ext cx="1657350" cy="1276350"/>
+                    </a:xfrm>
+                    <a:prstGeom prst="rect">
+                      <a:avLst/>
+                    </a:prstGeom>
+                    <a:noFill/>
+                    <a:ln>
+                      <a:noFill/>
+                      <a:prstDash/>
+                    </a:ln>
+                  </pic:spPr>
+                </pic:pic>
+              </a:graphicData>
+            </a:graphic>
+          </wp:inline>
+        </w:drawing>
+      </w:r>
+    </w:p>
+    <w:p/>
+    <w:p/>
+    <w:p>
+      <w:r>
+        <w:t xml:space="preserve">                            </w:t>
+      </w:r>
+      <w:r>
+        <w:t xml:space="preserve">  </w:t>
+      </w:r>
+      <w:r>
+        <w:t xml:space="preserve"> </w:t>
+      </w:r>
+      <w:r>
+        <w:rPr>
+          <w:b/>
+          <w:bCs/>
+        </w:rPr>
+        <w:t>American International University-Bangladesh (AIUB)</w:t>
+      </w:r>
+      <w:r>
+        <w:br/>
+        <w:t xml:space="preserve">                                </w:t>
+      </w:r>
+      <w:r>
+        <w:t xml:space="preserve">                </w:t>
+      </w:r>
+      <w:r>
+        <w:t xml:space="preserve">   Department of Computer Science </w:t>
+      </w:r>
+    </w:p>
+    <w:p>
+      <w:r>
+        <w:t xml:space="preserve">                         </w:t>
+      </w:r>
+      <w:r>
+        <w:t xml:space="preserve">                  </w:t>
+      </w:r>
+      <w:r>
+        <w:t xml:space="preserve">     Faculty of Science &amp; Technology (FST) </w:t>
+      </w:r>
+    </w:p>
+    <w:p/>
+    <w:p>
+      <w:pPr>
+        <w:rPr>
+          <w:b/>
+        </w:rPr>
+      </w:pPr>
+      <w:r>
+        <w:rPr>
+          <w:b/>
+          <w:bCs/>
+        </w:rPr>
+        <w:t xml:space="preserve">                            </w:t>
+      </w:r>
+      <w:r>
+        <w:rPr>
+          <w:b/>
+          <w:bCs/>
+        </w:rPr>
+        <w:t xml:space="preserve">                     </w:t>
+      </w:r>
+      <w:r>
+        <w:rPr>
+          <w:b/>
+          <w:bCs/>
+        </w:rPr>
+        <w:t xml:space="preserve">        Cafe Management System</w:t>
+      </w:r>
+    </w:p>
+    <w:p>
+      <w:pPr>
+        <w:rPr>
+          <w:b/>
+          <w:bCs/>
+        </w:rPr>
+      </w:pPr>
+      <w:r>
+        <w:t xml:space="preserve">                         </w:t>
+      </w:r>
+      <w:r>
+        <w:rPr>
+          <w:b/>
+          <w:bCs/>
+        </w:rPr>
+        <w:t xml:space="preserve">                         </w:t>
+      </w:r>
+      <w:r>
+        <w:rPr>
+          <w:b/>
+          <w:bCs/>
+        </w:rPr>
+        <w:t xml:space="preserve">       </w:t>
+      </w:r>
+      <w:r>
+        <w:rPr>
+          <w:b/>
+          <w:bCs/>
+        </w:rPr>
+        <w:t xml:space="preserve">    Semester: Fall 25-26</w:t>
+      </w:r>
+    </w:p>
+    <w:p>
+      <w:pPr>
+        <w:rPr>
+          <w:b/>
+          <w:bCs/>
+        </w:rPr>
+      </w:pPr>
+    </w:p>
+    <w:tbl>
+      <w:tblPr>
+        <w:tblStyle w:val="TableGrid"/>
+        <w:tblW w:w="0" w:type="auto"/>
+        <w:tblInd w:w="1665" w:type="dxa"/>
+        <w:tblLook w:val="04A0" w:firstRow="1" w:lastRow="0" w:firstColumn="1" w:lastColumn="0" w:noHBand="0" w:noVBand="1"/>
+      </w:tblPr>
+      <w:tblGrid>
+        <w:gridCol w:w="532"/>
+        <w:gridCol w:w="3378"/>
+        <w:gridCol w:w="3060"/>
+      </w:tblGrid>
+      <w:tr>
+        <w:trPr>
+          <w:trHeight w:val="530"/>
+        </w:trPr>
+        <w:tc>
+          <w:tcPr>
+            <w:tcW w:w="3910" w:type="dxa"/>
+            <w:gridSpan w:val="2"/>
+            <w:tcBorders>
+              <w:top w:val="single" w:sz="4" w:space="0" w:color="auto"/>
+              <w:left w:val="single" w:sz="4" w:space="0" w:color="auto"/>
+              <w:bottom w:val="single" w:sz="4" w:space="0" w:color="auto"/>
+              <w:right w:val="single" w:sz="4" w:space="0" w:color="auto"/>
+            </w:tcBorders>
+            <w:shd w:val="clear" w:color="auto" w:fill="B7D4EF" w:themeFill="text2" w:themeFillTint="33"/>
+            <w:hideMark/>
+          </w:tcPr>
+          <w:p>
+            <w:pPr>
+              <w:spacing w:after="160" w:line="278" w:lineRule="auto"/>
+              <w:rPr>
+                <w:b/>
+                <w:bCs/>
+                <w:i/>
+                <w:iCs/>
+              </w:rPr>
+            </w:pPr>
+            <w:r>
+              <w:rPr>
+                <w:b/>
+                <w:bCs/>
+                <w:i/>
+                <w:iCs/>
+              </w:rPr>
+              <w:t>Group:</w:t>
+            </w:r>
+          </w:p>
+        </w:tc>
+        <w:tc>
+          <w:tcPr>
+            <w:tcW w:w="3060" w:type="dxa"/>
+            <w:tcBorders>
+              <w:top w:val="single" w:sz="4" w:space="0" w:color="auto"/>
+              <w:left w:val="single" w:sz="4" w:space="0" w:color="auto"/>
+              <w:bottom w:val="single" w:sz="4" w:space="0" w:color="auto"/>
+              <w:right w:val="single" w:sz="4" w:space="0" w:color="auto"/>
+            </w:tcBorders>
+            <w:shd w:val="clear" w:color="auto" w:fill="B7D4EF" w:themeFill="text2" w:themeFillTint="33"/>
+            <w:hideMark/>
+          </w:tcPr>
+          <w:p>
+            <w:pPr>
+              <w:spacing w:after="160" w:line="278" w:lineRule="auto"/>
+              <w:rPr>
+                <w:b/>
+                <w:bCs/>
+                <w:i/>
+                <w:iCs/>
+              </w:rPr>
+            </w:pPr>
+            <w:r>
+              <w:rPr>
+                <w:b/>
+                <w:bCs/>
+                <w:i/>
+                <w:iCs/>
+              </w:rPr>
+              <w:t xml:space="preserve">Section: </w:t>
+            </w:r>
+          </w:p>
+        </w:tc>
+      </w:tr>
+      <w:tr>
+        <w:tc>
+          <w:tcPr>
+            <w:tcW w:w="532" w:type="dxa"/>
+            <w:tcBorders>
+              <w:top w:val="single" w:sz="4" w:space="0" w:color="auto"/>
+              <w:left w:val="single" w:sz="4" w:space="0" w:color="auto"/>
+              <w:bottom w:val="single" w:sz="4" w:space="0" w:color="auto"/>
+              <w:right w:val="single" w:sz="4" w:space="0" w:color="auto"/>
+            </w:tcBorders>
+            <w:shd w:val="clear" w:color="auto" w:fill="D9D9D9" w:themeFill="background1" w:themeFillShade="D9"/>
+            <w:hideMark/>
+          </w:tcPr>
+          <w:p>
+            <w:pPr>
+              <w:spacing w:after="160" w:line="278" w:lineRule="auto"/>
+              <w:rPr>
+                <w:b/>
+                <w:bCs/>
+              </w:rPr>
+            </w:pPr>
+            <w:r>
+              <w:rPr>
+                <w:b/>
+                <w:bCs/>
+              </w:rPr>
+              <w:t>SL</w:t>
+            </w:r>
+          </w:p>
+        </w:tc>
+        <w:tc>
+          <w:tcPr>
+            <w:tcW w:w="3378" w:type="dxa"/>
+            <w:tcBorders>
+              <w:top w:val="single" w:sz="4" w:space="0" w:color="auto"/>
+              <w:left w:val="single" w:sz="4" w:space="0" w:color="auto"/>
+              <w:bottom w:val="single" w:sz="4" w:space="0" w:color="auto"/>
+              <w:right w:val="single" w:sz="4" w:space="0" w:color="auto"/>
+            </w:tcBorders>
+            <w:shd w:val="clear" w:color="auto" w:fill="D9D9D9" w:themeFill="background1" w:themeFillShade="D9"/>
+            <w:hideMark/>
+          </w:tcPr>
+          <w:p>
+            <w:pPr>
+              <w:spacing w:after="160" w:line="278" w:lineRule="auto"/>
+              <w:rPr>
+                <w:b/>
+                <w:bCs/>
+              </w:rPr>
+            </w:pPr>
+            <w:r>
+              <w:rPr>
+                <w:b/>
+                <w:bCs/>
+              </w:rPr>
+              <w:t>Student Name</w:t>
+            </w:r>
+          </w:p>
+        </w:tc>
+        <w:tc>
+          <w:tcPr>
+            <w:tcW w:w="3060" w:type="dxa"/>
+            <w:tcBorders>
+              <w:top w:val="single" w:sz="4" w:space="0" w:color="auto"/>
+              <w:left w:val="single" w:sz="4" w:space="0" w:color="auto"/>
+              <w:bottom w:val="single" w:sz="4" w:space="0" w:color="auto"/>
+              <w:right w:val="single" w:sz="4" w:space="0" w:color="auto"/>
+            </w:tcBorders>
+            <w:shd w:val="clear" w:color="auto" w:fill="D9D9D9" w:themeFill="background1" w:themeFillShade="D9"/>
+            <w:hideMark/>
+          </w:tcPr>
+          <w:p>
+            <w:pPr>
+              <w:spacing w:after="160" w:line="278" w:lineRule="auto"/>
+              <w:rPr>
+                <w:b/>
+                <w:bCs/>
+              </w:rPr>
+            </w:pPr>
+            <w:r>
+              <w:rPr>
+                <w:b/>
+                <w:bCs/>
+              </w:rPr>
+              <w:t>Student ID</w:t>
+            </w:r>
+          </w:p>
+        </w:tc>
+      </w:tr>
+      <w:tr>
+        <w:trPr>
+          <w:trHeight w:val="494"/>
+        </w:trPr>
+        <w:tc>
+          <w:tcPr>
+            <w:tcW w:w="532" w:type="dxa"/>
+            <w:tcBorders>
+              <w:top w:val="single" w:sz="4" w:space="0" w:color="auto"/>
+              <w:left w:val="single" w:sz="4" w:space="0" w:color="auto"/>
+              <w:bottom w:val="single" w:sz="4" w:space="0" w:color="auto"/>
+              <w:right w:val="single" w:sz="4" w:space="0" w:color="auto"/>
+            </w:tcBorders>
+            <w:hideMark/>
+          </w:tcPr>
+          <w:p>
+            <w:pPr>
+              <w:spacing w:after="160" w:line="278" w:lineRule="auto"/>
+            </w:pPr>
+            <w:r>
+              <w:t>1</w:t>
+            </w:r>
+          </w:p>
+        </w:tc>
+        <w:tc>
+          <w:tcPr>
+            <w:tcW w:w="3378" w:type="dxa"/>
+            <w:tcBorders>
+              <w:top w:val="single" w:sz="4" w:space="0" w:color="auto"/>
+              <w:left w:val="single" w:sz="4" w:space="0" w:color="auto"/>
+              <w:bottom w:val="single" w:sz="4" w:space="0" w:color="auto"/>
+              <w:right w:val="single" w:sz="4" w:space="0" w:color="auto"/>
+            </w:tcBorders>
+          </w:tcPr>
+          <w:p>
+            <w:pPr>
+              <w:spacing w:after="160" w:line="278" w:lineRule="auto"/>
+            </w:pPr>
+            <w:r>
+              <w:t>Samia khan</w:t>
+            </w:r>
+          </w:p>
+        </w:tc>
+        <w:tc>
+          <w:tcPr>
+            <w:tcW w:w="3060" w:type="dxa"/>
+            <w:tcBorders>
+              <w:top w:val="single" w:sz="4" w:space="0" w:color="auto"/>
+              <w:left w:val="single" w:sz="4" w:space="0" w:color="auto"/>
+              <w:bottom w:val="single" w:sz="4" w:space="0" w:color="auto"/>
+              <w:right w:val="single" w:sz="4" w:space="0" w:color="auto"/>
+            </w:tcBorders>
+          </w:tcPr>
+          <w:p>
+            <w:pPr>
+              <w:spacing w:after="160" w:line="278" w:lineRule="auto"/>
+            </w:pPr>
+            <w:r>
+              <w:t>23-50131-1</w:t>
+            </w:r>
+          </w:p>
+        </w:tc>
+      </w:tr>
+      <w:tr>
+        <w:trPr>
+          <w:trHeight w:val="539"/>
+        </w:trPr>
+        <w:tc>
+          <w:tcPr>
+            <w:tcW w:w="532" w:type="dxa"/>
+            <w:tcBorders>
+              <w:top w:val="single" w:sz="4" w:space="0" w:color="auto"/>
+              <w:left w:val="single" w:sz="4" w:space="0" w:color="auto"/>
+              <w:bottom w:val="single" w:sz="4" w:space="0" w:color="auto"/>
+              <w:right w:val="single" w:sz="4" w:space="0" w:color="auto"/>
+            </w:tcBorders>
+            <w:hideMark/>
+          </w:tcPr>
+          <w:p>
+            <w:pPr>
+              <w:spacing w:after="160" w:line="278" w:lineRule="auto"/>
+            </w:pPr>
+            <w:r>
+              <w:t>2</w:t>
+            </w:r>
+          </w:p>
+        </w:tc>
+        <w:tc>
+          <w:tcPr>
+            <w:tcW w:w="3378" w:type="dxa"/>
+            <w:tcBorders>
+              <w:top w:val="single" w:sz="4" w:space="0" w:color="auto"/>
+              <w:left w:val="single" w:sz="4" w:space="0" w:color="auto"/>
+              <w:bottom w:val="single" w:sz="4" w:space="0" w:color="auto"/>
+              <w:right w:val="single" w:sz="4" w:space="0" w:color="auto"/>
+            </w:tcBorders>
+          </w:tcPr>
+          <w:p>
+            <w:pPr>
+              <w:spacing w:after="160" w:line="278" w:lineRule="auto"/>
+            </w:pPr>
+            <w:r>
+              <w:t>Junayed islam</w:t>
+            </w:r>
+          </w:p>
+        </w:tc>
+        <w:tc>
+          <w:tcPr>
+            <w:tcW w:w="3060" w:type="dxa"/>
+            <w:tcBorders>
+              <w:top w:val="single" w:sz="4" w:space="0" w:color="auto"/>
+              <w:left w:val="single" w:sz="4" w:space="0" w:color="auto"/>
+              <w:bottom w:val="single" w:sz="4" w:space="0" w:color="auto"/>
+              <w:right w:val="single" w:sz="4" w:space="0" w:color="auto"/>
+            </w:tcBorders>
+          </w:tcPr>
+          <w:p>
+            <w:pPr>
+              <w:spacing w:after="160" w:line="278" w:lineRule="auto"/>
+            </w:pPr>
+            <w:r>
+              <w:t>23-501</w:t>
+            </w:r>
+            <w:r>
+              <w:t>5</w:t>
+            </w:r>
+            <w:r>
+              <w:t>0-1</w:t>
+            </w:r>
+          </w:p>
+        </w:tc>
+      </w:tr>
+      <w:tr>
+        <w:trPr>
+          <w:trHeight w:val="530"/>
+        </w:trPr>
+        <w:tc>
+          <w:tcPr>
+            <w:tcW w:w="532" w:type="dxa"/>
+            <w:tcBorders>
+              <w:top w:val="single" w:sz="4" w:space="0" w:color="auto"/>
+              <w:left w:val="single" w:sz="4" w:space="0" w:color="auto"/>
+              <w:bottom w:val="single" w:sz="4" w:space="0" w:color="auto"/>
+              <w:right w:val="single" w:sz="4" w:space="0" w:color="auto"/>
+            </w:tcBorders>
+            <w:hideMark/>
+          </w:tcPr>
+          <w:p>
+            <w:pPr>
+              <w:spacing w:after="160" w:line="278" w:lineRule="auto"/>
+            </w:pPr>
+            <w:r>
+              <w:t>3</w:t>
+            </w:r>
+          </w:p>
+        </w:tc>
+        <w:tc>
+          <w:tcPr>
+            <w:tcW w:w="3378" w:type="dxa"/>
+            <w:tcBorders>
+              <w:top w:val="single" w:sz="4" w:space="0" w:color="auto"/>
+              <w:left w:val="single" w:sz="4" w:space="0" w:color="auto"/>
+              <w:bottom w:val="single" w:sz="4" w:space="0" w:color="auto"/>
+              <w:right w:val="single" w:sz="4" w:space="0" w:color="auto"/>
+            </w:tcBorders>
+          </w:tcPr>
+          <w:p>
+            <w:pPr>
+              <w:spacing w:after="160" w:line="278" w:lineRule="auto"/>
+            </w:pPr>
+            <w:r>
+              <w:t>Sifat al Muqtadir</w:t>
+            </w:r>
+          </w:p>
+        </w:tc>
+        <w:tc>
+          <w:tcPr>
+            <w:tcW w:w="3060" w:type="dxa"/>
+            <w:tcBorders>
+              <w:top w:val="single" w:sz="4" w:space="0" w:color="auto"/>
+              <w:left w:val="single" w:sz="4" w:space="0" w:color="auto"/>
+              <w:bottom w:val="single" w:sz="4" w:space="0" w:color="auto"/>
+              <w:right w:val="single" w:sz="4" w:space="0" w:color="auto"/>
+            </w:tcBorders>
+          </w:tcPr>
+          <w:p>
+            <w:pPr>
+              <w:spacing w:after="160" w:line="278" w:lineRule="auto"/>
+            </w:pPr>
+            <w:r>
+              <w:t>23-50146-1</w:t>
+            </w:r>
+          </w:p>
+        </w:tc>
+      </w:tr>
+      <w:tr>
+        <w:trPr>
+          <w:trHeight w:val="530"/>
+        </w:trPr>
+        <w:tc>
+          <w:tcPr>
+            <w:tcW w:w="532" w:type="dxa"/>
+            <w:tcBorders>
+              <w:top w:val="single" w:sz="4" w:space="0" w:color="auto"/>
+              <w:left w:val="single" w:sz="4" w:space="0" w:color="auto"/>
+              <w:bottom w:val="single" w:sz="4" w:space="0" w:color="auto"/>
+              <w:right w:val="single" w:sz="4" w:space="0" w:color="auto"/>
+            </w:tcBorders>
+            <w:hideMark/>
+          </w:tcPr>
+          <w:p>
+            <w:pPr>
+              <w:spacing w:after="160" w:line="278" w:lineRule="auto"/>
+            </w:pPr>
+            <w:r>
+              <w:t>4</w:t>
+            </w:r>
+          </w:p>
+        </w:tc>
+        <w:tc>
+          <w:tcPr>
+            <w:tcW w:w="3378" w:type="dxa"/>
+            <w:tcBorders>
+              <w:top w:val="single" w:sz="4" w:space="0" w:color="auto"/>
+              <w:left w:val="single" w:sz="4" w:space="0" w:color="auto"/>
+              <w:bottom w:val="single" w:sz="4" w:space="0" w:color="auto"/>
+              <w:right w:val="single" w:sz="4" w:space="0" w:color="auto"/>
+            </w:tcBorders>
+          </w:tcPr>
+          <w:p>
+            <w:pPr>
+              <w:spacing w:after="160" w:line="278" w:lineRule="auto"/>
+            </w:pPr>
+            <w:r>
+              <w:t>Raiyan Yusf</w:t>
+            </w:r>
+          </w:p>
+        </w:tc>
+        <w:tc>
+          <w:tcPr>
+            <w:tcW w:w="3060" w:type="dxa"/>
+            <w:tcBorders>
+              <w:top w:val="single" w:sz="4" w:space="0" w:color="auto"/>
+              <w:left w:val="single" w:sz="4" w:space="0" w:color="auto"/>
+              <w:bottom w:val="single" w:sz="4" w:space="0" w:color="auto"/>
+              <w:right w:val="single" w:sz="4" w:space="0" w:color="auto"/>
+            </w:tcBorders>
+          </w:tcPr>
+          <w:p>
+            <w:pPr>
+              <w:spacing w:after="160" w:line="278" w:lineRule="auto"/>
+            </w:pPr>
+            <w:r>
+              <w:t>23-54376-3</w:t>
+            </w:r>
+          </w:p>
+        </w:tc>
+      </w:tr>
+      <w:tr>
+        <w:trPr>
+          <w:trHeight w:val="539"/>
+        </w:trPr>
+        <w:tc>
+          <w:tcPr>
+            <w:tcW w:w="532" w:type="dxa"/>
+            <w:tcBorders>
+              <w:top w:val="single" w:sz="4" w:space="0" w:color="auto"/>
+              <w:left w:val="single" w:sz="4" w:space="0" w:color="auto"/>
+              <w:bottom w:val="single" w:sz="4" w:space="0" w:color="auto"/>
+              <w:right w:val="single" w:sz="4" w:space="0" w:color="auto"/>
+            </w:tcBorders>
+            <w:hideMark/>
+          </w:tcPr>
+          <w:p>
+            <w:pPr>
+              <w:spacing w:after="160" w:line="278" w:lineRule="auto"/>
+            </w:pPr>
+            <w:r>
+              <w:t>5</w:t>
+            </w:r>
+          </w:p>
+        </w:tc>
+        <w:tc>
+          <w:tcPr>
+            <w:tcW w:w="3378" w:type="dxa"/>
+            <w:tcBorders>
+              <w:top w:val="single" w:sz="4" w:space="0" w:color="auto"/>
+              <w:left w:val="single" w:sz="4" w:space="0" w:color="auto"/>
+              <w:bottom w:val="single" w:sz="4" w:space="0" w:color="auto"/>
+              <w:right w:val="single" w:sz="4" w:space="0" w:color="auto"/>
+            </w:tcBorders>
+          </w:tcPr>
+          <w:p>
+            <w:pPr>
+              <w:spacing w:after="160" w:line="278" w:lineRule="auto"/>
+            </w:pPr>
+            <w:r>
+              <w:t>Sharin Binte Shafiq</w:t>
+            </w:r>
+          </w:p>
+        </w:tc>
+        <w:tc>
+          <w:tcPr>
+            <w:tcW w:w="3060" w:type="dxa"/>
+            <w:tcBorders>
+              <w:top w:val="single" w:sz="4" w:space="0" w:color="auto"/>
+              <w:left w:val="single" w:sz="4" w:space="0" w:color="auto"/>
+              <w:bottom w:val="single" w:sz="4" w:space="0" w:color="auto"/>
+              <w:right w:val="single" w:sz="4" w:space="0" w:color="auto"/>
+            </w:tcBorders>
+          </w:tcPr>
+          <w:p>
+            <w:pPr>
+              <w:spacing w:after="160" w:line="278" w:lineRule="auto"/>
+            </w:pPr>
+            <w:r>
+              <w:t>23-</w:t>
+            </w:r>
+          </w:p>
+        </w:tc>
+      </w:tr>
+    </w:tbl>
+    <w:p/>
+    <w:p>
+      <w:pPr>
+        <w:rPr>
+          <w:b/>
+          <w:bCs/>
+        </w:rPr>
+      </w:pPr>
+    </w:p>
+    <w:p>
+      <w:pPr>
+        <w:rPr>
+          <w:b/>
+          <w:bCs/>
+        </w:rPr>
+      </w:pPr>
+    </w:p>
+    <w:p>
+      <w:pPr>
+        <w:rPr>
+          <w:b/>
+          <w:bCs/>
+        </w:rPr>
+      </w:pPr>
+    </w:p>
+    <w:p>
+      <w:r>
+        <w:t xml:space="preserve"> </w:t>
+      </w:r>
+      <w:r>
+        <w:t xml:space="preserve">                                               </w:t>
+      </w:r>
+      <w:r>
+        <w:t>--</w:t>
       </w:r>
     </w:p>
     <w:sectPr>
@@ -620,7 +1304,6 @@
   <w:style w:type="character" w:default="1" w:styleId="DefaultParagraphFont">
     <w:name w:val="Default Paragraph Font"/>
     <w:uiPriority w:val="1"/>
-    <w:semiHidden/>
     <w:unhideWhenUsed/>
   </w:style>
   <w:style w:type="table" w:default="1" w:styleId="TableNormal">
@@ -933,6 +1616,25 @@
       <w:color w:val="0F4761" w:themeColor="accent1" w:themeShade="BF"/>
       <w:spacing w:val="5"/>
     </w:rPr>
+  </w:style>
+  <w:style w:type="table" w:styleId="TableGrid">
+    <w:name w:val="Table Grid"/>
+    <w:basedOn w:val="TableNormal"/>
+    <w:uiPriority w:val="39"/>
+    <w:rsid w:val="00B81D8A"/>
+    <w:pPr>
+      <w:spacing w:after="0" w:line="240" w:lineRule="auto"/>
+    </w:pPr>
+    <w:tblPr>
+      <w:tblBorders>
+        <w:top w:val="single" w:sz="4" w:space="0" w:color="auto"/>
+        <w:left w:val="single" w:sz="4" w:space="0" w:color="auto"/>
+        <w:bottom w:val="single" w:sz="4" w:space="0" w:color="auto"/>
+        <w:right w:val="single" w:sz="4" w:space="0" w:color="auto"/>
+        <w:insideH w:val="single" w:sz="4" w:space="0" w:color="auto"/>
+        <w:insideV w:val="single" w:sz="4" w:space="0" w:color="auto"/>
+      </w:tblBorders>
+    </w:tblPr>
   </w:style>
 </w:styles>
 </file>

--- a/SWE Project.docx
+++ b/SWE Project.docx
@@ -3,13 +3,614 @@
 <w:document xmlns:wpc="http://schemas.microsoft.com/office/word/2010/wordprocessingCanvas" xmlns:cx="http://schemas.microsoft.com/office/drawing/2014/chartex" xmlns:cx1="http://schemas.microsoft.com/office/drawing/2015/9/8/chartex" xmlns:cx2="http://schemas.microsoft.com/office/drawing/2015/10/21/chartex" xmlns:cx3="http://schemas.microsoft.com/office/drawing/2016/5/9/chartex" xmlns:cx4="http://schemas.microsoft.com/office/drawing/2016/5/10/chartex" xmlns:cx5="http://schemas.microsoft.com/office/drawing/2016/5/11/chartex" xmlns:cx6="http://schemas.microsoft.com/office/drawing/2016/5/12/chartex" xmlns:cx7="http://schemas.microsoft.com/office/drawing/2016/5/13/chartex" xmlns:cx8="http://schemas.microsoft.com/office/drawing/2016/5/14/chartex" xmlns:mc="http://schemas.openxmlformats.org/markup-compatibility/2006" xmlns:aink="http://schemas.microsoft.com/office/drawing/2016/ink" xmlns:am3d="http://schemas.microsoft.com/office/drawing/2017/model3d" xmlns:o="urn:schemas-microsoft-com:office:office" xmlns:oel="http://schemas.microsoft.com/office/2019/extlst" xmlns:r="http://schemas.openxmlformats.org/officeDocument/2006/relationships" xmlns:m="http://schemas.openxmlformats.org/officeDocument/2006/math" xmlns:v="urn:schemas-microsoft-com:vml" xmlns:wp14="http://schemas.microsoft.com/office/word/2010/wordprocessingDrawing" xmlns:wp="http://schemas.openxmlformats.org/drawingml/2006/wordprocessingDrawing" xmlns:w10="urn:schemas-microsoft-com:office:word" xmlns:w="http://schemas.openxmlformats.org/wordprocessingml/2006/main" xmlns:w14="http://schemas.microsoft.com/office/word/2010/wordml" xmlns:w15="http://schemas.microsoft.com/office/word/2012/wordml" xmlns:w16cex="http://schemas.microsoft.com/office/word/2018/wordml/cex" xmlns:w16cid="http://schemas.microsoft.com/office/word/2016/wordml/cid" xmlns:w16="http://schemas.microsoft.com/office/word/2018/wordml" xmlns:w16du="http://schemas.microsoft.com/office/word/2023/wordml/word16du" xmlns:w16sdtdh="http://schemas.microsoft.com/office/word/2020/wordml/sdtdatahash" xmlns:w16sdtfl="http://schemas.microsoft.com/office/word/2024/wordml/sdtformatlock" xmlns:w16se="http://schemas.microsoft.com/office/word/2015/wordml/symex" xmlns:wpg="http://schemas.microsoft.com/office/word/2010/wordprocessingGroup" xmlns:wpi="http://schemas.microsoft.com/office/word/2010/wordprocessingInk" xmlns:wne="http://schemas.microsoft.com/office/word/2006/wordml" xmlns:wps="http://schemas.microsoft.com/office/word/2010/wordprocessingShape" mc:Ignorable="w14 w15 w16se w16cid w16 w16cex w16sdtdh w16sdtfl w16du wp14">
   <w:body>
     <w:p>
+      <w:pPr>
+        <w:rPr>
+          <w:b/>
+        </w:rPr>
+      </w:pPr>
       <w:r>
-        <w:t>Samia Khan</w:t>
+        <w:drawing>
+          <wp:anchor distT="0" distB="0" distL="114300" distR="114300" simplePos="0" relativeHeight="251659264" behindDoc="0" locked="0" layoutInCell="1" allowOverlap="1" wp14:anchorId="398B390A" wp14:editId="38A3D397">
+            <wp:simplePos x="0" y="0"/>
+            <wp:positionH relativeFrom="margin">
+              <wp:posOffset>2406650</wp:posOffset>
+            </wp:positionH>
+            <wp:positionV relativeFrom="page">
+              <wp:posOffset>419100</wp:posOffset>
+            </wp:positionV>
+            <wp:extent cx="1270000" cy="1276350"/>
+            <wp:effectExtent l="0" t="0" r="6350" b="0"/>
+            <wp:wrapSquare wrapText="bothSides"/>
+            <wp:docPr id="930967236" name="Picture 2"/>
+            <wp:cNvGraphicFramePr>
+              <a:graphicFrameLocks xmlns:a="http://schemas.openxmlformats.org/drawingml/2006/main" noChangeAspect="1"/>
+            </wp:cNvGraphicFramePr>
+            <a:graphic xmlns:a="http://schemas.openxmlformats.org/drawingml/2006/main">
+              <a:graphicData uri="http://schemas.openxmlformats.org/drawingml/2006/picture">
+                <pic:pic xmlns:pic="http://schemas.openxmlformats.org/drawingml/2006/picture">
+                  <pic:nvPicPr>
+                    <pic:cNvPr id="0" name="Picture 2"/>
+                    <pic:cNvPicPr>
+                      <a:picLocks noChangeAspect="1" noChangeArrowheads="1"/>
+                    </pic:cNvPicPr>
+                  </pic:nvPicPr>
+                  <pic:blipFill>
+                    <a:blip r:embed="rId4" cstate="print">
+                      <a:extLst>
+                        <a:ext uri="{28A0092B-C50C-407E-A947-70E740481C1C}">
+                          <a14:useLocalDpi xmlns:a14="http://schemas.microsoft.com/office/drawing/2010/main" val="0"/>
+                        </a:ext>
+                      </a:extLst>
+                    </a:blip>
+                    <a:srcRect/>
+                    <a:stretch>
+                      <a:fillRect/>
+                    </a:stretch>
+                  </pic:blipFill>
+                  <pic:spPr bwMode="auto">
+                    <a:xfrm>
+                      <a:off x="0" y="0"/>
+                      <a:ext cx="1270000" cy="1276350"/>
+                    </a:xfrm>
+                    <a:prstGeom prst="rect">
+                      <a:avLst/>
+                    </a:prstGeom>
+                    <a:noFill/>
+                  </pic:spPr>
+                </pic:pic>
+              </a:graphicData>
+            </a:graphic>
+            <wp14:sizeRelH relativeFrom="margin">
+              <wp14:pctWidth>0</wp14:pctWidth>
+            </wp14:sizeRelH>
+            <wp14:sizeRelV relativeFrom="margin">
+              <wp14:pctHeight>0</wp14:pctHeight>
+            </wp14:sizeRelV>
+          </wp:anchor>
+        </w:drawing>
       </w:r>
       <w:r>
-        <w:t xml:space="preserve"> tonni</w:t>
+        <w:rPr>
+          <w:b/>
+        </w:rPr>
+        <w:tab/>
+      </w:r>
+      <w:r>
+        <w:rPr>
+          <w:b/>
+        </w:rPr>
+        <w:tab/>
       </w:r>
     </w:p>
+    <w:p>
+      <w:pPr>
+        <w:rPr>
+          <w:b/>
+        </w:rPr>
+      </w:pPr>
+    </w:p>
+    <w:p>
+      <w:r>
+        <w:t xml:space="preserve">               </w:t>
+      </w:r>
+      <w:r>
+        <w:rPr>
+          <w:b/>
+          <w:bCs/>
+        </w:rPr>
+        <w:t>American International University-Bangladesh (AIUB)</w:t>
+      </w:r>
+      <w:r>
+        <w:br/>
+        <w:t xml:space="preserve">                                   Department of Computer Science </w:t>
+      </w:r>
+    </w:p>
+    <w:p>
+      <w:r>
+        <w:t xml:space="preserve">                              Faculty of Science &amp; Technology (FST) </w:t>
+      </w:r>
+    </w:p>
+    <w:p/>
+    <w:p>
+      <w:pPr>
+        <w:rPr>
+          <w:b/>
+        </w:rPr>
+      </w:pPr>
+      <w:r>
+        <w:rPr>
+          <w:b/>
+          <w:bCs/>
+        </w:rPr>
+        <w:t xml:space="preserve">                                    Cafe Management System</w:t>
+      </w:r>
+    </w:p>
+    <w:p>
+      <w:pPr>
+        <w:rPr>
+          <w:b/>
+          <w:bCs/>
+        </w:rPr>
+      </w:pPr>
+      <w:r>
+        <w:t xml:space="preserve">                         </w:t>
+      </w:r>
+      <w:r>
+        <w:rPr>
+          <w:b/>
+          <w:bCs/>
+        </w:rPr>
+        <w:t xml:space="preserve">                             Semester: Fall 25-26</w:t>
+      </w:r>
+    </w:p>
+    <w:p>
+      <w:pPr>
+        <w:rPr>
+          <w:b/>
+          <w:bCs/>
+        </w:rPr>
+      </w:pPr>
+    </w:p>
+    <w:tbl>
+      <w:tblPr>
+        <w:tblStyle w:val="TableGrid"/>
+        <w:tblW w:w="0" w:type="auto"/>
+        <w:tblInd w:w="1665" w:type="dxa"/>
+        <w:tblLook w:val="04A0" w:firstRow="1" w:lastRow="0" w:firstColumn="1" w:lastColumn="0" w:noHBand="0" w:noVBand="1"/>
+      </w:tblPr>
+      <w:tblGrid>
+        <w:gridCol w:w="532"/>
+        <w:gridCol w:w="3378"/>
+        <w:gridCol w:w="3060"/>
+      </w:tblGrid>
+      <w:tr>
+        <w:trPr>
+          <w:trHeight w:val="530"/>
+        </w:trPr>
+        <w:tc>
+          <w:tcPr>
+            <w:tcW w:w="3910" w:type="dxa"/>
+            <w:gridSpan w:val="2"/>
+            <w:tcBorders>
+              <w:top w:val="single" w:sz="4" w:space="0" w:color="auto"/>
+              <w:left w:val="single" w:sz="4" w:space="0" w:color="auto"/>
+              <w:bottom w:val="single" w:sz="4" w:space="0" w:color="auto"/>
+              <w:right w:val="single" w:sz="4" w:space="0" w:color="auto"/>
+            </w:tcBorders>
+            <w:shd w:val="clear" w:color="auto" w:fill="B7D4EF" w:themeFill="text2" w:themeFillTint="33"/>
+            <w:hideMark/>
+          </w:tcPr>
+          <w:p>
+            <w:pPr>
+              <w:spacing w:after="160" w:line="278" w:lineRule="auto"/>
+              <w:rPr>
+                <w:b/>
+                <w:bCs/>
+                <w:i/>
+                <w:iCs/>
+              </w:rPr>
+            </w:pPr>
+            <w:r>
+              <w:rPr>
+                <w:b/>
+                <w:bCs/>
+                <w:i/>
+                <w:iCs/>
+              </w:rPr>
+              <w:t>Group:</w:t>
+            </w:r>
+          </w:p>
+        </w:tc>
+        <w:tc>
+          <w:tcPr>
+            <w:tcW w:w="3060" w:type="dxa"/>
+            <w:tcBorders>
+              <w:top w:val="single" w:sz="4" w:space="0" w:color="auto"/>
+              <w:left w:val="single" w:sz="4" w:space="0" w:color="auto"/>
+              <w:bottom w:val="single" w:sz="4" w:space="0" w:color="auto"/>
+              <w:right w:val="single" w:sz="4" w:space="0" w:color="auto"/>
+            </w:tcBorders>
+            <w:shd w:val="clear" w:color="auto" w:fill="B7D4EF" w:themeFill="text2" w:themeFillTint="33"/>
+            <w:hideMark/>
+          </w:tcPr>
+          <w:p>
+            <w:pPr>
+              <w:spacing w:after="160" w:line="278" w:lineRule="auto"/>
+              <w:rPr>
+                <w:b/>
+                <w:bCs/>
+                <w:i/>
+                <w:iCs/>
+              </w:rPr>
+            </w:pPr>
+            <w:r>
+              <w:rPr>
+                <w:b/>
+                <w:bCs/>
+                <w:i/>
+                <w:iCs/>
+              </w:rPr>
+              <w:t xml:space="preserve">Section: </w:t>
+            </w:r>
+          </w:p>
+        </w:tc>
+      </w:tr>
+      <w:tr>
+        <w:tc>
+          <w:tcPr>
+            <w:tcW w:w="532" w:type="dxa"/>
+            <w:tcBorders>
+              <w:top w:val="single" w:sz="4" w:space="0" w:color="auto"/>
+              <w:left w:val="single" w:sz="4" w:space="0" w:color="auto"/>
+              <w:bottom w:val="single" w:sz="4" w:space="0" w:color="auto"/>
+              <w:right w:val="single" w:sz="4" w:space="0" w:color="auto"/>
+            </w:tcBorders>
+            <w:shd w:val="clear" w:color="auto" w:fill="D9D9D9" w:themeFill="background1" w:themeFillShade="D9"/>
+            <w:hideMark/>
+          </w:tcPr>
+          <w:p>
+            <w:pPr>
+              <w:spacing w:after="160" w:line="278" w:lineRule="auto"/>
+              <w:rPr>
+                <w:b/>
+                <w:bCs/>
+              </w:rPr>
+            </w:pPr>
+            <w:r>
+              <w:rPr>
+                <w:b/>
+                <w:bCs/>
+              </w:rPr>
+              <w:t>SL</w:t>
+            </w:r>
+          </w:p>
+        </w:tc>
+        <w:tc>
+          <w:tcPr>
+            <w:tcW w:w="3378" w:type="dxa"/>
+            <w:tcBorders>
+              <w:top w:val="single" w:sz="4" w:space="0" w:color="auto"/>
+              <w:left w:val="single" w:sz="4" w:space="0" w:color="auto"/>
+              <w:bottom w:val="single" w:sz="4" w:space="0" w:color="auto"/>
+              <w:right w:val="single" w:sz="4" w:space="0" w:color="auto"/>
+            </w:tcBorders>
+            <w:shd w:val="clear" w:color="auto" w:fill="D9D9D9" w:themeFill="background1" w:themeFillShade="D9"/>
+            <w:hideMark/>
+          </w:tcPr>
+          <w:p>
+            <w:pPr>
+              <w:spacing w:after="160" w:line="278" w:lineRule="auto"/>
+              <w:rPr>
+                <w:b/>
+                <w:bCs/>
+              </w:rPr>
+            </w:pPr>
+            <w:r>
+              <w:rPr>
+                <w:b/>
+                <w:bCs/>
+              </w:rPr>
+              <w:t>Student Name</w:t>
+            </w:r>
+          </w:p>
+        </w:tc>
+        <w:tc>
+          <w:tcPr>
+            <w:tcW w:w="3060" w:type="dxa"/>
+            <w:tcBorders>
+              <w:top w:val="single" w:sz="4" w:space="0" w:color="auto"/>
+              <w:left w:val="single" w:sz="4" w:space="0" w:color="auto"/>
+              <w:bottom w:val="single" w:sz="4" w:space="0" w:color="auto"/>
+              <w:right w:val="single" w:sz="4" w:space="0" w:color="auto"/>
+            </w:tcBorders>
+            <w:shd w:val="clear" w:color="auto" w:fill="D9D9D9" w:themeFill="background1" w:themeFillShade="D9"/>
+            <w:hideMark/>
+          </w:tcPr>
+          <w:p>
+            <w:pPr>
+              <w:spacing w:after="160" w:line="278" w:lineRule="auto"/>
+              <w:rPr>
+                <w:b/>
+                <w:bCs/>
+              </w:rPr>
+            </w:pPr>
+            <w:r>
+              <w:rPr>
+                <w:b/>
+                <w:bCs/>
+              </w:rPr>
+              <w:t>Student ID</w:t>
+            </w:r>
+          </w:p>
+        </w:tc>
+      </w:tr>
+      <w:tr>
+        <w:trPr>
+          <w:trHeight w:val="494"/>
+        </w:trPr>
+        <w:tc>
+          <w:tcPr>
+            <w:tcW w:w="532" w:type="dxa"/>
+            <w:tcBorders>
+              <w:top w:val="single" w:sz="4" w:space="0" w:color="auto"/>
+              <w:left w:val="single" w:sz="4" w:space="0" w:color="auto"/>
+              <w:bottom w:val="single" w:sz="4" w:space="0" w:color="auto"/>
+              <w:right w:val="single" w:sz="4" w:space="0" w:color="auto"/>
+            </w:tcBorders>
+            <w:hideMark/>
+          </w:tcPr>
+          <w:p>
+            <w:pPr>
+              <w:spacing w:after="160" w:line="278" w:lineRule="auto"/>
+            </w:pPr>
+            <w:r>
+              <w:t>1</w:t>
+            </w:r>
+          </w:p>
+        </w:tc>
+        <w:tc>
+          <w:tcPr>
+            <w:tcW w:w="3378" w:type="dxa"/>
+            <w:tcBorders>
+              <w:top w:val="single" w:sz="4" w:space="0" w:color="auto"/>
+              <w:left w:val="single" w:sz="4" w:space="0" w:color="auto"/>
+              <w:bottom w:val="single" w:sz="4" w:space="0" w:color="auto"/>
+              <w:right w:val="single" w:sz="4" w:space="0" w:color="auto"/>
+            </w:tcBorders>
+          </w:tcPr>
+          <w:p>
+            <w:pPr>
+              <w:spacing w:after="160" w:line="278" w:lineRule="auto"/>
+            </w:pPr>
+          </w:p>
+        </w:tc>
+        <w:tc>
+          <w:tcPr>
+            <w:tcW w:w="3060" w:type="dxa"/>
+            <w:tcBorders>
+              <w:top w:val="single" w:sz="4" w:space="0" w:color="auto"/>
+              <w:left w:val="single" w:sz="4" w:space="0" w:color="auto"/>
+              <w:bottom w:val="single" w:sz="4" w:space="0" w:color="auto"/>
+              <w:right w:val="single" w:sz="4" w:space="0" w:color="auto"/>
+            </w:tcBorders>
+          </w:tcPr>
+          <w:p>
+            <w:pPr>
+              <w:spacing w:after="160" w:line="278" w:lineRule="auto"/>
+            </w:pPr>
+          </w:p>
+        </w:tc>
+      </w:tr>
+      <w:tr>
+        <w:trPr>
+          <w:trHeight w:val="539"/>
+        </w:trPr>
+        <w:tc>
+          <w:tcPr>
+            <w:tcW w:w="532" w:type="dxa"/>
+            <w:tcBorders>
+              <w:top w:val="single" w:sz="4" w:space="0" w:color="auto"/>
+              <w:left w:val="single" w:sz="4" w:space="0" w:color="auto"/>
+              <w:bottom w:val="single" w:sz="4" w:space="0" w:color="auto"/>
+              <w:right w:val="single" w:sz="4" w:space="0" w:color="auto"/>
+            </w:tcBorders>
+            <w:hideMark/>
+          </w:tcPr>
+          <w:p>
+            <w:pPr>
+              <w:spacing w:after="160" w:line="278" w:lineRule="auto"/>
+            </w:pPr>
+            <w:r>
+              <w:t>2</w:t>
+            </w:r>
+          </w:p>
+        </w:tc>
+        <w:tc>
+          <w:tcPr>
+            <w:tcW w:w="3378" w:type="dxa"/>
+            <w:tcBorders>
+              <w:top w:val="single" w:sz="4" w:space="0" w:color="auto"/>
+              <w:left w:val="single" w:sz="4" w:space="0" w:color="auto"/>
+              <w:bottom w:val="single" w:sz="4" w:space="0" w:color="auto"/>
+              <w:right w:val="single" w:sz="4" w:space="0" w:color="auto"/>
+            </w:tcBorders>
+          </w:tcPr>
+          <w:p>
+            <w:pPr>
+              <w:spacing w:after="160" w:line="278" w:lineRule="auto"/>
+            </w:pPr>
+          </w:p>
+        </w:tc>
+        <w:tc>
+          <w:tcPr>
+            <w:tcW w:w="3060" w:type="dxa"/>
+            <w:tcBorders>
+              <w:top w:val="single" w:sz="4" w:space="0" w:color="auto"/>
+              <w:left w:val="single" w:sz="4" w:space="0" w:color="auto"/>
+              <w:bottom w:val="single" w:sz="4" w:space="0" w:color="auto"/>
+              <w:right w:val="single" w:sz="4" w:space="0" w:color="auto"/>
+            </w:tcBorders>
+          </w:tcPr>
+          <w:p>
+            <w:pPr>
+              <w:spacing w:after="160" w:line="278" w:lineRule="auto"/>
+            </w:pPr>
+          </w:p>
+        </w:tc>
+      </w:tr>
+      <w:tr>
+        <w:trPr>
+          <w:trHeight w:val="530"/>
+        </w:trPr>
+        <w:tc>
+          <w:tcPr>
+            <w:tcW w:w="532" w:type="dxa"/>
+            <w:tcBorders>
+              <w:top w:val="single" w:sz="4" w:space="0" w:color="auto"/>
+              <w:left w:val="single" w:sz="4" w:space="0" w:color="auto"/>
+              <w:bottom w:val="single" w:sz="4" w:space="0" w:color="auto"/>
+              <w:right w:val="single" w:sz="4" w:space="0" w:color="auto"/>
+            </w:tcBorders>
+            <w:hideMark/>
+          </w:tcPr>
+          <w:p>
+            <w:pPr>
+              <w:spacing w:after="160" w:line="278" w:lineRule="auto"/>
+            </w:pPr>
+            <w:r>
+              <w:t>3</w:t>
+            </w:r>
+          </w:p>
+        </w:tc>
+        <w:tc>
+          <w:tcPr>
+            <w:tcW w:w="3378" w:type="dxa"/>
+            <w:tcBorders>
+              <w:top w:val="single" w:sz="4" w:space="0" w:color="auto"/>
+              <w:left w:val="single" w:sz="4" w:space="0" w:color="auto"/>
+              <w:bottom w:val="single" w:sz="4" w:space="0" w:color="auto"/>
+              <w:right w:val="single" w:sz="4" w:space="0" w:color="auto"/>
+            </w:tcBorders>
+          </w:tcPr>
+          <w:p>
+            <w:pPr>
+              <w:spacing w:after="160" w:line="278" w:lineRule="auto"/>
+            </w:pPr>
+          </w:p>
+        </w:tc>
+        <w:tc>
+          <w:tcPr>
+            <w:tcW w:w="3060" w:type="dxa"/>
+            <w:tcBorders>
+              <w:top w:val="single" w:sz="4" w:space="0" w:color="auto"/>
+              <w:left w:val="single" w:sz="4" w:space="0" w:color="auto"/>
+              <w:bottom w:val="single" w:sz="4" w:space="0" w:color="auto"/>
+              <w:right w:val="single" w:sz="4" w:space="0" w:color="auto"/>
+            </w:tcBorders>
+          </w:tcPr>
+          <w:p>
+            <w:pPr>
+              <w:spacing w:after="160" w:line="278" w:lineRule="auto"/>
+            </w:pPr>
+          </w:p>
+        </w:tc>
+      </w:tr>
+      <w:tr>
+        <w:trPr>
+          <w:trHeight w:val="530"/>
+        </w:trPr>
+        <w:tc>
+          <w:tcPr>
+            <w:tcW w:w="532" w:type="dxa"/>
+            <w:tcBorders>
+              <w:top w:val="single" w:sz="4" w:space="0" w:color="auto"/>
+              <w:left w:val="single" w:sz="4" w:space="0" w:color="auto"/>
+              <w:bottom w:val="single" w:sz="4" w:space="0" w:color="auto"/>
+              <w:right w:val="single" w:sz="4" w:space="0" w:color="auto"/>
+            </w:tcBorders>
+            <w:hideMark/>
+          </w:tcPr>
+          <w:p>
+            <w:pPr>
+              <w:spacing w:after="160" w:line="278" w:lineRule="auto"/>
+            </w:pPr>
+            <w:r>
+              <w:t>4</w:t>
+            </w:r>
+          </w:p>
+        </w:tc>
+        <w:tc>
+          <w:tcPr>
+            <w:tcW w:w="3378" w:type="dxa"/>
+            <w:tcBorders>
+              <w:top w:val="single" w:sz="4" w:space="0" w:color="auto"/>
+              <w:left w:val="single" w:sz="4" w:space="0" w:color="auto"/>
+              <w:bottom w:val="single" w:sz="4" w:space="0" w:color="auto"/>
+              <w:right w:val="single" w:sz="4" w:space="0" w:color="auto"/>
+            </w:tcBorders>
+          </w:tcPr>
+          <w:p>
+            <w:pPr>
+              <w:spacing w:after="160" w:line="278" w:lineRule="auto"/>
+            </w:pPr>
+          </w:p>
+        </w:tc>
+        <w:tc>
+          <w:tcPr>
+            <w:tcW w:w="3060" w:type="dxa"/>
+            <w:tcBorders>
+              <w:top w:val="single" w:sz="4" w:space="0" w:color="auto"/>
+              <w:left w:val="single" w:sz="4" w:space="0" w:color="auto"/>
+              <w:bottom w:val="single" w:sz="4" w:space="0" w:color="auto"/>
+              <w:right w:val="single" w:sz="4" w:space="0" w:color="auto"/>
+            </w:tcBorders>
+          </w:tcPr>
+          <w:p>
+            <w:pPr>
+              <w:spacing w:after="160" w:line="278" w:lineRule="auto"/>
+            </w:pPr>
+          </w:p>
+        </w:tc>
+      </w:tr>
+      <w:tr>
+        <w:trPr>
+          <w:trHeight w:val="539"/>
+        </w:trPr>
+        <w:tc>
+          <w:tcPr>
+            <w:tcW w:w="532" w:type="dxa"/>
+            <w:tcBorders>
+              <w:top w:val="single" w:sz="4" w:space="0" w:color="auto"/>
+              <w:left w:val="single" w:sz="4" w:space="0" w:color="auto"/>
+              <w:bottom w:val="single" w:sz="4" w:space="0" w:color="auto"/>
+              <w:right w:val="single" w:sz="4" w:space="0" w:color="auto"/>
+            </w:tcBorders>
+            <w:hideMark/>
+          </w:tcPr>
+          <w:p>
+            <w:pPr>
+              <w:spacing w:after="160" w:line="278" w:lineRule="auto"/>
+            </w:pPr>
+            <w:r>
+              <w:t>5</w:t>
+            </w:r>
+          </w:p>
+        </w:tc>
+        <w:tc>
+          <w:tcPr>
+            <w:tcW w:w="3378" w:type="dxa"/>
+            <w:tcBorders>
+              <w:top w:val="single" w:sz="4" w:space="0" w:color="auto"/>
+              <w:left w:val="single" w:sz="4" w:space="0" w:color="auto"/>
+              <w:bottom w:val="single" w:sz="4" w:space="0" w:color="auto"/>
+              <w:right w:val="single" w:sz="4" w:space="0" w:color="auto"/>
+            </w:tcBorders>
+          </w:tcPr>
+          <w:p>
+            <w:pPr>
+              <w:spacing w:after="160" w:line="278" w:lineRule="auto"/>
+            </w:pPr>
+          </w:p>
+        </w:tc>
+        <w:tc>
+          <w:tcPr>
+            <w:tcW w:w="3060" w:type="dxa"/>
+            <w:tcBorders>
+              <w:top w:val="single" w:sz="4" w:space="0" w:color="auto"/>
+              <w:left w:val="single" w:sz="4" w:space="0" w:color="auto"/>
+              <w:bottom w:val="single" w:sz="4" w:space="0" w:color="auto"/>
+              <w:right w:val="single" w:sz="4" w:space="0" w:color="auto"/>
+            </w:tcBorders>
+          </w:tcPr>
+          <w:p>
+            <w:pPr>
+              <w:spacing w:after="160" w:line="278" w:lineRule="auto"/>
+            </w:pPr>
+          </w:p>
+        </w:tc>
+      </w:tr>
+    </w:tbl>
+    <w:p/>
     <w:sectPr>
       <w:pgSz w:w="12240" w:h="15840"/>
       <w:pgMar w:top="1440" w:right="1440" w:bottom="1440" w:left="1440" w:header="720" w:footer="720" w:gutter="0"/>
@@ -623,7 +1224,6 @@
   <w:style w:type="character" w:default="1" w:styleId="DefaultParagraphFont">
     <w:name w:val="Default Paragraph Font"/>
     <w:uiPriority w:val="1"/>
-    <w:semiHidden/>
     <w:unhideWhenUsed/>
   </w:style>
   <w:style w:type="table" w:default="1" w:styleId="TableNormal">
@@ -936,6 +1536,25 @@
       <w:color w:val="0F4761" w:themeColor="accent1" w:themeShade="BF"/>
       <w:spacing w:val="5"/>
     </w:rPr>
+  </w:style>
+  <w:style w:type="table" w:styleId="TableGrid">
+    <w:name w:val="Table Grid"/>
+    <w:basedOn w:val="TableNormal"/>
+    <w:uiPriority w:val="39"/>
+    <w:rsid w:val="00F03D59"/>
+    <w:pPr>
+      <w:spacing w:after="0" w:line="240" w:lineRule="auto"/>
+    </w:pPr>
+    <w:tblPr>
+      <w:tblBorders>
+        <w:top w:val="single" w:sz="4" w:space="0" w:color="auto"/>
+        <w:left w:val="single" w:sz="4" w:space="0" w:color="auto"/>
+        <w:bottom w:val="single" w:sz="4" w:space="0" w:color="auto"/>
+        <w:right w:val="single" w:sz="4" w:space="0" w:color="auto"/>
+        <w:insideH w:val="single" w:sz="4" w:space="0" w:color="auto"/>
+        <w:insideV w:val="single" w:sz="4" w:space="0" w:color="auto"/>
+      </w:tblBorders>
+    </w:tblPr>
   </w:style>
 </w:styles>
 </file>

--- a/SWE Project.docx
+++ b/SWE Project.docx
@@ -434,9 +434,25 @@
             <w:pPr>
               <w:spacing w:after="160" w:line="278" w:lineRule="auto"/>
             </w:pPr>
-            <w:r>
-              <w:t>Junayed islam</w:t>
-            </w:r>
+            <w:proofErr w:type="spellStart"/>
+            <w:proofErr w:type="gramStart"/>
+            <w:r>
+              <w:t>Junayed</w:t>
+            </w:r>
+            <w:proofErr w:type="spellEnd"/>
+            <w:r>
+              <w:t xml:space="preserve"> </w:t>
+            </w:r>
+            <w:r>
+              <w:t xml:space="preserve"> </w:t>
+            </w:r>
+            <w:r>
+              <w:t>I</w:t>
+            </w:r>
+            <w:r>
+              <w:t>slam</w:t>
+            </w:r>
+            <w:proofErr w:type="gramEnd"/>
           </w:p>
         </w:tc>
         <w:tc>
@@ -1304,6 +1320,7 @@
   <w:style w:type="character" w:default="1" w:styleId="DefaultParagraphFont">
     <w:name w:val="Default Paragraph Font"/>
     <w:uiPriority w:val="1"/>
+    <w:semiHidden/>
     <w:unhideWhenUsed/>
   </w:style>
   <w:style w:type="table" w:default="1" w:styleId="TableNormal">

--- a/SWE Project.docx
+++ b/SWE Project.docx
@@ -24,7 +24,7 @@
                     <pic:cNvPicPr/>
                   </pic:nvPicPr>
                   <pic:blipFill>
-                    <a:blip r:embed="rId4" cstate="print"/>
+                    <a:blip r:embed="rId5" cstate="print"/>
                     <a:stretch>
                       <a:fillRect/>
                     </a:stretch>
@@ -697,12 +697,1007 @@
       </w:pPr>
     </w:p>
     <w:p>
+      <w:pPr>
+        <w:rPr>
+          <w:b/>
+          <w:bCs/>
+        </w:rPr>
+      </w:pPr>
+    </w:p>
+    <w:p>
       <w:r>
+        <w:lastRenderedPageBreak/>
         <w:t xml:space="preserve"> </w:t>
       </w:r>
       <w:r>
-        <w:t xml:space="preserve">                                               </w:t>
+        <w:t xml:space="preserve">       </w:t>
       </w:r>
+    </w:p>
+    <w:sdt>
+      <w:sdtPr>
+        <w:rPr>
+          <w:rFonts w:asciiTheme="minorHAnsi" w:eastAsiaTheme="minorHAnsi" w:hAnsiTheme="minorHAnsi" w:cstheme="minorBidi"/>
+          <w:color w:val="auto"/>
+          <w:sz w:val="24"/>
+          <w:szCs w:val="24"/>
+        </w:rPr>
+        <w:id w:val="-1934736573"/>
+        <w:docPartObj>
+          <w:docPartGallery w:val="Table of Contents"/>
+          <w:docPartUnique/>
+        </w:docPartObj>
+      </w:sdtPr>
+      <w:sdtContent>
+        <w:sdt>
+          <w:sdtPr>
+            <w:rPr>
+              <w:rFonts w:ascii="Cambria" w:eastAsia="Times New Roman" w:hAnsi="Cambria" w:cs="Times New Roman"/>
+              <w:color w:val="auto"/>
+              <w:sz w:val="24"/>
+              <w:szCs w:val="24"/>
+              <w:lang w:eastAsia="en-GB" w:bidi="bn-IN"/>
+            </w:rPr>
+            <w:id w:val="-1950310810"/>
+            <w:docPartObj>
+              <w:docPartGallery w:val="Table of Contents"/>
+              <w:docPartUnique/>
+            </w:docPartObj>
+          </w:sdtPr>
+          <w:sdtContent>
+            <w:p>
+              <w:pPr>
+                <w:pStyle w:val="TOCHeading"/>
+                <w:jc w:val="center"/>
+                <w:rPr>
+                  <w:rStyle w:val="Heading1Char"/>
+                  <w:rFonts w:ascii="Times New Roman" w:hAnsi="Times New Roman"/>
+                  <w:color w:val="000000" w:themeColor="text1"/>
+                  <w:sz w:val="32"/>
+                  <w:szCs w:val="32"/>
+                  <w:u w:val="single"/>
+                </w:rPr>
+              </w:pPr>
+              <w:r>
+                <w:rPr>
+                  <w:rStyle w:val="Heading1Char"/>
+                  <w:rFonts w:ascii="Times New Roman" w:hAnsi="Times New Roman"/>
+                  <w:color w:val="000000" w:themeColor="text1"/>
+                  <w:sz w:val="32"/>
+                  <w:szCs w:val="32"/>
+                  <w:u w:val="single"/>
+                </w:rPr>
+                <w:t>Table of Contents</w:t>
+              </w:r>
+            </w:p>
+            <w:p>
+              <w:pPr>
+                <w:rPr>
+                  <w:rFonts w:ascii="Cambria" w:eastAsiaTheme="minorEastAsia" w:hAnsi="Cambria"/>
+                  <w:kern w:val="0"/>
+                  <w:sz w:val="22"/>
+                  <w:szCs w:val="22"/>
+                </w:rPr>
+              </w:pPr>
+            </w:p>
+            <w:p>
+              <w:pPr>
+                <w:pStyle w:val="TOC1"/>
+                <w:tabs>
+                  <w:tab w:val="left" w:pos="480"/>
+                  <w:tab w:val="right" w:leader="dot" w:pos="9016"/>
+                </w:tabs>
+                <w:rPr>
+                  <w:rFonts w:ascii="Times New Roman" w:hAnsi="Times New Roman"/>
+                  <w:sz w:val="22"/>
+                  <w:szCs w:val="22"/>
+                  <w:lang w:eastAsia="en-GB"/>
+                </w:rPr>
+              </w:pPr>
+              <w:r>
+                <w:rPr>
+                  <w:rFonts w:ascii="Cambria" w:hAnsi="Cambria"/>
+                </w:rPr>
+                <w:fldChar w:fldCharType="begin"/>
+              </w:r>
+              <w:r>
+                <w:rPr>
+                  <w:rFonts w:ascii="Cambria" w:hAnsi="Cambria"/>
+                </w:rPr>
+                <w:instrText xml:space="preserve"> TOC \o "1-3" \h \z \u </w:instrText>
+              </w:r>
+              <w:r>
+                <w:rPr>
+                  <w:rFonts w:ascii="Cambria" w:hAnsi="Cambria"/>
+                </w:rPr>
+                <w:fldChar w:fldCharType="separate"/>
+              </w:r>
+              <w:hyperlink r:id="rId6" w:anchor="_Toc214214201" w:history="1">
+                <w:r>
+                  <w:rPr>
+                    <w:rStyle w:val="Hyperlink"/>
+                    <w:noProof/>
+                    <w:sz w:val="22"/>
+                    <w:szCs w:val="22"/>
+                  </w:rPr>
+                  <w:t>1.</w:t>
+                </w:r>
+                <w:r>
+                  <w:rPr>
+                    <w:rStyle w:val="Hyperlink"/>
+                    <w:rFonts w:eastAsiaTheme="minorEastAsia"/>
+                    <w:noProof/>
+                    <w:color w:val="auto"/>
+                    <w:sz w:val="22"/>
+                    <w:szCs w:val="22"/>
+                  </w:rPr>
+                  <w:tab/>
+                </w:r>
+                <w:r>
+                  <w:rPr>
+                    <w:rStyle w:val="Hyperlink"/>
+                    <w:noProof/>
+                    <w:sz w:val="22"/>
+                    <w:szCs w:val="22"/>
+                  </w:rPr>
+                  <w:t>Project Proposal</w:t>
+                </w:r>
+                <w:r>
+                  <w:rPr>
+                    <w:rStyle w:val="Hyperlink"/>
+                    <w:noProof/>
+                    <w:webHidden/>
+                    <w:color w:val="auto"/>
+                    <w:sz w:val="22"/>
+                    <w:szCs w:val="22"/>
+                  </w:rPr>
+                  <w:tab/>
+                  <w:t>xx</w:t>
+                </w:r>
+              </w:hyperlink>
+            </w:p>
+            <w:p>
+              <w:pPr>
+                <w:pStyle w:val="TOC2"/>
+                <w:tabs>
+                  <w:tab w:val="left" w:pos="960"/>
+                  <w:tab w:val="right" w:leader="dot" w:pos="9016"/>
+                </w:tabs>
+                <w:rPr>
+                  <w:rFonts w:eastAsiaTheme="minorEastAsia"/>
+                  <w:noProof/>
+                  <w:sz w:val="22"/>
+                  <w:szCs w:val="22"/>
+                </w:rPr>
+              </w:pPr>
+              <w:hyperlink r:id="rId7" w:anchor="_Toc214214203" w:history="1">
+                <w:r>
+                  <w:rPr>
+                    <w:rStyle w:val="Hyperlink"/>
+                    <w:noProof/>
+                    <w:sz w:val="22"/>
+                    <w:szCs w:val="22"/>
+                  </w:rPr>
+                  <w:t>1.1</w:t>
+                </w:r>
+                <w:r>
+                  <w:rPr>
+                    <w:rStyle w:val="Hyperlink"/>
+                    <w:rFonts w:eastAsiaTheme="minorEastAsia"/>
+                    <w:noProof/>
+                    <w:color w:val="auto"/>
+                    <w:sz w:val="22"/>
+                    <w:szCs w:val="22"/>
+                  </w:rPr>
+                  <w:tab/>
+                </w:r>
+                <w:r>
+                  <w:rPr>
+                    <w:rStyle w:val="Hyperlink"/>
+                    <w:noProof/>
+                    <w:sz w:val="22"/>
+                    <w:szCs w:val="22"/>
+                  </w:rPr>
+                  <w:t>Background to the Problem</w:t>
+                </w:r>
+                <w:r>
+                  <w:rPr>
+                    <w:rStyle w:val="Hyperlink"/>
+                    <w:noProof/>
+                    <w:webHidden/>
+                    <w:color w:val="auto"/>
+                    <w:sz w:val="22"/>
+                    <w:szCs w:val="22"/>
+                  </w:rPr>
+                  <w:tab/>
+                </w:r>
+              </w:hyperlink>
+              <w:r>
+                <w:rPr>
+                  <w:sz w:val="22"/>
+                  <w:szCs w:val="22"/>
+                </w:rPr>
+                <w:t>xx</w:t>
+              </w:r>
+            </w:p>
+            <w:p>
+              <w:pPr>
+                <w:pStyle w:val="TOC2"/>
+                <w:tabs>
+                  <w:tab w:val="left" w:pos="960"/>
+                  <w:tab w:val="right" w:leader="dot" w:pos="9016"/>
+                </w:tabs>
+                <w:rPr>
+                  <w:rFonts w:eastAsiaTheme="minorEastAsia"/>
+                  <w:noProof/>
+                  <w:sz w:val="22"/>
+                  <w:szCs w:val="22"/>
+                </w:rPr>
+              </w:pPr>
+              <w:hyperlink r:id="rId8" w:anchor="_Toc214214204" w:history="1">
+                <w:r>
+                  <w:rPr>
+                    <w:rStyle w:val="Hyperlink"/>
+                    <w:noProof/>
+                    <w:sz w:val="22"/>
+                    <w:szCs w:val="22"/>
+                  </w:rPr>
+                  <w:t>1.2</w:t>
+                </w:r>
+                <w:r>
+                  <w:rPr>
+                    <w:rStyle w:val="Hyperlink"/>
+                    <w:rFonts w:eastAsiaTheme="minorEastAsia"/>
+                    <w:noProof/>
+                    <w:color w:val="auto"/>
+                    <w:sz w:val="22"/>
+                    <w:szCs w:val="22"/>
+                  </w:rPr>
+                  <w:tab/>
+                </w:r>
+                <w:r>
+                  <w:rPr>
+                    <w:rStyle w:val="Hyperlink"/>
+                    <w:noProof/>
+                    <w:sz w:val="22"/>
+                    <w:szCs w:val="22"/>
+                  </w:rPr>
+                  <w:t>Selection of Process Model</w:t>
+                </w:r>
+                <w:r>
+                  <w:rPr>
+                    <w:rStyle w:val="Hyperlink"/>
+                    <w:noProof/>
+                    <w:webHidden/>
+                    <w:color w:val="auto"/>
+                    <w:sz w:val="22"/>
+                    <w:szCs w:val="22"/>
+                  </w:rPr>
+                  <w:tab/>
+                  <w:t>xx</w:t>
+                </w:r>
+              </w:hyperlink>
+            </w:p>
+            <w:p>
+              <w:pPr>
+                <w:pStyle w:val="TOC1"/>
+                <w:tabs>
+                  <w:tab w:val="left" w:pos="480"/>
+                  <w:tab w:val="right" w:leader="dot" w:pos="9016"/>
+                </w:tabs>
+                <w:rPr>
+                  <w:rFonts w:eastAsiaTheme="minorEastAsia"/>
+                  <w:noProof/>
+                  <w:sz w:val="22"/>
+                  <w:szCs w:val="22"/>
+                </w:rPr>
+              </w:pPr>
+              <w:hyperlink r:id="rId9" w:anchor="_Toc214214202" w:history="1">
+                <w:r>
+                  <w:rPr>
+                    <w:rStyle w:val="Hyperlink"/>
+                    <w:noProof/>
+                    <w:sz w:val="22"/>
+                    <w:szCs w:val="22"/>
+                  </w:rPr>
+                  <w:t>2.</w:t>
+                </w:r>
+                <w:r>
+                  <w:rPr>
+                    <w:rStyle w:val="Hyperlink"/>
+                    <w:rFonts w:eastAsiaTheme="minorEastAsia"/>
+                    <w:noProof/>
+                    <w:color w:val="auto"/>
+                    <w:sz w:val="22"/>
+                    <w:szCs w:val="22"/>
+                  </w:rPr>
+                  <w:tab/>
+                </w:r>
+                <w:r>
+                  <w:rPr>
+                    <w:rStyle w:val="Hyperlink"/>
+                    <w:noProof/>
+                    <w:sz w:val="22"/>
+                    <w:szCs w:val="22"/>
+                  </w:rPr>
+                  <w:t xml:space="preserve">Software Requirements Specification (SRS) / PRD </w:t>
+                </w:r>
+                <w:r>
+                  <w:rPr>
+                    <w:rStyle w:val="Hyperlink"/>
+                    <w:noProof/>
+                    <w:webHidden/>
+                    <w:color w:val="auto"/>
+                    <w:sz w:val="22"/>
+                    <w:szCs w:val="22"/>
+                  </w:rPr>
+                  <w:tab/>
+                  <w:t>xx</w:t>
+                </w:r>
+              </w:hyperlink>
+            </w:p>
+            <w:p>
+              <w:pPr>
+                <w:pStyle w:val="TOC2"/>
+                <w:tabs>
+                  <w:tab w:val="left" w:pos="960"/>
+                  <w:tab w:val="right" w:leader="dot" w:pos="9016"/>
+                </w:tabs>
+                <w:rPr>
+                  <w:rFonts w:eastAsiaTheme="minorEastAsia"/>
+                  <w:noProof/>
+                  <w:sz w:val="22"/>
+                  <w:szCs w:val="22"/>
+                </w:rPr>
+              </w:pPr>
+              <w:hyperlink r:id="rId10" w:anchor="_Toc214214203" w:history="1">
+                <w:r>
+                  <w:rPr>
+                    <w:rStyle w:val="Hyperlink"/>
+                    <w:noProof/>
+                    <w:sz w:val="22"/>
+                    <w:szCs w:val="22"/>
+                  </w:rPr>
+                  <w:t>2.1</w:t>
+                </w:r>
+                <w:r>
+                  <w:rPr>
+                    <w:rStyle w:val="Hyperlink"/>
+                    <w:rFonts w:eastAsiaTheme="minorEastAsia"/>
+                    <w:noProof/>
+                    <w:color w:val="auto"/>
+                    <w:sz w:val="22"/>
+                    <w:szCs w:val="22"/>
+                  </w:rPr>
+                  <w:tab/>
+                </w:r>
+                <w:r>
+                  <w:rPr>
+                    <w:rStyle w:val="Hyperlink"/>
+                    <w:noProof/>
+                    <w:sz w:val="22"/>
+                    <w:szCs w:val="22"/>
+                  </w:rPr>
+                  <w:t>Scopes and Features</w:t>
+                </w:r>
+                <w:r>
+                  <w:rPr>
+                    <w:rStyle w:val="Hyperlink"/>
+                    <w:noProof/>
+                    <w:webHidden/>
+                    <w:color w:val="auto"/>
+                    <w:sz w:val="22"/>
+                    <w:szCs w:val="22"/>
+                  </w:rPr>
+                  <w:tab/>
+                  <w:t>xx</w:t>
+                </w:r>
+              </w:hyperlink>
+            </w:p>
+            <w:p>
+              <w:pPr>
+                <w:pStyle w:val="TOC2"/>
+                <w:tabs>
+                  <w:tab w:val="left" w:pos="960"/>
+                  <w:tab w:val="right" w:leader="dot" w:pos="9016"/>
+                </w:tabs>
+                <w:rPr>
+                  <w:rFonts w:eastAsiaTheme="minorEastAsia"/>
+                  <w:noProof/>
+                  <w:sz w:val="22"/>
+                  <w:szCs w:val="22"/>
+                </w:rPr>
+              </w:pPr>
+              <w:hyperlink r:id="rId11" w:anchor="_Toc214214204" w:history="1">
+                <w:r>
+                  <w:rPr>
+                    <w:rStyle w:val="Hyperlink"/>
+                    <w:noProof/>
+                    <w:sz w:val="22"/>
+                    <w:szCs w:val="22"/>
+                  </w:rPr>
+                  <w:t>2.2</w:t>
+                </w:r>
+                <w:r>
+                  <w:rPr>
+                    <w:rStyle w:val="Hyperlink"/>
+                    <w:rFonts w:eastAsiaTheme="minorEastAsia"/>
+                    <w:noProof/>
+                    <w:color w:val="auto"/>
+                    <w:sz w:val="22"/>
+                    <w:szCs w:val="22"/>
+                  </w:rPr>
+                  <w:tab/>
+                  <w:t>User Story Table</w:t>
+                </w:r>
+                <w:r>
+                  <w:rPr>
+                    <w:rStyle w:val="Hyperlink"/>
+                    <w:noProof/>
+                    <w:webHidden/>
+                    <w:color w:val="auto"/>
+                    <w:sz w:val="22"/>
+                    <w:szCs w:val="22"/>
+                  </w:rPr>
+                  <w:tab/>
+                  <w:t>xx</w:t>
+                </w:r>
+              </w:hyperlink>
+            </w:p>
+            <w:p>
+              <w:pPr>
+                <w:pStyle w:val="TOC2"/>
+                <w:tabs>
+                  <w:tab w:val="left" w:pos="960"/>
+                  <w:tab w:val="right" w:leader="dot" w:pos="9016"/>
+                </w:tabs>
+                <w:rPr>
+                  <w:rFonts w:eastAsiaTheme="minorEastAsia"/>
+                  <w:noProof/>
+                  <w:sz w:val="22"/>
+                  <w:szCs w:val="22"/>
+                </w:rPr>
+              </w:pPr>
+              <w:hyperlink r:id="rId12" w:anchor="_Toc214214205" w:history="1">
+                <w:r>
+                  <w:rPr>
+                    <w:rStyle w:val="Hyperlink"/>
+                    <w:noProof/>
+                    <w:sz w:val="22"/>
+                    <w:szCs w:val="22"/>
+                  </w:rPr>
+                  <w:t>2.3</w:t>
+                </w:r>
+                <w:r>
+                  <w:rPr>
+                    <w:rStyle w:val="Hyperlink"/>
+                    <w:rFonts w:eastAsiaTheme="minorEastAsia"/>
+                    <w:noProof/>
+                    <w:color w:val="auto"/>
+                    <w:sz w:val="22"/>
+                    <w:szCs w:val="22"/>
+                  </w:rPr>
+                  <w:tab/>
+                  <w:t>Requirements Traceability Matrix</w:t>
+                </w:r>
+                <w:r>
+                  <w:rPr>
+                    <w:rStyle w:val="Hyperlink"/>
+                    <w:noProof/>
+                    <w:webHidden/>
+                    <w:color w:val="auto"/>
+                    <w:sz w:val="22"/>
+                    <w:szCs w:val="22"/>
+                  </w:rPr>
+                  <w:tab/>
+                  <w:t>xx</w:t>
+                </w:r>
+              </w:hyperlink>
+            </w:p>
+            <w:p>
+              <w:pPr>
+                <w:pStyle w:val="TOC2"/>
+                <w:tabs>
+                  <w:tab w:val="left" w:pos="960"/>
+                  <w:tab w:val="right" w:leader="dot" w:pos="9016"/>
+                </w:tabs>
+                <w:rPr>
+                  <w:rFonts w:eastAsiaTheme="minorEastAsia"/>
+                  <w:noProof/>
+                  <w:sz w:val="22"/>
+                  <w:szCs w:val="22"/>
+                </w:rPr>
+              </w:pPr>
+              <w:hyperlink r:id="rId13" w:anchor="_Toc214214212" w:history="1">
+                <w:r>
+                  <w:rPr>
+                    <w:rStyle w:val="Hyperlink"/>
+                    <w:noProof/>
+                    <w:sz w:val="22"/>
+                    <w:szCs w:val="22"/>
+                  </w:rPr>
+                  <w:t xml:space="preserve">       2.3.1 </w:t>
+                </w:r>
+                <w:r>
+                  <w:rPr>
+                    <w:rStyle w:val="Hyperlink"/>
+                    <w:rFonts w:eastAsiaTheme="minorEastAsia"/>
+                    <w:noProof/>
+                    <w:color w:val="auto"/>
+                    <w:sz w:val="22"/>
+                    <w:szCs w:val="22"/>
+                  </w:rPr>
+                  <w:t xml:space="preserve"> </w:t>
+                </w:r>
+                <w:r>
+                  <w:rPr>
+                    <w:rStyle w:val="Hyperlink"/>
+                    <w:noProof/>
+                    <w:sz w:val="22"/>
+                    <w:szCs w:val="22"/>
+                  </w:rPr>
+                  <w:t>Functional Requirements</w:t>
+                </w:r>
+                <w:r>
+                  <w:rPr>
+                    <w:rStyle w:val="Hyperlink"/>
+                    <w:noProof/>
+                    <w:webHidden/>
+                    <w:color w:val="auto"/>
+                    <w:sz w:val="22"/>
+                    <w:szCs w:val="22"/>
+                  </w:rPr>
+                  <w:tab/>
+                  <w:t>xx</w:t>
+                </w:r>
+              </w:hyperlink>
+            </w:p>
+            <w:p>
+              <w:pPr>
+                <w:pStyle w:val="TOC2"/>
+                <w:tabs>
+                  <w:tab w:val="left" w:pos="960"/>
+                  <w:tab w:val="right" w:leader="dot" w:pos="9016"/>
+                </w:tabs>
+                <w:rPr>
+                  <w:rFonts w:eastAsia="Times New Roman"/>
+                  <w:kern w:val="0"/>
+                  <w:sz w:val="22"/>
+                  <w:szCs w:val="22"/>
+                  <w:lang w:eastAsia="en-GB" w:bidi="bn-IN"/>
+                  <w14:ligatures w14:val="none"/>
+                </w:rPr>
+              </w:pPr>
+              <w:r>
+                <w:rPr>
+                  <w:sz w:val="22"/>
+                  <w:szCs w:val="22"/>
+                </w:rPr>
+                <w:t xml:space="preserve">       </w:t>
+              </w:r>
+              <w:hyperlink r:id="rId14" w:anchor="_Toc214214216" w:history="1">
+                <w:r>
+                  <w:rPr>
+                    <w:rStyle w:val="Hyperlink"/>
+                    <w:noProof/>
+                    <w:sz w:val="22"/>
+                    <w:szCs w:val="22"/>
+                  </w:rPr>
+                  <w:t>2.3.2 Non-Functional Requirements</w:t>
+                </w:r>
+                <w:r>
+                  <w:rPr>
+                    <w:rStyle w:val="Hyperlink"/>
+                    <w:noProof/>
+                    <w:webHidden/>
+                    <w:color w:val="auto"/>
+                    <w:sz w:val="22"/>
+                    <w:szCs w:val="22"/>
+                  </w:rPr>
+                  <w:tab/>
+                  <w:t>xx</w:t>
+                </w:r>
+              </w:hyperlink>
+            </w:p>
+            <w:p>
+              <w:pPr>
+                <w:pStyle w:val="TOC1"/>
+                <w:tabs>
+                  <w:tab w:val="left" w:pos="480"/>
+                  <w:tab w:val="right" w:leader="dot" w:pos="9016"/>
+                </w:tabs>
+                <w:rPr>
+                  <w:sz w:val="22"/>
+                  <w:szCs w:val="22"/>
+                </w:rPr>
+              </w:pPr>
+              <w:hyperlink r:id="rId15" w:anchor="_Toc214214202" w:history="1">
+                <w:r>
+                  <w:rPr>
+                    <w:rStyle w:val="Hyperlink"/>
+                    <w:noProof/>
+                    <w:sz w:val="22"/>
+                    <w:szCs w:val="22"/>
+                  </w:rPr>
+                  <w:t>3.</w:t>
+                </w:r>
+                <w:r>
+                  <w:rPr>
+                    <w:rStyle w:val="Hyperlink"/>
+                    <w:rFonts w:eastAsiaTheme="minorEastAsia"/>
+                    <w:noProof/>
+                    <w:color w:val="auto"/>
+                    <w:sz w:val="22"/>
+                    <w:szCs w:val="22"/>
+                  </w:rPr>
+                  <w:tab/>
+                </w:r>
+                <w:r>
+                  <w:rPr>
+                    <w:rStyle w:val="Hyperlink"/>
+                    <w:noProof/>
+                    <w:sz w:val="22"/>
+                    <w:szCs w:val="22"/>
+                  </w:rPr>
+                  <w:t xml:space="preserve">Software Design </w:t>
+                </w:r>
+                <w:r>
+                  <w:rPr>
+                    <w:rStyle w:val="Hyperlink"/>
+                    <w:noProof/>
+                    <w:webHidden/>
+                    <w:color w:val="auto"/>
+                    <w:sz w:val="22"/>
+                    <w:szCs w:val="22"/>
+                  </w:rPr>
+                  <w:tab/>
+                  <w:t>xx</w:t>
+                </w:r>
+              </w:hyperlink>
+            </w:p>
+            <w:p>
+              <w:pPr>
+                <w:pStyle w:val="TOC2"/>
+                <w:tabs>
+                  <w:tab w:val="left" w:pos="960"/>
+                  <w:tab w:val="right" w:leader="dot" w:pos="9016"/>
+                </w:tabs>
+                <w:rPr>
+                  <w:sz w:val="22"/>
+                  <w:szCs w:val="22"/>
+                </w:rPr>
+              </w:pPr>
+              <w:hyperlink r:id="rId16" w:anchor="_Toc214214203" w:history="1">
+                <w:r>
+                  <w:rPr>
+                    <w:rStyle w:val="Hyperlink"/>
+                    <w:noProof/>
+                    <w:sz w:val="22"/>
+                    <w:szCs w:val="22"/>
+                  </w:rPr>
+                  <w:t>3.1</w:t>
+                </w:r>
+                <w:r>
+                  <w:rPr>
+                    <w:rStyle w:val="Hyperlink"/>
+                    <w:rFonts w:eastAsiaTheme="minorEastAsia"/>
+                    <w:noProof/>
+                    <w:color w:val="auto"/>
+                    <w:sz w:val="22"/>
+                    <w:szCs w:val="22"/>
+                  </w:rPr>
+                  <w:tab/>
+                </w:r>
+                <w:r>
+                  <w:rPr>
+                    <w:rStyle w:val="Hyperlink"/>
+                    <w:noProof/>
+                    <w:sz w:val="22"/>
+                    <w:szCs w:val="22"/>
+                  </w:rPr>
+                  <w:t>System Deisgn</w:t>
+                </w:r>
+                <w:r>
+                  <w:rPr>
+                    <w:rStyle w:val="Hyperlink"/>
+                    <w:noProof/>
+                    <w:webHidden/>
+                    <w:color w:val="auto"/>
+                    <w:sz w:val="22"/>
+                    <w:szCs w:val="22"/>
+                  </w:rPr>
+                  <w:tab/>
+                  <w:t>xx</w:t>
+                </w:r>
+              </w:hyperlink>
+            </w:p>
+            <w:p>
+              <w:pPr>
+                <w:pStyle w:val="TOC2"/>
+                <w:tabs>
+                  <w:tab w:val="left" w:pos="960"/>
+                  <w:tab w:val="right" w:leader="dot" w:pos="9016"/>
+                </w:tabs>
+                <w:rPr>
+                  <w:sz w:val="22"/>
+                  <w:szCs w:val="22"/>
+                </w:rPr>
+              </w:pPr>
+              <w:hyperlink r:id="rId17" w:anchor="_Toc214214203" w:history="1">
+                <w:r>
+                  <w:rPr>
+                    <w:rStyle w:val="Hyperlink"/>
+                    <w:noProof/>
+                    <w:sz w:val="22"/>
+                    <w:szCs w:val="22"/>
+                  </w:rPr>
+                  <w:t>3.2</w:t>
+                </w:r>
+                <w:r>
+                  <w:rPr>
+                    <w:rStyle w:val="Hyperlink"/>
+                    <w:rFonts w:eastAsiaTheme="minorEastAsia"/>
+                    <w:noProof/>
+                    <w:color w:val="auto"/>
+                    <w:sz w:val="22"/>
+                    <w:szCs w:val="22"/>
+                  </w:rPr>
+                  <w:tab/>
+                </w:r>
+                <w:r>
+                  <w:rPr>
+                    <w:rStyle w:val="Hyperlink"/>
+                    <w:noProof/>
+                    <w:sz w:val="22"/>
+                    <w:szCs w:val="22"/>
+                  </w:rPr>
+                  <w:t>UI Deisgn using Figma</w:t>
+                </w:r>
+                <w:r>
+                  <w:rPr>
+                    <w:rStyle w:val="Hyperlink"/>
+                    <w:noProof/>
+                    <w:webHidden/>
+                    <w:color w:val="auto"/>
+                    <w:sz w:val="22"/>
+                    <w:szCs w:val="22"/>
+                  </w:rPr>
+                  <w:tab/>
+                  <w:t>xx</w:t>
+                </w:r>
+              </w:hyperlink>
+            </w:p>
+            <w:p>
+              <w:pPr>
+                <w:pStyle w:val="TOC1"/>
+                <w:tabs>
+                  <w:tab w:val="left" w:pos="480"/>
+                  <w:tab w:val="right" w:leader="dot" w:pos="9016"/>
+                </w:tabs>
+                <w:rPr>
+                  <w:sz w:val="22"/>
+                  <w:szCs w:val="22"/>
+                </w:rPr>
+              </w:pPr>
+              <w:hyperlink r:id="rId18" w:anchor="_Toc214214202" w:history="1">
+                <w:r>
+                  <w:rPr>
+                    <w:rStyle w:val="Hyperlink"/>
+                    <w:noProof/>
+                    <w:sz w:val="22"/>
+                    <w:szCs w:val="22"/>
+                  </w:rPr>
+                  <w:t>4.</w:t>
+                </w:r>
+                <w:r>
+                  <w:rPr>
+                    <w:rStyle w:val="Hyperlink"/>
+                    <w:rFonts w:eastAsiaTheme="minorEastAsia"/>
+                    <w:noProof/>
+                    <w:color w:val="auto"/>
+                    <w:sz w:val="22"/>
+                    <w:szCs w:val="22"/>
+                  </w:rPr>
+                  <w:tab/>
+                </w:r>
+                <w:r>
+                  <w:rPr>
+                    <w:rStyle w:val="Hyperlink"/>
+                    <w:noProof/>
+                    <w:sz w:val="22"/>
+                    <w:szCs w:val="22"/>
+                  </w:rPr>
+                  <w:t xml:space="preserve">Git Workflow </w:t>
+                </w:r>
+                <w:r>
+                  <w:rPr>
+                    <w:rStyle w:val="Hyperlink"/>
+                    <w:noProof/>
+                    <w:webHidden/>
+                    <w:color w:val="auto"/>
+                    <w:sz w:val="22"/>
+                    <w:szCs w:val="22"/>
+                  </w:rPr>
+                  <w:tab/>
+                  <w:t>xx</w:t>
+                </w:r>
+              </w:hyperlink>
+            </w:p>
+            <w:p>
+              <w:pPr>
+                <w:pStyle w:val="TOC1"/>
+                <w:tabs>
+                  <w:tab w:val="left" w:pos="480"/>
+                  <w:tab w:val="right" w:leader="dot" w:pos="9016"/>
+                </w:tabs>
+                <w:rPr>
+                  <w:sz w:val="22"/>
+                  <w:szCs w:val="22"/>
+                </w:rPr>
+              </w:pPr>
+              <w:hyperlink r:id="rId19" w:anchor="_Toc214214202" w:history="1">
+                <w:r>
+                  <w:rPr>
+                    <w:rStyle w:val="Hyperlink"/>
+                    <w:noProof/>
+                    <w:sz w:val="22"/>
+                    <w:szCs w:val="22"/>
+                  </w:rPr>
+                  <w:t>5.</w:t>
+                </w:r>
+                <w:r>
+                  <w:rPr>
+                    <w:rStyle w:val="Hyperlink"/>
+                    <w:rFonts w:eastAsiaTheme="minorEastAsia"/>
+                    <w:noProof/>
+                    <w:color w:val="auto"/>
+                    <w:sz w:val="22"/>
+                    <w:szCs w:val="22"/>
+                  </w:rPr>
+                  <w:tab/>
+                </w:r>
+                <w:r>
+                  <w:rPr>
+                    <w:rStyle w:val="Hyperlink"/>
+                    <w:noProof/>
+                    <w:sz w:val="22"/>
+                    <w:szCs w:val="22"/>
+                  </w:rPr>
+                  <w:t xml:space="preserve">Software Testing </w:t>
+                </w:r>
+                <w:r>
+                  <w:rPr>
+                    <w:rStyle w:val="Hyperlink"/>
+                    <w:noProof/>
+                    <w:webHidden/>
+                    <w:color w:val="auto"/>
+                    <w:sz w:val="22"/>
+                    <w:szCs w:val="22"/>
+                  </w:rPr>
+                  <w:tab/>
+                  <w:t>xx</w:t>
+                </w:r>
+              </w:hyperlink>
+            </w:p>
+            <w:p>
+              <w:pPr>
+                <w:pStyle w:val="TOC1"/>
+                <w:tabs>
+                  <w:tab w:val="left" w:pos="480"/>
+                  <w:tab w:val="right" w:leader="dot" w:pos="9016"/>
+                </w:tabs>
+                <w:rPr>
+                  <w:sz w:val="22"/>
+                  <w:szCs w:val="22"/>
+                </w:rPr>
+              </w:pPr>
+              <w:hyperlink r:id="rId20" w:anchor="_Toc214214202" w:history="1">
+                <w:r>
+                  <w:rPr>
+                    <w:rStyle w:val="Hyperlink"/>
+                    <w:noProof/>
+                    <w:sz w:val="22"/>
+                    <w:szCs w:val="22"/>
+                  </w:rPr>
+                  <w:t>6.</w:t>
+                </w:r>
+                <w:r>
+                  <w:rPr>
+                    <w:rStyle w:val="Hyperlink"/>
+                    <w:rFonts w:eastAsiaTheme="minorEastAsia"/>
+                    <w:noProof/>
+                    <w:color w:val="auto"/>
+                    <w:sz w:val="22"/>
+                    <w:szCs w:val="22"/>
+                  </w:rPr>
+                  <w:tab/>
+                </w:r>
+                <w:r>
+                  <w:rPr>
+                    <w:rStyle w:val="Hyperlink"/>
+                    <w:noProof/>
+                    <w:sz w:val="22"/>
+                    <w:szCs w:val="22"/>
+                  </w:rPr>
+                  <w:t xml:space="preserve">Conclusion </w:t>
+                </w:r>
+                <w:r>
+                  <w:rPr>
+                    <w:rStyle w:val="Hyperlink"/>
+                    <w:noProof/>
+                    <w:webHidden/>
+                    <w:color w:val="auto"/>
+                    <w:sz w:val="22"/>
+                    <w:szCs w:val="22"/>
+                  </w:rPr>
+                  <w:tab/>
+                  <w:t>xx</w:t>
+                </w:r>
+              </w:hyperlink>
+            </w:p>
+            <w:p>
+              <w:pPr>
+                <w:rPr>
+                  <w:sz w:val="22"/>
+                  <w:szCs w:val="22"/>
+                  <w:lang w:eastAsia="en-GB" w:bidi="bn-IN"/>
+                </w:rPr>
+              </w:pPr>
+            </w:p>
+            <w:p>
+              <w:pPr>
+                <w:rPr>
+                  <w:lang w:eastAsia="en-GB" w:bidi="bn-IN"/>
+                </w:rPr>
+              </w:pPr>
+            </w:p>
+            <w:p>
+              <w:pPr>
+                <w:rPr>
+                  <w:lang w:eastAsia="en-GB" w:bidi="bn-IN"/>
+                </w:rPr>
+              </w:pPr>
+            </w:p>
+            <w:p>
+              <w:pPr>
+                <w:rPr>
+                  <w:lang w:eastAsia="en-GB" w:bidi="bn-IN"/>
+                </w:rPr>
+              </w:pPr>
+            </w:p>
+            <w:p>
+              <w:pPr>
+                <w:spacing w:after="0" w:line="240" w:lineRule="auto"/>
+                <w:rPr>
+                  <w:rFonts w:ascii="Cambria" w:hAnsi="Cambria"/>
+                  <w:b/>
+                  <w:bCs/>
+                  <w:noProof/>
+                  <w:lang w:eastAsia="zh-CN"/>
+                </w:rPr>
+              </w:pPr>
+              <w:r>
+                <w:rPr>
+                  <w:rFonts w:ascii="Cambria" w:hAnsi="Cambria"/>
+                  <w:b/>
+                  <w:bCs/>
+                  <w:noProof/>
+                </w:rPr>
+                <w:fldChar w:fldCharType="end"/>
+              </w:r>
+            </w:p>
+          </w:sdtContent>
+        </w:sdt>
+        <w:p>
+          <w:pPr>
+            <w:rPr>
+              <w:b/>
+              <w:bCs/>
+            </w:rPr>
+          </w:pPr>
+        </w:p>
+      </w:sdtContent>
+    </w:sdt>
+    <w:p>
       <w:r>
         <w:t>--</w:t>
       </w:r>
@@ -715,6 +1710,10 @@
     </w:sectPr>
   </w:body>
 </w:document>
+</file>
+
+<file path=word/numbering.xml><?xml version="1.0" encoding="utf-8"?>
+<w:numbering xmlns:wpc="http://schemas.microsoft.com/office/word/2010/wordprocessingCanvas" xmlns:cx="http://schemas.microsoft.com/office/drawing/2014/chartex" xmlns:cx1="http://schemas.microsoft.com/office/drawing/2015/9/8/chartex" xmlns:cx2="http://schemas.microsoft.com/office/drawing/2015/10/21/chartex" xmlns:cx3="http://schemas.microsoft.com/office/drawing/2016/5/9/chartex" xmlns:cx4="http://schemas.microsoft.com/office/drawing/2016/5/10/chartex" xmlns:cx5="http://schemas.microsoft.com/office/drawing/2016/5/11/chartex" xmlns:cx6="http://schemas.microsoft.com/office/drawing/2016/5/12/chartex" xmlns:cx7="http://schemas.microsoft.com/office/drawing/2016/5/13/chartex" xmlns:cx8="http://schemas.microsoft.com/office/drawing/2016/5/14/chartex" xmlns:mc="http://schemas.openxmlformats.org/markup-compatibility/2006" xmlns:aink="http://schemas.microsoft.com/office/drawing/2016/ink" xmlns:am3d="http://schemas.microsoft.com/office/drawing/2017/model3d" xmlns:o="urn:schemas-microsoft-com:office:office" xmlns:oel="http://schemas.microsoft.com/office/2019/extlst" xmlns:r="http://schemas.openxmlformats.org/officeDocument/2006/relationships" xmlns:m="http://schemas.openxmlformats.org/officeDocument/2006/math" xmlns:v="urn:schemas-microsoft-com:vml" xmlns:wp14="http://schemas.microsoft.com/office/word/2010/wordprocessingDrawing" xmlns:wp="http://schemas.openxmlformats.org/drawingml/2006/wordprocessingDrawing" xmlns:w10="urn:schemas-microsoft-com:office:word" xmlns:w="http://schemas.openxmlformats.org/wordprocessingml/2006/main" xmlns:w14="http://schemas.microsoft.com/office/word/2010/wordml" xmlns:w15="http://schemas.microsoft.com/office/word/2012/wordml" xmlns:w16cex="http://schemas.microsoft.com/office/word/2018/wordml/cex" xmlns:w16cid="http://schemas.microsoft.com/office/word/2016/wordml/cid" xmlns:w16="http://schemas.microsoft.com/office/word/2018/wordml" xmlns:w16du="http://schemas.microsoft.com/office/word/2023/wordml/word16du" xmlns:w16sdtdh="http://schemas.microsoft.com/office/word/2020/wordml/sdtdatahash" xmlns:w16sdtfl="http://schemas.microsoft.com/office/word/2024/wordml/sdtformatlock" xmlns:w16se="http://schemas.microsoft.com/office/word/2015/wordml/symex" xmlns:wpg="http://schemas.microsoft.com/office/word/2010/wordprocessingGroup" xmlns:wpi="http://schemas.microsoft.com/office/word/2010/wordprocessingInk" xmlns:wne="http://schemas.microsoft.com/office/word/2006/wordml" xmlns:wps="http://schemas.microsoft.com/office/word/2010/wordprocessingShape" mc:Ignorable="w14 w15 w16se w16cid w16 w16cex w16sdtdh w16sdtfl w16du wp14"/>
 </file>
 
 <file path=word/styles.xml><?xml version="1.0" encoding="utf-8"?>
@@ -738,15 +1737,15 @@
   </w:docDefaults>
   <w:latentStyles w:defLockedState="0" w:defUIPriority="99" w:defSemiHidden="0" w:defUnhideWhenUsed="0" w:defQFormat="0" w:count="376">
     <w:lsdException w:name="Normal" w:uiPriority="0" w:qFormat="1"/>
-    <w:lsdException w:name="heading 1" w:uiPriority="9" w:qFormat="1"/>
-    <w:lsdException w:name="heading 2" w:semiHidden="1" w:uiPriority="9" w:unhideWhenUsed="1" w:qFormat="1"/>
-    <w:lsdException w:name="heading 3" w:semiHidden="1" w:uiPriority="9" w:unhideWhenUsed="1" w:qFormat="1"/>
-    <w:lsdException w:name="heading 4" w:semiHidden="1" w:uiPriority="9" w:unhideWhenUsed="1" w:qFormat="1"/>
-    <w:lsdException w:name="heading 5" w:semiHidden="1" w:uiPriority="9" w:unhideWhenUsed="1" w:qFormat="1"/>
-    <w:lsdException w:name="heading 6" w:semiHidden="1" w:uiPriority="9" w:unhideWhenUsed="1" w:qFormat="1"/>
-    <w:lsdException w:name="heading 7" w:semiHidden="1" w:uiPriority="9" w:unhideWhenUsed="1" w:qFormat="1"/>
-    <w:lsdException w:name="heading 8" w:semiHidden="1" w:uiPriority="9" w:unhideWhenUsed="1" w:qFormat="1"/>
-    <w:lsdException w:name="heading 9" w:semiHidden="1" w:uiPriority="9" w:unhideWhenUsed="1" w:qFormat="1"/>
+    <w:lsdException w:name="heading 1" w:uiPriority="0" w:qFormat="1"/>
+    <w:lsdException w:name="heading 2" w:semiHidden="1" w:uiPriority="0" w:unhideWhenUsed="1" w:qFormat="1"/>
+    <w:lsdException w:name="heading 3" w:semiHidden="1" w:uiPriority="0" w:unhideWhenUsed="1" w:qFormat="1"/>
+    <w:lsdException w:name="heading 4" w:semiHidden="1" w:uiPriority="0" w:unhideWhenUsed="1" w:qFormat="1"/>
+    <w:lsdException w:name="heading 5" w:semiHidden="1" w:uiPriority="0" w:unhideWhenUsed="1" w:qFormat="1"/>
+    <w:lsdException w:name="heading 6" w:semiHidden="1" w:uiPriority="0" w:unhideWhenUsed="1" w:qFormat="1"/>
+    <w:lsdException w:name="heading 7" w:semiHidden="1" w:uiPriority="0" w:unhideWhenUsed="1" w:qFormat="1"/>
+    <w:lsdException w:name="heading 8" w:semiHidden="1" w:uiPriority="0" w:unhideWhenUsed="1" w:qFormat="1"/>
+    <w:lsdException w:name="heading 9" w:semiHidden="1" w:uiPriority="0" w:unhideWhenUsed="1" w:qFormat="1"/>
     <w:lsdException w:name="index 1" w:semiHidden="1" w:unhideWhenUsed="1"/>
     <w:lsdException w:name="index 2" w:semiHidden="1" w:unhideWhenUsed="1"/>
     <w:lsdException w:name="index 3" w:semiHidden="1" w:unhideWhenUsed="1"/>
@@ -1123,7 +2122,6 @@
     <w:basedOn w:val="Normal"/>
     <w:next w:val="Normal"/>
     <w:link w:val="Heading1Char"/>
-    <w:uiPriority w:val="9"/>
     <w:qFormat/>
     <w:rsid w:val="003328AF"/>
     <w:pPr>
@@ -1144,7 +2142,6 @@
     <w:basedOn w:val="Normal"/>
     <w:next w:val="Normal"/>
     <w:link w:val="Heading2Char"/>
-    <w:uiPriority w:val="9"/>
     <w:semiHidden/>
     <w:unhideWhenUsed/>
     <w:qFormat/>
@@ -1167,7 +2164,6 @@
     <w:basedOn w:val="Normal"/>
     <w:next w:val="Normal"/>
     <w:link w:val="Heading3Char"/>
-    <w:uiPriority w:val="9"/>
     <w:semiHidden/>
     <w:unhideWhenUsed/>
     <w:qFormat/>
@@ -1190,7 +2186,6 @@
     <w:basedOn w:val="Normal"/>
     <w:next w:val="Normal"/>
     <w:link w:val="Heading4Char"/>
-    <w:uiPriority w:val="9"/>
     <w:semiHidden/>
     <w:unhideWhenUsed/>
     <w:qFormat/>
@@ -1213,7 +2208,6 @@
     <w:basedOn w:val="Normal"/>
     <w:next w:val="Normal"/>
     <w:link w:val="Heading5Char"/>
-    <w:uiPriority w:val="9"/>
     <w:semiHidden/>
     <w:unhideWhenUsed/>
     <w:qFormat/>
@@ -1234,7 +2228,6 @@
     <w:basedOn w:val="Normal"/>
     <w:next w:val="Normal"/>
     <w:link w:val="Heading6Char"/>
-    <w:uiPriority w:val="9"/>
     <w:semiHidden/>
     <w:unhideWhenUsed/>
     <w:qFormat/>
@@ -1257,7 +2250,6 @@
     <w:basedOn w:val="Normal"/>
     <w:next w:val="Normal"/>
     <w:link w:val="Heading7Char"/>
-    <w:uiPriority w:val="9"/>
     <w:semiHidden/>
     <w:unhideWhenUsed/>
     <w:qFormat/>
@@ -1278,7 +2270,6 @@
     <w:basedOn w:val="Normal"/>
     <w:next w:val="Normal"/>
     <w:link w:val="Heading8Char"/>
-    <w:uiPriority w:val="9"/>
     <w:semiHidden/>
     <w:unhideWhenUsed/>
     <w:qFormat/>
@@ -1301,7 +2292,6 @@
     <w:basedOn w:val="Normal"/>
     <w:next w:val="Normal"/>
     <w:link w:val="Heading9Char"/>
-    <w:uiPriority w:val="9"/>
     <w:semiHidden/>
     <w:unhideWhenUsed/>
     <w:qFormat/>
@@ -1320,7 +2310,6 @@
   <w:style w:type="character" w:default="1" w:styleId="DefaultParagraphFont">
     <w:name w:val="Default Paragraph Font"/>
     <w:uiPriority w:val="1"/>
-    <w:semiHidden/>
     <w:unhideWhenUsed/>
   </w:style>
   <w:style w:type="table" w:default="1" w:styleId="TableNormal">
@@ -1348,7 +2337,6 @@
     <w:name w:val="Heading 1 Char"/>
     <w:basedOn w:val="DefaultParagraphFont"/>
     <w:link w:val="Heading1"/>
-    <w:uiPriority w:val="9"/>
     <w:rsid w:val="003328AF"/>
     <w:rPr>
       <w:rFonts w:asciiTheme="majorHAnsi" w:eastAsiaTheme="majorEastAsia" w:hAnsiTheme="majorHAnsi" w:cstheme="majorBidi"/>
@@ -1652,6 +2640,74 @@
         <w:insideV w:val="single" w:sz="4" w:space="0" w:color="auto"/>
       </w:tblBorders>
     </w:tblPr>
+  </w:style>
+  <w:style w:type="paragraph" w:styleId="TOCHeading">
+    <w:name w:val="TOC Heading"/>
+    <w:basedOn w:val="Heading1"/>
+    <w:next w:val="Normal"/>
+    <w:uiPriority w:val="39"/>
+    <w:semiHidden/>
+    <w:unhideWhenUsed/>
+    <w:qFormat/>
+    <w:rsid w:val="00F02D90"/>
+    <w:pPr>
+      <w:spacing w:before="240" w:after="0"/>
+      <w:outlineLvl w:val="9"/>
+    </w:pPr>
+    <w:rPr>
+      <w:sz w:val="32"/>
+      <w:szCs w:val="32"/>
+    </w:rPr>
+  </w:style>
+  <w:style w:type="character" w:styleId="Hyperlink">
+    <w:name w:val="Hyperlink"/>
+    <w:basedOn w:val="DefaultParagraphFont"/>
+    <w:uiPriority w:val="99"/>
+    <w:unhideWhenUsed/>
+    <w:rsid w:val="00F02D90"/>
+    <w:rPr>
+      <w:color w:val="467886" w:themeColor="hyperlink"/>
+      <w:u w:val="single"/>
+    </w:rPr>
+  </w:style>
+  <w:style w:type="character" w:styleId="UnresolvedMention">
+    <w:name w:val="Unresolved Mention"/>
+    <w:basedOn w:val="DefaultParagraphFont"/>
+    <w:uiPriority w:val="99"/>
+    <w:semiHidden/>
+    <w:unhideWhenUsed/>
+    <w:rsid w:val="00F02D90"/>
+    <w:rPr>
+      <w:color w:val="605E5C"/>
+      <w:shd w:val="clear" w:color="auto" w:fill="E1DFDD"/>
+    </w:rPr>
+  </w:style>
+  <w:style w:type="paragraph" w:styleId="TOC1">
+    <w:name w:val="toc 1"/>
+    <w:basedOn w:val="Normal"/>
+    <w:next w:val="Normal"/>
+    <w:autoRedefine/>
+    <w:uiPriority w:val="39"/>
+    <w:semiHidden/>
+    <w:unhideWhenUsed/>
+    <w:rsid w:val="00565662"/>
+    <w:pPr>
+      <w:spacing w:after="100"/>
+    </w:pPr>
+  </w:style>
+  <w:style w:type="paragraph" w:styleId="TOC2">
+    <w:name w:val="toc 2"/>
+    <w:basedOn w:val="Normal"/>
+    <w:next w:val="Normal"/>
+    <w:autoRedefine/>
+    <w:uiPriority w:val="39"/>
+    <w:semiHidden/>
+    <w:unhideWhenUsed/>
+    <w:rsid w:val="00565662"/>
+    <w:pPr>
+      <w:spacing w:after="100"/>
+      <w:ind w:left="240"/>
+    </w:pPr>
   </w:style>
 </w:styles>
 </file>

--- a/SWE Project.docx
+++ b/SWE Project.docx
@@ -727,6 +727,7 @@
           <w:docPartUnique/>
         </w:docPartObj>
       </w:sdtPr>
+      <w:sdtEndPr/>
       <w:sdtContent>
         <w:sdt>
           <w:sdtPr>
@@ -743,6 +744,7 @@
               <w:docPartUnique/>
             </w:docPartObj>
           </w:sdtPr>
+          <w:sdtEndPr/>
           <w:sdtContent>
             <w:p>
               <w:pPr>
@@ -1702,6 +1704,257 @@
         <w:t>--</w:t>
       </w:r>
     </w:p>
+    <w:p/>
+    <w:p/>
+    <w:p/>
+    <w:p/>
+    <w:p>
+      <w:pPr>
+        <w:rPr>
+          <w:b/>
+          <w:bCs/>
+        </w:rPr>
+      </w:pPr>
+      <w:r>
+        <w:lastRenderedPageBreak/>
+        <mc:AlternateContent>
+          <mc:Choice Requires="wps">
+            <w:drawing>
+              <wp:anchor distT="0" distB="0" distL="114300" distR="114300" simplePos="0" relativeHeight="251659264" behindDoc="0" locked="0" layoutInCell="1" allowOverlap="1" wp14:anchorId="0F83ADDA" wp14:editId="1F374856">
+                <wp:simplePos x="0" y="0"/>
+                <wp:positionH relativeFrom="column">
+                  <wp:posOffset>7987665</wp:posOffset>
+                </wp:positionH>
+                <wp:positionV relativeFrom="paragraph">
+                  <wp:posOffset>-5321300</wp:posOffset>
+                </wp:positionV>
+                <wp:extent cx="278765" cy="1927860"/>
+                <wp:effectExtent l="5715" t="12700" r="10795" b="12065"/>
+                <wp:wrapNone/>
+                <wp:docPr id="822048153" name="Rectangle 2"/>
+                <wp:cNvGraphicFramePr>
+                  <a:graphicFrameLocks xmlns:a="http://schemas.openxmlformats.org/drawingml/2006/main" noChangeAspect="1"/>
+                </wp:cNvGraphicFramePr>
+                <a:graphic xmlns:a="http://schemas.openxmlformats.org/drawingml/2006/main">
+                  <a:graphicData uri="http://schemas.microsoft.com/office/word/2010/wordprocessingShape">
+                    <wps:wsp>
+                      <wps:cNvSpPr>
+                        <a:spLocks noRot="1" noChangeAspect="1" noEditPoints="1" noChangeArrowheads="1" noChangeShapeType="1"/>
+                      </wps:cNvSpPr>
+                      <wps:spPr bwMode="auto">
+                        <a:xfrm>
+                          <a:off x="0" y="0"/>
+                          <a:ext cx="278765" cy="1927860"/>
+                        </a:xfrm>
+                        <a:prstGeom prst="rect">
+                          <a:avLst/>
+                        </a:prstGeom>
+                        <a:noFill/>
+                        <a:ln w="9000" cap="rnd" algn="ctr">
+                          <a:solidFill>
+                            <a:srgbClr val="000000"/>
+                          </a:solidFill>
+                          <a:miter lim="800000"/>
+                          <a:headEnd/>
+                          <a:tailEnd/>
+                        </a:ln>
+                        <a:extLst>
+                          <a:ext uri="{909E8E84-426E-40DD-AFC4-6F175D3DCCD1}">
+                            <a14:hiddenFill xmlns:a14="http://schemas.microsoft.com/office/drawing/2010/main">
+                              <a:noFill/>
+                            </a14:hiddenFill>
+                          </a:ext>
+                        </a:extLst>
+                      </wps:spPr>
+                      <wps:bodyPr rot="0" vert="horz" wrap="square" lIns="91440" tIns="45720" rIns="91440" bIns="45720" anchor="t" anchorCtr="0" upright="1">
+                        <a:noAutofit/>
+                      </wps:bodyPr>
+                    </wps:wsp>
+                  </a:graphicData>
+                </a:graphic>
+                <wp14:sizeRelH relativeFrom="page">
+                  <wp14:pctWidth>0</wp14:pctWidth>
+                </wp14:sizeRelH>
+                <wp14:sizeRelV relativeFrom="page">
+                  <wp14:pctHeight>0</wp14:pctHeight>
+                </wp14:sizeRelV>
+              </wp:anchor>
+            </w:drawing>
+          </mc:Choice>
+          <mc:Fallback>
+            <w:pict>
+              <v:rect w14:anchorId="31C8872E" id="Rectangle 2" o:spid="_x0000_s1026" style="position:absolute;margin-left:628.95pt;margin-top:-419pt;width:21.95pt;height:151.8pt;z-index:251659264;visibility:visible;mso-wrap-style:square;mso-width-percent:0;mso-height-percent:0;mso-wrap-distance-left:9pt;mso-wrap-distance-top:0;mso-wrap-distance-right:9pt;mso-wrap-distance-bottom:0;mso-position-horizontal:absolute;mso-position-horizontal-relative:text;mso-position-vertical:absolute;mso-position-vertical-relative:text;mso-width-percent:0;mso-height-percent:0;mso-width-relative:page;mso-height-relative:page;v-text-anchor:top" o:gfxdata="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" filled="f" strokeweight=".25mm">
+                <v:stroke endcap="round"/>
+                <o:lock v:ext="edit" rotation="t" aspectratio="t" verticies="t" shapetype="t"/>
+              </v:rect>
+            </w:pict>
+          </mc:Fallback>
+        </mc:AlternateContent>
+      </w:r>
+      <w:r>
+        <w:rPr>
+          <w:b/>
+          <w:bCs/>
+        </w:rPr>
+        <w:t>1. PROJECT PROPOSAL</w:t>
+      </w:r>
+    </w:p>
+    <w:p/>
+    <w:p>
+      <w:pPr>
+        <w:numPr>
+          <w:ilvl w:val="1"/>
+          <w:numId w:val="1"/>
+        </w:numPr>
+        <w:rPr>
+          <w:b/>
+          <w:bCs/>
+        </w:rPr>
+      </w:pPr>
+      <w:r>
+        <w:rPr>
+          <w:b/>
+          <w:bCs/>
+        </w:rPr>
+        <w:t>Background to the Problem</w:t>
+      </w:r>
+    </w:p>
+    <w:p>
+      <w:pPr>
+        <w:rPr>
+          <w:lang w:val="en-GB"/>
+        </w:rPr>
+      </w:pPr>
+      <w:r>
+        <w:rPr>
+          <w:lang w:val="en-GB"/>
+        </w:rPr>
+        <w:t xml:space="preserve">Modern </w:t>
+      </w:r>
+      <w:proofErr w:type="gramStart"/>
+      <w:r>
+        <w:rPr>
+          <w:lang w:val="en-GB"/>
+        </w:rPr>
+        <w:t>cafe’s</w:t>
+      </w:r>
+      <w:proofErr w:type="gramEnd"/>
+      <w:r>
+        <w:rPr>
+          <w:lang w:val="en-GB"/>
+        </w:rPr>
+        <w:t xml:space="preserve"> require fast, accurate, and organized service to handle daily operations such as taking orders, preparing food, managing bills, and maintaining records. Many small and medium cafes still depend on manual paper-based processes, which often lead to slow service, calculation errors, missing sales records, and difficulty in tracking inventory or staff activities. These issues reduce customer satisfaction and make business management harder for owners.</w:t>
+      </w:r>
+    </w:p>
+    <w:p>
+      <w:pPr>
+        <w:rPr>
+          <w:lang w:val="en-GB"/>
+        </w:rPr>
+      </w:pPr>
+      <w:r>
+        <w:rPr>
+          <w:lang w:val="en-GB"/>
+        </w:rPr>
+        <w:t xml:space="preserve">To solve these problems, a </w:t>
+      </w:r>
+      <w:r>
+        <w:rPr>
+          <w:b/>
+          <w:bCs/>
+          <w:lang w:val="en-GB"/>
+        </w:rPr>
+        <w:t>Cafe Management System</w:t>
+      </w:r>
+      <w:r>
+        <w:rPr>
+          <w:lang w:val="en-GB"/>
+        </w:rPr>
+        <w:t xml:space="preserve"> provides a digital platform where all core operations like order taking, billing, menu management, and user roles are managed in one place. This desktop-based application allows different types of users such as Admin, Staff, Cashier, and Customers to interact with the system according to their roles. The system helps automate repetitive tasks, ensures accuracy, speeds up customer service, and gives the owner full control and visibility over cafe operations.</w:t>
+      </w:r>
+    </w:p>
+    <w:p>
+      <w:pPr>
+        <w:rPr>
+          <w:lang w:val="en-GB"/>
+        </w:rPr>
+      </w:pPr>
+      <w:r>
+        <w:rPr>
+          <w:lang w:val="en-GB"/>
+        </w:rPr>
+        <w:t>This project aims to create a structured, user friendly, and efficient system that supports a cafe’s day-to-day workflow, minimizes human error, and improves overall business performance.</w:t>
+      </w:r>
+    </w:p>
+    <w:p>
+      <w:pPr>
+        <w:rPr>
+          <w:b/>
+          <w:bCs/>
+        </w:rPr>
+      </w:pPr>
+    </w:p>
+    <w:p>
+      <w:pPr>
+        <w:rPr>
+          <w:b/>
+          <w:bCs/>
+        </w:rPr>
+      </w:pPr>
+    </w:p>
+    <w:p>
+      <w:pPr>
+        <w:numPr>
+          <w:ilvl w:val="1"/>
+          <w:numId w:val="1"/>
+        </w:numPr>
+        <w:rPr>
+          <w:b/>
+          <w:bCs/>
+        </w:rPr>
+      </w:pPr>
+      <w:r>
+        <w:rPr>
+          <w:b/>
+          <w:bCs/>
+        </w:rPr>
+        <w:t>Selection of Process Model</w:t>
+      </w:r>
+    </w:p>
+    <w:p>
+      <w:r>
+        <w:t>For the development of the Cafe Management System, the Extreme Programming (XP) model has been selected. XP is an agile software development methodology that emphasizes high-quality code, continuous feedback, and adaptability to changing requirements, which are essential for this project.</w:t>
+      </w:r>
+    </w:p>
+    <w:p>
+      <w:r>
+        <w:t>Extreme Programming follows short development iterations, where the system is developed and improved incrementally. Frequent releases ensure that functional and testable components are delivered at regular intervals. This approach allows early detection of errors and ensures that the system continuously aligns with user requirements.</w:t>
+      </w:r>
+    </w:p>
+    <w:p>
+      <w:r>
+        <w:t xml:space="preserve">XP strongly focuses on customer involvement, where feedback is obtained frequently throughout the development process. This helps in refining features such as user management, donation handling, and administrative controls based on real needs. </w:t>
+      </w:r>
+      <w:r>
+        <w:lastRenderedPageBreak/>
+        <w:t>Practices like Test-Driven Development (TDD), pair programming, and continuous integration help maintain code reliability, reduce defects, and improve overall software quality.</w:t>
+      </w:r>
+    </w:p>
+    <w:p>
+      <w:r>
+        <w:t xml:space="preserve">For this project, development activities are organized into small iterations that include planning, coding, testing, and refactoring. This structured yet flexible approach reduces development risk, improves maintainability, and supports rapid changes. Therefore, the XP model </w:t>
+      </w:r>
+      <w:proofErr w:type="gramStart"/>
+      <w:r>
+        <w:t>is</w:t>
+      </w:r>
+      <w:proofErr w:type="gramEnd"/>
+      <w:r>
+        <w:t xml:space="preserve"> chosen as it provides an efficient and disciplined framework suitable for developing a reliable and scalable Cafe Management System.</w:t>
+      </w:r>
+    </w:p>
+    <w:p/>
+    <w:p/>
     <w:sectPr>
       <w:pgSz w:w="12240" w:h="15840"/>
       <w:pgMar w:top="1440" w:right="1440" w:bottom="1440" w:left="1440" w:header="720" w:footer="720" w:gutter="0"/>
@@ -1713,7 +1966,124 @@
 </file>
 
 <file path=word/numbering.xml><?xml version="1.0" encoding="utf-8"?>
-<w:numbering xmlns:wpc="http://schemas.microsoft.com/office/word/2010/wordprocessingCanvas" xmlns:cx="http://schemas.microsoft.com/office/drawing/2014/chartex" xmlns:cx1="http://schemas.microsoft.com/office/drawing/2015/9/8/chartex" xmlns:cx2="http://schemas.microsoft.com/office/drawing/2015/10/21/chartex" xmlns:cx3="http://schemas.microsoft.com/office/drawing/2016/5/9/chartex" xmlns:cx4="http://schemas.microsoft.com/office/drawing/2016/5/10/chartex" xmlns:cx5="http://schemas.microsoft.com/office/drawing/2016/5/11/chartex" xmlns:cx6="http://schemas.microsoft.com/office/drawing/2016/5/12/chartex" xmlns:cx7="http://schemas.microsoft.com/office/drawing/2016/5/13/chartex" xmlns:cx8="http://schemas.microsoft.com/office/drawing/2016/5/14/chartex" xmlns:mc="http://schemas.openxmlformats.org/markup-compatibility/2006" xmlns:aink="http://schemas.microsoft.com/office/drawing/2016/ink" xmlns:am3d="http://schemas.microsoft.com/office/drawing/2017/model3d" xmlns:o="urn:schemas-microsoft-com:office:office" xmlns:oel="http://schemas.microsoft.com/office/2019/extlst" xmlns:r="http://schemas.openxmlformats.org/officeDocument/2006/relationships" xmlns:m="http://schemas.openxmlformats.org/officeDocument/2006/math" xmlns:v="urn:schemas-microsoft-com:vml" xmlns:wp14="http://schemas.microsoft.com/office/word/2010/wordprocessingDrawing" xmlns:wp="http://schemas.openxmlformats.org/drawingml/2006/wordprocessingDrawing" xmlns:w10="urn:schemas-microsoft-com:office:word" xmlns:w="http://schemas.openxmlformats.org/wordprocessingml/2006/main" xmlns:w14="http://schemas.microsoft.com/office/word/2010/wordml" xmlns:w15="http://schemas.microsoft.com/office/word/2012/wordml" xmlns:w16cex="http://schemas.microsoft.com/office/word/2018/wordml/cex" xmlns:w16cid="http://schemas.microsoft.com/office/word/2016/wordml/cid" xmlns:w16="http://schemas.microsoft.com/office/word/2018/wordml" xmlns:w16du="http://schemas.microsoft.com/office/word/2023/wordml/word16du" xmlns:w16sdtdh="http://schemas.microsoft.com/office/word/2020/wordml/sdtdatahash" xmlns:w16sdtfl="http://schemas.microsoft.com/office/word/2024/wordml/sdtformatlock" xmlns:w16se="http://schemas.microsoft.com/office/word/2015/wordml/symex" xmlns:wpg="http://schemas.microsoft.com/office/word/2010/wordprocessingGroup" xmlns:wpi="http://schemas.microsoft.com/office/word/2010/wordprocessingInk" xmlns:wne="http://schemas.microsoft.com/office/word/2006/wordml" xmlns:wps="http://schemas.microsoft.com/office/word/2010/wordprocessingShape" mc:Ignorable="w14 w15 w16se w16cid w16 w16cex w16sdtdh w16sdtfl w16du wp14"/>
+<w:numbering xmlns:wpc="http://schemas.microsoft.com/office/word/2010/wordprocessingCanvas" xmlns:cx="http://schemas.microsoft.com/office/drawing/2014/chartex" xmlns:cx1="http://schemas.microsoft.com/office/drawing/2015/9/8/chartex" xmlns:cx2="http://schemas.microsoft.com/office/drawing/2015/10/21/chartex" xmlns:cx3="http://schemas.microsoft.com/office/drawing/2016/5/9/chartex" xmlns:cx4="http://schemas.microsoft.com/office/drawing/2016/5/10/chartex" xmlns:cx5="http://schemas.microsoft.com/office/drawing/2016/5/11/chartex" xmlns:cx6="http://schemas.microsoft.com/office/drawing/2016/5/12/chartex" xmlns:cx7="http://schemas.microsoft.com/office/drawing/2016/5/13/chartex" xmlns:cx8="http://schemas.microsoft.com/office/drawing/2016/5/14/chartex" xmlns:mc="http://schemas.openxmlformats.org/markup-compatibility/2006" xmlns:aink="http://schemas.microsoft.com/office/drawing/2016/ink" xmlns:am3d="http://schemas.microsoft.com/office/drawing/2017/model3d" xmlns:o="urn:schemas-microsoft-com:office:office" xmlns:oel="http://schemas.microsoft.com/office/2019/extlst" xmlns:r="http://schemas.openxmlformats.org/officeDocument/2006/relationships" xmlns:m="http://schemas.openxmlformats.org/officeDocument/2006/math" xmlns:v="urn:schemas-microsoft-com:vml" xmlns:wp14="http://schemas.microsoft.com/office/word/2010/wordprocessingDrawing" xmlns:wp="http://schemas.openxmlformats.org/drawingml/2006/wordprocessingDrawing" xmlns:w10="urn:schemas-microsoft-com:office:word" xmlns:w="http://schemas.openxmlformats.org/wordprocessingml/2006/main" xmlns:w14="http://schemas.microsoft.com/office/word/2010/wordml" xmlns:w15="http://schemas.microsoft.com/office/word/2012/wordml" xmlns:w16cex="http://schemas.microsoft.com/office/word/2018/wordml/cex" xmlns:w16cid="http://schemas.microsoft.com/office/word/2016/wordml/cid" xmlns:w16="http://schemas.microsoft.com/office/word/2018/wordml" xmlns:w16du="http://schemas.microsoft.com/office/word/2023/wordml/word16du" xmlns:w16sdtdh="http://schemas.microsoft.com/office/word/2020/wordml/sdtdatahash" xmlns:w16sdtfl="http://schemas.microsoft.com/office/word/2024/wordml/sdtformatlock" xmlns:w16se="http://schemas.microsoft.com/office/word/2015/wordml/symex" xmlns:wpg="http://schemas.microsoft.com/office/word/2010/wordprocessingGroup" xmlns:wpi="http://schemas.microsoft.com/office/word/2010/wordprocessingInk" xmlns:wne="http://schemas.microsoft.com/office/word/2006/wordml" xmlns:wps="http://schemas.microsoft.com/office/word/2010/wordprocessingShape" mc:Ignorable="w14 w15 w16se w16cid w16 w16cex w16sdtdh w16sdtfl w16du wp14">
+  <w:abstractNum w:abstractNumId="0" w15:restartNumberingAfterBreak="0">
+    <w:nsid w:val="55F60E61"/>
+    <w:multiLevelType w:val="multilevel"/>
+    <w:tmpl w:val="8976E178"/>
+    <w:lvl w:ilvl="0">
+      <w:start w:val="1"/>
+      <w:numFmt w:val="decimal"/>
+      <w:lvlText w:val="%1"/>
+      <w:lvlJc w:val="left"/>
+      <w:pPr>
+        <w:ind w:left="360" w:hanging="360"/>
+      </w:pPr>
+    </w:lvl>
+    <w:lvl w:ilvl="1">
+      <w:start w:val="1"/>
+      <w:numFmt w:val="decimal"/>
+      <w:lvlText w:val="%1.%2"/>
+      <w:lvlJc w:val="left"/>
+      <w:pPr>
+        <w:ind w:left="360" w:hanging="360"/>
+      </w:pPr>
+    </w:lvl>
+    <w:lvl w:ilvl="2">
+      <w:start w:val="1"/>
+      <w:numFmt w:val="decimal"/>
+      <w:lvlText w:val="%1.%2.%3"/>
+      <w:lvlJc w:val="left"/>
+      <w:pPr>
+        <w:ind w:left="720" w:hanging="720"/>
+      </w:pPr>
+    </w:lvl>
+    <w:lvl w:ilvl="3">
+      <w:start w:val="1"/>
+      <w:numFmt w:val="decimal"/>
+      <w:lvlText w:val="%1.%2.%3.%4"/>
+      <w:lvlJc w:val="left"/>
+      <w:pPr>
+        <w:ind w:left="720" w:hanging="720"/>
+      </w:pPr>
+    </w:lvl>
+    <w:lvl w:ilvl="4">
+      <w:start w:val="1"/>
+      <w:numFmt w:val="decimal"/>
+      <w:lvlText w:val="%1.%2.%3.%4.%5"/>
+      <w:lvlJc w:val="left"/>
+      <w:pPr>
+        <w:ind w:left="1080" w:hanging="1080"/>
+      </w:pPr>
+    </w:lvl>
+    <w:lvl w:ilvl="5">
+      <w:start w:val="1"/>
+      <w:numFmt w:val="decimal"/>
+      <w:lvlText w:val="%1.%2.%3.%4.%5.%6"/>
+      <w:lvlJc w:val="left"/>
+      <w:pPr>
+        <w:ind w:left="1080" w:hanging="1080"/>
+      </w:pPr>
+    </w:lvl>
+    <w:lvl w:ilvl="6">
+      <w:start w:val="1"/>
+      <w:numFmt w:val="decimal"/>
+      <w:lvlText w:val="%1.%2.%3.%4.%5.%6.%7"/>
+      <w:lvlJc w:val="left"/>
+      <w:pPr>
+        <w:ind w:left="1440" w:hanging="1440"/>
+      </w:pPr>
+    </w:lvl>
+    <w:lvl w:ilvl="7">
+      <w:start w:val="1"/>
+      <w:numFmt w:val="decimal"/>
+      <w:lvlText w:val="%1.%2.%3.%4.%5.%6.%7.%8"/>
+      <w:lvlJc w:val="left"/>
+      <w:pPr>
+        <w:ind w:left="1440" w:hanging="1440"/>
+      </w:pPr>
+    </w:lvl>
+    <w:lvl w:ilvl="8">
+      <w:start w:val="1"/>
+      <w:numFmt w:val="decimal"/>
+      <w:lvlText w:val="%1.%2.%3.%4.%5.%6.%7.%8.%9"/>
+      <w:lvlJc w:val="left"/>
+      <w:pPr>
+        <w:ind w:left="1440" w:hanging="1440"/>
+      </w:pPr>
+    </w:lvl>
+  </w:abstractNum>
+  <w:num w:numId="1" w16cid:durableId="79954453">
+    <w:abstractNumId w:val="0"/>
+    <w:lvlOverride w:ilvl="0">
+      <w:startOverride w:val="1"/>
+    </w:lvlOverride>
+    <w:lvlOverride w:ilvl="1">
+      <w:startOverride w:val="1"/>
+    </w:lvlOverride>
+    <w:lvlOverride w:ilvl="2">
+      <w:startOverride w:val="1"/>
+    </w:lvlOverride>
+    <w:lvlOverride w:ilvl="3">
+      <w:startOverride w:val="1"/>
+    </w:lvlOverride>
+    <w:lvlOverride w:ilvl="4">
+      <w:startOverride w:val="1"/>
+    </w:lvlOverride>
+    <w:lvlOverride w:ilvl="5">
+      <w:startOverride w:val="1"/>
+    </w:lvlOverride>
+    <w:lvlOverride w:ilvl="6">
+      <w:startOverride w:val="1"/>
+    </w:lvlOverride>
+    <w:lvlOverride w:ilvl="7">
+      <w:startOverride w:val="1"/>
+    </w:lvlOverride>
+    <w:lvlOverride w:ilvl="8">
+      <w:startOverride w:val="1"/>
+    </w:lvlOverride>
+  </w:num>
+</w:numbering>
 </file>
 
 <file path=word/styles.xml><?xml version="1.0" encoding="utf-8"?>

--- a/SWE Project.docx
+++ b/SWE Project.docx
@@ -434,12 +434,9 @@
             <w:pPr>
               <w:spacing w:after="160" w:line="278" w:lineRule="auto"/>
             </w:pPr>
-            <w:proofErr w:type="spellStart"/>
-            <w:proofErr w:type="gramStart"/>
             <w:r>
               <w:t>Junayed</w:t>
             </w:r>
-            <w:proofErr w:type="spellEnd"/>
             <w:r>
               <w:t xml:space="preserve"> </w:t>
             </w:r>
@@ -452,7 +449,6 @@
             <w:r>
               <w:t>slam</w:t>
             </w:r>
-            <w:proofErr w:type="gramEnd"/>
           </w:p>
         </w:tc>
         <w:tc>
@@ -727,7 +723,6 @@
           <w:docPartUnique/>
         </w:docPartObj>
       </w:sdtPr>
-      <w:sdtEndPr/>
       <w:sdtContent>
         <w:sdt>
           <w:sdtPr>
@@ -744,7 +739,6 @@
               <w:docPartUnique/>
             </w:docPartObj>
           </w:sdtPr>
-          <w:sdtEndPr/>
           <w:sdtContent>
             <w:p>
               <w:pPr>
@@ -1716,6 +1710,9 @@
         </w:rPr>
       </w:pPr>
       <w:r>
+        <w:rPr>
+          <w:noProof/>
+        </w:rPr>
         <w:lastRenderedPageBreak/>
         <mc:AlternateContent>
           <mc:Choice Requires="wps">
@@ -1829,21 +1826,7 @@
         <w:rPr>
           <w:lang w:val="en-GB"/>
         </w:rPr>
-        <w:t xml:space="preserve">Modern </w:t>
-      </w:r>
-      <w:proofErr w:type="gramStart"/>
-      <w:r>
-        <w:rPr>
-          <w:lang w:val="en-GB"/>
-        </w:rPr>
-        <w:t>cafe’s</w:t>
-      </w:r>
-      <w:proofErr w:type="gramEnd"/>
-      <w:r>
-        <w:rPr>
-          <w:lang w:val="en-GB"/>
-        </w:rPr>
-        <w:t xml:space="preserve"> require fast, accurate, and organized service to handle daily operations such as taking orders, preparing food, managing bills, and maintaining records. Many small and medium cafes still depend on manual paper-based processes, which often lead to slow service, calculation errors, missing sales records, and difficulty in tracking inventory or staff activities. These issues reduce customer satisfaction and make business management harder for owners.</w:t>
+        <w:t>Modern cafe’s require fast, accurate, and organized service to handle daily operations such as taking orders, preparing food, managing bills, and maintaining records. Many small and medium cafes still depend on manual paper-based processes, which often lead to slow service, calculation errors, missing sales records, and difficulty in tracking inventory or staff activities. These issues reduce customer satisfaction and make business management harder for owners.</w:t>
       </w:r>
     </w:p>
     <w:p>
@@ -1942,18 +1925,567 @@
     </w:p>
     <w:p>
       <w:r>
-        <w:t xml:space="preserve">For this project, development activities are organized into small iterations that include planning, coding, testing, and refactoring. This structured yet flexible approach reduces development risk, improves maintainability, and supports rapid changes. Therefore, the XP model </w:t>
-      </w:r>
-      <w:proofErr w:type="gramStart"/>
-      <w:r>
-        <w:t>is</w:t>
-      </w:r>
-      <w:proofErr w:type="gramEnd"/>
-      <w:r>
-        <w:t xml:space="preserve"> chosen as it provides an efficient and disciplined framework suitable for developing a reliable and scalable Cafe Management System.</w:t>
+        <w:t>For this project, development activities are organized into small iterations that include planning, coding, testing, and refactoring. This structured yet flexible approach reduces development risk, improves maintainability, and supports rapid changes. Therefore, the XP model is chosen as it provides an efficient and disciplined framework suitable for developing a reliable and scalable Cafe Management System.</w:t>
       </w:r>
     </w:p>
     <w:p/>
+    <w:p>
+      <w:pPr>
+        <w:rPr>
+          <w:b/>
+        </w:rPr>
+      </w:pPr>
+      <w:r>
+        <w:rPr>
+          <w:b/>
+        </w:rPr>
+        <w:t>2. SOFTWARE REQUIREMENTS SPECIFICATIONS (SRS) / PRODUCT REQUIREMENTS DOCUMENT (PRD)</w:t>
+      </w:r>
+    </w:p>
+    <w:p/>
+    <w:p>
+      <w:pPr>
+        <w:rPr>
+          <w:b/>
+          <w:bCs/>
+          <w:lang w:val="en-GB"/>
+        </w:rPr>
+      </w:pPr>
+      <w:r>
+        <w:rPr>
+          <w:b/>
+          <w:bCs/>
+          <w:lang w:val="en-GB"/>
+        </w:rPr>
+        <w:t>2.1 Scopes and Features</w:t>
+      </w:r>
+    </w:p>
+    <w:p>
+      <w:pPr>
+        <w:numPr>
+          <w:ilvl w:val="0"/>
+          <w:numId w:val="2"/>
+        </w:numPr>
+      </w:pPr>
+      <w:r>
+        <w:t>Signup / Register [Customer/Staff]</w:t>
+      </w:r>
+    </w:p>
+    <w:p>
+      <w:r>
+        <w:t>- Email/Phone must be unique in the database.</w:t>
+      </w:r>
+    </w:p>
+    <w:p>
+      <w:r>
+        <w:t>- Password must be at least 8 characters.</w:t>
+      </w:r>
+    </w:p>
+    <w:p>
+      <w:r>
+        <w:t>- "Confirm Password" must match "Password".</w:t>
+      </w:r>
+    </w:p>
+    <w:p>
+      <w:r>
+        <w:t>- Successful registration redirects to Login page.</w:t>
+      </w:r>
+    </w:p>
+    <w:p>
+      <w:pPr>
+        <w:numPr>
+          <w:ilvl w:val="0"/>
+          <w:numId w:val="2"/>
+        </w:numPr>
+        <w:rPr>
+          <w:lang w:val="en-GB"/>
+        </w:rPr>
+      </w:pPr>
+      <w:r>
+        <w:t>Login [All Users]</w:t>
+      </w:r>
+    </w:p>
+    <w:p>
+      <w:r>
+        <w:t>- Username and Password cannot be null.</w:t>
+      </w:r>
+    </w:p>
+    <w:p>
+      <w:r>
+        <w:t>- System must validate credentials against the database.</w:t>
+      </w:r>
+    </w:p>
+    <w:p>
+      <w:r>
+        <w:t>- Successful login redirects to the specific dashboard based on.</w:t>
+      </w:r>
+    </w:p>
+    <w:p>
+      <w:r>
+        <w:t>- Invalid credentials show "Incorrect username or password" error.</w:t>
+      </w:r>
+    </w:p>
+    <w:p>
+      <w:pPr>
+        <w:numPr>
+          <w:ilvl w:val="0"/>
+          <w:numId w:val="2"/>
+        </w:numPr>
+        <w:rPr>
+          <w:lang w:val="en-GB"/>
+        </w:rPr>
+      </w:pPr>
+      <w:r>
+        <w:t>Forgot Password [All Users]</w:t>
+      </w:r>
+    </w:p>
+    <w:p>
+      <w:r>
+        <w:t>- System checks if Email exists in the database.</w:t>
+      </w:r>
+    </w:p>
+    <w:p>
+      <w:r>
+        <w:t>- If Email exists, an OTP is sent.</w:t>
+      </w:r>
+    </w:p>
+    <w:p>
+      <w:r>
+        <w:t>- OTP must match the generated code.</w:t>
+      </w:r>
+    </w:p>
+    <w:p>
+      <w:r>
+        <w:t>- New Password must be updated in the database only if OTP is valid.</w:t>
+      </w:r>
+    </w:p>
+    <w:p>
+      <w:r>
+        <w:lastRenderedPageBreak/>
+        <w:t>- Success message redirects user back to Login.</w:t>
+      </w:r>
+    </w:p>
+    <w:p>
+      <w:pPr>
+        <w:numPr>
+          <w:ilvl w:val="0"/>
+          <w:numId w:val="2"/>
+        </w:numPr>
+        <w:rPr>
+          <w:lang w:val="en-GB"/>
+        </w:rPr>
+      </w:pPr>
+      <w:r>
+        <w:t>Admin Dashboard [Admin]</w:t>
+      </w:r>
+    </w:p>
+    <w:p>
+      <w:r>
+        <w:t>- Add/Edit/Remove Products.</w:t>
+      </w:r>
+    </w:p>
+    <w:p>
+      <w:r>
+        <w:t>- Manage Users.</w:t>
+      </w:r>
+    </w:p>
+    <w:p>
+      <w:r>
+        <w:t>- View Financial Reports.</w:t>
+      </w:r>
+    </w:p>
+    <w:p>
+      <w:r>
+        <w:t>- View Profile.</w:t>
+      </w:r>
+    </w:p>
+    <w:p>
+      <w:r>
+        <w:t>- Edit Profile.</w:t>
+      </w:r>
+    </w:p>
+    <w:p>
+      <w:pPr>
+        <w:numPr>
+          <w:ilvl w:val="0"/>
+          <w:numId w:val="2"/>
+        </w:numPr>
+        <w:rPr>
+          <w:lang w:val="en-GB"/>
+        </w:rPr>
+      </w:pPr>
+      <w:r>
+        <w:t>Cashier Dashboard [Cashier]</w:t>
+      </w:r>
+    </w:p>
+    <w:p>
+      <w:r>
+        <w:t>- Launch POS for new orders.</w:t>
+      </w:r>
+    </w:p>
+    <w:p>
+      <w:r>
+        <w:t>- Check past transaction status.</w:t>
+      </w:r>
+    </w:p>
+    <w:p>
+      <w:r>
+        <w:t>- Generate end-of-day closing report.</w:t>
+      </w:r>
+    </w:p>
+    <w:p>
+      <w:r>
+        <w:t>- View Profile.</w:t>
+      </w:r>
+    </w:p>
+    <w:p>
+      <w:r>
+        <w:t>- Edit Profile.</w:t>
+      </w:r>
+    </w:p>
+    <w:p>
+      <w:pPr>
+        <w:numPr>
+          <w:ilvl w:val="0"/>
+          <w:numId w:val="2"/>
+        </w:numPr>
+      </w:pPr>
+      <w:r>
+        <w:t>Staff Dashboard [Staff]</w:t>
+      </w:r>
+    </w:p>
+    <w:p>
+      <w:r>
+        <w:t>- View and update order status.</w:t>
+      </w:r>
+    </w:p>
+    <w:p>
+      <w:r>
+        <w:t>- Mark orders as "Served".</w:t>
+      </w:r>
+    </w:p>
+    <w:p>
+      <w:r>
+        <w:t>- Manage table availability</w:t>
+      </w:r>
+    </w:p>
+    <w:p>
+      <w:r>
+        <w:t>- View Profile</w:t>
+      </w:r>
+    </w:p>
+    <w:p>
+      <w:r>
+        <w:t>- Edit Profile.</w:t>
+      </w:r>
+    </w:p>
+    <w:p>
+      <w:pPr>
+        <w:numPr>
+          <w:ilvl w:val="0"/>
+          <w:numId w:val="2"/>
+        </w:numPr>
+      </w:pPr>
+      <w:r>
+        <w:t>Customer Dashboard [Customer]</w:t>
+      </w:r>
+    </w:p>
+    <w:p>
+      <w:r>
+        <w:t>- Customer sees personal account details / View Profile.</w:t>
+      </w:r>
+    </w:p>
+    <w:p>
+      <w:r>
+        <w:t>- Browse Menu and place orders.</w:t>
+      </w:r>
+    </w:p>
+    <w:p>
+      <w:r>
+        <w:t>- Track status of current food.</w:t>
+      </w:r>
+    </w:p>
+    <w:p>
+      <w:r>
+        <w:t>- View past receipts and re-order.</w:t>
+      </w:r>
+    </w:p>
+    <w:p>
+      <w:r>
+        <w:t>- Edit profile.</w:t>
+      </w:r>
+    </w:p>
+    <w:p>
+      <w:pPr>
+        <w:numPr>
+          <w:ilvl w:val="0"/>
+          <w:numId w:val="2"/>
+        </w:numPr>
+      </w:pPr>
+      <w:r>
+        <w:t>Add New Product [Admin]</w:t>
+      </w:r>
+    </w:p>
+    <w:p>
+      <w:r>
+        <w:lastRenderedPageBreak/>
+        <w:t>- Product Name must be unique.</w:t>
+      </w:r>
+    </w:p>
+    <w:p>
+      <w:r>
+        <w:t>- Price must be a positive numeric value.</w:t>
+      </w:r>
+    </w:p>
+    <w:p>
+      <w:r>
+        <w:t>- "Save" adds the item to the database and updates the Menu view immediately.</w:t>
+      </w:r>
+    </w:p>
+    <w:p>
+      <w:pPr>
+        <w:numPr>
+          <w:ilvl w:val="0"/>
+          <w:numId w:val="2"/>
+        </w:numPr>
+      </w:pPr>
+      <w:r>
+        <w:t>Remove Product [Admin]</w:t>
+      </w:r>
+    </w:p>
+    <w:p>
+      <w:r>
+        <w:t>- Product must be exist in database</w:t>
+      </w:r>
+    </w:p>
+    <w:p>
+      <w:r>
+        <w:t>- "Save" remove the item to the database and updates the Menu view immediately.</w:t>
+      </w:r>
+    </w:p>
+    <w:p>
+      <w:pPr>
+        <w:numPr>
+          <w:ilvl w:val="0"/>
+          <w:numId w:val="2"/>
+        </w:numPr>
+      </w:pPr>
+      <w:r>
+        <w:t>Manage Users [Admin]</w:t>
+      </w:r>
+    </w:p>
+    <w:p>
+      <w:r>
+        <w:t>- Admin can see all registered Cashiers, Staff, and Customers.</w:t>
+      </w:r>
+    </w:p>
+    <w:p>
+      <w:r>
+        <w:t>- Admin cannot delete their own account.</w:t>
+      </w:r>
+    </w:p>
+    <w:p>
+      <w:r>
+        <w:t>- Clicking "Add New User" and opens new account for Admin, Cashier, Staff, Customer.</w:t>
+      </w:r>
+    </w:p>
+    <w:p>
+      <w:r>
+        <w:t>- Admin can remove the Cashier, Staff, Customer account.</w:t>
+      </w:r>
+    </w:p>
+    <w:p>
+      <w:pPr>
+        <w:numPr>
+          <w:ilvl w:val="0"/>
+          <w:numId w:val="2"/>
+        </w:numPr>
+      </w:pPr>
+      <w:r>
+        <w:t>View &amp; Edit Profile [All Users]</w:t>
+      </w:r>
+    </w:p>
+    <w:p>
+      <w:r>
+        <w:t>- User details must differ based on the logged-in session.</w:t>
+      </w:r>
+    </w:p>
+    <w:p>
+      <w:r>
+        <w:t>- "Role" field is read-only (cannot be changed here).</w:t>
+      </w:r>
+    </w:p>
+    <w:p>
+      <w:r>
+        <w:t>- "Edit Profile" button redirects to an update form to change Name/Phone/Password.</w:t>
+      </w:r>
+    </w:p>
+    <w:p>
+      <w:pPr>
+        <w:numPr>
+          <w:ilvl w:val="0"/>
+          <w:numId w:val="2"/>
+        </w:numPr>
+      </w:pPr>
+      <w:r>
+        <w:t>Order Entry [Cashier]</w:t>
+      </w:r>
+    </w:p>
+    <w:p>
+      <w:r>
+        <w:t>- Clicking a product adds it to the Cart list.</w:t>
+      </w:r>
+    </w:p>
+    <w:p>
+      <w:r>
+        <w:t>- Increasing quantity automatically recalculates the Total Amount.</w:t>
+      </w:r>
+    </w:p>
+    <w:p>
+      <w:r>
+        <w:t>- Place Order assigns a unique Order ID.</w:t>
+      </w:r>
+    </w:p>
+    <w:p>
+      <w:r>
+        <w:t>- System must check stock availability.</w:t>
+      </w:r>
+    </w:p>
+    <w:p>
+      <w:pPr>
+        <w:numPr>
+          <w:ilvl w:val="0"/>
+          <w:numId w:val="2"/>
+        </w:numPr>
+      </w:pPr>
+      <w:r>
+        <w:t>Payment Process [Cashier]</w:t>
+      </w:r>
+    </w:p>
+    <w:p>
+      <w:r>
+        <w:t>- Cash Received must be greater than or equal to Total Amount.</w:t>
+      </w:r>
+    </w:p>
+    <w:p>
+      <w:r>
+        <w:t>- Print Receipt generates a PDF or sends a command to the thermal printer.</w:t>
+      </w:r>
+    </w:p>
+    <w:p/>
+    <w:p/>
+    <w:p>
+      <w:pPr>
+        <w:numPr>
+          <w:ilvl w:val="0"/>
+          <w:numId w:val="2"/>
+        </w:numPr>
+      </w:pPr>
+      <w:r>
+        <w:t>Order View [Staff]</w:t>
+      </w:r>
+    </w:p>
+    <w:p>
+      <w:r>
+        <w:lastRenderedPageBreak/>
+        <w:t>- Orders placed by Customer appear here instantly.</w:t>
+      </w:r>
+    </w:p>
+    <w:p>
+      <w:r>
+        <w:t>- Staff can toggle status: Pending &gt; Cooking &gt; Ready &gt; Served.</w:t>
+      </w:r>
+    </w:p>
+    <w:p>
+      <w:pPr>
+        <w:numPr>
+          <w:ilvl w:val="0"/>
+          <w:numId w:val="2"/>
+        </w:numPr>
+      </w:pPr>
+      <w:r>
+        <w:t>Menu View [Customer]</w:t>
+      </w:r>
+    </w:p>
+    <w:p>
+      <w:r>
+        <w:t>- Only products marked as available and a</w:t>
+      </w:r>
+      <w:r>
+        <w:t>dded by Admin.</w:t>
+      </w:r>
+    </w:p>
+    <w:p>
+      <w:r>
+        <w:t>- Interface should be read-only.</w:t>
+      </w:r>
+    </w:p>
+    <w:p>
+      <w:pPr>
+        <w:pStyle w:val="ListParagraph"/>
+        <w:numPr>
+          <w:ilvl w:val="0"/>
+          <w:numId w:val="5"/>
+        </w:numPr>
+      </w:pPr>
+      <w:r>
+        <w:t>Generate Receipt [Cashier]</w:t>
+      </w:r>
+    </w:p>
+    <w:p>
+      <w:pPr>
+        <w:pStyle w:val="NormalWeb"/>
+        <w:ind w:left="720"/>
+        <w:jc w:val="both"/>
+      </w:pPr>
+      <w:r>
+        <w:t>- Receipt must contain: Date, Time, Order ID, Name.</w:t>
+      </w:r>
+    </w:p>
+    <w:p>
+      <w:pPr>
+        <w:pStyle w:val="NormalWeb"/>
+        <w:ind w:left="720"/>
+        <w:jc w:val="both"/>
+      </w:pPr>
+      <w:r>
+        <w:t>- Tax calculation logic must be applied to the subtotal.</w:t>
+      </w:r>
+    </w:p>
+    <w:p>
+      <w:pPr>
+        <w:pStyle w:val="NormalWeb"/>
+        <w:spacing w:before="100" w:beforeAutospacing="1" w:after="100" w:afterAutospacing="1" w:line="240" w:lineRule="auto"/>
+        <w:ind w:left="360"/>
+        <w:jc w:val="both"/>
+      </w:pPr>
+      <w:r>
+        <w:t>17.</w:t>
+      </w:r>
+      <w:r>
+        <w:t>Logout [All Users]</w:t>
+      </w:r>
+    </w:p>
+    <w:p>
+      <w:pPr>
+        <w:pStyle w:val="NormalWeb"/>
+        <w:ind w:left="720"/>
+        <w:jc w:val="both"/>
+      </w:pPr>
+      <w:r>
+        <w:t>licking logout clears the session data.</w:t>
+      </w:r>
+    </w:p>
+    <w:p>
+      <w:pPr>
+        <w:pStyle w:val="NormalWeb"/>
+        <w:ind w:left="720"/>
+        <w:jc w:val="both"/>
+      </w:pPr>
+      <w:r>
+        <w:t>- User is redirected back to the Login Screen.</w:t>
+      </w:r>
+    </w:p>
     <w:p/>
     <w:sectPr>
       <w:pgSz w:w="12240" w:h="15840"/>
@@ -1968,6 +2500,95 @@
 <file path=word/numbering.xml><?xml version="1.0" encoding="utf-8"?>
 <w:numbering xmlns:wpc="http://schemas.microsoft.com/office/word/2010/wordprocessingCanvas" xmlns:cx="http://schemas.microsoft.com/office/drawing/2014/chartex" xmlns:cx1="http://schemas.microsoft.com/office/drawing/2015/9/8/chartex" xmlns:cx2="http://schemas.microsoft.com/office/drawing/2015/10/21/chartex" xmlns:cx3="http://schemas.microsoft.com/office/drawing/2016/5/9/chartex" xmlns:cx4="http://schemas.microsoft.com/office/drawing/2016/5/10/chartex" xmlns:cx5="http://schemas.microsoft.com/office/drawing/2016/5/11/chartex" xmlns:cx6="http://schemas.microsoft.com/office/drawing/2016/5/12/chartex" xmlns:cx7="http://schemas.microsoft.com/office/drawing/2016/5/13/chartex" xmlns:cx8="http://schemas.microsoft.com/office/drawing/2016/5/14/chartex" xmlns:mc="http://schemas.openxmlformats.org/markup-compatibility/2006" xmlns:aink="http://schemas.microsoft.com/office/drawing/2016/ink" xmlns:am3d="http://schemas.microsoft.com/office/drawing/2017/model3d" xmlns:o="urn:schemas-microsoft-com:office:office" xmlns:oel="http://schemas.microsoft.com/office/2019/extlst" xmlns:r="http://schemas.openxmlformats.org/officeDocument/2006/relationships" xmlns:m="http://schemas.openxmlformats.org/officeDocument/2006/math" xmlns:v="urn:schemas-microsoft-com:vml" xmlns:wp14="http://schemas.microsoft.com/office/word/2010/wordprocessingDrawing" xmlns:wp="http://schemas.openxmlformats.org/drawingml/2006/wordprocessingDrawing" xmlns:w10="urn:schemas-microsoft-com:office:word" xmlns:w="http://schemas.openxmlformats.org/wordprocessingml/2006/main" xmlns:w14="http://schemas.microsoft.com/office/word/2010/wordml" xmlns:w15="http://schemas.microsoft.com/office/word/2012/wordml" xmlns:w16cex="http://schemas.microsoft.com/office/word/2018/wordml/cex" xmlns:w16cid="http://schemas.microsoft.com/office/word/2016/wordml/cid" xmlns:w16="http://schemas.microsoft.com/office/word/2018/wordml" xmlns:w16du="http://schemas.microsoft.com/office/word/2023/wordml/word16du" xmlns:w16sdtdh="http://schemas.microsoft.com/office/word/2020/wordml/sdtdatahash" xmlns:w16sdtfl="http://schemas.microsoft.com/office/word/2024/wordml/sdtformatlock" xmlns:w16se="http://schemas.microsoft.com/office/word/2015/wordml/symex" xmlns:wpg="http://schemas.microsoft.com/office/word/2010/wordprocessingGroup" xmlns:wpi="http://schemas.microsoft.com/office/word/2010/wordprocessingInk" xmlns:wne="http://schemas.microsoft.com/office/word/2006/wordml" xmlns:wps="http://schemas.microsoft.com/office/word/2010/wordprocessingShape" mc:Ignorable="w14 w15 w16se w16cid w16 w16cex w16sdtdh w16sdtfl w16du wp14">
   <w:abstractNum w:abstractNumId="0" w15:restartNumberingAfterBreak="0">
+    <w:nsid w:val="3E81109F"/>
+    <w:multiLevelType w:val="hybridMultilevel"/>
+    <w:tmpl w:val="646884F4"/>
+    <w:lvl w:ilvl="0" w:tplc="E176F396">
+      <w:start w:val="16"/>
+      <w:numFmt w:val="decimal"/>
+      <w:lvlText w:val="%1"/>
+      <w:lvlJc w:val="left"/>
+      <w:pPr>
+        <w:ind w:left="720" w:hanging="360"/>
+      </w:pPr>
+      <w:rPr>
+        <w:rFonts w:hint="default"/>
+      </w:rPr>
+    </w:lvl>
+    <w:lvl w:ilvl="1" w:tplc="04090019" w:tentative="1">
+      <w:start w:val="1"/>
+      <w:numFmt w:val="lowerLetter"/>
+      <w:lvlText w:val="%2."/>
+      <w:lvlJc w:val="left"/>
+      <w:pPr>
+        <w:ind w:left="1440" w:hanging="360"/>
+      </w:pPr>
+    </w:lvl>
+    <w:lvl w:ilvl="2" w:tplc="0409001B" w:tentative="1">
+      <w:start w:val="1"/>
+      <w:numFmt w:val="lowerRoman"/>
+      <w:lvlText w:val="%3."/>
+      <w:lvlJc w:val="right"/>
+      <w:pPr>
+        <w:ind w:left="2160" w:hanging="180"/>
+      </w:pPr>
+    </w:lvl>
+    <w:lvl w:ilvl="3" w:tplc="0409000F" w:tentative="1">
+      <w:start w:val="1"/>
+      <w:numFmt w:val="decimal"/>
+      <w:lvlText w:val="%4."/>
+      <w:lvlJc w:val="left"/>
+      <w:pPr>
+        <w:ind w:left="2880" w:hanging="360"/>
+      </w:pPr>
+    </w:lvl>
+    <w:lvl w:ilvl="4" w:tplc="04090019" w:tentative="1">
+      <w:start w:val="1"/>
+      <w:numFmt w:val="lowerLetter"/>
+      <w:lvlText w:val="%5."/>
+      <w:lvlJc w:val="left"/>
+      <w:pPr>
+        <w:ind w:left="3600" w:hanging="360"/>
+      </w:pPr>
+    </w:lvl>
+    <w:lvl w:ilvl="5" w:tplc="0409001B" w:tentative="1">
+      <w:start w:val="1"/>
+      <w:numFmt w:val="lowerRoman"/>
+      <w:lvlText w:val="%6."/>
+      <w:lvlJc w:val="right"/>
+      <w:pPr>
+        <w:ind w:left="4320" w:hanging="180"/>
+      </w:pPr>
+    </w:lvl>
+    <w:lvl w:ilvl="6" w:tplc="0409000F" w:tentative="1">
+      <w:start w:val="1"/>
+      <w:numFmt w:val="decimal"/>
+      <w:lvlText w:val="%7."/>
+      <w:lvlJc w:val="left"/>
+      <w:pPr>
+        <w:ind w:left="5040" w:hanging="360"/>
+      </w:pPr>
+    </w:lvl>
+    <w:lvl w:ilvl="7" w:tplc="04090019" w:tentative="1">
+      <w:start w:val="1"/>
+      <w:numFmt w:val="lowerLetter"/>
+      <w:lvlText w:val="%8."/>
+      <w:lvlJc w:val="left"/>
+      <w:pPr>
+        <w:ind w:left="5760" w:hanging="360"/>
+      </w:pPr>
+    </w:lvl>
+    <w:lvl w:ilvl="8" w:tplc="0409001B" w:tentative="1">
+      <w:start w:val="1"/>
+      <w:numFmt w:val="lowerRoman"/>
+      <w:lvlText w:val="%9."/>
+      <w:lvlJc w:val="right"/>
+      <w:pPr>
+        <w:ind w:left="6480" w:hanging="180"/>
+      </w:pPr>
+    </w:lvl>
+  </w:abstractNum>
+  <w:abstractNum w:abstractNumId="1" w15:restartNumberingAfterBreak="0">
     <w:nsid w:val="55F60E61"/>
     <w:multiLevelType w:val="multilevel"/>
     <w:tmpl w:val="8976E178"/>
@@ -2053,8 +2674,180 @@
       </w:pPr>
     </w:lvl>
   </w:abstractNum>
+  <w:abstractNum w:abstractNumId="2" w15:restartNumberingAfterBreak="0">
+    <w:nsid w:val="58975E0D"/>
+    <w:multiLevelType w:val="hybridMultilevel"/>
+    <w:tmpl w:val="872E7848"/>
+    <w:lvl w:ilvl="0" w:tplc="0409000F">
+      <w:start w:val="1"/>
+      <w:numFmt w:val="decimal"/>
+      <w:lvlText w:val="%1."/>
+      <w:lvlJc w:val="left"/>
+      <w:pPr>
+        <w:ind w:left="720" w:hanging="360"/>
+      </w:pPr>
+    </w:lvl>
+    <w:lvl w:ilvl="1" w:tplc="04090019">
+      <w:start w:val="1"/>
+      <w:numFmt w:val="lowerLetter"/>
+      <w:lvlText w:val="%2."/>
+      <w:lvlJc w:val="left"/>
+      <w:pPr>
+        <w:ind w:left="1440" w:hanging="360"/>
+      </w:pPr>
+    </w:lvl>
+    <w:lvl w:ilvl="2" w:tplc="0409001B">
+      <w:start w:val="1"/>
+      <w:numFmt w:val="lowerRoman"/>
+      <w:lvlText w:val="%3."/>
+      <w:lvlJc w:val="right"/>
+      <w:pPr>
+        <w:ind w:left="2160" w:hanging="180"/>
+      </w:pPr>
+    </w:lvl>
+    <w:lvl w:ilvl="3" w:tplc="0409000F">
+      <w:start w:val="1"/>
+      <w:numFmt w:val="decimal"/>
+      <w:lvlText w:val="%4."/>
+      <w:lvlJc w:val="left"/>
+      <w:pPr>
+        <w:ind w:left="2880" w:hanging="360"/>
+      </w:pPr>
+    </w:lvl>
+    <w:lvl w:ilvl="4" w:tplc="04090019">
+      <w:start w:val="1"/>
+      <w:numFmt w:val="lowerLetter"/>
+      <w:lvlText w:val="%5."/>
+      <w:lvlJc w:val="left"/>
+      <w:pPr>
+        <w:ind w:left="3600" w:hanging="360"/>
+      </w:pPr>
+    </w:lvl>
+    <w:lvl w:ilvl="5" w:tplc="0409001B">
+      <w:start w:val="1"/>
+      <w:numFmt w:val="lowerRoman"/>
+      <w:lvlText w:val="%6."/>
+      <w:lvlJc w:val="right"/>
+      <w:pPr>
+        <w:ind w:left="4320" w:hanging="180"/>
+      </w:pPr>
+    </w:lvl>
+    <w:lvl w:ilvl="6" w:tplc="0409000F">
+      <w:start w:val="1"/>
+      <w:numFmt w:val="decimal"/>
+      <w:lvlText w:val="%7."/>
+      <w:lvlJc w:val="left"/>
+      <w:pPr>
+        <w:ind w:left="5040" w:hanging="360"/>
+      </w:pPr>
+    </w:lvl>
+    <w:lvl w:ilvl="7" w:tplc="04090019">
+      <w:start w:val="1"/>
+      <w:numFmt w:val="lowerLetter"/>
+      <w:lvlText w:val="%8."/>
+      <w:lvlJc w:val="left"/>
+      <w:pPr>
+        <w:ind w:left="5760" w:hanging="360"/>
+      </w:pPr>
+    </w:lvl>
+    <w:lvl w:ilvl="8" w:tplc="0409001B">
+      <w:start w:val="1"/>
+      <w:numFmt w:val="lowerRoman"/>
+      <w:lvlText w:val="%9."/>
+      <w:lvlJc w:val="right"/>
+      <w:pPr>
+        <w:ind w:left="6480" w:hanging="180"/>
+      </w:pPr>
+    </w:lvl>
+  </w:abstractNum>
+  <w:abstractNum w:abstractNumId="3" w15:restartNumberingAfterBreak="0">
+    <w:nsid w:val="7B0709BD"/>
+    <w:multiLevelType w:val="hybridMultilevel"/>
+    <w:tmpl w:val="872E7848"/>
+    <w:lvl w:ilvl="0" w:tplc="FFFFFFFF">
+      <w:start w:val="1"/>
+      <w:numFmt w:val="decimal"/>
+      <w:lvlText w:val="%1."/>
+      <w:lvlJc w:val="left"/>
+      <w:pPr>
+        <w:ind w:left="720" w:hanging="360"/>
+      </w:pPr>
+    </w:lvl>
+    <w:lvl w:ilvl="1" w:tplc="FFFFFFFF">
+      <w:start w:val="1"/>
+      <w:numFmt w:val="lowerLetter"/>
+      <w:lvlText w:val="%2."/>
+      <w:lvlJc w:val="left"/>
+      <w:pPr>
+        <w:ind w:left="1440" w:hanging="360"/>
+      </w:pPr>
+    </w:lvl>
+    <w:lvl w:ilvl="2" w:tplc="FFFFFFFF">
+      <w:start w:val="1"/>
+      <w:numFmt w:val="lowerRoman"/>
+      <w:lvlText w:val="%3."/>
+      <w:lvlJc w:val="right"/>
+      <w:pPr>
+        <w:ind w:left="2160" w:hanging="180"/>
+      </w:pPr>
+    </w:lvl>
+    <w:lvl w:ilvl="3" w:tplc="FFFFFFFF">
+      <w:start w:val="1"/>
+      <w:numFmt w:val="decimal"/>
+      <w:lvlText w:val="%4."/>
+      <w:lvlJc w:val="left"/>
+      <w:pPr>
+        <w:ind w:left="2880" w:hanging="360"/>
+      </w:pPr>
+    </w:lvl>
+    <w:lvl w:ilvl="4" w:tplc="FFFFFFFF">
+      <w:start w:val="1"/>
+      <w:numFmt w:val="lowerLetter"/>
+      <w:lvlText w:val="%5."/>
+      <w:lvlJc w:val="left"/>
+      <w:pPr>
+        <w:ind w:left="3600" w:hanging="360"/>
+      </w:pPr>
+    </w:lvl>
+    <w:lvl w:ilvl="5" w:tplc="FFFFFFFF">
+      <w:start w:val="1"/>
+      <w:numFmt w:val="lowerRoman"/>
+      <w:lvlText w:val="%6."/>
+      <w:lvlJc w:val="right"/>
+      <w:pPr>
+        <w:ind w:left="4320" w:hanging="180"/>
+      </w:pPr>
+    </w:lvl>
+    <w:lvl w:ilvl="6" w:tplc="FFFFFFFF">
+      <w:start w:val="1"/>
+      <w:numFmt w:val="decimal"/>
+      <w:lvlText w:val="%7."/>
+      <w:lvlJc w:val="left"/>
+      <w:pPr>
+        <w:ind w:left="5040" w:hanging="360"/>
+      </w:pPr>
+    </w:lvl>
+    <w:lvl w:ilvl="7" w:tplc="FFFFFFFF">
+      <w:start w:val="1"/>
+      <w:numFmt w:val="lowerLetter"/>
+      <w:lvlText w:val="%8."/>
+      <w:lvlJc w:val="left"/>
+      <w:pPr>
+        <w:ind w:left="5760" w:hanging="360"/>
+      </w:pPr>
+    </w:lvl>
+    <w:lvl w:ilvl="8" w:tplc="FFFFFFFF">
+      <w:start w:val="1"/>
+      <w:numFmt w:val="lowerRoman"/>
+      <w:lvlText w:val="%9."/>
+      <w:lvlJc w:val="right"/>
+      <w:pPr>
+        <w:ind w:left="6480" w:hanging="180"/>
+      </w:pPr>
+    </w:lvl>
+  </w:abstractNum>
   <w:num w:numId="1" w16cid:durableId="79954453">
-    <w:abstractNumId w:val="0"/>
+    <w:abstractNumId w:val="1"/>
     <w:lvlOverride w:ilvl="0">
       <w:startOverride w:val="1"/>
     </w:lvlOverride>
@@ -2082,6 +2875,45 @@
     <w:lvlOverride w:ilvl="8">
       <w:startOverride w:val="1"/>
     </w:lvlOverride>
+  </w:num>
+  <w:num w:numId="2" w16cid:durableId="1200969700">
+    <w:abstractNumId w:val="2"/>
+    <w:lvlOverride w:ilvl="0">
+      <w:startOverride w:val="1"/>
+    </w:lvlOverride>
+    <w:lvlOverride w:ilvl="1">
+      <w:startOverride w:val="1"/>
+    </w:lvlOverride>
+    <w:lvlOverride w:ilvl="2">
+      <w:startOverride w:val="1"/>
+    </w:lvlOverride>
+    <w:lvlOverride w:ilvl="3">
+      <w:startOverride w:val="1"/>
+    </w:lvlOverride>
+    <w:lvlOverride w:ilvl="4">
+      <w:startOverride w:val="1"/>
+    </w:lvlOverride>
+    <w:lvlOverride w:ilvl="5">
+      <w:startOverride w:val="1"/>
+    </w:lvlOverride>
+    <w:lvlOverride w:ilvl="6">
+      <w:startOverride w:val="1"/>
+    </w:lvlOverride>
+    <w:lvlOverride w:ilvl="7">
+      <w:startOverride w:val="1"/>
+    </w:lvlOverride>
+    <w:lvlOverride w:ilvl="8">
+      <w:startOverride w:val="1"/>
+    </w:lvlOverride>
+  </w:num>
+  <w:num w:numId="3" w16cid:durableId="1651789424">
+    <w:abstractNumId w:val="2"/>
+  </w:num>
+  <w:num w:numId="4" w16cid:durableId="1380130518">
+    <w:abstractNumId w:val="3"/>
+  </w:num>
+  <w:num w:numId="5" w16cid:durableId="1159613604">
+    <w:abstractNumId w:val="0"/>
   </w:num>
 </w:numbering>
 </file>
@@ -3079,6 +3911,17 @@
       <w:ind w:left="240"/>
     </w:pPr>
   </w:style>
+  <w:style w:type="paragraph" w:styleId="NormalWeb">
+    <w:name w:val="Normal (Web)"/>
+    <w:basedOn w:val="Normal"/>
+    <w:uiPriority w:val="99"/>
+    <w:semiHidden/>
+    <w:unhideWhenUsed/>
+    <w:rsid w:val="00CD67A7"/>
+    <w:rPr>
+      <w:rFonts w:ascii="Times New Roman" w:hAnsi="Times New Roman" w:cs="Times New Roman"/>
+    </w:rPr>
+  </w:style>
 </w:styles>
 </file>
 

--- a/SWE Project.docx
+++ b/SWE Project.docx
@@ -434,9 +434,12 @@
             <w:pPr>
               <w:spacing w:after="160" w:line="278" w:lineRule="auto"/>
             </w:pPr>
+            <w:proofErr w:type="spellStart"/>
+            <w:proofErr w:type="gramStart"/>
             <w:r>
               <w:t>Junayed</w:t>
             </w:r>
+            <w:proofErr w:type="spellEnd"/>
             <w:r>
               <w:t xml:space="preserve"> </w:t>
             </w:r>
@@ -449,6 +452,7 @@
             <w:r>
               <w:t>slam</w:t>
             </w:r>
+            <w:proofErr w:type="gramEnd"/>
           </w:p>
         </w:tc>
         <w:tc>
@@ -723,6 +727,7 @@
           <w:docPartUnique/>
         </w:docPartObj>
       </w:sdtPr>
+      <w:sdtEndPr/>
       <w:sdtContent>
         <w:sdt>
           <w:sdtPr>
@@ -739,6 +744,7 @@
               <w:docPartUnique/>
             </w:docPartObj>
           </w:sdtPr>
+          <w:sdtEndPr/>
           <w:sdtContent>
             <w:p>
               <w:pPr>
@@ -1826,7 +1832,21 @@
         <w:rPr>
           <w:lang w:val="en-GB"/>
         </w:rPr>
-        <w:t>Modern cafe’s require fast, accurate, and organized service to handle daily operations such as taking orders, preparing food, managing bills, and maintaining records. Many small and medium cafes still depend on manual paper-based processes, which often lead to slow service, calculation errors, missing sales records, and difficulty in tracking inventory or staff activities. These issues reduce customer satisfaction and make business management harder for owners.</w:t>
+        <w:t xml:space="preserve">Modern </w:t>
+      </w:r>
+      <w:proofErr w:type="gramStart"/>
+      <w:r>
+        <w:rPr>
+          <w:lang w:val="en-GB"/>
+        </w:rPr>
+        <w:t>cafe’s</w:t>
+      </w:r>
+      <w:proofErr w:type="gramEnd"/>
+      <w:r>
+        <w:rPr>
+          <w:lang w:val="en-GB"/>
+        </w:rPr>
+        <w:t xml:space="preserve"> require fast, accurate, and organized service to handle daily operations such as taking orders, preparing food, managing bills, and maintaining records. Many small and medium cafes still depend on manual paper-based processes, which often lead to slow service, calculation errors, missing sales records, and difficulty in tracking inventory or staff activities. These issues reduce customer satisfaction and make business management harder for owners.</w:t>
       </w:r>
     </w:p>
     <w:p>
@@ -1925,7 +1945,15 @@
     </w:p>
     <w:p>
       <w:r>
-        <w:t>For this project, development activities are organized into small iterations that include planning, coding, testing, and refactoring. This structured yet flexible approach reduces development risk, improves maintainability, and supports rapid changes. Therefore, the XP model is chosen as it provides an efficient and disciplined framework suitable for developing a reliable and scalable Cafe Management System.</w:t>
+        <w:t xml:space="preserve">For this project, development activities are organized into small iterations that include planning, coding, testing, and refactoring. This structured yet flexible approach reduces development risk, improves maintainability, and supports rapid changes. Therefore, the XP model </w:t>
+      </w:r>
+      <w:proofErr w:type="gramStart"/>
+      <w:r>
+        <w:t>is</w:t>
+      </w:r>
+      <w:proofErr w:type="gramEnd"/>
+      <w:r>
+        <w:t xml:space="preserve"> chosen as it provides an efficient and disciplined framework suitable for developing a reliable and scalable Cafe Management System.</w:t>
       </w:r>
     </w:p>
     <w:p/>
@@ -2286,7 +2314,15 @@
     </w:p>
     <w:p>
       <w:r>
-        <w:t>- Clicking "Add New User" and opens new account for Admin, Cashier, Staff, Customer.</w:t>
+        <w:t xml:space="preserve">- Clicking "Add New User" and </w:t>
+      </w:r>
+      <w:proofErr w:type="gramStart"/>
+      <w:r>
+        <w:t>opens</w:t>
+      </w:r>
+      <w:proofErr w:type="gramEnd"/>
+      <w:r>
+        <w:t xml:space="preserve"> new account for Admin, Cashier, Staff, Customer.</w:t>
       </w:r>
     </w:p>
     <w:p>
@@ -2322,40 +2358,112 @@
     </w:p>
     <w:p>
       <w:pPr>
+        <w:pStyle w:val="NormalWeb"/>
         <w:numPr>
           <w:ilvl w:val="0"/>
-          <w:numId w:val="2"/>
+          <w:numId w:val="6"/>
         </w:numPr>
+        <w:spacing w:before="100" w:beforeAutospacing="1" w:after="100" w:afterAutospacing="1" w:line="240" w:lineRule="auto"/>
+        <w:jc w:val="both"/>
       </w:pPr>
       <w:r>
         <w:t>Order Entry [Cashier]</w:t>
       </w:r>
-    </w:p>
-    <w:p>
-      <w:r>
-        <w:t>- Clicking a product adds it to the Cart list.</w:t>
-      </w:r>
-    </w:p>
-    <w:p>
-      <w:r>
-        <w:t>- Increasing quantity automatically recalculates the Total Amount.</w:t>
-      </w:r>
-    </w:p>
-    <w:p>
-      <w:r>
-        <w:t>- Place Order assigns a unique Order ID.</w:t>
-      </w:r>
-    </w:p>
-    <w:p>
-      <w:r>
-        <w:t>- System must check stock availability.</w:t>
-      </w:r>
-    </w:p>
-    <w:p>
-      <w:pPr>
+      <w:r>
+        <w:t xml:space="preserve"> </w:t>
+      </w:r>
+      <w:r>
+        <w:t>Generate Receipt [Cashier]</w:t>
+      </w:r>
+    </w:p>
+    <w:p>
+      <w:pPr>
+        <w:pStyle w:val="NormalWeb"/>
+        <w:ind w:left="720"/>
+        <w:jc w:val="both"/>
+      </w:pPr>
+      <w:r>
+        <w:t>- Receipt must contain: Date, Time, Order ID, Name.</w:t>
+      </w:r>
+    </w:p>
+    <w:p>
+      <w:pPr>
+        <w:pStyle w:val="NormalWeb"/>
+        <w:ind w:left="720"/>
+        <w:jc w:val="both"/>
+      </w:pPr>
+      <w:r>
+        <w:t>- Tax calculation logic must be applied to the subtotal.</w:t>
+      </w:r>
+    </w:p>
+    <w:p>
+      <w:pPr>
+        <w:pStyle w:val="NormalWeb"/>
         <w:numPr>
           <w:ilvl w:val="0"/>
-          <w:numId w:val="2"/>
+          <w:numId w:val="6"/>
+        </w:numPr>
+        <w:spacing w:before="100" w:beforeAutospacing="1" w:after="100" w:afterAutospacing="1" w:line="240" w:lineRule="auto"/>
+        <w:jc w:val="both"/>
+      </w:pPr>
+      <w:r>
+        <w:t>Logout [All Users]</w:t>
+      </w:r>
+    </w:p>
+    <w:p>
+      <w:pPr>
+        <w:pStyle w:val="NormalWeb"/>
+        <w:ind w:left="720"/>
+        <w:jc w:val="both"/>
+      </w:pPr>
+      <w:r>
+        <w:t>licking logout clears the session data.</w:t>
+      </w:r>
+    </w:p>
+    <w:p>
+      <w:pPr>
+        <w:pStyle w:val="NormalWeb"/>
+        <w:ind w:left="720"/>
+        <w:jc w:val="both"/>
+      </w:pPr>
+      <w:r>
+        <w:t>- User is redirected back to the Login Screen.</w:t>
+      </w:r>
+    </w:p>
+    <w:p>
+      <w:pPr>
+        <w:numPr>
+          <w:ilvl w:val="0"/>
+          <w:numId w:val="6"/>
+        </w:numPr>
+      </w:pPr>
+    </w:p>
+    <w:p>
+      <w:r>
+        <w:t>- Clicking a product adds it to the Cart list.</w:t>
+      </w:r>
+    </w:p>
+    <w:p>
+      <w:r>
+        <w:t>- Increasing quantity automatically recalculates the Total Amount.</w:t>
+      </w:r>
+    </w:p>
+    <w:p>
+      <w:r>
+        <w:t>- Place Order assigns a unique Order ID.</w:t>
+      </w:r>
+    </w:p>
+    <w:p>
+      <w:r>
+        <w:lastRenderedPageBreak/>
+        <w:t>- System must check stock availability.</w:t>
+      </w:r>
+    </w:p>
+    <w:p>
+      <w:pPr>
+        <w:numPr>
+          <w:ilvl w:val="0"/>
+          <w:numId w:val="6"/>
         </w:numPr>
       </w:pPr>
       <w:r>
@@ -2378,7 +2486,7 @@
       <w:pPr>
         <w:numPr>
           <w:ilvl w:val="0"/>
-          <w:numId w:val="2"/>
+          <w:numId w:val="6"/>
         </w:numPr>
       </w:pPr>
       <w:r>
@@ -2387,7 +2495,6 @@
     </w:p>
     <w:p>
       <w:r>
-        <w:lastRenderedPageBreak/>
         <w:t>- Orders placed by Customer appear here instantly.</w:t>
       </w:r>
     </w:p>
@@ -2400,7 +2507,7 @@
       <w:pPr>
         <w:numPr>
           <w:ilvl w:val="0"/>
-          <w:numId w:val="2"/>
+          <w:numId w:val="6"/>
         </w:numPr>
       </w:pPr>
       <w:r>
@@ -2485,6 +2592,4053 @@
       <w:r>
         <w:t>- User is redirected back to the Login Screen.</w:t>
       </w:r>
+    </w:p>
+    <w:p>
+      <w:pPr>
+        <w:rPr>
+          <w:b/>
+          <w:bCs/>
+          <w:lang w:val="en-GB"/>
+        </w:rPr>
+      </w:pPr>
+      <w:r>
+        <w:rPr>
+          <w:b/>
+          <w:bCs/>
+          <w:lang w:val="en-GB"/>
+        </w:rPr>
+        <w:t>2.2 User Story Table</w:t>
+      </w:r>
+      <w:r>
+        <w:rPr>
+          <w:b/>
+          <w:bCs/>
+          <w:lang w:val="en-GB"/>
+        </w:rPr>
+        <w:tab/>
+      </w:r>
+    </w:p>
+    <w:tbl>
+      <w:tblPr>
+        <w:tblStyle w:val="TableGrid"/>
+        <w:tblW w:w="0" w:type="auto"/>
+        <w:tblLook w:val="04A0" w:firstRow="1" w:lastRow="0" w:firstColumn="1" w:lastColumn="0" w:noHBand="0" w:noVBand="1"/>
+      </w:tblPr>
+      <w:tblGrid>
+        <w:gridCol w:w="1435"/>
+        <w:gridCol w:w="2610"/>
+        <w:gridCol w:w="2520"/>
+        <w:gridCol w:w="2785"/>
+      </w:tblGrid>
+      <w:tr>
+        <w:tc>
+          <w:tcPr>
+            <w:tcW w:w="1435" w:type="dxa"/>
+            <w:tcBorders>
+              <w:top w:val="single" w:sz="4" w:space="0" w:color="auto"/>
+              <w:left w:val="single" w:sz="4" w:space="0" w:color="auto"/>
+              <w:bottom w:val="single" w:sz="4" w:space="0" w:color="auto"/>
+              <w:right w:val="single" w:sz="4" w:space="0" w:color="auto"/>
+            </w:tcBorders>
+            <w:hideMark/>
+          </w:tcPr>
+          <w:p>
+            <w:pPr>
+              <w:spacing w:after="160" w:line="278" w:lineRule="auto"/>
+              <w:rPr>
+                <w:b/>
+                <w:bCs/>
+                <w:lang w:val="en-GB"/>
+              </w:rPr>
+            </w:pPr>
+            <w:r>
+              <w:rPr>
+                <w:b/>
+                <w:bCs/>
+                <w:lang w:val="en-GB"/>
+              </w:rPr>
+              <w:t>As a/an</w:t>
+            </w:r>
+          </w:p>
+        </w:tc>
+        <w:tc>
+          <w:tcPr>
+            <w:tcW w:w="2610" w:type="dxa"/>
+            <w:tcBorders>
+              <w:top w:val="single" w:sz="4" w:space="0" w:color="auto"/>
+              <w:left w:val="single" w:sz="4" w:space="0" w:color="auto"/>
+              <w:bottom w:val="single" w:sz="4" w:space="0" w:color="auto"/>
+              <w:right w:val="single" w:sz="4" w:space="0" w:color="auto"/>
+            </w:tcBorders>
+            <w:hideMark/>
+          </w:tcPr>
+          <w:p>
+            <w:pPr>
+              <w:spacing w:after="160" w:line="278" w:lineRule="auto"/>
+              <w:rPr>
+                <w:b/>
+                <w:bCs/>
+                <w:lang w:val="en-GB"/>
+              </w:rPr>
+            </w:pPr>
+            <w:r>
+              <w:rPr>
+                <w:b/>
+                <w:bCs/>
+                <w:lang w:val="en-GB"/>
+              </w:rPr>
+              <w:t>I want to</w:t>
+            </w:r>
+          </w:p>
+        </w:tc>
+        <w:tc>
+          <w:tcPr>
+            <w:tcW w:w="2520" w:type="dxa"/>
+            <w:tcBorders>
+              <w:top w:val="single" w:sz="4" w:space="0" w:color="auto"/>
+              <w:left w:val="single" w:sz="4" w:space="0" w:color="auto"/>
+              <w:bottom w:val="single" w:sz="4" w:space="0" w:color="auto"/>
+              <w:right w:val="single" w:sz="4" w:space="0" w:color="auto"/>
+            </w:tcBorders>
+            <w:hideMark/>
+          </w:tcPr>
+          <w:p>
+            <w:pPr>
+              <w:spacing w:after="160" w:line="278" w:lineRule="auto"/>
+              <w:rPr>
+                <w:b/>
+                <w:bCs/>
+                <w:lang w:val="en-GB"/>
+              </w:rPr>
+            </w:pPr>
+            <w:r>
+              <w:rPr>
+                <w:b/>
+                <w:bCs/>
+                <w:lang w:val="en-GB"/>
+              </w:rPr>
+              <w:t>So that</w:t>
+            </w:r>
+          </w:p>
+        </w:tc>
+        <w:tc>
+          <w:tcPr>
+            <w:tcW w:w="2785" w:type="dxa"/>
+            <w:tcBorders>
+              <w:top w:val="single" w:sz="4" w:space="0" w:color="auto"/>
+              <w:left w:val="single" w:sz="4" w:space="0" w:color="auto"/>
+              <w:bottom w:val="single" w:sz="4" w:space="0" w:color="auto"/>
+              <w:right w:val="single" w:sz="4" w:space="0" w:color="auto"/>
+            </w:tcBorders>
+            <w:hideMark/>
+          </w:tcPr>
+          <w:p>
+            <w:pPr>
+              <w:spacing w:after="160" w:line="278" w:lineRule="auto"/>
+              <w:rPr>
+                <w:b/>
+                <w:bCs/>
+                <w:lang w:val="en-GB"/>
+              </w:rPr>
+            </w:pPr>
+            <w:r>
+              <w:rPr>
+                <w:b/>
+                <w:bCs/>
+                <w:lang w:val="en-GB"/>
+              </w:rPr>
+              <w:t>Acceptance Criteria</w:t>
+            </w:r>
+          </w:p>
+        </w:tc>
+      </w:tr>
+      <w:tr>
+        <w:tc>
+          <w:tcPr>
+            <w:tcW w:w="1435" w:type="dxa"/>
+            <w:vMerge w:val="restart"/>
+            <w:tcBorders>
+              <w:top w:val="single" w:sz="4" w:space="0" w:color="auto"/>
+              <w:left w:val="single" w:sz="4" w:space="0" w:color="auto"/>
+              <w:bottom w:val="single" w:sz="4" w:space="0" w:color="auto"/>
+              <w:right w:val="single" w:sz="4" w:space="0" w:color="auto"/>
+            </w:tcBorders>
+            <w:hideMark/>
+          </w:tcPr>
+          <w:p>
+            <w:pPr>
+              <w:spacing w:after="160" w:line="278" w:lineRule="auto"/>
+              <w:rPr>
+                <w:lang w:val="en-GB"/>
+              </w:rPr>
+            </w:pPr>
+            <w:r>
+              <w:rPr>
+                <w:lang w:val="en-GB"/>
+              </w:rPr>
+              <w:t>Admin</w:t>
+            </w:r>
+          </w:p>
+        </w:tc>
+        <w:tc>
+          <w:tcPr>
+            <w:tcW w:w="2610" w:type="dxa"/>
+            <w:tcBorders>
+              <w:top w:val="single" w:sz="4" w:space="0" w:color="auto"/>
+              <w:left w:val="single" w:sz="4" w:space="0" w:color="auto"/>
+              <w:bottom w:val="single" w:sz="4" w:space="0" w:color="auto"/>
+              <w:right w:val="single" w:sz="4" w:space="0" w:color="auto"/>
+            </w:tcBorders>
+            <w:hideMark/>
+          </w:tcPr>
+          <w:p>
+            <w:pPr>
+              <w:spacing w:after="160" w:line="278" w:lineRule="auto"/>
+            </w:pPr>
+            <w:r>
+              <w:t>Create staff account</w:t>
+            </w:r>
+          </w:p>
+        </w:tc>
+        <w:tc>
+          <w:tcPr>
+            <w:tcW w:w="2520" w:type="dxa"/>
+            <w:tcBorders>
+              <w:top w:val="single" w:sz="4" w:space="0" w:color="auto"/>
+              <w:left w:val="single" w:sz="4" w:space="0" w:color="auto"/>
+              <w:bottom w:val="single" w:sz="4" w:space="0" w:color="auto"/>
+              <w:right w:val="single" w:sz="4" w:space="0" w:color="auto"/>
+            </w:tcBorders>
+            <w:hideMark/>
+          </w:tcPr>
+          <w:p>
+            <w:pPr>
+              <w:spacing w:after="160" w:line="278" w:lineRule="auto"/>
+            </w:pPr>
+            <w:r>
+              <w:t>I can add new employees to the system</w:t>
+            </w:r>
+          </w:p>
+        </w:tc>
+        <w:tc>
+          <w:tcPr>
+            <w:tcW w:w="2785" w:type="dxa"/>
+            <w:tcBorders>
+              <w:top w:val="single" w:sz="4" w:space="0" w:color="auto"/>
+              <w:left w:val="single" w:sz="4" w:space="0" w:color="auto"/>
+              <w:bottom w:val="single" w:sz="4" w:space="0" w:color="auto"/>
+              <w:right w:val="single" w:sz="4" w:space="0" w:color="auto"/>
+            </w:tcBorders>
+            <w:hideMark/>
+          </w:tcPr>
+          <w:p>
+            <w:pPr>
+              <w:spacing w:after="160" w:line="278" w:lineRule="auto"/>
+            </w:pPr>
+            <w:r>
+              <w:t>Staff registration form → success message after saving</w:t>
+            </w:r>
+          </w:p>
+        </w:tc>
+      </w:tr>
+      <w:tr>
+        <w:tc>
+          <w:tcPr>
+            <w:tcW w:w="0" w:type="auto"/>
+            <w:vMerge/>
+            <w:tcBorders>
+              <w:top w:val="single" w:sz="4" w:space="0" w:color="auto"/>
+              <w:left w:val="single" w:sz="4" w:space="0" w:color="auto"/>
+              <w:bottom w:val="single" w:sz="4" w:space="0" w:color="auto"/>
+              <w:right w:val="single" w:sz="4" w:space="0" w:color="auto"/>
+            </w:tcBorders>
+            <w:vAlign w:val="center"/>
+            <w:hideMark/>
+          </w:tcPr>
+          <w:p>
+            <w:pPr>
+              <w:spacing w:after="160" w:line="278" w:lineRule="auto"/>
+              <w:rPr>
+                <w:lang w:val="en-GB"/>
+              </w:rPr>
+            </w:pPr>
+          </w:p>
+        </w:tc>
+        <w:tc>
+          <w:tcPr>
+            <w:tcW w:w="2610" w:type="dxa"/>
+            <w:tcBorders>
+              <w:top w:val="single" w:sz="4" w:space="0" w:color="auto"/>
+              <w:left w:val="single" w:sz="4" w:space="0" w:color="auto"/>
+              <w:bottom w:val="single" w:sz="4" w:space="0" w:color="auto"/>
+              <w:right w:val="single" w:sz="4" w:space="0" w:color="auto"/>
+            </w:tcBorders>
+            <w:hideMark/>
+          </w:tcPr>
+          <w:p>
+            <w:pPr>
+              <w:spacing w:after="160" w:line="278" w:lineRule="auto"/>
+            </w:pPr>
+            <w:r>
+              <w:t>Create cashier account</w:t>
+            </w:r>
+          </w:p>
+        </w:tc>
+        <w:tc>
+          <w:tcPr>
+            <w:tcW w:w="2520" w:type="dxa"/>
+            <w:tcBorders>
+              <w:top w:val="single" w:sz="4" w:space="0" w:color="auto"/>
+              <w:left w:val="single" w:sz="4" w:space="0" w:color="auto"/>
+              <w:bottom w:val="single" w:sz="4" w:space="0" w:color="auto"/>
+              <w:right w:val="single" w:sz="4" w:space="0" w:color="auto"/>
+            </w:tcBorders>
+            <w:hideMark/>
+          </w:tcPr>
+          <w:p>
+            <w:pPr>
+              <w:spacing w:after="160" w:line="278" w:lineRule="auto"/>
+            </w:pPr>
+            <w:r>
+              <w:t>Cashiers can manage payments</w:t>
+            </w:r>
+          </w:p>
+        </w:tc>
+        <w:tc>
+          <w:tcPr>
+            <w:tcW w:w="2785" w:type="dxa"/>
+            <w:tcBorders>
+              <w:top w:val="single" w:sz="4" w:space="0" w:color="auto"/>
+              <w:left w:val="single" w:sz="4" w:space="0" w:color="auto"/>
+              <w:bottom w:val="single" w:sz="4" w:space="0" w:color="auto"/>
+              <w:right w:val="single" w:sz="4" w:space="0" w:color="auto"/>
+            </w:tcBorders>
+            <w:hideMark/>
+          </w:tcPr>
+          <w:p>
+            <w:pPr>
+              <w:spacing w:after="160" w:line="278" w:lineRule="auto"/>
+            </w:pPr>
+            <w:r>
+              <w:t>Cashier added → visible in cashier list</w:t>
+            </w:r>
+          </w:p>
+        </w:tc>
+      </w:tr>
+      <w:tr>
+        <w:tc>
+          <w:tcPr>
+            <w:tcW w:w="0" w:type="auto"/>
+            <w:vMerge/>
+            <w:tcBorders>
+              <w:top w:val="single" w:sz="4" w:space="0" w:color="auto"/>
+              <w:left w:val="single" w:sz="4" w:space="0" w:color="auto"/>
+              <w:bottom w:val="single" w:sz="4" w:space="0" w:color="auto"/>
+              <w:right w:val="single" w:sz="4" w:space="0" w:color="auto"/>
+            </w:tcBorders>
+            <w:vAlign w:val="center"/>
+            <w:hideMark/>
+          </w:tcPr>
+          <w:p>
+            <w:pPr>
+              <w:spacing w:after="160" w:line="278" w:lineRule="auto"/>
+              <w:rPr>
+                <w:lang w:val="en-GB"/>
+              </w:rPr>
+            </w:pPr>
+          </w:p>
+        </w:tc>
+        <w:tc>
+          <w:tcPr>
+            <w:tcW w:w="2610" w:type="dxa"/>
+            <w:tcBorders>
+              <w:top w:val="single" w:sz="4" w:space="0" w:color="auto"/>
+              <w:left w:val="single" w:sz="4" w:space="0" w:color="auto"/>
+              <w:bottom w:val="single" w:sz="4" w:space="0" w:color="auto"/>
+              <w:right w:val="single" w:sz="4" w:space="0" w:color="auto"/>
+            </w:tcBorders>
+            <w:hideMark/>
+          </w:tcPr>
+          <w:p>
+            <w:pPr>
+              <w:spacing w:after="160" w:line="278" w:lineRule="auto"/>
+            </w:pPr>
+            <w:r>
+              <w:t>Create customer profile (optional)</w:t>
+            </w:r>
+          </w:p>
+        </w:tc>
+        <w:tc>
+          <w:tcPr>
+            <w:tcW w:w="2520" w:type="dxa"/>
+            <w:tcBorders>
+              <w:top w:val="single" w:sz="4" w:space="0" w:color="auto"/>
+              <w:left w:val="single" w:sz="4" w:space="0" w:color="auto"/>
+              <w:bottom w:val="single" w:sz="4" w:space="0" w:color="auto"/>
+              <w:right w:val="single" w:sz="4" w:space="0" w:color="auto"/>
+            </w:tcBorders>
+            <w:hideMark/>
+          </w:tcPr>
+          <w:p>
+            <w:pPr>
+              <w:spacing w:after="160" w:line="278" w:lineRule="auto"/>
+            </w:pPr>
+            <w:r>
+              <w:t>I can help customers register</w:t>
+            </w:r>
+          </w:p>
+        </w:tc>
+        <w:tc>
+          <w:tcPr>
+            <w:tcW w:w="2785" w:type="dxa"/>
+            <w:tcBorders>
+              <w:top w:val="single" w:sz="4" w:space="0" w:color="auto"/>
+              <w:left w:val="single" w:sz="4" w:space="0" w:color="auto"/>
+              <w:bottom w:val="single" w:sz="4" w:space="0" w:color="auto"/>
+              <w:right w:val="single" w:sz="4" w:space="0" w:color="auto"/>
+            </w:tcBorders>
+            <w:hideMark/>
+          </w:tcPr>
+          <w:p>
+            <w:pPr>
+              <w:spacing w:after="160" w:line="278" w:lineRule="auto"/>
+            </w:pPr>
+            <w:r>
+              <w:t>Customer receives confirmation message</w:t>
+            </w:r>
+          </w:p>
+        </w:tc>
+      </w:tr>
+      <w:tr>
+        <w:tc>
+          <w:tcPr>
+            <w:tcW w:w="0" w:type="auto"/>
+            <w:vMerge/>
+            <w:tcBorders>
+              <w:top w:val="single" w:sz="4" w:space="0" w:color="auto"/>
+              <w:left w:val="single" w:sz="4" w:space="0" w:color="auto"/>
+              <w:bottom w:val="single" w:sz="4" w:space="0" w:color="auto"/>
+              <w:right w:val="single" w:sz="4" w:space="0" w:color="auto"/>
+            </w:tcBorders>
+            <w:vAlign w:val="center"/>
+            <w:hideMark/>
+          </w:tcPr>
+          <w:p>
+            <w:pPr>
+              <w:spacing w:after="160" w:line="278" w:lineRule="auto"/>
+              <w:rPr>
+                <w:lang w:val="en-GB"/>
+              </w:rPr>
+            </w:pPr>
+          </w:p>
+        </w:tc>
+        <w:tc>
+          <w:tcPr>
+            <w:tcW w:w="2610" w:type="dxa"/>
+            <w:tcBorders>
+              <w:top w:val="single" w:sz="4" w:space="0" w:color="auto"/>
+              <w:left w:val="single" w:sz="4" w:space="0" w:color="auto"/>
+              <w:bottom w:val="single" w:sz="4" w:space="0" w:color="auto"/>
+              <w:right w:val="single" w:sz="4" w:space="0" w:color="auto"/>
+            </w:tcBorders>
+            <w:hideMark/>
+          </w:tcPr>
+          <w:p>
+            <w:pPr>
+              <w:spacing w:after="160" w:line="278" w:lineRule="auto"/>
+            </w:pPr>
+            <w:r>
+              <w:t>Login with username &amp; password</w:t>
+            </w:r>
+          </w:p>
+        </w:tc>
+        <w:tc>
+          <w:tcPr>
+            <w:tcW w:w="2520" w:type="dxa"/>
+            <w:tcBorders>
+              <w:top w:val="single" w:sz="4" w:space="0" w:color="auto"/>
+              <w:left w:val="single" w:sz="4" w:space="0" w:color="auto"/>
+              <w:bottom w:val="single" w:sz="4" w:space="0" w:color="auto"/>
+              <w:right w:val="single" w:sz="4" w:space="0" w:color="auto"/>
+            </w:tcBorders>
+            <w:hideMark/>
+          </w:tcPr>
+          <w:p>
+            <w:pPr>
+              <w:spacing w:after="160" w:line="278" w:lineRule="auto"/>
+            </w:pPr>
+            <w:r>
+              <w:t>The system can authenticate me</w:t>
+            </w:r>
+          </w:p>
+        </w:tc>
+        <w:tc>
+          <w:tcPr>
+            <w:tcW w:w="2785" w:type="dxa"/>
+            <w:tcBorders>
+              <w:top w:val="single" w:sz="4" w:space="0" w:color="auto"/>
+              <w:left w:val="single" w:sz="4" w:space="0" w:color="auto"/>
+              <w:bottom w:val="single" w:sz="4" w:space="0" w:color="auto"/>
+              <w:right w:val="single" w:sz="4" w:space="0" w:color="auto"/>
+            </w:tcBorders>
+            <w:hideMark/>
+          </w:tcPr>
+          <w:p>
+            <w:pPr>
+              <w:spacing w:after="160" w:line="278" w:lineRule="auto"/>
+              <w:rPr>
+                <w:lang w:val="en-GB"/>
+              </w:rPr>
+            </w:pPr>
+            <w:r>
+              <w:t>Successful login redirects to Admin Dashboard</w:t>
+            </w:r>
+          </w:p>
+        </w:tc>
+      </w:tr>
+      <w:tr>
+        <w:tc>
+          <w:tcPr>
+            <w:tcW w:w="0" w:type="auto"/>
+            <w:vMerge/>
+            <w:tcBorders>
+              <w:top w:val="single" w:sz="4" w:space="0" w:color="auto"/>
+              <w:left w:val="single" w:sz="4" w:space="0" w:color="auto"/>
+              <w:bottom w:val="single" w:sz="4" w:space="0" w:color="auto"/>
+              <w:right w:val="single" w:sz="4" w:space="0" w:color="auto"/>
+            </w:tcBorders>
+            <w:vAlign w:val="center"/>
+            <w:hideMark/>
+          </w:tcPr>
+          <w:p>
+            <w:pPr>
+              <w:spacing w:after="160" w:line="278" w:lineRule="auto"/>
+              <w:rPr>
+                <w:lang w:val="en-GB"/>
+              </w:rPr>
+            </w:pPr>
+          </w:p>
+        </w:tc>
+        <w:tc>
+          <w:tcPr>
+            <w:tcW w:w="2610" w:type="dxa"/>
+            <w:tcBorders>
+              <w:top w:val="single" w:sz="4" w:space="0" w:color="auto"/>
+              <w:left w:val="single" w:sz="4" w:space="0" w:color="auto"/>
+              <w:bottom w:val="single" w:sz="4" w:space="0" w:color="auto"/>
+              <w:right w:val="single" w:sz="4" w:space="0" w:color="auto"/>
+            </w:tcBorders>
+            <w:hideMark/>
+          </w:tcPr>
+          <w:p>
+            <w:pPr>
+              <w:spacing w:after="160" w:line="278" w:lineRule="auto"/>
+            </w:pPr>
+            <w:r>
+              <w:t>View my profile</w:t>
+            </w:r>
+          </w:p>
+        </w:tc>
+        <w:tc>
+          <w:tcPr>
+            <w:tcW w:w="2520" w:type="dxa"/>
+            <w:tcBorders>
+              <w:top w:val="single" w:sz="4" w:space="0" w:color="auto"/>
+              <w:left w:val="single" w:sz="4" w:space="0" w:color="auto"/>
+              <w:bottom w:val="single" w:sz="4" w:space="0" w:color="auto"/>
+              <w:right w:val="single" w:sz="4" w:space="0" w:color="auto"/>
+            </w:tcBorders>
+            <w:hideMark/>
+          </w:tcPr>
+          <w:p>
+            <w:pPr>
+              <w:spacing w:after="160" w:line="278" w:lineRule="auto"/>
+            </w:pPr>
+            <w:r>
+              <w:t>I can check my information</w:t>
+            </w:r>
+          </w:p>
+        </w:tc>
+        <w:tc>
+          <w:tcPr>
+            <w:tcW w:w="2785" w:type="dxa"/>
+            <w:tcBorders>
+              <w:top w:val="single" w:sz="4" w:space="0" w:color="auto"/>
+              <w:left w:val="single" w:sz="4" w:space="0" w:color="auto"/>
+              <w:bottom w:val="single" w:sz="4" w:space="0" w:color="auto"/>
+              <w:right w:val="single" w:sz="4" w:space="0" w:color="auto"/>
+            </w:tcBorders>
+            <w:hideMark/>
+          </w:tcPr>
+          <w:p>
+            <w:pPr>
+              <w:spacing w:after="160" w:line="278" w:lineRule="auto"/>
+            </w:pPr>
+            <w:r>
+              <w:t>Profile page shows all registered data</w:t>
+            </w:r>
+          </w:p>
+        </w:tc>
+      </w:tr>
+      <w:tr>
+        <w:tc>
+          <w:tcPr>
+            <w:tcW w:w="0" w:type="auto"/>
+            <w:vMerge/>
+            <w:tcBorders>
+              <w:top w:val="single" w:sz="4" w:space="0" w:color="auto"/>
+              <w:left w:val="single" w:sz="4" w:space="0" w:color="auto"/>
+              <w:bottom w:val="single" w:sz="4" w:space="0" w:color="auto"/>
+              <w:right w:val="single" w:sz="4" w:space="0" w:color="auto"/>
+            </w:tcBorders>
+            <w:vAlign w:val="center"/>
+            <w:hideMark/>
+          </w:tcPr>
+          <w:p>
+            <w:pPr>
+              <w:spacing w:after="160" w:line="278" w:lineRule="auto"/>
+              <w:rPr>
+                <w:lang w:val="en-GB"/>
+              </w:rPr>
+            </w:pPr>
+          </w:p>
+        </w:tc>
+        <w:tc>
+          <w:tcPr>
+            <w:tcW w:w="2610" w:type="dxa"/>
+            <w:tcBorders>
+              <w:top w:val="single" w:sz="4" w:space="0" w:color="auto"/>
+              <w:left w:val="single" w:sz="4" w:space="0" w:color="auto"/>
+              <w:bottom w:val="single" w:sz="4" w:space="0" w:color="auto"/>
+              <w:right w:val="single" w:sz="4" w:space="0" w:color="auto"/>
+            </w:tcBorders>
+            <w:hideMark/>
+          </w:tcPr>
+          <w:p>
+            <w:pPr>
+              <w:spacing w:after="160" w:line="278" w:lineRule="auto"/>
+              <w:rPr>
+                <w:lang w:val="en-GB"/>
+              </w:rPr>
+            </w:pPr>
+            <w:r>
+              <w:rPr>
+                <w:lang w:val="en-GB"/>
+              </w:rPr>
+              <w:t>Update my information</w:t>
+            </w:r>
+          </w:p>
+        </w:tc>
+        <w:tc>
+          <w:tcPr>
+            <w:tcW w:w="2520" w:type="dxa"/>
+            <w:tcBorders>
+              <w:top w:val="single" w:sz="4" w:space="0" w:color="auto"/>
+              <w:left w:val="single" w:sz="4" w:space="0" w:color="auto"/>
+              <w:bottom w:val="single" w:sz="4" w:space="0" w:color="auto"/>
+              <w:right w:val="single" w:sz="4" w:space="0" w:color="auto"/>
+            </w:tcBorders>
+            <w:hideMark/>
+          </w:tcPr>
+          <w:p>
+            <w:pPr>
+              <w:spacing w:after="160" w:line="278" w:lineRule="auto"/>
+              <w:rPr>
+                <w:lang w:val="en-GB"/>
+              </w:rPr>
+            </w:pPr>
+            <w:r>
+              <w:rPr>
+                <w:lang w:val="en-GB"/>
+              </w:rPr>
+              <w:t>I can correct wrong details</w:t>
+            </w:r>
+          </w:p>
+        </w:tc>
+        <w:tc>
+          <w:tcPr>
+            <w:tcW w:w="2785" w:type="dxa"/>
+            <w:tcBorders>
+              <w:top w:val="single" w:sz="4" w:space="0" w:color="auto"/>
+              <w:left w:val="single" w:sz="4" w:space="0" w:color="auto"/>
+              <w:bottom w:val="single" w:sz="4" w:space="0" w:color="auto"/>
+              <w:right w:val="single" w:sz="4" w:space="0" w:color="auto"/>
+            </w:tcBorders>
+            <w:hideMark/>
+          </w:tcPr>
+          <w:p>
+            <w:pPr>
+              <w:spacing w:after="160" w:line="278" w:lineRule="auto"/>
+              <w:rPr>
+                <w:lang w:val="en-GB"/>
+              </w:rPr>
+            </w:pPr>
+            <w:r>
+              <w:rPr>
+                <w:lang w:val="en-GB"/>
+              </w:rPr>
+              <w:t>Updated data instantly reflected in the system</w:t>
+            </w:r>
+          </w:p>
+        </w:tc>
+      </w:tr>
+      <w:tr>
+        <w:tc>
+          <w:tcPr>
+            <w:tcW w:w="0" w:type="auto"/>
+            <w:vMerge/>
+            <w:tcBorders>
+              <w:top w:val="single" w:sz="4" w:space="0" w:color="auto"/>
+              <w:left w:val="single" w:sz="4" w:space="0" w:color="auto"/>
+              <w:bottom w:val="single" w:sz="4" w:space="0" w:color="auto"/>
+              <w:right w:val="single" w:sz="4" w:space="0" w:color="auto"/>
+            </w:tcBorders>
+            <w:vAlign w:val="center"/>
+            <w:hideMark/>
+          </w:tcPr>
+          <w:p>
+            <w:pPr>
+              <w:spacing w:after="160" w:line="278" w:lineRule="auto"/>
+              <w:rPr>
+                <w:lang w:val="en-GB"/>
+              </w:rPr>
+            </w:pPr>
+          </w:p>
+        </w:tc>
+        <w:tc>
+          <w:tcPr>
+            <w:tcW w:w="2610" w:type="dxa"/>
+            <w:tcBorders>
+              <w:top w:val="single" w:sz="4" w:space="0" w:color="auto"/>
+              <w:left w:val="single" w:sz="4" w:space="0" w:color="auto"/>
+              <w:bottom w:val="single" w:sz="4" w:space="0" w:color="auto"/>
+              <w:right w:val="single" w:sz="4" w:space="0" w:color="auto"/>
+            </w:tcBorders>
+            <w:hideMark/>
+          </w:tcPr>
+          <w:p>
+            <w:pPr>
+              <w:spacing w:after="160" w:line="278" w:lineRule="auto"/>
+              <w:rPr>
+                <w:lang w:val="en-GB"/>
+              </w:rPr>
+            </w:pPr>
+            <w:r>
+              <w:rPr>
+                <w:lang w:val="en-GB"/>
+              </w:rPr>
+              <w:t>Change password</w:t>
+            </w:r>
+          </w:p>
+        </w:tc>
+        <w:tc>
+          <w:tcPr>
+            <w:tcW w:w="2520" w:type="dxa"/>
+            <w:tcBorders>
+              <w:top w:val="single" w:sz="4" w:space="0" w:color="auto"/>
+              <w:left w:val="single" w:sz="4" w:space="0" w:color="auto"/>
+              <w:bottom w:val="single" w:sz="4" w:space="0" w:color="auto"/>
+              <w:right w:val="single" w:sz="4" w:space="0" w:color="auto"/>
+            </w:tcBorders>
+            <w:hideMark/>
+          </w:tcPr>
+          <w:p>
+            <w:pPr>
+              <w:spacing w:after="160" w:line="278" w:lineRule="auto"/>
+              <w:rPr>
+                <w:lang w:val="en-GB"/>
+              </w:rPr>
+            </w:pPr>
+            <w:r>
+              <w:rPr>
+                <w:lang w:val="en-GB"/>
+              </w:rPr>
+              <w:t>My account stays secure</w:t>
+            </w:r>
+          </w:p>
+        </w:tc>
+        <w:tc>
+          <w:tcPr>
+            <w:tcW w:w="2785" w:type="dxa"/>
+            <w:tcBorders>
+              <w:top w:val="single" w:sz="4" w:space="0" w:color="auto"/>
+              <w:left w:val="single" w:sz="4" w:space="0" w:color="auto"/>
+              <w:bottom w:val="single" w:sz="4" w:space="0" w:color="auto"/>
+              <w:right w:val="single" w:sz="4" w:space="0" w:color="auto"/>
+            </w:tcBorders>
+            <w:hideMark/>
+          </w:tcPr>
+          <w:p>
+            <w:pPr>
+              <w:spacing w:after="160" w:line="278" w:lineRule="auto"/>
+              <w:rPr>
+                <w:lang w:val="en-GB"/>
+              </w:rPr>
+            </w:pPr>
+            <w:r>
+              <w:rPr>
+                <w:lang w:val="en-GB"/>
+              </w:rPr>
+              <w:t>Old password + new password validation + success alert</w:t>
+            </w:r>
+          </w:p>
+        </w:tc>
+      </w:tr>
+    </w:tbl>
+    <w:p>
+      <w:pPr>
+        <w:rPr>
+          <w:b/>
+          <w:bCs/>
+          <w:lang w:val="en-GB"/>
+        </w:rPr>
+      </w:pPr>
+    </w:p>
+    <w:tbl>
+      <w:tblPr>
+        <w:tblStyle w:val="TableGrid"/>
+        <w:tblW w:w="0" w:type="auto"/>
+        <w:tblLook w:val="04A0" w:firstRow="1" w:lastRow="0" w:firstColumn="1" w:lastColumn="0" w:noHBand="0" w:noVBand="1"/>
+      </w:tblPr>
+      <w:tblGrid>
+        <w:gridCol w:w="1435"/>
+        <w:gridCol w:w="2610"/>
+        <w:gridCol w:w="2520"/>
+        <w:gridCol w:w="2785"/>
+      </w:tblGrid>
+      <w:tr>
+        <w:tc>
+          <w:tcPr>
+            <w:tcW w:w="1435" w:type="dxa"/>
+            <w:vMerge w:val="restart"/>
+            <w:tcBorders>
+              <w:top w:val="single" w:sz="4" w:space="0" w:color="auto"/>
+              <w:left w:val="single" w:sz="4" w:space="0" w:color="auto"/>
+              <w:bottom w:val="single" w:sz="4" w:space="0" w:color="auto"/>
+              <w:right w:val="single" w:sz="4" w:space="0" w:color="auto"/>
+            </w:tcBorders>
+          </w:tcPr>
+          <w:p>
+            <w:pPr>
+              <w:spacing w:after="160" w:line="278" w:lineRule="auto"/>
+              <w:rPr>
+                <w:lang w:val="en-GB"/>
+              </w:rPr>
+            </w:pPr>
+          </w:p>
+        </w:tc>
+        <w:tc>
+          <w:tcPr>
+            <w:tcW w:w="2610" w:type="dxa"/>
+            <w:tcBorders>
+              <w:top w:val="single" w:sz="4" w:space="0" w:color="auto"/>
+              <w:left w:val="single" w:sz="4" w:space="0" w:color="auto"/>
+              <w:bottom w:val="single" w:sz="4" w:space="0" w:color="auto"/>
+              <w:right w:val="single" w:sz="4" w:space="0" w:color="auto"/>
+            </w:tcBorders>
+            <w:hideMark/>
+          </w:tcPr>
+          <w:p>
+            <w:pPr>
+              <w:spacing w:after="160" w:line="278" w:lineRule="auto"/>
+              <w:rPr>
+                <w:lang w:val="en-GB"/>
+              </w:rPr>
+            </w:pPr>
+            <w:r>
+              <w:rPr>
+                <w:lang w:val="en-GB"/>
+              </w:rPr>
+              <w:t>Remove staff/cashier</w:t>
+            </w:r>
+          </w:p>
+        </w:tc>
+        <w:tc>
+          <w:tcPr>
+            <w:tcW w:w="2520" w:type="dxa"/>
+            <w:tcBorders>
+              <w:top w:val="single" w:sz="4" w:space="0" w:color="auto"/>
+              <w:left w:val="single" w:sz="4" w:space="0" w:color="auto"/>
+              <w:bottom w:val="single" w:sz="4" w:space="0" w:color="auto"/>
+              <w:right w:val="single" w:sz="4" w:space="0" w:color="auto"/>
+            </w:tcBorders>
+            <w:hideMark/>
+          </w:tcPr>
+          <w:p>
+            <w:pPr>
+              <w:spacing w:after="160" w:line="278" w:lineRule="auto"/>
+              <w:rPr>
+                <w:lang w:val="en-GB"/>
+              </w:rPr>
+            </w:pPr>
+            <w:r>
+              <w:rPr>
+                <w:lang w:val="en-GB"/>
+              </w:rPr>
+              <w:t>Unwanted users lose access</w:t>
+            </w:r>
+          </w:p>
+        </w:tc>
+        <w:tc>
+          <w:tcPr>
+            <w:tcW w:w="2785" w:type="dxa"/>
+            <w:tcBorders>
+              <w:top w:val="single" w:sz="4" w:space="0" w:color="auto"/>
+              <w:left w:val="single" w:sz="4" w:space="0" w:color="auto"/>
+              <w:bottom w:val="single" w:sz="4" w:space="0" w:color="auto"/>
+              <w:right w:val="single" w:sz="4" w:space="0" w:color="auto"/>
+            </w:tcBorders>
+            <w:hideMark/>
+          </w:tcPr>
+          <w:p>
+            <w:pPr>
+              <w:spacing w:after="160" w:line="278" w:lineRule="auto"/>
+              <w:rPr>
+                <w:lang w:val="en-GB"/>
+              </w:rPr>
+            </w:pPr>
+            <w:r>
+              <w:rPr>
+                <w:lang w:val="en-GB"/>
+              </w:rPr>
+              <w:t>Confirmation popup → user removed from system</w:t>
+            </w:r>
+          </w:p>
+        </w:tc>
+      </w:tr>
+      <w:tr>
+        <w:tc>
+          <w:tcPr>
+            <w:tcW w:w="0" w:type="auto"/>
+            <w:vMerge/>
+            <w:tcBorders>
+              <w:top w:val="single" w:sz="4" w:space="0" w:color="auto"/>
+              <w:left w:val="single" w:sz="4" w:space="0" w:color="auto"/>
+              <w:bottom w:val="single" w:sz="4" w:space="0" w:color="auto"/>
+              <w:right w:val="single" w:sz="4" w:space="0" w:color="auto"/>
+            </w:tcBorders>
+            <w:vAlign w:val="center"/>
+            <w:hideMark/>
+          </w:tcPr>
+          <w:p>
+            <w:pPr>
+              <w:spacing w:after="160" w:line="278" w:lineRule="auto"/>
+              <w:rPr>
+                <w:lang w:val="en-GB"/>
+              </w:rPr>
+            </w:pPr>
+          </w:p>
+        </w:tc>
+        <w:tc>
+          <w:tcPr>
+            <w:tcW w:w="2610" w:type="dxa"/>
+            <w:tcBorders>
+              <w:top w:val="single" w:sz="4" w:space="0" w:color="auto"/>
+              <w:left w:val="single" w:sz="4" w:space="0" w:color="auto"/>
+              <w:bottom w:val="single" w:sz="4" w:space="0" w:color="auto"/>
+              <w:right w:val="single" w:sz="4" w:space="0" w:color="auto"/>
+            </w:tcBorders>
+            <w:hideMark/>
+          </w:tcPr>
+          <w:p>
+            <w:pPr>
+              <w:spacing w:after="160" w:line="278" w:lineRule="auto"/>
+            </w:pPr>
+            <w:r>
+              <w:t>Add new food item</w:t>
+            </w:r>
+          </w:p>
+        </w:tc>
+        <w:tc>
+          <w:tcPr>
+            <w:tcW w:w="2520" w:type="dxa"/>
+            <w:tcBorders>
+              <w:top w:val="single" w:sz="4" w:space="0" w:color="auto"/>
+              <w:left w:val="single" w:sz="4" w:space="0" w:color="auto"/>
+              <w:bottom w:val="single" w:sz="4" w:space="0" w:color="auto"/>
+              <w:right w:val="single" w:sz="4" w:space="0" w:color="auto"/>
+            </w:tcBorders>
+            <w:hideMark/>
+          </w:tcPr>
+          <w:p>
+            <w:pPr>
+              <w:spacing w:after="160" w:line="278" w:lineRule="auto"/>
+            </w:pPr>
+            <w:r>
+              <w:t>Customers can order the item</w:t>
+            </w:r>
+          </w:p>
+        </w:tc>
+        <w:tc>
+          <w:tcPr>
+            <w:tcW w:w="2785" w:type="dxa"/>
+            <w:tcBorders>
+              <w:top w:val="single" w:sz="4" w:space="0" w:color="auto"/>
+              <w:left w:val="single" w:sz="4" w:space="0" w:color="auto"/>
+              <w:bottom w:val="single" w:sz="4" w:space="0" w:color="auto"/>
+              <w:right w:val="single" w:sz="4" w:space="0" w:color="auto"/>
+            </w:tcBorders>
+            <w:hideMark/>
+          </w:tcPr>
+          <w:p>
+            <w:pPr>
+              <w:spacing w:after="160" w:line="278" w:lineRule="auto"/>
+            </w:pPr>
+            <w:r>
+              <w:t>New item saved + visible in menu list</w:t>
+            </w:r>
+          </w:p>
+        </w:tc>
+      </w:tr>
+      <w:tr>
+        <w:tc>
+          <w:tcPr>
+            <w:tcW w:w="0" w:type="auto"/>
+            <w:vMerge/>
+            <w:tcBorders>
+              <w:top w:val="single" w:sz="4" w:space="0" w:color="auto"/>
+              <w:left w:val="single" w:sz="4" w:space="0" w:color="auto"/>
+              <w:bottom w:val="single" w:sz="4" w:space="0" w:color="auto"/>
+              <w:right w:val="single" w:sz="4" w:space="0" w:color="auto"/>
+            </w:tcBorders>
+            <w:vAlign w:val="center"/>
+            <w:hideMark/>
+          </w:tcPr>
+          <w:p>
+            <w:pPr>
+              <w:spacing w:after="160" w:line="278" w:lineRule="auto"/>
+              <w:rPr>
+                <w:lang w:val="en-GB"/>
+              </w:rPr>
+            </w:pPr>
+          </w:p>
+        </w:tc>
+        <w:tc>
+          <w:tcPr>
+            <w:tcW w:w="2610" w:type="dxa"/>
+            <w:tcBorders>
+              <w:top w:val="single" w:sz="4" w:space="0" w:color="auto"/>
+              <w:left w:val="single" w:sz="4" w:space="0" w:color="auto"/>
+              <w:bottom w:val="single" w:sz="4" w:space="0" w:color="auto"/>
+              <w:right w:val="single" w:sz="4" w:space="0" w:color="auto"/>
+            </w:tcBorders>
+            <w:hideMark/>
+          </w:tcPr>
+          <w:p>
+            <w:pPr>
+              <w:spacing w:after="160" w:line="278" w:lineRule="auto"/>
+            </w:pPr>
+            <w:r>
+              <w:t>Update food information</w:t>
+            </w:r>
+          </w:p>
+        </w:tc>
+        <w:tc>
+          <w:tcPr>
+            <w:tcW w:w="2520" w:type="dxa"/>
+            <w:tcBorders>
+              <w:top w:val="single" w:sz="4" w:space="0" w:color="auto"/>
+              <w:left w:val="single" w:sz="4" w:space="0" w:color="auto"/>
+              <w:bottom w:val="single" w:sz="4" w:space="0" w:color="auto"/>
+              <w:right w:val="single" w:sz="4" w:space="0" w:color="auto"/>
+            </w:tcBorders>
+            <w:hideMark/>
+          </w:tcPr>
+          <w:p>
+            <w:pPr>
+              <w:spacing w:after="160" w:line="278" w:lineRule="auto"/>
+            </w:pPr>
+            <w:r>
+              <w:t>Everyone sees correct data</w:t>
+            </w:r>
+          </w:p>
+        </w:tc>
+        <w:tc>
+          <w:tcPr>
+            <w:tcW w:w="2785" w:type="dxa"/>
+            <w:tcBorders>
+              <w:top w:val="single" w:sz="4" w:space="0" w:color="auto"/>
+              <w:left w:val="single" w:sz="4" w:space="0" w:color="auto"/>
+              <w:bottom w:val="single" w:sz="4" w:space="0" w:color="auto"/>
+              <w:right w:val="single" w:sz="4" w:space="0" w:color="auto"/>
+            </w:tcBorders>
+            <w:hideMark/>
+          </w:tcPr>
+          <w:p>
+            <w:pPr>
+              <w:spacing w:after="160" w:line="278" w:lineRule="auto"/>
+            </w:pPr>
+            <w:r>
+              <w:t>Updated menu list is shown</w:t>
+            </w:r>
+          </w:p>
+        </w:tc>
+      </w:tr>
+      <w:tr>
+        <w:tc>
+          <w:tcPr>
+            <w:tcW w:w="0" w:type="auto"/>
+            <w:vMerge/>
+            <w:tcBorders>
+              <w:top w:val="single" w:sz="4" w:space="0" w:color="auto"/>
+              <w:left w:val="single" w:sz="4" w:space="0" w:color="auto"/>
+              <w:bottom w:val="single" w:sz="4" w:space="0" w:color="auto"/>
+              <w:right w:val="single" w:sz="4" w:space="0" w:color="auto"/>
+            </w:tcBorders>
+            <w:vAlign w:val="center"/>
+            <w:hideMark/>
+          </w:tcPr>
+          <w:p>
+            <w:pPr>
+              <w:spacing w:after="160" w:line="278" w:lineRule="auto"/>
+              <w:rPr>
+                <w:lang w:val="en-GB"/>
+              </w:rPr>
+            </w:pPr>
+          </w:p>
+        </w:tc>
+        <w:tc>
+          <w:tcPr>
+            <w:tcW w:w="2610" w:type="dxa"/>
+            <w:tcBorders>
+              <w:top w:val="single" w:sz="4" w:space="0" w:color="auto"/>
+              <w:left w:val="single" w:sz="4" w:space="0" w:color="auto"/>
+              <w:bottom w:val="single" w:sz="4" w:space="0" w:color="auto"/>
+              <w:right w:val="single" w:sz="4" w:space="0" w:color="auto"/>
+            </w:tcBorders>
+            <w:hideMark/>
+          </w:tcPr>
+          <w:p>
+            <w:pPr>
+              <w:spacing w:after="160" w:line="278" w:lineRule="auto"/>
+            </w:pPr>
+            <w:r>
+              <w:t>Remove food item</w:t>
+            </w:r>
+          </w:p>
+        </w:tc>
+        <w:tc>
+          <w:tcPr>
+            <w:tcW w:w="2520" w:type="dxa"/>
+            <w:tcBorders>
+              <w:top w:val="single" w:sz="4" w:space="0" w:color="auto"/>
+              <w:left w:val="single" w:sz="4" w:space="0" w:color="auto"/>
+              <w:bottom w:val="single" w:sz="4" w:space="0" w:color="auto"/>
+              <w:right w:val="single" w:sz="4" w:space="0" w:color="auto"/>
+            </w:tcBorders>
+            <w:hideMark/>
+          </w:tcPr>
+          <w:p>
+            <w:pPr>
+              <w:spacing w:after="160" w:line="278" w:lineRule="auto"/>
+            </w:pPr>
+            <w:r>
+              <w:t>It no longer appears on menu</w:t>
+            </w:r>
+          </w:p>
+        </w:tc>
+        <w:tc>
+          <w:tcPr>
+            <w:tcW w:w="2785" w:type="dxa"/>
+            <w:tcBorders>
+              <w:top w:val="single" w:sz="4" w:space="0" w:color="auto"/>
+              <w:left w:val="single" w:sz="4" w:space="0" w:color="auto"/>
+              <w:bottom w:val="single" w:sz="4" w:space="0" w:color="auto"/>
+              <w:right w:val="single" w:sz="4" w:space="0" w:color="auto"/>
+            </w:tcBorders>
+            <w:hideMark/>
+          </w:tcPr>
+          <w:p>
+            <w:pPr>
+              <w:spacing w:after="160" w:line="278" w:lineRule="auto"/>
+            </w:pPr>
+            <w:r>
+              <w:t>Food list updates without that item</w:t>
+            </w:r>
+          </w:p>
+        </w:tc>
+      </w:tr>
+      <w:tr>
+        <w:tc>
+          <w:tcPr>
+            <w:tcW w:w="0" w:type="auto"/>
+            <w:vMerge/>
+            <w:tcBorders>
+              <w:top w:val="single" w:sz="4" w:space="0" w:color="auto"/>
+              <w:left w:val="single" w:sz="4" w:space="0" w:color="auto"/>
+              <w:bottom w:val="single" w:sz="4" w:space="0" w:color="auto"/>
+              <w:right w:val="single" w:sz="4" w:space="0" w:color="auto"/>
+            </w:tcBorders>
+            <w:vAlign w:val="center"/>
+            <w:hideMark/>
+          </w:tcPr>
+          <w:p>
+            <w:pPr>
+              <w:spacing w:after="160" w:line="278" w:lineRule="auto"/>
+              <w:rPr>
+                <w:lang w:val="en-GB"/>
+              </w:rPr>
+            </w:pPr>
+          </w:p>
+        </w:tc>
+        <w:tc>
+          <w:tcPr>
+            <w:tcW w:w="2610" w:type="dxa"/>
+            <w:tcBorders>
+              <w:top w:val="single" w:sz="4" w:space="0" w:color="auto"/>
+              <w:left w:val="single" w:sz="4" w:space="0" w:color="auto"/>
+              <w:bottom w:val="single" w:sz="4" w:space="0" w:color="auto"/>
+              <w:right w:val="single" w:sz="4" w:space="0" w:color="auto"/>
+            </w:tcBorders>
+            <w:hideMark/>
+          </w:tcPr>
+          <w:p>
+            <w:pPr>
+              <w:spacing w:after="160" w:line="278" w:lineRule="auto"/>
+            </w:pPr>
+            <w:r>
+              <w:t>View all menu items</w:t>
+            </w:r>
+          </w:p>
+        </w:tc>
+        <w:tc>
+          <w:tcPr>
+            <w:tcW w:w="2520" w:type="dxa"/>
+            <w:tcBorders>
+              <w:top w:val="single" w:sz="4" w:space="0" w:color="auto"/>
+              <w:left w:val="single" w:sz="4" w:space="0" w:color="auto"/>
+              <w:bottom w:val="single" w:sz="4" w:space="0" w:color="auto"/>
+              <w:right w:val="single" w:sz="4" w:space="0" w:color="auto"/>
+            </w:tcBorders>
+            <w:hideMark/>
+          </w:tcPr>
+          <w:p>
+            <w:pPr>
+              <w:spacing w:after="160" w:line="278" w:lineRule="auto"/>
+            </w:pPr>
+            <w:r>
+              <w:t>I can monitor availability</w:t>
+            </w:r>
+          </w:p>
+        </w:tc>
+        <w:tc>
+          <w:tcPr>
+            <w:tcW w:w="2785" w:type="dxa"/>
+            <w:tcBorders>
+              <w:top w:val="single" w:sz="4" w:space="0" w:color="auto"/>
+              <w:left w:val="single" w:sz="4" w:space="0" w:color="auto"/>
+              <w:bottom w:val="single" w:sz="4" w:space="0" w:color="auto"/>
+              <w:right w:val="single" w:sz="4" w:space="0" w:color="auto"/>
+            </w:tcBorders>
+            <w:hideMark/>
+          </w:tcPr>
+          <w:p>
+            <w:pPr>
+              <w:spacing w:after="160" w:line="278" w:lineRule="auto"/>
+            </w:pPr>
+            <w:r>
+              <w:t>Table list with Edit &amp; Delete options</w:t>
+            </w:r>
+          </w:p>
+        </w:tc>
+      </w:tr>
+      <w:tr>
+        <w:tc>
+          <w:tcPr>
+            <w:tcW w:w="0" w:type="auto"/>
+            <w:vMerge/>
+            <w:tcBorders>
+              <w:top w:val="single" w:sz="4" w:space="0" w:color="auto"/>
+              <w:left w:val="single" w:sz="4" w:space="0" w:color="auto"/>
+              <w:bottom w:val="single" w:sz="4" w:space="0" w:color="auto"/>
+              <w:right w:val="single" w:sz="4" w:space="0" w:color="auto"/>
+            </w:tcBorders>
+            <w:vAlign w:val="center"/>
+            <w:hideMark/>
+          </w:tcPr>
+          <w:p>
+            <w:pPr>
+              <w:spacing w:after="160" w:line="278" w:lineRule="auto"/>
+              <w:rPr>
+                <w:lang w:val="en-GB"/>
+              </w:rPr>
+            </w:pPr>
+          </w:p>
+        </w:tc>
+        <w:tc>
+          <w:tcPr>
+            <w:tcW w:w="2610" w:type="dxa"/>
+            <w:tcBorders>
+              <w:top w:val="single" w:sz="4" w:space="0" w:color="auto"/>
+              <w:left w:val="single" w:sz="4" w:space="0" w:color="auto"/>
+              <w:bottom w:val="single" w:sz="4" w:space="0" w:color="auto"/>
+              <w:right w:val="single" w:sz="4" w:space="0" w:color="auto"/>
+            </w:tcBorders>
+            <w:hideMark/>
+          </w:tcPr>
+          <w:p>
+            <w:pPr>
+              <w:spacing w:after="160" w:line="278" w:lineRule="auto"/>
+            </w:pPr>
+            <w:r>
+              <w:t>View sales report</w:t>
+            </w:r>
+          </w:p>
+        </w:tc>
+        <w:tc>
+          <w:tcPr>
+            <w:tcW w:w="2520" w:type="dxa"/>
+            <w:tcBorders>
+              <w:top w:val="single" w:sz="4" w:space="0" w:color="auto"/>
+              <w:left w:val="single" w:sz="4" w:space="0" w:color="auto"/>
+              <w:bottom w:val="single" w:sz="4" w:space="0" w:color="auto"/>
+              <w:right w:val="single" w:sz="4" w:space="0" w:color="auto"/>
+            </w:tcBorders>
+            <w:hideMark/>
+          </w:tcPr>
+          <w:p>
+            <w:pPr>
+              <w:spacing w:after="160" w:line="278" w:lineRule="auto"/>
+            </w:pPr>
+            <w:r>
+              <w:t>I can track profit</w:t>
+            </w:r>
+          </w:p>
+        </w:tc>
+        <w:tc>
+          <w:tcPr>
+            <w:tcW w:w="2785" w:type="dxa"/>
+            <w:tcBorders>
+              <w:top w:val="single" w:sz="4" w:space="0" w:color="auto"/>
+              <w:left w:val="single" w:sz="4" w:space="0" w:color="auto"/>
+              <w:bottom w:val="single" w:sz="4" w:space="0" w:color="auto"/>
+              <w:right w:val="single" w:sz="4" w:space="0" w:color="auto"/>
+            </w:tcBorders>
+            <w:hideMark/>
+          </w:tcPr>
+          <w:p>
+            <w:pPr>
+              <w:spacing w:after="160" w:line="278" w:lineRule="auto"/>
+            </w:pPr>
+            <w:r>
+              <w:t>Monthly/Yearly report table visible</w:t>
+            </w:r>
+          </w:p>
+        </w:tc>
+      </w:tr>
+      <w:tr>
+        <w:tc>
+          <w:tcPr>
+            <w:tcW w:w="1435" w:type="dxa"/>
+            <w:vMerge w:val="restart"/>
+            <w:tcBorders>
+              <w:top w:val="single" w:sz="4" w:space="0" w:color="auto"/>
+              <w:left w:val="single" w:sz="4" w:space="0" w:color="auto"/>
+              <w:bottom w:val="single" w:sz="4" w:space="0" w:color="auto"/>
+              <w:right w:val="single" w:sz="4" w:space="0" w:color="auto"/>
+            </w:tcBorders>
+            <w:hideMark/>
+          </w:tcPr>
+          <w:p>
+            <w:pPr>
+              <w:spacing w:after="160" w:line="278" w:lineRule="auto"/>
+              <w:rPr>
+                <w:lang w:val="en-GB"/>
+              </w:rPr>
+            </w:pPr>
+            <w:r>
+              <w:rPr>
+                <w:lang w:val="en-GB"/>
+              </w:rPr>
+              <w:t>Staff</w:t>
+            </w:r>
+          </w:p>
+        </w:tc>
+        <w:tc>
+          <w:tcPr>
+            <w:tcW w:w="2610" w:type="dxa"/>
+            <w:tcBorders>
+              <w:top w:val="single" w:sz="4" w:space="0" w:color="auto"/>
+              <w:left w:val="single" w:sz="4" w:space="0" w:color="auto"/>
+              <w:bottom w:val="single" w:sz="4" w:space="0" w:color="auto"/>
+              <w:right w:val="single" w:sz="4" w:space="0" w:color="auto"/>
+            </w:tcBorders>
+            <w:hideMark/>
+          </w:tcPr>
+          <w:p>
+            <w:pPr>
+              <w:spacing w:after="160" w:line="278" w:lineRule="auto"/>
+              <w:rPr>
+                <w:lang w:val="en-GB"/>
+              </w:rPr>
+            </w:pPr>
+            <w:r>
+              <w:rPr>
+                <w:lang w:val="en-GB"/>
+              </w:rPr>
+              <w:t>Login to my account</w:t>
+            </w:r>
+          </w:p>
+        </w:tc>
+        <w:tc>
+          <w:tcPr>
+            <w:tcW w:w="2520" w:type="dxa"/>
+            <w:tcBorders>
+              <w:top w:val="single" w:sz="4" w:space="0" w:color="auto"/>
+              <w:left w:val="single" w:sz="4" w:space="0" w:color="auto"/>
+              <w:bottom w:val="single" w:sz="4" w:space="0" w:color="auto"/>
+              <w:right w:val="single" w:sz="4" w:space="0" w:color="auto"/>
+            </w:tcBorders>
+            <w:hideMark/>
+          </w:tcPr>
+          <w:p>
+            <w:pPr>
+              <w:spacing w:after="160" w:line="278" w:lineRule="auto"/>
+              <w:rPr>
+                <w:lang w:val="en-GB"/>
+              </w:rPr>
+            </w:pPr>
+            <w:r>
+              <w:rPr>
+                <w:lang w:val="en-GB"/>
+              </w:rPr>
+              <w:t>I can access my dashboard</w:t>
+            </w:r>
+          </w:p>
+        </w:tc>
+        <w:tc>
+          <w:tcPr>
+            <w:tcW w:w="2785" w:type="dxa"/>
+            <w:tcBorders>
+              <w:top w:val="single" w:sz="4" w:space="0" w:color="auto"/>
+              <w:left w:val="single" w:sz="4" w:space="0" w:color="auto"/>
+              <w:bottom w:val="single" w:sz="4" w:space="0" w:color="auto"/>
+              <w:right w:val="single" w:sz="4" w:space="0" w:color="auto"/>
+            </w:tcBorders>
+            <w:hideMark/>
+          </w:tcPr>
+          <w:p>
+            <w:pPr>
+              <w:spacing w:after="160" w:line="278" w:lineRule="auto"/>
+              <w:rPr>
+                <w:lang w:val="en-GB"/>
+              </w:rPr>
+            </w:pPr>
+            <w:r>
+              <w:rPr>
+                <w:lang w:val="en-GB"/>
+              </w:rPr>
+              <w:t>Valid credentials → dashboard shown</w:t>
+            </w:r>
+          </w:p>
+        </w:tc>
+      </w:tr>
+      <w:tr>
+        <w:tc>
+          <w:tcPr>
+            <w:tcW w:w="0" w:type="auto"/>
+            <w:vMerge/>
+            <w:tcBorders>
+              <w:top w:val="single" w:sz="4" w:space="0" w:color="auto"/>
+              <w:left w:val="single" w:sz="4" w:space="0" w:color="auto"/>
+              <w:bottom w:val="single" w:sz="4" w:space="0" w:color="auto"/>
+              <w:right w:val="single" w:sz="4" w:space="0" w:color="auto"/>
+            </w:tcBorders>
+            <w:vAlign w:val="center"/>
+            <w:hideMark/>
+          </w:tcPr>
+          <w:p>
+            <w:pPr>
+              <w:spacing w:after="160" w:line="278" w:lineRule="auto"/>
+              <w:rPr>
+                <w:lang w:val="en-GB"/>
+              </w:rPr>
+            </w:pPr>
+          </w:p>
+        </w:tc>
+        <w:tc>
+          <w:tcPr>
+            <w:tcW w:w="2610" w:type="dxa"/>
+            <w:tcBorders>
+              <w:top w:val="single" w:sz="4" w:space="0" w:color="auto"/>
+              <w:left w:val="single" w:sz="4" w:space="0" w:color="auto"/>
+              <w:bottom w:val="single" w:sz="4" w:space="0" w:color="auto"/>
+              <w:right w:val="single" w:sz="4" w:space="0" w:color="auto"/>
+            </w:tcBorders>
+            <w:hideMark/>
+          </w:tcPr>
+          <w:p>
+            <w:pPr>
+              <w:spacing w:after="160" w:line="278" w:lineRule="auto"/>
+              <w:rPr>
+                <w:lang w:val="en-GB"/>
+              </w:rPr>
+            </w:pPr>
+            <w:r>
+              <w:rPr>
+                <w:lang w:val="en-GB"/>
+              </w:rPr>
+              <w:t>View my profile</w:t>
+            </w:r>
+          </w:p>
+        </w:tc>
+        <w:tc>
+          <w:tcPr>
+            <w:tcW w:w="2520" w:type="dxa"/>
+            <w:tcBorders>
+              <w:top w:val="single" w:sz="4" w:space="0" w:color="auto"/>
+              <w:left w:val="single" w:sz="4" w:space="0" w:color="auto"/>
+              <w:bottom w:val="single" w:sz="4" w:space="0" w:color="auto"/>
+              <w:right w:val="single" w:sz="4" w:space="0" w:color="auto"/>
+            </w:tcBorders>
+            <w:hideMark/>
+          </w:tcPr>
+          <w:p>
+            <w:pPr>
+              <w:spacing w:after="160" w:line="278" w:lineRule="auto"/>
+              <w:rPr>
+                <w:lang w:val="en-GB"/>
+              </w:rPr>
+            </w:pPr>
+            <w:r>
+              <w:rPr>
+                <w:lang w:val="en-GB"/>
+              </w:rPr>
+              <w:t>I can check my data</w:t>
+            </w:r>
+          </w:p>
+        </w:tc>
+        <w:tc>
+          <w:tcPr>
+            <w:tcW w:w="2785" w:type="dxa"/>
+            <w:tcBorders>
+              <w:top w:val="single" w:sz="4" w:space="0" w:color="auto"/>
+              <w:left w:val="single" w:sz="4" w:space="0" w:color="auto"/>
+              <w:bottom w:val="single" w:sz="4" w:space="0" w:color="auto"/>
+              <w:right w:val="single" w:sz="4" w:space="0" w:color="auto"/>
+            </w:tcBorders>
+            <w:hideMark/>
+          </w:tcPr>
+          <w:p>
+            <w:pPr>
+              <w:spacing w:after="160" w:line="278" w:lineRule="auto"/>
+              <w:rPr>
+                <w:lang w:val="en-GB"/>
+              </w:rPr>
+            </w:pPr>
+            <w:r>
+              <w:rPr>
+                <w:lang w:val="en-GB"/>
+              </w:rPr>
+              <w:t>Profile details visible</w:t>
+            </w:r>
+          </w:p>
+        </w:tc>
+      </w:tr>
+      <w:tr>
+        <w:tc>
+          <w:tcPr>
+            <w:tcW w:w="0" w:type="auto"/>
+            <w:vMerge/>
+            <w:tcBorders>
+              <w:top w:val="single" w:sz="4" w:space="0" w:color="auto"/>
+              <w:left w:val="single" w:sz="4" w:space="0" w:color="auto"/>
+              <w:bottom w:val="single" w:sz="4" w:space="0" w:color="auto"/>
+              <w:right w:val="single" w:sz="4" w:space="0" w:color="auto"/>
+            </w:tcBorders>
+            <w:vAlign w:val="center"/>
+            <w:hideMark/>
+          </w:tcPr>
+          <w:p>
+            <w:pPr>
+              <w:spacing w:after="160" w:line="278" w:lineRule="auto"/>
+              <w:rPr>
+                <w:lang w:val="en-GB"/>
+              </w:rPr>
+            </w:pPr>
+          </w:p>
+        </w:tc>
+        <w:tc>
+          <w:tcPr>
+            <w:tcW w:w="2610" w:type="dxa"/>
+            <w:tcBorders>
+              <w:top w:val="single" w:sz="4" w:space="0" w:color="auto"/>
+              <w:left w:val="single" w:sz="4" w:space="0" w:color="auto"/>
+              <w:bottom w:val="single" w:sz="4" w:space="0" w:color="auto"/>
+              <w:right w:val="single" w:sz="4" w:space="0" w:color="auto"/>
+            </w:tcBorders>
+            <w:hideMark/>
+          </w:tcPr>
+          <w:p>
+            <w:pPr>
+              <w:spacing w:after="160" w:line="278" w:lineRule="auto"/>
+              <w:rPr>
+                <w:lang w:val="en-GB"/>
+              </w:rPr>
+            </w:pPr>
+            <w:r>
+              <w:rPr>
+                <w:lang w:val="en-GB"/>
+              </w:rPr>
+              <w:t>Update my information</w:t>
+            </w:r>
+          </w:p>
+        </w:tc>
+        <w:tc>
+          <w:tcPr>
+            <w:tcW w:w="2520" w:type="dxa"/>
+            <w:tcBorders>
+              <w:top w:val="single" w:sz="4" w:space="0" w:color="auto"/>
+              <w:left w:val="single" w:sz="4" w:space="0" w:color="auto"/>
+              <w:bottom w:val="single" w:sz="4" w:space="0" w:color="auto"/>
+              <w:right w:val="single" w:sz="4" w:space="0" w:color="auto"/>
+            </w:tcBorders>
+            <w:hideMark/>
+          </w:tcPr>
+          <w:p>
+            <w:pPr>
+              <w:spacing w:after="160" w:line="278" w:lineRule="auto"/>
+              <w:rPr>
+                <w:lang w:val="en-GB"/>
+              </w:rPr>
+            </w:pPr>
+            <w:r>
+              <w:rPr>
+                <w:lang w:val="en-GB"/>
+              </w:rPr>
+              <w:t>I can correct mistakes</w:t>
+            </w:r>
+          </w:p>
+        </w:tc>
+        <w:tc>
+          <w:tcPr>
+            <w:tcW w:w="2785" w:type="dxa"/>
+            <w:tcBorders>
+              <w:top w:val="single" w:sz="4" w:space="0" w:color="auto"/>
+              <w:left w:val="single" w:sz="4" w:space="0" w:color="auto"/>
+              <w:bottom w:val="single" w:sz="4" w:space="0" w:color="auto"/>
+              <w:right w:val="single" w:sz="4" w:space="0" w:color="auto"/>
+            </w:tcBorders>
+            <w:hideMark/>
+          </w:tcPr>
+          <w:p>
+            <w:pPr>
+              <w:spacing w:after="160" w:line="278" w:lineRule="auto"/>
+              <w:rPr>
+                <w:lang w:val="en-GB"/>
+              </w:rPr>
+            </w:pPr>
+            <w:r>
+              <w:rPr>
+                <w:lang w:val="en-GB"/>
+              </w:rPr>
+              <w:t>Data updated successfully</w:t>
+            </w:r>
+          </w:p>
+        </w:tc>
+      </w:tr>
+      <w:tr>
+        <w:tc>
+          <w:tcPr>
+            <w:tcW w:w="0" w:type="auto"/>
+            <w:vMerge/>
+            <w:tcBorders>
+              <w:top w:val="single" w:sz="4" w:space="0" w:color="auto"/>
+              <w:left w:val="single" w:sz="4" w:space="0" w:color="auto"/>
+              <w:bottom w:val="single" w:sz="4" w:space="0" w:color="auto"/>
+              <w:right w:val="single" w:sz="4" w:space="0" w:color="auto"/>
+            </w:tcBorders>
+            <w:vAlign w:val="center"/>
+            <w:hideMark/>
+          </w:tcPr>
+          <w:p>
+            <w:pPr>
+              <w:spacing w:after="160" w:line="278" w:lineRule="auto"/>
+              <w:rPr>
+                <w:lang w:val="en-GB"/>
+              </w:rPr>
+            </w:pPr>
+          </w:p>
+        </w:tc>
+        <w:tc>
+          <w:tcPr>
+            <w:tcW w:w="2610" w:type="dxa"/>
+            <w:tcBorders>
+              <w:top w:val="single" w:sz="4" w:space="0" w:color="auto"/>
+              <w:left w:val="single" w:sz="4" w:space="0" w:color="auto"/>
+              <w:bottom w:val="single" w:sz="4" w:space="0" w:color="auto"/>
+              <w:right w:val="single" w:sz="4" w:space="0" w:color="auto"/>
+            </w:tcBorders>
+            <w:hideMark/>
+          </w:tcPr>
+          <w:p>
+            <w:pPr>
+              <w:spacing w:after="160" w:line="278" w:lineRule="auto"/>
+              <w:rPr>
+                <w:lang w:val="en-GB"/>
+              </w:rPr>
+            </w:pPr>
+            <w:r>
+              <w:rPr>
+                <w:lang w:val="en-GB"/>
+              </w:rPr>
+              <w:t>Change password</w:t>
+            </w:r>
+          </w:p>
+        </w:tc>
+        <w:tc>
+          <w:tcPr>
+            <w:tcW w:w="2520" w:type="dxa"/>
+            <w:tcBorders>
+              <w:top w:val="single" w:sz="4" w:space="0" w:color="auto"/>
+              <w:left w:val="single" w:sz="4" w:space="0" w:color="auto"/>
+              <w:bottom w:val="single" w:sz="4" w:space="0" w:color="auto"/>
+              <w:right w:val="single" w:sz="4" w:space="0" w:color="auto"/>
+            </w:tcBorders>
+            <w:hideMark/>
+          </w:tcPr>
+          <w:p>
+            <w:pPr>
+              <w:spacing w:after="160" w:line="278" w:lineRule="auto"/>
+              <w:rPr>
+                <w:lang w:val="en-GB"/>
+              </w:rPr>
+            </w:pPr>
+            <w:r>
+              <w:rPr>
+                <w:lang w:val="en-GB"/>
+              </w:rPr>
+              <w:t>My account is safe</w:t>
+            </w:r>
+          </w:p>
+        </w:tc>
+        <w:tc>
+          <w:tcPr>
+            <w:tcW w:w="2785" w:type="dxa"/>
+            <w:tcBorders>
+              <w:top w:val="single" w:sz="4" w:space="0" w:color="auto"/>
+              <w:left w:val="single" w:sz="4" w:space="0" w:color="auto"/>
+              <w:bottom w:val="single" w:sz="4" w:space="0" w:color="auto"/>
+              <w:right w:val="single" w:sz="4" w:space="0" w:color="auto"/>
+            </w:tcBorders>
+            <w:hideMark/>
+          </w:tcPr>
+          <w:p>
+            <w:pPr>
+              <w:spacing w:after="160" w:line="278" w:lineRule="auto"/>
+              <w:rPr>
+                <w:lang w:val="en-GB"/>
+              </w:rPr>
+            </w:pPr>
+            <w:r>
+              <w:rPr>
+                <w:lang w:val="en-GB"/>
+              </w:rPr>
+              <w:t>Old + new password required</w:t>
+            </w:r>
+          </w:p>
+        </w:tc>
+      </w:tr>
+      <w:tr>
+        <w:tc>
+          <w:tcPr>
+            <w:tcW w:w="0" w:type="auto"/>
+            <w:vMerge/>
+            <w:tcBorders>
+              <w:top w:val="single" w:sz="4" w:space="0" w:color="auto"/>
+              <w:left w:val="single" w:sz="4" w:space="0" w:color="auto"/>
+              <w:bottom w:val="single" w:sz="4" w:space="0" w:color="auto"/>
+              <w:right w:val="single" w:sz="4" w:space="0" w:color="auto"/>
+            </w:tcBorders>
+            <w:vAlign w:val="center"/>
+            <w:hideMark/>
+          </w:tcPr>
+          <w:p>
+            <w:pPr>
+              <w:spacing w:after="160" w:line="278" w:lineRule="auto"/>
+              <w:rPr>
+                <w:lang w:val="en-GB"/>
+              </w:rPr>
+            </w:pPr>
+          </w:p>
+        </w:tc>
+        <w:tc>
+          <w:tcPr>
+            <w:tcW w:w="2610" w:type="dxa"/>
+            <w:tcBorders>
+              <w:top w:val="single" w:sz="4" w:space="0" w:color="auto"/>
+              <w:left w:val="single" w:sz="4" w:space="0" w:color="auto"/>
+              <w:bottom w:val="single" w:sz="4" w:space="0" w:color="auto"/>
+              <w:right w:val="single" w:sz="4" w:space="0" w:color="auto"/>
+            </w:tcBorders>
+            <w:hideMark/>
+          </w:tcPr>
+          <w:p>
+            <w:pPr>
+              <w:spacing w:after="160" w:line="278" w:lineRule="auto"/>
+              <w:rPr>
+                <w:lang w:val="en-GB"/>
+              </w:rPr>
+            </w:pPr>
+            <w:r>
+              <w:rPr>
+                <w:lang w:val="en-GB"/>
+              </w:rPr>
+              <w:t>View customer orders</w:t>
+            </w:r>
+          </w:p>
+        </w:tc>
+        <w:tc>
+          <w:tcPr>
+            <w:tcW w:w="2520" w:type="dxa"/>
+            <w:tcBorders>
+              <w:top w:val="single" w:sz="4" w:space="0" w:color="auto"/>
+              <w:left w:val="single" w:sz="4" w:space="0" w:color="auto"/>
+              <w:bottom w:val="single" w:sz="4" w:space="0" w:color="auto"/>
+              <w:right w:val="single" w:sz="4" w:space="0" w:color="auto"/>
+            </w:tcBorders>
+            <w:hideMark/>
+          </w:tcPr>
+          <w:p>
+            <w:pPr>
+              <w:spacing w:after="160" w:line="278" w:lineRule="auto"/>
+              <w:rPr>
+                <w:lang w:val="en-GB"/>
+              </w:rPr>
+            </w:pPr>
+            <w:r>
+              <w:rPr>
+                <w:lang w:val="en-GB"/>
+              </w:rPr>
+              <w:t>I can prepare food</w:t>
+            </w:r>
+          </w:p>
+        </w:tc>
+        <w:tc>
+          <w:tcPr>
+            <w:tcW w:w="2785" w:type="dxa"/>
+            <w:tcBorders>
+              <w:top w:val="single" w:sz="4" w:space="0" w:color="auto"/>
+              <w:left w:val="single" w:sz="4" w:space="0" w:color="auto"/>
+              <w:bottom w:val="single" w:sz="4" w:space="0" w:color="auto"/>
+              <w:right w:val="single" w:sz="4" w:space="0" w:color="auto"/>
+            </w:tcBorders>
+            <w:hideMark/>
+          </w:tcPr>
+          <w:p>
+            <w:pPr>
+              <w:spacing w:after="160" w:line="278" w:lineRule="auto"/>
+              <w:rPr>
+                <w:lang w:val="en-GB"/>
+              </w:rPr>
+            </w:pPr>
+            <w:r>
+              <w:rPr>
+                <w:lang w:val="en-GB"/>
+              </w:rPr>
+              <w:t>Pending orders list displayed</w:t>
+            </w:r>
+          </w:p>
+        </w:tc>
+      </w:tr>
+      <w:tr>
+        <w:tc>
+          <w:tcPr>
+            <w:tcW w:w="0" w:type="auto"/>
+            <w:vMerge/>
+            <w:tcBorders>
+              <w:top w:val="single" w:sz="4" w:space="0" w:color="auto"/>
+              <w:left w:val="single" w:sz="4" w:space="0" w:color="auto"/>
+              <w:bottom w:val="single" w:sz="4" w:space="0" w:color="auto"/>
+              <w:right w:val="single" w:sz="4" w:space="0" w:color="auto"/>
+            </w:tcBorders>
+            <w:vAlign w:val="center"/>
+            <w:hideMark/>
+          </w:tcPr>
+          <w:p>
+            <w:pPr>
+              <w:spacing w:after="160" w:line="278" w:lineRule="auto"/>
+              <w:rPr>
+                <w:lang w:val="en-GB"/>
+              </w:rPr>
+            </w:pPr>
+          </w:p>
+        </w:tc>
+        <w:tc>
+          <w:tcPr>
+            <w:tcW w:w="2610" w:type="dxa"/>
+            <w:tcBorders>
+              <w:top w:val="single" w:sz="4" w:space="0" w:color="auto"/>
+              <w:left w:val="single" w:sz="4" w:space="0" w:color="auto"/>
+              <w:bottom w:val="single" w:sz="4" w:space="0" w:color="auto"/>
+              <w:right w:val="single" w:sz="4" w:space="0" w:color="auto"/>
+            </w:tcBorders>
+            <w:hideMark/>
+          </w:tcPr>
+          <w:p>
+            <w:pPr>
+              <w:spacing w:after="160" w:line="278" w:lineRule="auto"/>
+              <w:rPr>
+                <w:lang w:val="en-GB"/>
+              </w:rPr>
+            </w:pPr>
+            <w:r>
+              <w:rPr>
+                <w:lang w:val="en-GB"/>
+              </w:rPr>
+              <w:t>Update order to “Preparing”</w:t>
+            </w:r>
+          </w:p>
+        </w:tc>
+        <w:tc>
+          <w:tcPr>
+            <w:tcW w:w="2520" w:type="dxa"/>
+            <w:tcBorders>
+              <w:top w:val="single" w:sz="4" w:space="0" w:color="auto"/>
+              <w:left w:val="single" w:sz="4" w:space="0" w:color="auto"/>
+              <w:bottom w:val="single" w:sz="4" w:space="0" w:color="auto"/>
+              <w:right w:val="single" w:sz="4" w:space="0" w:color="auto"/>
+            </w:tcBorders>
+            <w:hideMark/>
+          </w:tcPr>
+          <w:p>
+            <w:pPr>
+              <w:spacing w:after="160" w:line="278" w:lineRule="auto"/>
+              <w:rPr>
+                <w:lang w:val="en-GB"/>
+              </w:rPr>
+            </w:pPr>
+            <w:r>
+              <w:rPr>
+                <w:lang w:val="en-GB"/>
+              </w:rPr>
+              <w:t>Admin/Cashier can track progress</w:t>
+            </w:r>
+          </w:p>
+        </w:tc>
+        <w:tc>
+          <w:tcPr>
+            <w:tcW w:w="2785" w:type="dxa"/>
+            <w:tcBorders>
+              <w:top w:val="single" w:sz="4" w:space="0" w:color="auto"/>
+              <w:left w:val="single" w:sz="4" w:space="0" w:color="auto"/>
+              <w:bottom w:val="single" w:sz="4" w:space="0" w:color="auto"/>
+              <w:right w:val="single" w:sz="4" w:space="0" w:color="auto"/>
+            </w:tcBorders>
+            <w:hideMark/>
+          </w:tcPr>
+          <w:p>
+            <w:pPr>
+              <w:spacing w:after="160" w:line="278" w:lineRule="auto"/>
+              <w:rPr>
+                <w:lang w:val="en-GB"/>
+              </w:rPr>
+            </w:pPr>
+            <w:r>
+              <w:rPr>
+                <w:lang w:val="en-GB"/>
+              </w:rPr>
+              <w:t>Status changes successfully</w:t>
+            </w:r>
+          </w:p>
+        </w:tc>
+      </w:tr>
+      <w:tr>
+        <w:tc>
+          <w:tcPr>
+            <w:tcW w:w="0" w:type="auto"/>
+            <w:vMerge/>
+            <w:tcBorders>
+              <w:top w:val="single" w:sz="4" w:space="0" w:color="auto"/>
+              <w:left w:val="single" w:sz="4" w:space="0" w:color="auto"/>
+              <w:bottom w:val="single" w:sz="4" w:space="0" w:color="auto"/>
+              <w:right w:val="single" w:sz="4" w:space="0" w:color="auto"/>
+            </w:tcBorders>
+            <w:vAlign w:val="center"/>
+            <w:hideMark/>
+          </w:tcPr>
+          <w:p>
+            <w:pPr>
+              <w:spacing w:after="160" w:line="278" w:lineRule="auto"/>
+              <w:rPr>
+                <w:lang w:val="en-GB"/>
+              </w:rPr>
+            </w:pPr>
+          </w:p>
+        </w:tc>
+        <w:tc>
+          <w:tcPr>
+            <w:tcW w:w="2610" w:type="dxa"/>
+            <w:tcBorders>
+              <w:top w:val="single" w:sz="4" w:space="0" w:color="auto"/>
+              <w:left w:val="single" w:sz="4" w:space="0" w:color="auto"/>
+              <w:bottom w:val="single" w:sz="4" w:space="0" w:color="auto"/>
+              <w:right w:val="single" w:sz="4" w:space="0" w:color="auto"/>
+            </w:tcBorders>
+            <w:hideMark/>
+          </w:tcPr>
+          <w:p>
+            <w:pPr>
+              <w:spacing w:after="160" w:line="278" w:lineRule="auto"/>
+            </w:pPr>
+            <w:r>
+              <w:t>Update order to “Ready”</w:t>
+            </w:r>
+          </w:p>
+        </w:tc>
+        <w:tc>
+          <w:tcPr>
+            <w:tcW w:w="2520" w:type="dxa"/>
+            <w:tcBorders>
+              <w:top w:val="single" w:sz="4" w:space="0" w:color="auto"/>
+              <w:left w:val="single" w:sz="4" w:space="0" w:color="auto"/>
+              <w:bottom w:val="single" w:sz="4" w:space="0" w:color="auto"/>
+              <w:right w:val="single" w:sz="4" w:space="0" w:color="auto"/>
+            </w:tcBorders>
+            <w:hideMark/>
+          </w:tcPr>
+          <w:p>
+            <w:pPr>
+              <w:spacing w:after="160" w:line="278" w:lineRule="auto"/>
+            </w:pPr>
+            <w:r>
+              <w:t>Cashier can deliver food</w:t>
+            </w:r>
+          </w:p>
+        </w:tc>
+        <w:tc>
+          <w:tcPr>
+            <w:tcW w:w="2785" w:type="dxa"/>
+            <w:tcBorders>
+              <w:top w:val="single" w:sz="4" w:space="0" w:color="auto"/>
+              <w:left w:val="single" w:sz="4" w:space="0" w:color="auto"/>
+              <w:bottom w:val="single" w:sz="4" w:space="0" w:color="auto"/>
+              <w:right w:val="single" w:sz="4" w:space="0" w:color="auto"/>
+            </w:tcBorders>
+            <w:hideMark/>
+          </w:tcPr>
+          <w:p>
+            <w:pPr>
+              <w:spacing w:after="160" w:line="278" w:lineRule="auto"/>
+            </w:pPr>
+            <w:r>
+              <w:t>Status updated to READY</w:t>
+            </w:r>
+          </w:p>
+        </w:tc>
+      </w:tr>
+      <w:tr>
+        <w:tc>
+          <w:tcPr>
+            <w:tcW w:w="0" w:type="auto"/>
+            <w:vMerge/>
+            <w:tcBorders>
+              <w:top w:val="single" w:sz="4" w:space="0" w:color="auto"/>
+              <w:left w:val="single" w:sz="4" w:space="0" w:color="auto"/>
+              <w:bottom w:val="single" w:sz="4" w:space="0" w:color="auto"/>
+              <w:right w:val="single" w:sz="4" w:space="0" w:color="auto"/>
+            </w:tcBorders>
+            <w:vAlign w:val="center"/>
+            <w:hideMark/>
+          </w:tcPr>
+          <w:p>
+            <w:pPr>
+              <w:spacing w:after="160" w:line="278" w:lineRule="auto"/>
+              <w:rPr>
+                <w:lang w:val="en-GB"/>
+              </w:rPr>
+            </w:pPr>
+          </w:p>
+        </w:tc>
+        <w:tc>
+          <w:tcPr>
+            <w:tcW w:w="2610" w:type="dxa"/>
+            <w:tcBorders>
+              <w:top w:val="single" w:sz="4" w:space="0" w:color="auto"/>
+              <w:left w:val="single" w:sz="4" w:space="0" w:color="auto"/>
+              <w:bottom w:val="single" w:sz="4" w:space="0" w:color="auto"/>
+              <w:right w:val="single" w:sz="4" w:space="0" w:color="auto"/>
+            </w:tcBorders>
+            <w:hideMark/>
+          </w:tcPr>
+          <w:p>
+            <w:pPr>
+              <w:spacing w:after="160" w:line="278" w:lineRule="auto"/>
+            </w:pPr>
+            <w:r>
+              <w:t>View menu list</w:t>
+            </w:r>
+          </w:p>
+        </w:tc>
+        <w:tc>
+          <w:tcPr>
+            <w:tcW w:w="2520" w:type="dxa"/>
+            <w:tcBorders>
+              <w:top w:val="single" w:sz="4" w:space="0" w:color="auto"/>
+              <w:left w:val="single" w:sz="4" w:space="0" w:color="auto"/>
+              <w:bottom w:val="single" w:sz="4" w:space="0" w:color="auto"/>
+              <w:right w:val="single" w:sz="4" w:space="0" w:color="auto"/>
+            </w:tcBorders>
+            <w:hideMark/>
+          </w:tcPr>
+          <w:p>
+            <w:pPr>
+              <w:spacing w:after="160" w:line="278" w:lineRule="auto"/>
+            </w:pPr>
+            <w:r>
+              <w:t>I know item availability</w:t>
+            </w:r>
+          </w:p>
+        </w:tc>
+        <w:tc>
+          <w:tcPr>
+            <w:tcW w:w="2785" w:type="dxa"/>
+            <w:tcBorders>
+              <w:top w:val="single" w:sz="4" w:space="0" w:color="auto"/>
+              <w:left w:val="single" w:sz="4" w:space="0" w:color="auto"/>
+              <w:bottom w:val="single" w:sz="4" w:space="0" w:color="auto"/>
+              <w:right w:val="single" w:sz="4" w:space="0" w:color="auto"/>
+            </w:tcBorders>
+            <w:hideMark/>
+          </w:tcPr>
+          <w:p>
+            <w:pPr>
+              <w:spacing w:after="160" w:line="278" w:lineRule="auto"/>
+            </w:pPr>
+            <w:r>
+              <w:t>Menu table displayed</w:t>
+            </w:r>
+          </w:p>
+        </w:tc>
+      </w:tr>
+      <w:tr>
+        <w:tc>
+          <w:tcPr>
+            <w:tcW w:w="1435" w:type="dxa"/>
+            <w:vMerge w:val="restart"/>
+            <w:tcBorders>
+              <w:top w:val="single" w:sz="4" w:space="0" w:color="auto"/>
+              <w:left w:val="single" w:sz="4" w:space="0" w:color="auto"/>
+              <w:bottom w:val="single" w:sz="4" w:space="0" w:color="auto"/>
+              <w:right w:val="single" w:sz="4" w:space="0" w:color="auto"/>
+            </w:tcBorders>
+            <w:hideMark/>
+          </w:tcPr>
+          <w:p>
+            <w:pPr>
+              <w:spacing w:after="160" w:line="278" w:lineRule="auto"/>
+              <w:rPr>
+                <w:lang w:val="en-GB"/>
+              </w:rPr>
+            </w:pPr>
+            <w:r>
+              <w:rPr>
+                <w:lang w:val="en-GB"/>
+              </w:rPr>
+              <w:t>Customer</w:t>
+            </w:r>
+          </w:p>
+        </w:tc>
+        <w:tc>
+          <w:tcPr>
+            <w:tcW w:w="2610" w:type="dxa"/>
+            <w:tcBorders>
+              <w:top w:val="single" w:sz="4" w:space="0" w:color="auto"/>
+              <w:left w:val="single" w:sz="4" w:space="0" w:color="auto"/>
+              <w:bottom w:val="single" w:sz="4" w:space="0" w:color="auto"/>
+              <w:right w:val="single" w:sz="4" w:space="0" w:color="auto"/>
+            </w:tcBorders>
+            <w:hideMark/>
+          </w:tcPr>
+          <w:p>
+            <w:pPr>
+              <w:spacing w:after="160" w:line="278" w:lineRule="auto"/>
+            </w:pPr>
+            <w:r>
+              <w:t>Create an account</w:t>
+            </w:r>
+          </w:p>
+        </w:tc>
+        <w:tc>
+          <w:tcPr>
+            <w:tcW w:w="2520" w:type="dxa"/>
+            <w:tcBorders>
+              <w:top w:val="single" w:sz="4" w:space="0" w:color="auto"/>
+              <w:left w:val="single" w:sz="4" w:space="0" w:color="auto"/>
+              <w:bottom w:val="single" w:sz="4" w:space="0" w:color="auto"/>
+              <w:right w:val="single" w:sz="4" w:space="0" w:color="auto"/>
+            </w:tcBorders>
+            <w:hideMark/>
+          </w:tcPr>
+          <w:p>
+            <w:pPr>
+              <w:spacing w:after="160" w:line="278" w:lineRule="auto"/>
+            </w:pPr>
+            <w:r>
+              <w:t>I can access cafe services</w:t>
+            </w:r>
+          </w:p>
+        </w:tc>
+        <w:tc>
+          <w:tcPr>
+            <w:tcW w:w="2785" w:type="dxa"/>
+            <w:tcBorders>
+              <w:top w:val="single" w:sz="4" w:space="0" w:color="auto"/>
+              <w:left w:val="single" w:sz="4" w:space="0" w:color="auto"/>
+              <w:bottom w:val="single" w:sz="4" w:space="0" w:color="auto"/>
+              <w:right w:val="single" w:sz="4" w:space="0" w:color="auto"/>
+            </w:tcBorders>
+            <w:hideMark/>
+          </w:tcPr>
+          <w:p>
+            <w:pPr>
+              <w:spacing w:after="160" w:line="278" w:lineRule="auto"/>
+            </w:pPr>
+            <w:r>
+              <w:t>Confirmation message after registration</w:t>
+            </w:r>
+          </w:p>
+        </w:tc>
+      </w:tr>
+      <w:tr>
+        <w:tc>
+          <w:tcPr>
+            <w:tcW w:w="0" w:type="auto"/>
+            <w:vMerge/>
+            <w:tcBorders>
+              <w:top w:val="single" w:sz="4" w:space="0" w:color="auto"/>
+              <w:left w:val="single" w:sz="4" w:space="0" w:color="auto"/>
+              <w:bottom w:val="single" w:sz="4" w:space="0" w:color="auto"/>
+              <w:right w:val="single" w:sz="4" w:space="0" w:color="auto"/>
+            </w:tcBorders>
+            <w:vAlign w:val="center"/>
+            <w:hideMark/>
+          </w:tcPr>
+          <w:p>
+            <w:pPr>
+              <w:spacing w:after="160" w:line="278" w:lineRule="auto"/>
+              <w:rPr>
+                <w:lang w:val="en-GB"/>
+              </w:rPr>
+            </w:pPr>
+          </w:p>
+        </w:tc>
+        <w:tc>
+          <w:tcPr>
+            <w:tcW w:w="2610" w:type="dxa"/>
+            <w:tcBorders>
+              <w:top w:val="single" w:sz="4" w:space="0" w:color="auto"/>
+              <w:left w:val="single" w:sz="4" w:space="0" w:color="auto"/>
+              <w:bottom w:val="single" w:sz="4" w:space="0" w:color="auto"/>
+              <w:right w:val="single" w:sz="4" w:space="0" w:color="auto"/>
+            </w:tcBorders>
+            <w:hideMark/>
+          </w:tcPr>
+          <w:p>
+            <w:pPr>
+              <w:spacing w:after="160" w:line="278" w:lineRule="auto"/>
+            </w:pPr>
+            <w:r>
+              <w:t>Login with username &amp; password</w:t>
+            </w:r>
+          </w:p>
+        </w:tc>
+        <w:tc>
+          <w:tcPr>
+            <w:tcW w:w="2520" w:type="dxa"/>
+            <w:tcBorders>
+              <w:top w:val="single" w:sz="4" w:space="0" w:color="auto"/>
+              <w:left w:val="single" w:sz="4" w:space="0" w:color="auto"/>
+              <w:bottom w:val="single" w:sz="4" w:space="0" w:color="auto"/>
+              <w:right w:val="single" w:sz="4" w:space="0" w:color="auto"/>
+            </w:tcBorders>
+            <w:hideMark/>
+          </w:tcPr>
+          <w:p>
+            <w:pPr>
+              <w:spacing w:after="160" w:line="278" w:lineRule="auto"/>
+            </w:pPr>
+            <w:r>
+              <w:t>I can access my profile</w:t>
+            </w:r>
+          </w:p>
+        </w:tc>
+        <w:tc>
+          <w:tcPr>
+            <w:tcW w:w="2785" w:type="dxa"/>
+            <w:tcBorders>
+              <w:top w:val="single" w:sz="4" w:space="0" w:color="auto"/>
+              <w:left w:val="single" w:sz="4" w:space="0" w:color="auto"/>
+              <w:bottom w:val="single" w:sz="4" w:space="0" w:color="auto"/>
+              <w:right w:val="single" w:sz="4" w:space="0" w:color="auto"/>
+            </w:tcBorders>
+            <w:hideMark/>
+          </w:tcPr>
+          <w:p>
+            <w:pPr>
+              <w:spacing w:after="160" w:line="278" w:lineRule="auto"/>
+            </w:pPr>
+            <w:r>
+              <w:t>Successful Login → Customer Dashboard</w:t>
+            </w:r>
+          </w:p>
+        </w:tc>
+      </w:tr>
+      <w:tr>
+        <w:tc>
+          <w:tcPr>
+            <w:tcW w:w="0" w:type="auto"/>
+            <w:vMerge/>
+            <w:tcBorders>
+              <w:top w:val="single" w:sz="4" w:space="0" w:color="auto"/>
+              <w:left w:val="single" w:sz="4" w:space="0" w:color="auto"/>
+              <w:bottom w:val="single" w:sz="4" w:space="0" w:color="auto"/>
+              <w:right w:val="single" w:sz="4" w:space="0" w:color="auto"/>
+            </w:tcBorders>
+            <w:vAlign w:val="center"/>
+            <w:hideMark/>
+          </w:tcPr>
+          <w:p>
+            <w:pPr>
+              <w:spacing w:after="160" w:line="278" w:lineRule="auto"/>
+              <w:rPr>
+                <w:lang w:val="en-GB"/>
+              </w:rPr>
+            </w:pPr>
+          </w:p>
+        </w:tc>
+        <w:tc>
+          <w:tcPr>
+            <w:tcW w:w="2610" w:type="dxa"/>
+            <w:tcBorders>
+              <w:top w:val="single" w:sz="4" w:space="0" w:color="auto"/>
+              <w:left w:val="single" w:sz="4" w:space="0" w:color="auto"/>
+              <w:bottom w:val="single" w:sz="4" w:space="0" w:color="auto"/>
+              <w:right w:val="single" w:sz="4" w:space="0" w:color="auto"/>
+            </w:tcBorders>
+            <w:hideMark/>
+          </w:tcPr>
+          <w:p>
+            <w:pPr>
+              <w:spacing w:after="160" w:line="278" w:lineRule="auto"/>
+            </w:pPr>
+            <w:r>
+              <w:t>View my Profile</w:t>
+            </w:r>
+          </w:p>
+        </w:tc>
+        <w:tc>
+          <w:tcPr>
+            <w:tcW w:w="2520" w:type="dxa"/>
+            <w:tcBorders>
+              <w:top w:val="single" w:sz="4" w:space="0" w:color="auto"/>
+              <w:left w:val="single" w:sz="4" w:space="0" w:color="auto"/>
+              <w:bottom w:val="single" w:sz="4" w:space="0" w:color="auto"/>
+              <w:right w:val="single" w:sz="4" w:space="0" w:color="auto"/>
+            </w:tcBorders>
+            <w:hideMark/>
+          </w:tcPr>
+          <w:p>
+            <w:pPr>
+              <w:spacing w:after="160" w:line="278" w:lineRule="auto"/>
+            </w:pPr>
+            <w:r>
+              <w:t>I can see my data</w:t>
+            </w:r>
+          </w:p>
+        </w:tc>
+        <w:tc>
+          <w:tcPr>
+            <w:tcW w:w="2785" w:type="dxa"/>
+            <w:tcBorders>
+              <w:top w:val="single" w:sz="4" w:space="0" w:color="auto"/>
+              <w:left w:val="single" w:sz="4" w:space="0" w:color="auto"/>
+              <w:bottom w:val="single" w:sz="4" w:space="0" w:color="auto"/>
+              <w:right w:val="single" w:sz="4" w:space="0" w:color="auto"/>
+            </w:tcBorders>
+            <w:hideMark/>
+          </w:tcPr>
+          <w:p>
+            <w:pPr>
+              <w:spacing w:after="160" w:line="278" w:lineRule="auto"/>
+            </w:pPr>
+            <w:r>
+              <w:t>Profile page displayed</w:t>
+            </w:r>
+          </w:p>
+        </w:tc>
+      </w:tr>
+      <w:tr>
+        <w:tc>
+          <w:tcPr>
+            <w:tcW w:w="0" w:type="auto"/>
+            <w:vMerge/>
+            <w:tcBorders>
+              <w:top w:val="single" w:sz="4" w:space="0" w:color="auto"/>
+              <w:left w:val="single" w:sz="4" w:space="0" w:color="auto"/>
+              <w:bottom w:val="single" w:sz="4" w:space="0" w:color="auto"/>
+              <w:right w:val="single" w:sz="4" w:space="0" w:color="auto"/>
+            </w:tcBorders>
+            <w:vAlign w:val="center"/>
+            <w:hideMark/>
+          </w:tcPr>
+          <w:p>
+            <w:pPr>
+              <w:spacing w:after="160" w:line="278" w:lineRule="auto"/>
+              <w:rPr>
+                <w:lang w:val="en-GB"/>
+              </w:rPr>
+            </w:pPr>
+          </w:p>
+        </w:tc>
+        <w:tc>
+          <w:tcPr>
+            <w:tcW w:w="2610" w:type="dxa"/>
+            <w:tcBorders>
+              <w:top w:val="single" w:sz="4" w:space="0" w:color="auto"/>
+              <w:left w:val="single" w:sz="4" w:space="0" w:color="auto"/>
+              <w:bottom w:val="single" w:sz="4" w:space="0" w:color="auto"/>
+              <w:right w:val="single" w:sz="4" w:space="0" w:color="auto"/>
+            </w:tcBorders>
+            <w:hideMark/>
+          </w:tcPr>
+          <w:p>
+            <w:pPr>
+              <w:spacing w:after="160" w:line="278" w:lineRule="auto"/>
+            </w:pPr>
+            <w:r>
+              <w:t>Update my Information</w:t>
+            </w:r>
+          </w:p>
+        </w:tc>
+        <w:tc>
+          <w:tcPr>
+            <w:tcW w:w="2520" w:type="dxa"/>
+            <w:tcBorders>
+              <w:top w:val="single" w:sz="4" w:space="0" w:color="auto"/>
+              <w:left w:val="single" w:sz="4" w:space="0" w:color="auto"/>
+              <w:bottom w:val="single" w:sz="4" w:space="0" w:color="auto"/>
+              <w:right w:val="single" w:sz="4" w:space="0" w:color="auto"/>
+            </w:tcBorders>
+            <w:hideMark/>
+          </w:tcPr>
+          <w:p>
+            <w:pPr>
+              <w:spacing w:after="160" w:line="278" w:lineRule="auto"/>
+            </w:pPr>
+            <w:r>
+              <w:t>I can fix wrong info</w:t>
+            </w:r>
+          </w:p>
+        </w:tc>
+        <w:tc>
+          <w:tcPr>
+            <w:tcW w:w="2785" w:type="dxa"/>
+            <w:tcBorders>
+              <w:top w:val="single" w:sz="4" w:space="0" w:color="auto"/>
+              <w:left w:val="single" w:sz="4" w:space="0" w:color="auto"/>
+              <w:bottom w:val="single" w:sz="4" w:space="0" w:color="auto"/>
+              <w:right w:val="single" w:sz="4" w:space="0" w:color="auto"/>
+            </w:tcBorders>
+            <w:hideMark/>
+          </w:tcPr>
+          <w:p>
+            <w:pPr>
+              <w:spacing w:after="160" w:line="278" w:lineRule="auto"/>
+            </w:pPr>
+            <w:r>
+              <w:t>Update success</w:t>
+            </w:r>
+          </w:p>
+        </w:tc>
+      </w:tr>
+      <w:tr>
+        <w:tc>
+          <w:tcPr>
+            <w:tcW w:w="0" w:type="auto"/>
+            <w:vMerge/>
+            <w:tcBorders>
+              <w:top w:val="single" w:sz="4" w:space="0" w:color="auto"/>
+              <w:left w:val="single" w:sz="4" w:space="0" w:color="auto"/>
+              <w:bottom w:val="single" w:sz="4" w:space="0" w:color="auto"/>
+              <w:right w:val="single" w:sz="4" w:space="0" w:color="auto"/>
+            </w:tcBorders>
+            <w:vAlign w:val="center"/>
+            <w:hideMark/>
+          </w:tcPr>
+          <w:p>
+            <w:pPr>
+              <w:spacing w:after="160" w:line="278" w:lineRule="auto"/>
+              <w:rPr>
+                <w:lang w:val="en-GB"/>
+              </w:rPr>
+            </w:pPr>
+          </w:p>
+        </w:tc>
+        <w:tc>
+          <w:tcPr>
+            <w:tcW w:w="2610" w:type="dxa"/>
+            <w:tcBorders>
+              <w:top w:val="single" w:sz="4" w:space="0" w:color="auto"/>
+              <w:left w:val="single" w:sz="4" w:space="0" w:color="auto"/>
+              <w:bottom w:val="single" w:sz="4" w:space="0" w:color="auto"/>
+              <w:right w:val="single" w:sz="4" w:space="0" w:color="auto"/>
+            </w:tcBorders>
+            <w:hideMark/>
+          </w:tcPr>
+          <w:p>
+            <w:pPr>
+              <w:spacing w:after="160" w:line="278" w:lineRule="auto"/>
+            </w:pPr>
+            <w:r>
+              <w:t>Change password</w:t>
+            </w:r>
+          </w:p>
+        </w:tc>
+        <w:tc>
+          <w:tcPr>
+            <w:tcW w:w="2520" w:type="dxa"/>
+            <w:tcBorders>
+              <w:top w:val="single" w:sz="4" w:space="0" w:color="auto"/>
+              <w:left w:val="single" w:sz="4" w:space="0" w:color="auto"/>
+              <w:bottom w:val="single" w:sz="4" w:space="0" w:color="auto"/>
+              <w:right w:val="single" w:sz="4" w:space="0" w:color="auto"/>
+            </w:tcBorders>
+            <w:hideMark/>
+          </w:tcPr>
+          <w:p>
+            <w:pPr>
+              <w:spacing w:after="160" w:line="278" w:lineRule="auto"/>
+            </w:pPr>
+            <w:r>
+              <w:t>My account stays secure</w:t>
+            </w:r>
+          </w:p>
+        </w:tc>
+        <w:tc>
+          <w:tcPr>
+            <w:tcW w:w="2785" w:type="dxa"/>
+            <w:tcBorders>
+              <w:top w:val="single" w:sz="4" w:space="0" w:color="auto"/>
+              <w:left w:val="single" w:sz="4" w:space="0" w:color="auto"/>
+              <w:bottom w:val="single" w:sz="4" w:space="0" w:color="auto"/>
+              <w:right w:val="single" w:sz="4" w:space="0" w:color="auto"/>
+            </w:tcBorders>
+            <w:hideMark/>
+          </w:tcPr>
+          <w:p>
+            <w:pPr>
+              <w:spacing w:after="160" w:line="278" w:lineRule="auto"/>
+            </w:pPr>
+            <w:r>
+              <w:t>Password changed</w:t>
+            </w:r>
+          </w:p>
+        </w:tc>
+      </w:tr>
+      <w:tr>
+        <w:tc>
+          <w:tcPr>
+            <w:tcW w:w="0" w:type="auto"/>
+            <w:vMerge/>
+            <w:tcBorders>
+              <w:top w:val="single" w:sz="4" w:space="0" w:color="auto"/>
+              <w:left w:val="single" w:sz="4" w:space="0" w:color="auto"/>
+              <w:bottom w:val="single" w:sz="4" w:space="0" w:color="auto"/>
+              <w:right w:val="single" w:sz="4" w:space="0" w:color="auto"/>
+            </w:tcBorders>
+            <w:vAlign w:val="center"/>
+            <w:hideMark/>
+          </w:tcPr>
+          <w:p>
+            <w:pPr>
+              <w:spacing w:after="160" w:line="278" w:lineRule="auto"/>
+              <w:rPr>
+                <w:lang w:val="en-GB"/>
+              </w:rPr>
+            </w:pPr>
+          </w:p>
+        </w:tc>
+        <w:tc>
+          <w:tcPr>
+            <w:tcW w:w="2610" w:type="dxa"/>
+            <w:tcBorders>
+              <w:top w:val="single" w:sz="4" w:space="0" w:color="auto"/>
+              <w:left w:val="single" w:sz="4" w:space="0" w:color="auto"/>
+              <w:bottom w:val="single" w:sz="4" w:space="0" w:color="auto"/>
+              <w:right w:val="single" w:sz="4" w:space="0" w:color="auto"/>
+            </w:tcBorders>
+            <w:hideMark/>
+          </w:tcPr>
+          <w:p>
+            <w:pPr>
+              <w:spacing w:after="160" w:line="278" w:lineRule="auto"/>
+            </w:pPr>
+            <w:r>
+              <w:t>View menu items</w:t>
+            </w:r>
+          </w:p>
+        </w:tc>
+        <w:tc>
+          <w:tcPr>
+            <w:tcW w:w="2520" w:type="dxa"/>
+            <w:tcBorders>
+              <w:top w:val="single" w:sz="4" w:space="0" w:color="auto"/>
+              <w:left w:val="single" w:sz="4" w:space="0" w:color="auto"/>
+              <w:bottom w:val="single" w:sz="4" w:space="0" w:color="auto"/>
+              <w:right w:val="single" w:sz="4" w:space="0" w:color="auto"/>
+            </w:tcBorders>
+            <w:hideMark/>
+          </w:tcPr>
+          <w:p>
+            <w:pPr>
+              <w:spacing w:after="160" w:line="278" w:lineRule="auto"/>
+            </w:pPr>
+            <w:r>
+              <w:t>I can choose food</w:t>
+            </w:r>
+          </w:p>
+        </w:tc>
+        <w:tc>
+          <w:tcPr>
+            <w:tcW w:w="2785" w:type="dxa"/>
+            <w:tcBorders>
+              <w:top w:val="single" w:sz="4" w:space="0" w:color="auto"/>
+              <w:left w:val="single" w:sz="4" w:space="0" w:color="auto"/>
+              <w:bottom w:val="single" w:sz="4" w:space="0" w:color="auto"/>
+              <w:right w:val="single" w:sz="4" w:space="0" w:color="auto"/>
+            </w:tcBorders>
+            <w:hideMark/>
+          </w:tcPr>
+          <w:p>
+            <w:pPr>
+              <w:spacing w:after="160" w:line="278" w:lineRule="auto"/>
+            </w:pPr>
+            <w:r>
+              <w:t>Menu list visible</w:t>
+            </w:r>
+          </w:p>
+        </w:tc>
+      </w:tr>
+      <w:tr>
+        <w:tc>
+          <w:tcPr>
+            <w:tcW w:w="0" w:type="auto"/>
+            <w:vMerge/>
+            <w:tcBorders>
+              <w:top w:val="single" w:sz="4" w:space="0" w:color="auto"/>
+              <w:left w:val="single" w:sz="4" w:space="0" w:color="auto"/>
+              <w:bottom w:val="single" w:sz="4" w:space="0" w:color="auto"/>
+              <w:right w:val="single" w:sz="4" w:space="0" w:color="auto"/>
+            </w:tcBorders>
+            <w:vAlign w:val="center"/>
+            <w:hideMark/>
+          </w:tcPr>
+          <w:p>
+            <w:pPr>
+              <w:spacing w:after="160" w:line="278" w:lineRule="auto"/>
+              <w:rPr>
+                <w:lang w:val="en-GB"/>
+              </w:rPr>
+            </w:pPr>
+          </w:p>
+        </w:tc>
+        <w:tc>
+          <w:tcPr>
+            <w:tcW w:w="2610" w:type="dxa"/>
+            <w:tcBorders>
+              <w:top w:val="single" w:sz="4" w:space="0" w:color="auto"/>
+              <w:left w:val="single" w:sz="4" w:space="0" w:color="auto"/>
+              <w:bottom w:val="single" w:sz="4" w:space="0" w:color="auto"/>
+              <w:right w:val="single" w:sz="4" w:space="0" w:color="auto"/>
+            </w:tcBorders>
+            <w:hideMark/>
+          </w:tcPr>
+          <w:p>
+            <w:pPr>
+              <w:spacing w:after="160" w:line="278" w:lineRule="auto"/>
+            </w:pPr>
+            <w:r>
+              <w:t>Search for food item</w:t>
+            </w:r>
+          </w:p>
+        </w:tc>
+        <w:tc>
+          <w:tcPr>
+            <w:tcW w:w="2520" w:type="dxa"/>
+            <w:tcBorders>
+              <w:top w:val="single" w:sz="4" w:space="0" w:color="auto"/>
+              <w:left w:val="single" w:sz="4" w:space="0" w:color="auto"/>
+              <w:bottom w:val="single" w:sz="4" w:space="0" w:color="auto"/>
+              <w:right w:val="single" w:sz="4" w:space="0" w:color="auto"/>
+            </w:tcBorders>
+            <w:hideMark/>
+          </w:tcPr>
+          <w:p>
+            <w:pPr>
+              <w:spacing w:after="160" w:line="278" w:lineRule="auto"/>
+            </w:pPr>
+            <w:r>
+              <w:t>I can find items faster</w:t>
+            </w:r>
+          </w:p>
+        </w:tc>
+        <w:tc>
+          <w:tcPr>
+            <w:tcW w:w="2785" w:type="dxa"/>
+            <w:tcBorders>
+              <w:top w:val="single" w:sz="4" w:space="0" w:color="auto"/>
+              <w:left w:val="single" w:sz="4" w:space="0" w:color="auto"/>
+              <w:bottom w:val="single" w:sz="4" w:space="0" w:color="auto"/>
+              <w:right w:val="single" w:sz="4" w:space="0" w:color="auto"/>
+            </w:tcBorders>
+            <w:hideMark/>
+          </w:tcPr>
+          <w:p>
+            <w:pPr>
+              <w:spacing w:after="160" w:line="278" w:lineRule="auto"/>
+            </w:pPr>
+            <w:r>
+              <w:t>Search results shown</w:t>
+            </w:r>
+          </w:p>
+        </w:tc>
+      </w:tr>
+      <w:tr>
+        <w:tc>
+          <w:tcPr>
+            <w:tcW w:w="0" w:type="auto"/>
+            <w:vMerge/>
+            <w:tcBorders>
+              <w:top w:val="single" w:sz="4" w:space="0" w:color="auto"/>
+              <w:left w:val="single" w:sz="4" w:space="0" w:color="auto"/>
+              <w:bottom w:val="single" w:sz="4" w:space="0" w:color="auto"/>
+              <w:right w:val="single" w:sz="4" w:space="0" w:color="auto"/>
+            </w:tcBorders>
+            <w:vAlign w:val="center"/>
+            <w:hideMark/>
+          </w:tcPr>
+          <w:p>
+            <w:pPr>
+              <w:spacing w:after="160" w:line="278" w:lineRule="auto"/>
+              <w:rPr>
+                <w:lang w:val="en-GB"/>
+              </w:rPr>
+            </w:pPr>
+          </w:p>
+        </w:tc>
+        <w:tc>
+          <w:tcPr>
+            <w:tcW w:w="2610" w:type="dxa"/>
+            <w:tcBorders>
+              <w:top w:val="single" w:sz="4" w:space="0" w:color="auto"/>
+              <w:left w:val="single" w:sz="4" w:space="0" w:color="auto"/>
+              <w:bottom w:val="single" w:sz="4" w:space="0" w:color="auto"/>
+              <w:right w:val="single" w:sz="4" w:space="0" w:color="auto"/>
+            </w:tcBorders>
+            <w:hideMark/>
+          </w:tcPr>
+          <w:p>
+            <w:pPr>
+              <w:spacing w:after="160" w:line="278" w:lineRule="auto"/>
+            </w:pPr>
+            <w:r>
+              <w:t>Add Food to cart</w:t>
+            </w:r>
+          </w:p>
+        </w:tc>
+        <w:tc>
+          <w:tcPr>
+            <w:tcW w:w="2520" w:type="dxa"/>
+            <w:tcBorders>
+              <w:top w:val="single" w:sz="4" w:space="0" w:color="auto"/>
+              <w:left w:val="single" w:sz="4" w:space="0" w:color="auto"/>
+              <w:bottom w:val="single" w:sz="4" w:space="0" w:color="auto"/>
+              <w:right w:val="single" w:sz="4" w:space="0" w:color="auto"/>
+            </w:tcBorders>
+            <w:hideMark/>
+          </w:tcPr>
+          <w:p>
+            <w:pPr>
+              <w:spacing w:after="160" w:line="278" w:lineRule="auto"/>
+            </w:pPr>
+            <w:r>
+              <w:t>I can select item</w:t>
+            </w:r>
+          </w:p>
+        </w:tc>
+        <w:tc>
+          <w:tcPr>
+            <w:tcW w:w="2785" w:type="dxa"/>
+            <w:tcBorders>
+              <w:top w:val="single" w:sz="4" w:space="0" w:color="auto"/>
+              <w:left w:val="single" w:sz="4" w:space="0" w:color="auto"/>
+              <w:bottom w:val="single" w:sz="4" w:space="0" w:color="auto"/>
+              <w:right w:val="single" w:sz="4" w:space="0" w:color="auto"/>
+            </w:tcBorders>
+            <w:hideMark/>
+          </w:tcPr>
+          <w:p>
+            <w:pPr>
+              <w:spacing w:after="160" w:line="278" w:lineRule="auto"/>
+            </w:pPr>
+            <w:r>
+              <w:t>Cart updates</w:t>
+            </w:r>
+          </w:p>
+        </w:tc>
+      </w:tr>
+      <w:tr>
+        <w:tc>
+          <w:tcPr>
+            <w:tcW w:w="0" w:type="auto"/>
+            <w:vMerge/>
+            <w:tcBorders>
+              <w:top w:val="single" w:sz="4" w:space="0" w:color="auto"/>
+              <w:left w:val="single" w:sz="4" w:space="0" w:color="auto"/>
+              <w:bottom w:val="single" w:sz="4" w:space="0" w:color="auto"/>
+              <w:right w:val="single" w:sz="4" w:space="0" w:color="auto"/>
+            </w:tcBorders>
+            <w:vAlign w:val="center"/>
+            <w:hideMark/>
+          </w:tcPr>
+          <w:p>
+            <w:pPr>
+              <w:spacing w:after="160" w:line="278" w:lineRule="auto"/>
+              <w:rPr>
+                <w:lang w:val="en-GB"/>
+              </w:rPr>
+            </w:pPr>
+          </w:p>
+        </w:tc>
+        <w:tc>
+          <w:tcPr>
+            <w:tcW w:w="2610" w:type="dxa"/>
+            <w:tcBorders>
+              <w:top w:val="single" w:sz="4" w:space="0" w:color="auto"/>
+              <w:left w:val="single" w:sz="4" w:space="0" w:color="auto"/>
+              <w:bottom w:val="single" w:sz="4" w:space="0" w:color="auto"/>
+              <w:right w:val="single" w:sz="4" w:space="0" w:color="auto"/>
+            </w:tcBorders>
+            <w:hideMark/>
+          </w:tcPr>
+          <w:p>
+            <w:pPr>
+              <w:spacing w:after="160" w:line="278" w:lineRule="auto"/>
+            </w:pPr>
+            <w:r>
+              <w:t>Place an order</w:t>
+            </w:r>
+          </w:p>
+        </w:tc>
+        <w:tc>
+          <w:tcPr>
+            <w:tcW w:w="2520" w:type="dxa"/>
+            <w:tcBorders>
+              <w:top w:val="single" w:sz="4" w:space="0" w:color="auto"/>
+              <w:left w:val="single" w:sz="4" w:space="0" w:color="auto"/>
+              <w:bottom w:val="single" w:sz="4" w:space="0" w:color="auto"/>
+              <w:right w:val="single" w:sz="4" w:space="0" w:color="auto"/>
+            </w:tcBorders>
+            <w:hideMark/>
+          </w:tcPr>
+          <w:p>
+            <w:pPr>
+              <w:spacing w:after="160" w:line="278" w:lineRule="auto"/>
+            </w:pPr>
+            <w:r>
+              <w:t>I can buy food</w:t>
+            </w:r>
+          </w:p>
+        </w:tc>
+        <w:tc>
+          <w:tcPr>
+            <w:tcW w:w="2785" w:type="dxa"/>
+            <w:tcBorders>
+              <w:top w:val="single" w:sz="4" w:space="0" w:color="auto"/>
+              <w:left w:val="single" w:sz="4" w:space="0" w:color="auto"/>
+              <w:bottom w:val="single" w:sz="4" w:space="0" w:color="auto"/>
+              <w:right w:val="single" w:sz="4" w:space="0" w:color="auto"/>
+            </w:tcBorders>
+            <w:hideMark/>
+          </w:tcPr>
+          <w:p>
+            <w:pPr>
+              <w:spacing w:after="160" w:line="278" w:lineRule="auto"/>
+            </w:pPr>
+            <w:r>
+              <w:t>Order saved (Pending)</w:t>
+            </w:r>
+          </w:p>
+        </w:tc>
+      </w:tr>
+      <w:tr>
+        <w:tc>
+          <w:tcPr>
+            <w:tcW w:w="0" w:type="auto"/>
+            <w:vMerge/>
+            <w:tcBorders>
+              <w:top w:val="single" w:sz="4" w:space="0" w:color="auto"/>
+              <w:left w:val="single" w:sz="4" w:space="0" w:color="auto"/>
+              <w:bottom w:val="single" w:sz="4" w:space="0" w:color="auto"/>
+              <w:right w:val="single" w:sz="4" w:space="0" w:color="auto"/>
+            </w:tcBorders>
+            <w:vAlign w:val="center"/>
+            <w:hideMark/>
+          </w:tcPr>
+          <w:p>
+            <w:pPr>
+              <w:spacing w:after="160" w:line="278" w:lineRule="auto"/>
+              <w:rPr>
+                <w:lang w:val="en-GB"/>
+              </w:rPr>
+            </w:pPr>
+          </w:p>
+        </w:tc>
+        <w:tc>
+          <w:tcPr>
+            <w:tcW w:w="2610" w:type="dxa"/>
+            <w:tcBorders>
+              <w:top w:val="single" w:sz="4" w:space="0" w:color="auto"/>
+              <w:left w:val="single" w:sz="4" w:space="0" w:color="auto"/>
+              <w:bottom w:val="single" w:sz="4" w:space="0" w:color="auto"/>
+              <w:right w:val="single" w:sz="4" w:space="0" w:color="auto"/>
+            </w:tcBorders>
+            <w:hideMark/>
+          </w:tcPr>
+          <w:p>
+            <w:pPr>
+              <w:spacing w:after="160" w:line="278" w:lineRule="auto"/>
+            </w:pPr>
+            <w:r>
+              <w:t>Make Payment</w:t>
+            </w:r>
+          </w:p>
+        </w:tc>
+        <w:tc>
+          <w:tcPr>
+            <w:tcW w:w="2520" w:type="dxa"/>
+            <w:tcBorders>
+              <w:top w:val="single" w:sz="4" w:space="0" w:color="auto"/>
+              <w:left w:val="single" w:sz="4" w:space="0" w:color="auto"/>
+              <w:bottom w:val="single" w:sz="4" w:space="0" w:color="auto"/>
+              <w:right w:val="single" w:sz="4" w:space="0" w:color="auto"/>
+            </w:tcBorders>
+            <w:hideMark/>
+          </w:tcPr>
+          <w:p>
+            <w:pPr>
+              <w:spacing w:after="160" w:line="278" w:lineRule="auto"/>
+            </w:pPr>
+            <w:r>
+              <w:t>I can complete my order</w:t>
+            </w:r>
+          </w:p>
+        </w:tc>
+        <w:tc>
+          <w:tcPr>
+            <w:tcW w:w="2785" w:type="dxa"/>
+            <w:tcBorders>
+              <w:top w:val="single" w:sz="4" w:space="0" w:color="auto"/>
+              <w:left w:val="single" w:sz="4" w:space="0" w:color="auto"/>
+              <w:bottom w:val="single" w:sz="4" w:space="0" w:color="auto"/>
+              <w:right w:val="single" w:sz="4" w:space="0" w:color="auto"/>
+            </w:tcBorders>
+            <w:hideMark/>
+          </w:tcPr>
+          <w:p>
+            <w:pPr>
+              <w:spacing w:after="160" w:line="278" w:lineRule="auto"/>
+            </w:pPr>
+            <w:r>
+              <w:t>Status (Paid)</w:t>
+            </w:r>
+          </w:p>
+        </w:tc>
+      </w:tr>
+      <w:tr>
+        <w:tc>
+          <w:tcPr>
+            <w:tcW w:w="0" w:type="auto"/>
+            <w:vMerge/>
+            <w:tcBorders>
+              <w:top w:val="single" w:sz="4" w:space="0" w:color="auto"/>
+              <w:left w:val="single" w:sz="4" w:space="0" w:color="auto"/>
+              <w:bottom w:val="single" w:sz="4" w:space="0" w:color="auto"/>
+              <w:right w:val="single" w:sz="4" w:space="0" w:color="auto"/>
+            </w:tcBorders>
+            <w:vAlign w:val="center"/>
+            <w:hideMark/>
+          </w:tcPr>
+          <w:p>
+            <w:pPr>
+              <w:spacing w:after="160" w:line="278" w:lineRule="auto"/>
+              <w:rPr>
+                <w:lang w:val="en-GB"/>
+              </w:rPr>
+            </w:pPr>
+          </w:p>
+        </w:tc>
+        <w:tc>
+          <w:tcPr>
+            <w:tcW w:w="2610" w:type="dxa"/>
+            <w:tcBorders>
+              <w:top w:val="single" w:sz="4" w:space="0" w:color="auto"/>
+              <w:left w:val="single" w:sz="4" w:space="0" w:color="auto"/>
+              <w:bottom w:val="single" w:sz="4" w:space="0" w:color="auto"/>
+              <w:right w:val="single" w:sz="4" w:space="0" w:color="auto"/>
+            </w:tcBorders>
+            <w:hideMark/>
+          </w:tcPr>
+          <w:p>
+            <w:pPr>
+              <w:spacing w:after="160" w:line="278" w:lineRule="auto"/>
+            </w:pPr>
+            <w:r>
+              <w:t>View Order Status</w:t>
+            </w:r>
+          </w:p>
+        </w:tc>
+        <w:tc>
+          <w:tcPr>
+            <w:tcW w:w="2520" w:type="dxa"/>
+            <w:tcBorders>
+              <w:top w:val="single" w:sz="4" w:space="0" w:color="auto"/>
+              <w:left w:val="single" w:sz="4" w:space="0" w:color="auto"/>
+              <w:bottom w:val="single" w:sz="4" w:space="0" w:color="auto"/>
+              <w:right w:val="single" w:sz="4" w:space="0" w:color="auto"/>
+            </w:tcBorders>
+            <w:hideMark/>
+          </w:tcPr>
+          <w:p>
+            <w:pPr>
+              <w:spacing w:after="160" w:line="278" w:lineRule="auto"/>
+            </w:pPr>
+            <w:r>
+              <w:t>I can track my order</w:t>
+            </w:r>
+          </w:p>
+        </w:tc>
+        <w:tc>
+          <w:tcPr>
+            <w:tcW w:w="2785" w:type="dxa"/>
+            <w:tcBorders>
+              <w:top w:val="single" w:sz="4" w:space="0" w:color="auto"/>
+              <w:left w:val="single" w:sz="4" w:space="0" w:color="auto"/>
+              <w:bottom w:val="single" w:sz="4" w:space="0" w:color="auto"/>
+              <w:right w:val="single" w:sz="4" w:space="0" w:color="auto"/>
+            </w:tcBorders>
+            <w:hideMark/>
+          </w:tcPr>
+          <w:p>
+            <w:pPr>
+              <w:spacing w:after="160" w:line="278" w:lineRule="auto"/>
+            </w:pPr>
+            <w:r>
+              <w:t>Shows Order status</w:t>
+            </w:r>
+          </w:p>
+        </w:tc>
+      </w:tr>
+      <w:tr>
+        <w:tc>
+          <w:tcPr>
+            <w:tcW w:w="0" w:type="auto"/>
+            <w:vMerge/>
+            <w:tcBorders>
+              <w:top w:val="single" w:sz="4" w:space="0" w:color="auto"/>
+              <w:left w:val="single" w:sz="4" w:space="0" w:color="auto"/>
+              <w:bottom w:val="single" w:sz="4" w:space="0" w:color="auto"/>
+              <w:right w:val="single" w:sz="4" w:space="0" w:color="auto"/>
+            </w:tcBorders>
+            <w:vAlign w:val="center"/>
+            <w:hideMark/>
+          </w:tcPr>
+          <w:p>
+            <w:pPr>
+              <w:spacing w:after="160" w:line="278" w:lineRule="auto"/>
+              <w:rPr>
+                <w:lang w:val="en-GB"/>
+              </w:rPr>
+            </w:pPr>
+          </w:p>
+        </w:tc>
+        <w:tc>
+          <w:tcPr>
+            <w:tcW w:w="2610" w:type="dxa"/>
+            <w:tcBorders>
+              <w:top w:val="single" w:sz="4" w:space="0" w:color="auto"/>
+              <w:left w:val="single" w:sz="4" w:space="0" w:color="auto"/>
+              <w:bottom w:val="single" w:sz="4" w:space="0" w:color="auto"/>
+              <w:right w:val="single" w:sz="4" w:space="0" w:color="auto"/>
+            </w:tcBorders>
+            <w:hideMark/>
+          </w:tcPr>
+          <w:p>
+            <w:pPr>
+              <w:spacing w:after="160" w:line="278" w:lineRule="auto"/>
+              <w:rPr>
+                <w:lang w:val="en-GB"/>
+              </w:rPr>
+            </w:pPr>
+            <w:r>
+              <w:rPr>
+                <w:lang w:val="en-GB"/>
+              </w:rPr>
+              <w:t>View Order History</w:t>
+            </w:r>
+          </w:p>
+        </w:tc>
+        <w:tc>
+          <w:tcPr>
+            <w:tcW w:w="2520" w:type="dxa"/>
+            <w:tcBorders>
+              <w:top w:val="single" w:sz="4" w:space="0" w:color="auto"/>
+              <w:left w:val="single" w:sz="4" w:space="0" w:color="auto"/>
+              <w:bottom w:val="single" w:sz="4" w:space="0" w:color="auto"/>
+              <w:right w:val="single" w:sz="4" w:space="0" w:color="auto"/>
+            </w:tcBorders>
+            <w:hideMark/>
+          </w:tcPr>
+          <w:p>
+            <w:pPr>
+              <w:spacing w:after="160" w:line="278" w:lineRule="auto"/>
+            </w:pPr>
+            <w:r>
+              <w:t>I can see past purchases</w:t>
+            </w:r>
+          </w:p>
+        </w:tc>
+        <w:tc>
+          <w:tcPr>
+            <w:tcW w:w="2785" w:type="dxa"/>
+            <w:tcBorders>
+              <w:top w:val="single" w:sz="4" w:space="0" w:color="auto"/>
+              <w:left w:val="single" w:sz="4" w:space="0" w:color="auto"/>
+              <w:bottom w:val="single" w:sz="4" w:space="0" w:color="auto"/>
+              <w:right w:val="single" w:sz="4" w:space="0" w:color="auto"/>
+            </w:tcBorders>
+            <w:hideMark/>
+          </w:tcPr>
+          <w:p>
+            <w:pPr>
+              <w:spacing w:after="160" w:line="278" w:lineRule="auto"/>
+            </w:pPr>
+            <w:r>
+              <w:t>History table shown</w:t>
+            </w:r>
+          </w:p>
+        </w:tc>
+      </w:tr>
+    </w:tbl>
+    <w:p>
+      <w:pPr>
+        <w:rPr>
+          <w:b/>
+          <w:bCs/>
+          <w:lang w:val="en-GB"/>
+        </w:rPr>
+      </w:pPr>
+    </w:p>
+    <w:p>
+      <w:pPr>
+        <w:rPr>
+          <w:b/>
+          <w:bCs/>
+          <w:lang w:val="en-GB"/>
+        </w:rPr>
+      </w:pPr>
+    </w:p>
+    <w:tbl>
+      <w:tblPr>
+        <w:tblStyle w:val="TableGrid"/>
+        <w:tblW w:w="0" w:type="auto"/>
+        <w:tblLook w:val="04A0" w:firstRow="1" w:lastRow="0" w:firstColumn="1" w:lastColumn="0" w:noHBand="0" w:noVBand="1"/>
+      </w:tblPr>
+      <w:tblGrid>
+        <w:gridCol w:w="1435"/>
+        <w:gridCol w:w="2610"/>
+        <w:gridCol w:w="2520"/>
+        <w:gridCol w:w="2785"/>
+      </w:tblGrid>
+      <w:tr>
+        <w:tc>
+          <w:tcPr>
+            <w:tcW w:w="1435" w:type="dxa"/>
+            <w:vMerge w:val="restart"/>
+            <w:tcBorders>
+              <w:top w:val="single" w:sz="4" w:space="0" w:color="auto"/>
+              <w:left w:val="single" w:sz="4" w:space="0" w:color="auto"/>
+              <w:bottom w:val="single" w:sz="4" w:space="0" w:color="auto"/>
+              <w:right w:val="single" w:sz="4" w:space="0" w:color="auto"/>
+            </w:tcBorders>
+            <w:hideMark/>
+          </w:tcPr>
+          <w:p>
+            <w:pPr>
+              <w:spacing w:after="160" w:line="278" w:lineRule="auto"/>
+              <w:rPr>
+                <w:lang w:val="en-GB"/>
+              </w:rPr>
+            </w:pPr>
+            <w:r>
+              <w:rPr>
+                <w:lang w:val="en-GB"/>
+              </w:rPr>
+              <w:t>Cashier</w:t>
+            </w:r>
+          </w:p>
+        </w:tc>
+        <w:tc>
+          <w:tcPr>
+            <w:tcW w:w="2610" w:type="dxa"/>
+            <w:tcBorders>
+              <w:top w:val="single" w:sz="4" w:space="0" w:color="auto"/>
+              <w:left w:val="single" w:sz="4" w:space="0" w:color="auto"/>
+              <w:bottom w:val="single" w:sz="4" w:space="0" w:color="auto"/>
+              <w:right w:val="single" w:sz="4" w:space="0" w:color="auto"/>
+            </w:tcBorders>
+            <w:hideMark/>
+          </w:tcPr>
+          <w:p>
+            <w:pPr>
+              <w:spacing w:after="160" w:line="278" w:lineRule="auto"/>
+              <w:rPr>
+                <w:lang w:val="en-GB"/>
+              </w:rPr>
+            </w:pPr>
+            <w:r>
+              <w:rPr>
+                <w:lang w:val="en-GB"/>
+              </w:rPr>
+              <w:t>Login with username &amp; password</w:t>
+            </w:r>
+          </w:p>
+        </w:tc>
+        <w:tc>
+          <w:tcPr>
+            <w:tcW w:w="2520" w:type="dxa"/>
+            <w:tcBorders>
+              <w:top w:val="single" w:sz="4" w:space="0" w:color="auto"/>
+              <w:left w:val="single" w:sz="4" w:space="0" w:color="auto"/>
+              <w:bottom w:val="single" w:sz="4" w:space="0" w:color="auto"/>
+              <w:right w:val="single" w:sz="4" w:space="0" w:color="auto"/>
+            </w:tcBorders>
+            <w:hideMark/>
+          </w:tcPr>
+          <w:p>
+            <w:pPr>
+              <w:spacing w:after="160" w:line="278" w:lineRule="auto"/>
+              <w:rPr>
+                <w:lang w:val="en-GB"/>
+              </w:rPr>
+            </w:pPr>
+            <w:r>
+              <w:rPr>
+                <w:lang w:val="en-GB"/>
+              </w:rPr>
+              <w:t>I can access my dashboard</w:t>
+            </w:r>
+          </w:p>
+        </w:tc>
+        <w:tc>
+          <w:tcPr>
+            <w:tcW w:w="2785" w:type="dxa"/>
+            <w:tcBorders>
+              <w:top w:val="single" w:sz="4" w:space="0" w:color="auto"/>
+              <w:left w:val="single" w:sz="4" w:space="0" w:color="auto"/>
+              <w:bottom w:val="single" w:sz="4" w:space="0" w:color="auto"/>
+              <w:right w:val="single" w:sz="4" w:space="0" w:color="auto"/>
+            </w:tcBorders>
+            <w:hideMark/>
+          </w:tcPr>
+          <w:p>
+            <w:pPr>
+              <w:spacing w:after="160" w:line="278" w:lineRule="auto"/>
+              <w:rPr>
+                <w:lang w:val="en-GB"/>
+              </w:rPr>
+            </w:pPr>
+            <w:r>
+              <w:rPr>
+                <w:lang w:val="en-GB"/>
+              </w:rPr>
+              <w:t>Successful login &gt; Cashier dashboard</w:t>
+            </w:r>
+          </w:p>
+        </w:tc>
+      </w:tr>
+      <w:tr>
+        <w:tc>
+          <w:tcPr>
+            <w:tcW w:w="0" w:type="auto"/>
+            <w:vMerge/>
+            <w:tcBorders>
+              <w:top w:val="single" w:sz="4" w:space="0" w:color="auto"/>
+              <w:left w:val="single" w:sz="4" w:space="0" w:color="auto"/>
+              <w:bottom w:val="single" w:sz="4" w:space="0" w:color="auto"/>
+              <w:right w:val="single" w:sz="4" w:space="0" w:color="auto"/>
+            </w:tcBorders>
+            <w:vAlign w:val="center"/>
+            <w:hideMark/>
+          </w:tcPr>
+          <w:p>
+            <w:pPr>
+              <w:spacing w:after="160" w:line="278" w:lineRule="auto"/>
+              <w:rPr>
+                <w:lang w:val="en-GB"/>
+              </w:rPr>
+            </w:pPr>
+          </w:p>
+        </w:tc>
+        <w:tc>
+          <w:tcPr>
+            <w:tcW w:w="2610" w:type="dxa"/>
+            <w:tcBorders>
+              <w:top w:val="single" w:sz="4" w:space="0" w:color="auto"/>
+              <w:left w:val="single" w:sz="4" w:space="0" w:color="auto"/>
+              <w:bottom w:val="single" w:sz="4" w:space="0" w:color="auto"/>
+              <w:right w:val="single" w:sz="4" w:space="0" w:color="auto"/>
+            </w:tcBorders>
+            <w:hideMark/>
+          </w:tcPr>
+          <w:p>
+            <w:pPr>
+              <w:spacing w:after="160" w:line="278" w:lineRule="auto"/>
+            </w:pPr>
+            <w:r>
+              <w:t>View my profile</w:t>
+            </w:r>
+          </w:p>
+        </w:tc>
+        <w:tc>
+          <w:tcPr>
+            <w:tcW w:w="2520" w:type="dxa"/>
+            <w:tcBorders>
+              <w:top w:val="single" w:sz="4" w:space="0" w:color="auto"/>
+              <w:left w:val="single" w:sz="4" w:space="0" w:color="auto"/>
+              <w:bottom w:val="single" w:sz="4" w:space="0" w:color="auto"/>
+              <w:right w:val="single" w:sz="4" w:space="0" w:color="auto"/>
+            </w:tcBorders>
+            <w:hideMark/>
+          </w:tcPr>
+          <w:p>
+            <w:pPr>
+              <w:spacing w:after="160" w:line="278" w:lineRule="auto"/>
+              <w:rPr>
+                <w:lang w:val="en-GB"/>
+              </w:rPr>
+            </w:pPr>
+            <w:r>
+              <w:rPr>
+                <w:lang w:val="en-GB"/>
+              </w:rPr>
+              <w:t>I can see my information</w:t>
+            </w:r>
+          </w:p>
+        </w:tc>
+        <w:tc>
+          <w:tcPr>
+            <w:tcW w:w="2785" w:type="dxa"/>
+            <w:tcBorders>
+              <w:top w:val="single" w:sz="4" w:space="0" w:color="auto"/>
+              <w:left w:val="single" w:sz="4" w:space="0" w:color="auto"/>
+              <w:bottom w:val="single" w:sz="4" w:space="0" w:color="auto"/>
+              <w:right w:val="single" w:sz="4" w:space="0" w:color="auto"/>
+            </w:tcBorders>
+            <w:hideMark/>
+          </w:tcPr>
+          <w:p>
+            <w:pPr>
+              <w:spacing w:after="160" w:line="278" w:lineRule="auto"/>
+              <w:rPr>
+                <w:lang w:val="en-GB"/>
+              </w:rPr>
+            </w:pPr>
+            <w:r>
+              <w:rPr>
+                <w:lang w:val="en-GB"/>
+              </w:rPr>
+              <w:t>Profile list with Edit button</w:t>
+            </w:r>
+          </w:p>
+        </w:tc>
+      </w:tr>
+      <w:tr>
+        <w:tc>
+          <w:tcPr>
+            <w:tcW w:w="0" w:type="auto"/>
+            <w:vMerge/>
+            <w:tcBorders>
+              <w:top w:val="single" w:sz="4" w:space="0" w:color="auto"/>
+              <w:left w:val="single" w:sz="4" w:space="0" w:color="auto"/>
+              <w:bottom w:val="single" w:sz="4" w:space="0" w:color="auto"/>
+              <w:right w:val="single" w:sz="4" w:space="0" w:color="auto"/>
+            </w:tcBorders>
+            <w:vAlign w:val="center"/>
+            <w:hideMark/>
+          </w:tcPr>
+          <w:p>
+            <w:pPr>
+              <w:spacing w:after="160" w:line="278" w:lineRule="auto"/>
+              <w:rPr>
+                <w:lang w:val="en-GB"/>
+              </w:rPr>
+            </w:pPr>
+          </w:p>
+        </w:tc>
+        <w:tc>
+          <w:tcPr>
+            <w:tcW w:w="2610" w:type="dxa"/>
+            <w:tcBorders>
+              <w:top w:val="single" w:sz="4" w:space="0" w:color="auto"/>
+              <w:left w:val="single" w:sz="4" w:space="0" w:color="auto"/>
+              <w:bottom w:val="single" w:sz="4" w:space="0" w:color="auto"/>
+              <w:right w:val="single" w:sz="4" w:space="0" w:color="auto"/>
+            </w:tcBorders>
+            <w:hideMark/>
+          </w:tcPr>
+          <w:p>
+            <w:pPr>
+              <w:spacing w:after="160" w:line="278" w:lineRule="auto"/>
+            </w:pPr>
+            <w:r>
+              <w:t>Update my information</w:t>
+            </w:r>
+          </w:p>
+        </w:tc>
+        <w:tc>
+          <w:tcPr>
+            <w:tcW w:w="2520" w:type="dxa"/>
+            <w:tcBorders>
+              <w:top w:val="single" w:sz="4" w:space="0" w:color="auto"/>
+              <w:left w:val="single" w:sz="4" w:space="0" w:color="auto"/>
+              <w:bottom w:val="single" w:sz="4" w:space="0" w:color="auto"/>
+              <w:right w:val="single" w:sz="4" w:space="0" w:color="auto"/>
+            </w:tcBorders>
+            <w:hideMark/>
+          </w:tcPr>
+          <w:p>
+            <w:pPr>
+              <w:spacing w:after="160" w:line="278" w:lineRule="auto"/>
+              <w:rPr>
+                <w:lang w:val="en-GB"/>
+              </w:rPr>
+            </w:pPr>
+            <w:r>
+              <w:rPr>
+                <w:lang w:val="en-GB"/>
+              </w:rPr>
+              <w:t>I can keep accurate details</w:t>
+            </w:r>
+          </w:p>
+        </w:tc>
+        <w:tc>
+          <w:tcPr>
+            <w:tcW w:w="2785" w:type="dxa"/>
+            <w:tcBorders>
+              <w:top w:val="single" w:sz="4" w:space="0" w:color="auto"/>
+              <w:left w:val="single" w:sz="4" w:space="0" w:color="auto"/>
+              <w:bottom w:val="single" w:sz="4" w:space="0" w:color="auto"/>
+              <w:right w:val="single" w:sz="4" w:space="0" w:color="auto"/>
+            </w:tcBorders>
+            <w:hideMark/>
+          </w:tcPr>
+          <w:p>
+            <w:pPr>
+              <w:spacing w:after="160" w:line="278" w:lineRule="auto"/>
+              <w:rPr>
+                <w:lang w:val="en-GB"/>
+              </w:rPr>
+            </w:pPr>
+            <w:r>
+              <w:rPr>
+                <w:lang w:val="en-GB"/>
+              </w:rPr>
+              <w:t>Data updated successfully</w:t>
+            </w:r>
+          </w:p>
+        </w:tc>
+      </w:tr>
+      <w:tr>
+        <w:tc>
+          <w:tcPr>
+            <w:tcW w:w="0" w:type="auto"/>
+            <w:vMerge/>
+            <w:tcBorders>
+              <w:top w:val="single" w:sz="4" w:space="0" w:color="auto"/>
+              <w:left w:val="single" w:sz="4" w:space="0" w:color="auto"/>
+              <w:bottom w:val="single" w:sz="4" w:space="0" w:color="auto"/>
+              <w:right w:val="single" w:sz="4" w:space="0" w:color="auto"/>
+            </w:tcBorders>
+            <w:vAlign w:val="center"/>
+            <w:hideMark/>
+          </w:tcPr>
+          <w:p>
+            <w:pPr>
+              <w:spacing w:after="160" w:line="278" w:lineRule="auto"/>
+              <w:rPr>
+                <w:lang w:val="en-GB"/>
+              </w:rPr>
+            </w:pPr>
+          </w:p>
+        </w:tc>
+        <w:tc>
+          <w:tcPr>
+            <w:tcW w:w="2610" w:type="dxa"/>
+            <w:tcBorders>
+              <w:top w:val="single" w:sz="4" w:space="0" w:color="auto"/>
+              <w:left w:val="single" w:sz="4" w:space="0" w:color="auto"/>
+              <w:bottom w:val="single" w:sz="4" w:space="0" w:color="auto"/>
+              <w:right w:val="single" w:sz="4" w:space="0" w:color="auto"/>
+            </w:tcBorders>
+            <w:hideMark/>
+          </w:tcPr>
+          <w:p>
+            <w:pPr>
+              <w:spacing w:after="160" w:line="278" w:lineRule="auto"/>
+            </w:pPr>
+            <w:r>
+              <w:t>Change password</w:t>
+            </w:r>
+          </w:p>
+        </w:tc>
+        <w:tc>
+          <w:tcPr>
+            <w:tcW w:w="2520" w:type="dxa"/>
+            <w:tcBorders>
+              <w:top w:val="single" w:sz="4" w:space="0" w:color="auto"/>
+              <w:left w:val="single" w:sz="4" w:space="0" w:color="auto"/>
+              <w:bottom w:val="single" w:sz="4" w:space="0" w:color="auto"/>
+              <w:right w:val="single" w:sz="4" w:space="0" w:color="auto"/>
+            </w:tcBorders>
+            <w:hideMark/>
+          </w:tcPr>
+          <w:p>
+            <w:pPr>
+              <w:spacing w:after="160" w:line="278" w:lineRule="auto"/>
+              <w:rPr>
+                <w:lang w:val="en-GB"/>
+              </w:rPr>
+            </w:pPr>
+            <w:r>
+              <w:rPr>
+                <w:lang w:val="en-GB"/>
+              </w:rPr>
+              <w:t>My account stays protected</w:t>
+            </w:r>
+          </w:p>
+        </w:tc>
+        <w:tc>
+          <w:tcPr>
+            <w:tcW w:w="2785" w:type="dxa"/>
+            <w:tcBorders>
+              <w:top w:val="single" w:sz="4" w:space="0" w:color="auto"/>
+              <w:left w:val="single" w:sz="4" w:space="0" w:color="auto"/>
+              <w:bottom w:val="single" w:sz="4" w:space="0" w:color="auto"/>
+              <w:right w:val="single" w:sz="4" w:space="0" w:color="auto"/>
+            </w:tcBorders>
+            <w:hideMark/>
+          </w:tcPr>
+          <w:p>
+            <w:pPr>
+              <w:spacing w:after="160" w:line="278" w:lineRule="auto"/>
+              <w:rPr>
+                <w:lang w:val="en-GB"/>
+              </w:rPr>
+            </w:pPr>
+            <w:r>
+              <w:rPr>
+                <w:lang w:val="en-GB"/>
+              </w:rPr>
+              <w:t>Old + new password validation</w:t>
+            </w:r>
+          </w:p>
+        </w:tc>
+      </w:tr>
+      <w:tr>
+        <w:tc>
+          <w:tcPr>
+            <w:tcW w:w="0" w:type="auto"/>
+            <w:vMerge/>
+            <w:tcBorders>
+              <w:top w:val="single" w:sz="4" w:space="0" w:color="auto"/>
+              <w:left w:val="single" w:sz="4" w:space="0" w:color="auto"/>
+              <w:bottom w:val="single" w:sz="4" w:space="0" w:color="auto"/>
+              <w:right w:val="single" w:sz="4" w:space="0" w:color="auto"/>
+            </w:tcBorders>
+            <w:vAlign w:val="center"/>
+            <w:hideMark/>
+          </w:tcPr>
+          <w:p>
+            <w:pPr>
+              <w:spacing w:after="160" w:line="278" w:lineRule="auto"/>
+              <w:rPr>
+                <w:lang w:val="en-GB"/>
+              </w:rPr>
+            </w:pPr>
+          </w:p>
+        </w:tc>
+        <w:tc>
+          <w:tcPr>
+            <w:tcW w:w="2610" w:type="dxa"/>
+            <w:tcBorders>
+              <w:top w:val="single" w:sz="4" w:space="0" w:color="auto"/>
+              <w:left w:val="single" w:sz="4" w:space="0" w:color="auto"/>
+              <w:bottom w:val="single" w:sz="4" w:space="0" w:color="auto"/>
+              <w:right w:val="single" w:sz="4" w:space="0" w:color="auto"/>
+            </w:tcBorders>
+            <w:hideMark/>
+          </w:tcPr>
+          <w:p>
+            <w:pPr>
+              <w:spacing w:after="160" w:line="278" w:lineRule="auto"/>
+            </w:pPr>
+            <w:r>
+              <w:t>View all pending orders</w:t>
+            </w:r>
+          </w:p>
+        </w:tc>
+        <w:tc>
+          <w:tcPr>
+            <w:tcW w:w="2520" w:type="dxa"/>
+            <w:tcBorders>
+              <w:top w:val="single" w:sz="4" w:space="0" w:color="auto"/>
+              <w:left w:val="single" w:sz="4" w:space="0" w:color="auto"/>
+              <w:bottom w:val="single" w:sz="4" w:space="0" w:color="auto"/>
+              <w:right w:val="single" w:sz="4" w:space="0" w:color="auto"/>
+            </w:tcBorders>
+            <w:hideMark/>
+          </w:tcPr>
+          <w:p>
+            <w:pPr>
+              <w:spacing w:after="160" w:line="278" w:lineRule="auto"/>
+              <w:rPr>
+                <w:lang w:val="en-GB"/>
+              </w:rPr>
+            </w:pPr>
+            <w:r>
+              <w:rPr>
+                <w:lang w:val="en-GB"/>
+              </w:rPr>
+              <w:t>I can manage payment collection</w:t>
+            </w:r>
+          </w:p>
+        </w:tc>
+        <w:tc>
+          <w:tcPr>
+            <w:tcW w:w="2785" w:type="dxa"/>
+            <w:tcBorders>
+              <w:top w:val="single" w:sz="4" w:space="0" w:color="auto"/>
+              <w:left w:val="single" w:sz="4" w:space="0" w:color="auto"/>
+              <w:bottom w:val="single" w:sz="4" w:space="0" w:color="auto"/>
+              <w:right w:val="single" w:sz="4" w:space="0" w:color="auto"/>
+            </w:tcBorders>
+            <w:hideMark/>
+          </w:tcPr>
+          <w:p>
+            <w:pPr>
+              <w:spacing w:after="160" w:line="278" w:lineRule="auto"/>
+              <w:rPr>
+                <w:lang w:val="en-GB"/>
+              </w:rPr>
+            </w:pPr>
+            <w:r>
+              <w:rPr>
+                <w:lang w:val="en-GB"/>
+              </w:rPr>
+              <w:t>Pending orders shown with details</w:t>
+            </w:r>
+          </w:p>
+        </w:tc>
+      </w:tr>
+      <w:tr>
+        <w:tc>
+          <w:tcPr>
+            <w:tcW w:w="0" w:type="auto"/>
+            <w:vMerge/>
+            <w:tcBorders>
+              <w:top w:val="single" w:sz="4" w:space="0" w:color="auto"/>
+              <w:left w:val="single" w:sz="4" w:space="0" w:color="auto"/>
+              <w:bottom w:val="single" w:sz="4" w:space="0" w:color="auto"/>
+              <w:right w:val="single" w:sz="4" w:space="0" w:color="auto"/>
+            </w:tcBorders>
+            <w:vAlign w:val="center"/>
+            <w:hideMark/>
+          </w:tcPr>
+          <w:p>
+            <w:pPr>
+              <w:spacing w:after="160" w:line="278" w:lineRule="auto"/>
+              <w:rPr>
+                <w:lang w:val="en-GB"/>
+              </w:rPr>
+            </w:pPr>
+          </w:p>
+        </w:tc>
+        <w:tc>
+          <w:tcPr>
+            <w:tcW w:w="2610" w:type="dxa"/>
+            <w:tcBorders>
+              <w:top w:val="single" w:sz="4" w:space="0" w:color="auto"/>
+              <w:left w:val="single" w:sz="4" w:space="0" w:color="auto"/>
+              <w:bottom w:val="single" w:sz="4" w:space="0" w:color="auto"/>
+              <w:right w:val="single" w:sz="4" w:space="0" w:color="auto"/>
+            </w:tcBorders>
+            <w:hideMark/>
+          </w:tcPr>
+          <w:p>
+            <w:pPr>
+              <w:spacing w:after="160" w:line="278" w:lineRule="auto"/>
+            </w:pPr>
+            <w:r>
+              <w:t>Confirm payment</w:t>
+            </w:r>
+          </w:p>
+        </w:tc>
+        <w:tc>
+          <w:tcPr>
+            <w:tcW w:w="2520" w:type="dxa"/>
+            <w:tcBorders>
+              <w:top w:val="single" w:sz="4" w:space="0" w:color="auto"/>
+              <w:left w:val="single" w:sz="4" w:space="0" w:color="auto"/>
+              <w:bottom w:val="single" w:sz="4" w:space="0" w:color="auto"/>
+              <w:right w:val="single" w:sz="4" w:space="0" w:color="auto"/>
+            </w:tcBorders>
+            <w:hideMark/>
+          </w:tcPr>
+          <w:p>
+            <w:pPr>
+              <w:spacing w:after="160" w:line="278" w:lineRule="auto"/>
+              <w:rPr>
+                <w:lang w:val="en-GB"/>
+              </w:rPr>
+            </w:pPr>
+            <w:r>
+              <w:rPr>
+                <w:lang w:val="en-GB"/>
+              </w:rPr>
+              <w:t>Customer can receive food</w:t>
+            </w:r>
+          </w:p>
+        </w:tc>
+        <w:tc>
+          <w:tcPr>
+            <w:tcW w:w="2785" w:type="dxa"/>
+            <w:tcBorders>
+              <w:top w:val="single" w:sz="4" w:space="0" w:color="auto"/>
+              <w:left w:val="single" w:sz="4" w:space="0" w:color="auto"/>
+              <w:bottom w:val="single" w:sz="4" w:space="0" w:color="auto"/>
+              <w:right w:val="single" w:sz="4" w:space="0" w:color="auto"/>
+            </w:tcBorders>
+            <w:hideMark/>
+          </w:tcPr>
+          <w:p>
+            <w:pPr>
+              <w:spacing w:after="160" w:line="278" w:lineRule="auto"/>
+              <w:rPr>
+                <w:lang w:val="en-GB"/>
+              </w:rPr>
+            </w:pPr>
+            <w:r>
+              <w:rPr>
+                <w:lang w:val="en-GB"/>
+              </w:rPr>
+              <w:t>Order status &gt; Paid</w:t>
+            </w:r>
+          </w:p>
+        </w:tc>
+      </w:tr>
+      <w:tr>
+        <w:tc>
+          <w:tcPr>
+            <w:tcW w:w="0" w:type="auto"/>
+            <w:vMerge/>
+            <w:tcBorders>
+              <w:top w:val="single" w:sz="4" w:space="0" w:color="auto"/>
+              <w:left w:val="single" w:sz="4" w:space="0" w:color="auto"/>
+              <w:bottom w:val="single" w:sz="4" w:space="0" w:color="auto"/>
+              <w:right w:val="single" w:sz="4" w:space="0" w:color="auto"/>
+            </w:tcBorders>
+            <w:vAlign w:val="center"/>
+            <w:hideMark/>
+          </w:tcPr>
+          <w:p>
+            <w:pPr>
+              <w:spacing w:after="160" w:line="278" w:lineRule="auto"/>
+              <w:rPr>
+                <w:lang w:val="en-GB"/>
+              </w:rPr>
+            </w:pPr>
+          </w:p>
+        </w:tc>
+        <w:tc>
+          <w:tcPr>
+            <w:tcW w:w="2610" w:type="dxa"/>
+            <w:tcBorders>
+              <w:top w:val="single" w:sz="4" w:space="0" w:color="auto"/>
+              <w:left w:val="single" w:sz="4" w:space="0" w:color="auto"/>
+              <w:bottom w:val="single" w:sz="4" w:space="0" w:color="auto"/>
+              <w:right w:val="single" w:sz="4" w:space="0" w:color="auto"/>
+            </w:tcBorders>
+            <w:hideMark/>
+          </w:tcPr>
+          <w:p>
+            <w:pPr>
+              <w:spacing w:after="160" w:line="278" w:lineRule="auto"/>
+            </w:pPr>
+            <w:r>
+              <w:t>View all paid orders</w:t>
+            </w:r>
+          </w:p>
+        </w:tc>
+        <w:tc>
+          <w:tcPr>
+            <w:tcW w:w="2520" w:type="dxa"/>
+            <w:tcBorders>
+              <w:top w:val="single" w:sz="4" w:space="0" w:color="auto"/>
+              <w:left w:val="single" w:sz="4" w:space="0" w:color="auto"/>
+              <w:bottom w:val="single" w:sz="4" w:space="0" w:color="auto"/>
+              <w:right w:val="single" w:sz="4" w:space="0" w:color="auto"/>
+            </w:tcBorders>
+            <w:hideMark/>
+          </w:tcPr>
+          <w:p>
+            <w:pPr>
+              <w:spacing w:after="160" w:line="278" w:lineRule="auto"/>
+              <w:rPr>
+                <w:lang w:val="en-GB"/>
+              </w:rPr>
+            </w:pPr>
+            <w:r>
+              <w:rPr>
+                <w:lang w:val="en-GB"/>
+              </w:rPr>
+              <w:t>I can monitor completed transactions</w:t>
+            </w:r>
+          </w:p>
+        </w:tc>
+        <w:tc>
+          <w:tcPr>
+            <w:tcW w:w="2785" w:type="dxa"/>
+            <w:tcBorders>
+              <w:top w:val="single" w:sz="4" w:space="0" w:color="auto"/>
+              <w:left w:val="single" w:sz="4" w:space="0" w:color="auto"/>
+              <w:bottom w:val="single" w:sz="4" w:space="0" w:color="auto"/>
+              <w:right w:val="single" w:sz="4" w:space="0" w:color="auto"/>
+            </w:tcBorders>
+            <w:hideMark/>
+          </w:tcPr>
+          <w:p>
+            <w:pPr>
+              <w:spacing w:after="160" w:line="278" w:lineRule="auto"/>
+              <w:rPr>
+                <w:lang w:val="en-GB"/>
+              </w:rPr>
+            </w:pPr>
+            <w:r>
+              <w:rPr>
+                <w:lang w:val="en-GB"/>
+              </w:rPr>
+              <w:t>Table showing all paid orders</w:t>
+            </w:r>
+          </w:p>
+        </w:tc>
+      </w:tr>
+      <w:tr>
+        <w:tc>
+          <w:tcPr>
+            <w:tcW w:w="0" w:type="auto"/>
+            <w:vMerge/>
+            <w:tcBorders>
+              <w:top w:val="single" w:sz="4" w:space="0" w:color="auto"/>
+              <w:left w:val="single" w:sz="4" w:space="0" w:color="auto"/>
+              <w:bottom w:val="single" w:sz="4" w:space="0" w:color="auto"/>
+              <w:right w:val="single" w:sz="4" w:space="0" w:color="auto"/>
+            </w:tcBorders>
+            <w:vAlign w:val="center"/>
+            <w:hideMark/>
+          </w:tcPr>
+          <w:p>
+            <w:pPr>
+              <w:spacing w:after="160" w:line="278" w:lineRule="auto"/>
+              <w:rPr>
+                <w:lang w:val="en-GB"/>
+              </w:rPr>
+            </w:pPr>
+          </w:p>
+        </w:tc>
+        <w:tc>
+          <w:tcPr>
+            <w:tcW w:w="2610" w:type="dxa"/>
+            <w:tcBorders>
+              <w:top w:val="single" w:sz="4" w:space="0" w:color="auto"/>
+              <w:left w:val="single" w:sz="4" w:space="0" w:color="auto"/>
+              <w:bottom w:val="single" w:sz="4" w:space="0" w:color="auto"/>
+              <w:right w:val="single" w:sz="4" w:space="0" w:color="auto"/>
+            </w:tcBorders>
+            <w:hideMark/>
+          </w:tcPr>
+          <w:p>
+            <w:pPr>
+              <w:spacing w:after="160" w:line="278" w:lineRule="auto"/>
+            </w:pPr>
+            <w:r>
+              <w:t>Generate bill</w:t>
+            </w:r>
+          </w:p>
+        </w:tc>
+        <w:tc>
+          <w:tcPr>
+            <w:tcW w:w="2520" w:type="dxa"/>
+            <w:tcBorders>
+              <w:top w:val="single" w:sz="4" w:space="0" w:color="auto"/>
+              <w:left w:val="single" w:sz="4" w:space="0" w:color="auto"/>
+              <w:bottom w:val="single" w:sz="4" w:space="0" w:color="auto"/>
+              <w:right w:val="single" w:sz="4" w:space="0" w:color="auto"/>
+            </w:tcBorders>
+            <w:hideMark/>
+          </w:tcPr>
+          <w:p>
+            <w:pPr>
+              <w:spacing w:after="160" w:line="278" w:lineRule="auto"/>
+              <w:rPr>
+                <w:lang w:val="en-GB"/>
+              </w:rPr>
+            </w:pPr>
+            <w:r>
+              <w:rPr>
+                <w:lang w:val="en-GB"/>
+              </w:rPr>
+              <w:t>Customer can receive food</w:t>
+            </w:r>
+          </w:p>
+        </w:tc>
+        <w:tc>
+          <w:tcPr>
+            <w:tcW w:w="2785" w:type="dxa"/>
+            <w:tcBorders>
+              <w:top w:val="single" w:sz="4" w:space="0" w:color="auto"/>
+              <w:left w:val="single" w:sz="4" w:space="0" w:color="auto"/>
+              <w:bottom w:val="single" w:sz="4" w:space="0" w:color="auto"/>
+              <w:right w:val="single" w:sz="4" w:space="0" w:color="auto"/>
+            </w:tcBorders>
+            <w:hideMark/>
+          </w:tcPr>
+          <w:p>
+            <w:pPr>
+              <w:spacing w:after="160" w:line="278" w:lineRule="auto"/>
+              <w:rPr>
+                <w:lang w:val="en-GB"/>
+              </w:rPr>
+            </w:pPr>
+            <w:r>
+              <w:rPr>
+                <w:lang w:val="en-GB"/>
+              </w:rPr>
+              <w:t>Printable bill displayed</w:t>
+            </w:r>
+          </w:p>
+        </w:tc>
+      </w:tr>
+      <w:tr>
+        <w:tc>
+          <w:tcPr>
+            <w:tcW w:w="0" w:type="auto"/>
+            <w:vMerge/>
+            <w:tcBorders>
+              <w:top w:val="single" w:sz="4" w:space="0" w:color="auto"/>
+              <w:left w:val="single" w:sz="4" w:space="0" w:color="auto"/>
+              <w:bottom w:val="single" w:sz="4" w:space="0" w:color="auto"/>
+              <w:right w:val="single" w:sz="4" w:space="0" w:color="auto"/>
+            </w:tcBorders>
+            <w:vAlign w:val="center"/>
+            <w:hideMark/>
+          </w:tcPr>
+          <w:p>
+            <w:pPr>
+              <w:spacing w:after="160" w:line="278" w:lineRule="auto"/>
+              <w:rPr>
+                <w:lang w:val="en-GB"/>
+              </w:rPr>
+            </w:pPr>
+          </w:p>
+        </w:tc>
+        <w:tc>
+          <w:tcPr>
+            <w:tcW w:w="2610" w:type="dxa"/>
+            <w:tcBorders>
+              <w:top w:val="single" w:sz="4" w:space="0" w:color="auto"/>
+              <w:left w:val="single" w:sz="4" w:space="0" w:color="auto"/>
+              <w:bottom w:val="single" w:sz="4" w:space="0" w:color="auto"/>
+              <w:right w:val="single" w:sz="4" w:space="0" w:color="auto"/>
+            </w:tcBorders>
+            <w:hideMark/>
+          </w:tcPr>
+          <w:p>
+            <w:pPr>
+              <w:spacing w:after="160" w:line="278" w:lineRule="auto"/>
+              <w:rPr>
+                <w:lang w:val="en-GB"/>
+              </w:rPr>
+            </w:pPr>
+            <w:r>
+              <w:rPr>
+                <w:lang w:val="en-GB"/>
+              </w:rPr>
+              <w:t>View daily sales report</w:t>
+            </w:r>
+          </w:p>
+        </w:tc>
+        <w:tc>
+          <w:tcPr>
+            <w:tcW w:w="2520" w:type="dxa"/>
+            <w:tcBorders>
+              <w:top w:val="single" w:sz="4" w:space="0" w:color="auto"/>
+              <w:left w:val="single" w:sz="4" w:space="0" w:color="auto"/>
+              <w:bottom w:val="single" w:sz="4" w:space="0" w:color="auto"/>
+              <w:right w:val="single" w:sz="4" w:space="0" w:color="auto"/>
+            </w:tcBorders>
+            <w:hideMark/>
+          </w:tcPr>
+          <w:p>
+            <w:pPr>
+              <w:spacing w:after="160" w:line="278" w:lineRule="auto"/>
+            </w:pPr>
+            <w:r>
+              <w:t>I can track daily income</w:t>
+            </w:r>
+          </w:p>
+        </w:tc>
+        <w:tc>
+          <w:tcPr>
+            <w:tcW w:w="2785" w:type="dxa"/>
+            <w:tcBorders>
+              <w:top w:val="single" w:sz="4" w:space="0" w:color="auto"/>
+              <w:left w:val="single" w:sz="4" w:space="0" w:color="auto"/>
+              <w:bottom w:val="single" w:sz="4" w:space="0" w:color="auto"/>
+              <w:right w:val="single" w:sz="4" w:space="0" w:color="auto"/>
+            </w:tcBorders>
+            <w:hideMark/>
+          </w:tcPr>
+          <w:p>
+            <w:pPr>
+              <w:spacing w:after="160" w:line="278" w:lineRule="auto"/>
+            </w:pPr>
+            <w:r>
+              <w:t>Table of total amount collected</w:t>
+            </w:r>
+          </w:p>
+        </w:tc>
+      </w:tr>
+    </w:tbl>
+    <w:p>
+      <w:pPr>
+        <w:rPr>
+          <w:b/>
+          <w:bCs/>
+          <w:lang w:val="en-GB"/>
+        </w:rPr>
+      </w:pPr>
     </w:p>
     <w:p/>
     <w:sectPr>
@@ -2500,6 +6654,92 @@
 <file path=word/numbering.xml><?xml version="1.0" encoding="utf-8"?>
 <w:numbering xmlns:wpc="http://schemas.microsoft.com/office/word/2010/wordprocessingCanvas" xmlns:cx="http://schemas.microsoft.com/office/drawing/2014/chartex" xmlns:cx1="http://schemas.microsoft.com/office/drawing/2015/9/8/chartex" xmlns:cx2="http://schemas.microsoft.com/office/drawing/2015/10/21/chartex" xmlns:cx3="http://schemas.microsoft.com/office/drawing/2016/5/9/chartex" xmlns:cx4="http://schemas.microsoft.com/office/drawing/2016/5/10/chartex" xmlns:cx5="http://schemas.microsoft.com/office/drawing/2016/5/11/chartex" xmlns:cx6="http://schemas.microsoft.com/office/drawing/2016/5/12/chartex" xmlns:cx7="http://schemas.microsoft.com/office/drawing/2016/5/13/chartex" xmlns:cx8="http://schemas.microsoft.com/office/drawing/2016/5/14/chartex" xmlns:mc="http://schemas.openxmlformats.org/markup-compatibility/2006" xmlns:aink="http://schemas.microsoft.com/office/drawing/2016/ink" xmlns:am3d="http://schemas.microsoft.com/office/drawing/2017/model3d" xmlns:o="urn:schemas-microsoft-com:office:office" xmlns:oel="http://schemas.microsoft.com/office/2019/extlst" xmlns:r="http://schemas.openxmlformats.org/officeDocument/2006/relationships" xmlns:m="http://schemas.openxmlformats.org/officeDocument/2006/math" xmlns:v="urn:schemas-microsoft-com:vml" xmlns:wp14="http://schemas.microsoft.com/office/word/2010/wordprocessingDrawing" xmlns:wp="http://schemas.openxmlformats.org/drawingml/2006/wordprocessingDrawing" xmlns:w10="urn:schemas-microsoft-com:office:word" xmlns:w="http://schemas.openxmlformats.org/wordprocessingml/2006/main" xmlns:w14="http://schemas.microsoft.com/office/word/2010/wordml" xmlns:w15="http://schemas.microsoft.com/office/word/2012/wordml" xmlns:w16cex="http://schemas.microsoft.com/office/word/2018/wordml/cex" xmlns:w16cid="http://schemas.microsoft.com/office/word/2016/wordml/cid" xmlns:w16="http://schemas.microsoft.com/office/word/2018/wordml" xmlns:w16du="http://schemas.microsoft.com/office/word/2023/wordml/word16du" xmlns:w16sdtdh="http://schemas.microsoft.com/office/word/2020/wordml/sdtdatahash" xmlns:w16sdtfl="http://schemas.microsoft.com/office/word/2024/wordml/sdtformatlock" xmlns:w16se="http://schemas.microsoft.com/office/word/2015/wordml/symex" xmlns:wpg="http://schemas.microsoft.com/office/word/2010/wordprocessingGroup" xmlns:wpi="http://schemas.microsoft.com/office/word/2010/wordprocessingInk" xmlns:wne="http://schemas.microsoft.com/office/word/2006/wordml" xmlns:wps="http://schemas.microsoft.com/office/word/2010/wordprocessingShape" mc:Ignorable="w14 w15 w16se w16cid w16 w16cex w16sdtdh w16sdtfl w16du wp14">
   <w:abstractNum w:abstractNumId="0" w15:restartNumberingAfterBreak="0">
+    <w:nsid w:val="20257152"/>
+    <w:multiLevelType w:val="hybridMultilevel"/>
+    <w:tmpl w:val="872E7848"/>
+    <w:lvl w:ilvl="0" w:tplc="FFFFFFFF">
+      <w:start w:val="1"/>
+      <w:numFmt w:val="decimal"/>
+      <w:lvlText w:val="%1."/>
+      <w:lvlJc w:val="left"/>
+      <w:pPr>
+        <w:ind w:left="720" w:hanging="360"/>
+      </w:pPr>
+    </w:lvl>
+    <w:lvl w:ilvl="1" w:tplc="FFFFFFFF">
+      <w:start w:val="1"/>
+      <w:numFmt w:val="lowerLetter"/>
+      <w:lvlText w:val="%2."/>
+      <w:lvlJc w:val="left"/>
+      <w:pPr>
+        <w:ind w:left="1440" w:hanging="360"/>
+      </w:pPr>
+    </w:lvl>
+    <w:lvl w:ilvl="2" w:tplc="FFFFFFFF">
+      <w:start w:val="1"/>
+      <w:numFmt w:val="lowerRoman"/>
+      <w:lvlText w:val="%3."/>
+      <w:lvlJc w:val="right"/>
+      <w:pPr>
+        <w:ind w:left="2160" w:hanging="180"/>
+      </w:pPr>
+    </w:lvl>
+    <w:lvl w:ilvl="3" w:tplc="FFFFFFFF">
+      <w:start w:val="1"/>
+      <w:numFmt w:val="decimal"/>
+      <w:lvlText w:val="%4."/>
+      <w:lvlJc w:val="left"/>
+      <w:pPr>
+        <w:ind w:left="2880" w:hanging="360"/>
+      </w:pPr>
+    </w:lvl>
+    <w:lvl w:ilvl="4" w:tplc="FFFFFFFF">
+      <w:start w:val="1"/>
+      <w:numFmt w:val="lowerLetter"/>
+      <w:lvlText w:val="%5."/>
+      <w:lvlJc w:val="left"/>
+      <w:pPr>
+        <w:ind w:left="3600" w:hanging="360"/>
+      </w:pPr>
+    </w:lvl>
+    <w:lvl w:ilvl="5" w:tplc="FFFFFFFF">
+      <w:start w:val="1"/>
+      <w:numFmt w:val="lowerRoman"/>
+      <w:lvlText w:val="%6."/>
+      <w:lvlJc w:val="right"/>
+      <w:pPr>
+        <w:ind w:left="4320" w:hanging="180"/>
+      </w:pPr>
+    </w:lvl>
+    <w:lvl w:ilvl="6" w:tplc="FFFFFFFF">
+      <w:start w:val="1"/>
+      <w:numFmt w:val="decimal"/>
+      <w:lvlText w:val="%7."/>
+      <w:lvlJc w:val="left"/>
+      <w:pPr>
+        <w:ind w:left="5040" w:hanging="360"/>
+      </w:pPr>
+    </w:lvl>
+    <w:lvl w:ilvl="7" w:tplc="FFFFFFFF">
+      <w:start w:val="1"/>
+      <w:numFmt w:val="lowerLetter"/>
+      <w:lvlText w:val="%8."/>
+      <w:lvlJc w:val="left"/>
+      <w:pPr>
+        <w:ind w:left="5760" w:hanging="360"/>
+      </w:pPr>
+    </w:lvl>
+    <w:lvl w:ilvl="8" w:tplc="FFFFFFFF">
+      <w:start w:val="1"/>
+      <w:numFmt w:val="lowerRoman"/>
+      <w:lvlText w:val="%9."/>
+      <w:lvlJc w:val="right"/>
+      <w:pPr>
+        <w:ind w:left="6480" w:hanging="180"/>
+      </w:pPr>
+    </w:lvl>
+  </w:abstractNum>
+  <w:abstractNum w:abstractNumId="1" w15:restartNumberingAfterBreak="0">
     <w:nsid w:val="3E81109F"/>
     <w:multiLevelType w:val="hybridMultilevel"/>
     <w:tmpl w:val="646884F4"/>
@@ -2588,7 +6828,7 @@
       </w:pPr>
     </w:lvl>
   </w:abstractNum>
-  <w:abstractNum w:abstractNumId="1" w15:restartNumberingAfterBreak="0">
+  <w:abstractNum w:abstractNumId="2" w15:restartNumberingAfterBreak="0">
     <w:nsid w:val="55F60E61"/>
     <w:multiLevelType w:val="multilevel"/>
     <w:tmpl w:val="8976E178"/>
@@ -2674,7 +6914,7 @@
       </w:pPr>
     </w:lvl>
   </w:abstractNum>
-  <w:abstractNum w:abstractNumId="2" w15:restartNumberingAfterBreak="0">
+  <w:abstractNum w:abstractNumId="3" w15:restartNumberingAfterBreak="0">
     <w:nsid w:val="58975E0D"/>
     <w:multiLevelType w:val="hybridMultilevel"/>
     <w:tmpl w:val="872E7848"/>
@@ -2760,7 +7000,7 @@
       </w:pPr>
     </w:lvl>
   </w:abstractNum>
-  <w:abstractNum w:abstractNumId="3" w15:restartNumberingAfterBreak="0">
+  <w:abstractNum w:abstractNumId="4" w15:restartNumberingAfterBreak="0">
     <w:nsid w:val="7B0709BD"/>
     <w:multiLevelType w:val="hybridMultilevel"/>
     <w:tmpl w:val="872E7848"/>
@@ -2847,7 +7087,7 @@
     </w:lvl>
   </w:abstractNum>
   <w:num w:numId="1" w16cid:durableId="79954453">
-    <w:abstractNumId w:val="1"/>
+    <w:abstractNumId w:val="2"/>
     <w:lvlOverride w:ilvl="0">
       <w:startOverride w:val="1"/>
     </w:lvlOverride>
@@ -2877,7 +7117,7 @@
     </w:lvlOverride>
   </w:num>
   <w:num w:numId="2" w16cid:durableId="1200969700">
-    <w:abstractNumId w:val="2"/>
+    <w:abstractNumId w:val="3"/>
     <w:lvlOverride w:ilvl="0">
       <w:startOverride w:val="1"/>
     </w:lvlOverride>
@@ -2907,12 +7147,15 @@
     </w:lvlOverride>
   </w:num>
   <w:num w:numId="3" w16cid:durableId="1651789424">
-    <w:abstractNumId w:val="2"/>
+    <w:abstractNumId w:val="3"/>
   </w:num>
   <w:num w:numId="4" w16cid:durableId="1380130518">
-    <w:abstractNumId w:val="3"/>
+    <w:abstractNumId w:val="4"/>
   </w:num>
   <w:num w:numId="5" w16cid:durableId="1159613604">
+    <w:abstractNumId w:val="1"/>
+  </w:num>
+  <w:num w:numId="6" w16cid:durableId="505094729">
     <w:abstractNumId w:val="0"/>
   </w:num>
 </w:numbering>

--- a/SWE Project.docx
+++ b/SWE Project.docx
@@ -434,9 +434,12 @@
             <w:pPr>
               <w:spacing w:after="160" w:line="278" w:lineRule="auto"/>
             </w:pPr>
+            <w:proofErr w:type="spellStart"/>
+            <w:proofErr w:type="gramStart"/>
             <w:r>
               <w:t>Junayed</w:t>
             </w:r>
+            <w:proofErr w:type="spellEnd"/>
             <w:r>
               <w:t xml:space="preserve"> </w:t>
             </w:r>
@@ -449,6 +452,7 @@
             <w:r>
               <w:t>slam</w:t>
             </w:r>
+            <w:proofErr w:type="gramEnd"/>
           </w:p>
         </w:tc>
         <w:tc>
@@ -1826,7 +1830,21 @@
         <w:rPr>
           <w:lang w:val="en-GB"/>
         </w:rPr>
-        <w:t>Modern cafe’s require fast, accurate, and organized service to handle daily operations such as taking orders, preparing food, managing bills, and maintaining records. Many small and medium cafes still depend on manual paper-based processes, which often lead to slow service, calculation errors, missing sales records, and difficulty in tracking inventory or staff activities. These issues reduce customer satisfaction and make business management harder for owners.</w:t>
+        <w:t xml:space="preserve">Modern </w:t>
+      </w:r>
+      <w:proofErr w:type="gramStart"/>
+      <w:r>
+        <w:rPr>
+          <w:lang w:val="en-GB"/>
+        </w:rPr>
+        <w:t>cafe’s</w:t>
+      </w:r>
+      <w:proofErr w:type="gramEnd"/>
+      <w:r>
+        <w:rPr>
+          <w:lang w:val="en-GB"/>
+        </w:rPr>
+        <w:t xml:space="preserve"> require fast, accurate, and organized service to handle daily operations such as taking orders, preparing food, managing bills, and maintaining records. Many small and medium cafes still depend on manual paper-based processes, which often lead to slow service, calculation errors, missing sales records, and difficulty in tracking inventory or staff activities. These issues reduce customer satisfaction and make business management harder for owners.</w:t>
       </w:r>
     </w:p>
     <w:p>
@@ -2486,6 +2504,2429 @@
         <w:t>- User is redirected back to the Login Screen.</w:t>
       </w:r>
     </w:p>
+    <w:p>
+      <w:pPr>
+        <w:pStyle w:val="NormalWeb"/>
+        <w:jc w:val="both"/>
+        <w:rPr>
+          <w:b/>
+          <w:bCs/>
+        </w:rPr>
+      </w:pPr>
+      <w:r>
+        <w:rPr>
+          <w:b/>
+          <w:bCs/>
+        </w:rPr>
+        <w:t>2.2 User Story Table</w:t>
+      </w:r>
+      <w:r>
+        <w:rPr>
+          <w:b/>
+          <w:bCs/>
+        </w:rPr>
+        <w:tab/>
+      </w:r>
+    </w:p>
+    <w:tbl>
+      <w:tblPr>
+        <w:tblStyle w:val="TableGrid"/>
+        <w:tblW w:w="0" w:type="auto"/>
+        <w:tblLook w:val="04A0" w:firstRow="1" w:lastRow="0" w:firstColumn="1" w:lastColumn="0" w:noHBand="0" w:noVBand="1"/>
+      </w:tblPr>
+      <w:tblGrid>
+        <w:gridCol w:w="1435"/>
+        <w:gridCol w:w="2610"/>
+        <w:gridCol w:w="2520"/>
+        <w:gridCol w:w="2785"/>
+      </w:tblGrid>
+      <w:tr>
+        <w:tc>
+          <w:tcPr>
+            <w:tcW w:w="1435" w:type="dxa"/>
+          </w:tcPr>
+          <w:p>
+            <w:pPr>
+              <w:pStyle w:val="NormalWeb"/>
+              <w:jc w:val="center"/>
+              <w:rPr>
+                <w:b/>
+                <w:bCs/>
+              </w:rPr>
+            </w:pPr>
+            <w:bookmarkStart w:id="0" w:name="_Hlk219841360"/>
+            <w:r>
+              <w:rPr>
+                <w:b/>
+                <w:bCs/>
+              </w:rPr>
+              <w:t>As a/an</w:t>
+            </w:r>
+          </w:p>
+        </w:tc>
+        <w:tc>
+          <w:tcPr>
+            <w:tcW w:w="2610" w:type="dxa"/>
+          </w:tcPr>
+          <w:p>
+            <w:pPr>
+              <w:pStyle w:val="NormalWeb"/>
+              <w:jc w:val="center"/>
+              <w:rPr>
+                <w:b/>
+                <w:bCs/>
+              </w:rPr>
+            </w:pPr>
+            <w:r>
+              <w:rPr>
+                <w:b/>
+                <w:bCs/>
+              </w:rPr>
+              <w:t>I want to</w:t>
+            </w:r>
+          </w:p>
+        </w:tc>
+        <w:tc>
+          <w:tcPr>
+            <w:tcW w:w="2520" w:type="dxa"/>
+          </w:tcPr>
+          <w:p>
+            <w:pPr>
+              <w:pStyle w:val="NormalWeb"/>
+              <w:jc w:val="center"/>
+              <w:rPr>
+                <w:b/>
+                <w:bCs/>
+              </w:rPr>
+            </w:pPr>
+            <w:r>
+              <w:rPr>
+                <w:b/>
+                <w:bCs/>
+              </w:rPr>
+              <w:t>So that</w:t>
+            </w:r>
+          </w:p>
+        </w:tc>
+        <w:tc>
+          <w:tcPr>
+            <w:tcW w:w="2785" w:type="dxa"/>
+          </w:tcPr>
+          <w:p>
+            <w:pPr>
+              <w:pStyle w:val="NormalWeb"/>
+              <w:jc w:val="center"/>
+              <w:rPr>
+                <w:b/>
+                <w:bCs/>
+              </w:rPr>
+            </w:pPr>
+            <w:r>
+              <w:rPr>
+                <w:b/>
+                <w:bCs/>
+              </w:rPr>
+              <w:t>Acceptance Criteria</w:t>
+            </w:r>
+          </w:p>
+        </w:tc>
+      </w:tr>
+      <w:tr>
+        <w:tc>
+          <w:tcPr>
+            <w:tcW w:w="1435" w:type="dxa"/>
+            <w:vMerge w:val="restart"/>
+          </w:tcPr>
+          <w:p>
+            <w:pPr>
+              <w:pStyle w:val="NormalWeb"/>
+              <w:jc w:val="center"/>
+            </w:pPr>
+            <w:r>
+              <w:t>Admin</w:t>
+            </w:r>
+          </w:p>
+        </w:tc>
+        <w:tc>
+          <w:tcPr>
+            <w:tcW w:w="2610" w:type="dxa"/>
+          </w:tcPr>
+          <w:p>
+            <w:pPr>
+              <w:pStyle w:val="NormalWeb"/>
+            </w:pPr>
+            <w:r>
+              <w:t>Create staff account</w:t>
+            </w:r>
+          </w:p>
+        </w:tc>
+        <w:tc>
+          <w:tcPr>
+            <w:tcW w:w="2520" w:type="dxa"/>
+          </w:tcPr>
+          <w:p>
+            <w:pPr>
+              <w:pStyle w:val="NormalWeb"/>
+            </w:pPr>
+            <w:r>
+              <w:t>I can add new employees to the system</w:t>
+            </w:r>
+          </w:p>
+        </w:tc>
+        <w:tc>
+          <w:tcPr>
+            <w:tcW w:w="2785" w:type="dxa"/>
+          </w:tcPr>
+          <w:p>
+            <w:pPr>
+              <w:pStyle w:val="NormalWeb"/>
+            </w:pPr>
+            <w:r>
+              <w:t>Staff registration form → success message after saving</w:t>
+            </w:r>
+          </w:p>
+        </w:tc>
+      </w:tr>
+      <w:tr>
+        <w:tc>
+          <w:tcPr>
+            <w:tcW w:w="1435" w:type="dxa"/>
+            <w:vMerge/>
+          </w:tcPr>
+          <w:p>
+            <w:pPr>
+              <w:pStyle w:val="NormalWeb"/>
+              <w:jc w:val="center"/>
+            </w:pPr>
+          </w:p>
+        </w:tc>
+        <w:tc>
+          <w:tcPr>
+            <w:tcW w:w="2610" w:type="dxa"/>
+          </w:tcPr>
+          <w:p>
+            <w:pPr>
+              <w:pStyle w:val="NormalWeb"/>
+            </w:pPr>
+            <w:r>
+              <w:t>Create cashier account</w:t>
+            </w:r>
+          </w:p>
+        </w:tc>
+        <w:tc>
+          <w:tcPr>
+            <w:tcW w:w="2520" w:type="dxa"/>
+          </w:tcPr>
+          <w:p>
+            <w:pPr>
+              <w:pStyle w:val="NormalWeb"/>
+            </w:pPr>
+            <w:r>
+              <w:t>Cashiers can manage payments</w:t>
+            </w:r>
+          </w:p>
+        </w:tc>
+        <w:tc>
+          <w:tcPr>
+            <w:tcW w:w="2785" w:type="dxa"/>
+          </w:tcPr>
+          <w:p>
+            <w:pPr>
+              <w:pStyle w:val="NormalWeb"/>
+            </w:pPr>
+            <w:r>
+              <w:t>Cashier added → visible in cashier list</w:t>
+            </w:r>
+          </w:p>
+        </w:tc>
+      </w:tr>
+      <w:tr>
+        <w:tc>
+          <w:tcPr>
+            <w:tcW w:w="1435" w:type="dxa"/>
+            <w:vMerge/>
+          </w:tcPr>
+          <w:p>
+            <w:pPr>
+              <w:pStyle w:val="NormalWeb"/>
+              <w:jc w:val="both"/>
+            </w:pPr>
+          </w:p>
+        </w:tc>
+        <w:tc>
+          <w:tcPr>
+            <w:tcW w:w="2610" w:type="dxa"/>
+          </w:tcPr>
+          <w:p>
+            <w:pPr>
+              <w:pStyle w:val="NormalWeb"/>
+            </w:pPr>
+            <w:r>
+              <w:t>Create customer profile (optional)</w:t>
+            </w:r>
+          </w:p>
+        </w:tc>
+        <w:tc>
+          <w:tcPr>
+            <w:tcW w:w="2520" w:type="dxa"/>
+          </w:tcPr>
+          <w:p>
+            <w:pPr>
+              <w:pStyle w:val="NormalWeb"/>
+            </w:pPr>
+            <w:r>
+              <w:t>I can help customers register</w:t>
+            </w:r>
+          </w:p>
+        </w:tc>
+        <w:tc>
+          <w:tcPr>
+            <w:tcW w:w="2785" w:type="dxa"/>
+          </w:tcPr>
+          <w:p>
+            <w:pPr>
+              <w:pStyle w:val="NormalWeb"/>
+            </w:pPr>
+            <w:r>
+              <w:t>Customer</w:t>
+            </w:r>
+            <w:r>
+              <w:t xml:space="preserve"> </w:t>
+            </w:r>
+            <w:r>
+              <w:t>receives confirmation message</w:t>
+            </w:r>
+          </w:p>
+        </w:tc>
+      </w:tr>
+      <w:tr>
+        <w:tc>
+          <w:tcPr>
+            <w:tcW w:w="1435" w:type="dxa"/>
+            <w:vMerge/>
+          </w:tcPr>
+          <w:p>
+            <w:pPr>
+              <w:pStyle w:val="NormalWeb"/>
+              <w:jc w:val="both"/>
+            </w:pPr>
+          </w:p>
+        </w:tc>
+        <w:tc>
+          <w:tcPr>
+            <w:tcW w:w="2610" w:type="dxa"/>
+          </w:tcPr>
+          <w:p>
+            <w:pPr>
+              <w:pStyle w:val="NormalWeb"/>
+            </w:pPr>
+            <w:r>
+              <w:t>Login with username &amp; password</w:t>
+            </w:r>
+          </w:p>
+        </w:tc>
+        <w:tc>
+          <w:tcPr>
+            <w:tcW w:w="2520" w:type="dxa"/>
+          </w:tcPr>
+          <w:p>
+            <w:pPr>
+              <w:pStyle w:val="NormalWeb"/>
+            </w:pPr>
+            <w:r>
+              <w:t>The system can authenticate me</w:t>
+            </w:r>
+          </w:p>
+        </w:tc>
+        <w:tc>
+          <w:tcPr>
+            <w:tcW w:w="2785" w:type="dxa"/>
+          </w:tcPr>
+          <w:p>
+            <w:pPr>
+              <w:pStyle w:val="NormalWeb"/>
+            </w:pPr>
+            <w:r>
+              <w:t>Successful login redirects to Admin Dashboard</w:t>
+            </w:r>
+          </w:p>
+        </w:tc>
+      </w:tr>
+      <w:tr>
+        <w:tc>
+          <w:tcPr>
+            <w:tcW w:w="1435" w:type="dxa"/>
+            <w:vMerge/>
+          </w:tcPr>
+          <w:p>
+            <w:pPr>
+              <w:pStyle w:val="NormalWeb"/>
+              <w:jc w:val="both"/>
+            </w:pPr>
+          </w:p>
+        </w:tc>
+        <w:tc>
+          <w:tcPr>
+            <w:tcW w:w="2610" w:type="dxa"/>
+          </w:tcPr>
+          <w:p>
+            <w:pPr>
+              <w:pStyle w:val="NormalWeb"/>
+            </w:pPr>
+            <w:r>
+              <w:t>View my profile</w:t>
+            </w:r>
+          </w:p>
+        </w:tc>
+        <w:tc>
+          <w:tcPr>
+            <w:tcW w:w="2520" w:type="dxa"/>
+          </w:tcPr>
+          <w:p>
+            <w:pPr>
+              <w:pStyle w:val="NormalWeb"/>
+            </w:pPr>
+            <w:r>
+              <w:t>I can check my information</w:t>
+            </w:r>
+          </w:p>
+        </w:tc>
+        <w:tc>
+          <w:tcPr>
+            <w:tcW w:w="2785" w:type="dxa"/>
+          </w:tcPr>
+          <w:p>
+            <w:pPr>
+              <w:pStyle w:val="NormalWeb"/>
+            </w:pPr>
+            <w:r>
+              <w:t>Profile page shows all registered data</w:t>
+            </w:r>
+          </w:p>
+        </w:tc>
+      </w:tr>
+      <w:tr>
+        <w:tc>
+          <w:tcPr>
+            <w:tcW w:w="1435" w:type="dxa"/>
+            <w:vMerge/>
+          </w:tcPr>
+          <w:p>
+            <w:pPr>
+              <w:pStyle w:val="NormalWeb"/>
+            </w:pPr>
+          </w:p>
+        </w:tc>
+        <w:tc>
+          <w:tcPr>
+            <w:tcW w:w="2610" w:type="dxa"/>
+          </w:tcPr>
+          <w:p>
+            <w:pPr>
+              <w:pStyle w:val="NormalWeb"/>
+            </w:pPr>
+            <w:r>
+              <w:t>Update my information</w:t>
+            </w:r>
+          </w:p>
+        </w:tc>
+        <w:tc>
+          <w:tcPr>
+            <w:tcW w:w="2520" w:type="dxa"/>
+          </w:tcPr>
+          <w:p>
+            <w:pPr>
+              <w:pStyle w:val="NormalWeb"/>
+            </w:pPr>
+            <w:r>
+              <w:t>I can correct wrong details</w:t>
+            </w:r>
+          </w:p>
+        </w:tc>
+        <w:tc>
+          <w:tcPr>
+            <w:tcW w:w="2785" w:type="dxa"/>
+          </w:tcPr>
+          <w:p>
+            <w:pPr>
+              <w:pStyle w:val="NormalWeb"/>
+            </w:pPr>
+            <w:r>
+              <w:t>Updated data instantly reflected in the system</w:t>
+            </w:r>
+          </w:p>
+        </w:tc>
+      </w:tr>
+      <w:tr>
+        <w:tc>
+          <w:tcPr>
+            <w:tcW w:w="1435" w:type="dxa"/>
+            <w:vMerge/>
+          </w:tcPr>
+          <w:p>
+            <w:pPr>
+              <w:pStyle w:val="NormalWeb"/>
+            </w:pPr>
+          </w:p>
+        </w:tc>
+        <w:tc>
+          <w:tcPr>
+            <w:tcW w:w="2610" w:type="dxa"/>
+          </w:tcPr>
+          <w:p>
+            <w:pPr>
+              <w:pStyle w:val="NormalWeb"/>
+            </w:pPr>
+            <w:r>
+              <w:t>Change password</w:t>
+            </w:r>
+          </w:p>
+        </w:tc>
+        <w:tc>
+          <w:tcPr>
+            <w:tcW w:w="2520" w:type="dxa"/>
+          </w:tcPr>
+          <w:p>
+            <w:pPr>
+              <w:pStyle w:val="NormalWeb"/>
+            </w:pPr>
+            <w:r>
+              <w:t>My account stays secure</w:t>
+            </w:r>
+          </w:p>
+        </w:tc>
+        <w:tc>
+          <w:tcPr>
+            <w:tcW w:w="2785" w:type="dxa"/>
+          </w:tcPr>
+          <w:p>
+            <w:pPr>
+              <w:pStyle w:val="NormalWeb"/>
+            </w:pPr>
+            <w:r>
+              <w:t>Old password + new password validation + success alert</w:t>
+            </w:r>
+          </w:p>
+        </w:tc>
+      </w:tr>
+      <w:bookmarkEnd w:id="0"/>
+    </w:tbl>
+    <w:p>
+      <w:pPr>
+        <w:pStyle w:val="NormalWeb"/>
+        <w:jc w:val="both"/>
+        <w:rPr>
+          <w:b/>
+          <w:bCs/>
+        </w:rPr>
+      </w:pPr>
+    </w:p>
+    <w:tbl>
+      <w:tblPr>
+        <w:tblStyle w:val="TableGrid"/>
+        <w:tblW w:w="0" w:type="auto"/>
+        <w:tblLook w:val="04A0" w:firstRow="1" w:lastRow="0" w:firstColumn="1" w:lastColumn="0" w:noHBand="0" w:noVBand="1"/>
+      </w:tblPr>
+      <w:tblGrid>
+        <w:gridCol w:w="1435"/>
+        <w:gridCol w:w="2610"/>
+        <w:gridCol w:w="2520"/>
+        <w:gridCol w:w="2785"/>
+      </w:tblGrid>
+      <w:tr>
+        <w:tc>
+          <w:tcPr>
+            <w:tcW w:w="1435" w:type="dxa"/>
+            <w:vMerge w:val="restart"/>
+          </w:tcPr>
+          <w:p>
+            <w:pPr>
+              <w:pStyle w:val="NormalWeb"/>
+              <w:jc w:val="both"/>
+            </w:pPr>
+            <w:bookmarkStart w:id="1" w:name="_Hlk219841443"/>
+          </w:p>
+        </w:tc>
+        <w:tc>
+          <w:tcPr>
+            <w:tcW w:w="2610" w:type="dxa"/>
+          </w:tcPr>
+          <w:p>
+            <w:pPr>
+              <w:pStyle w:val="NormalWeb"/>
+            </w:pPr>
+            <w:r>
+              <w:t>Remove staff/cashier</w:t>
+            </w:r>
+          </w:p>
+        </w:tc>
+        <w:tc>
+          <w:tcPr>
+            <w:tcW w:w="2520" w:type="dxa"/>
+          </w:tcPr>
+          <w:p>
+            <w:pPr>
+              <w:pStyle w:val="NormalWeb"/>
+            </w:pPr>
+            <w:r>
+              <w:t>Unwanted users lose access</w:t>
+            </w:r>
+          </w:p>
+        </w:tc>
+        <w:tc>
+          <w:tcPr>
+            <w:tcW w:w="2785" w:type="dxa"/>
+          </w:tcPr>
+          <w:p>
+            <w:pPr>
+              <w:pStyle w:val="NormalWeb"/>
+            </w:pPr>
+            <w:r>
+              <w:t>Confirmation popup → user removed from system</w:t>
+            </w:r>
+          </w:p>
+        </w:tc>
+      </w:tr>
+      <w:tr>
+        <w:tc>
+          <w:tcPr>
+            <w:tcW w:w="1435" w:type="dxa"/>
+            <w:vMerge/>
+          </w:tcPr>
+          <w:p>
+            <w:pPr>
+              <w:pStyle w:val="NormalWeb"/>
+            </w:pPr>
+          </w:p>
+        </w:tc>
+        <w:tc>
+          <w:tcPr>
+            <w:tcW w:w="2610" w:type="dxa"/>
+          </w:tcPr>
+          <w:p>
+            <w:pPr>
+              <w:pStyle w:val="NormalWeb"/>
+            </w:pPr>
+            <w:r>
+              <w:t>Add new food item</w:t>
+            </w:r>
+          </w:p>
+        </w:tc>
+        <w:tc>
+          <w:tcPr>
+            <w:tcW w:w="2520" w:type="dxa"/>
+          </w:tcPr>
+          <w:p>
+            <w:pPr>
+              <w:pStyle w:val="NormalWeb"/>
+            </w:pPr>
+            <w:r>
+              <w:t>Customers can order the item</w:t>
+            </w:r>
+          </w:p>
+        </w:tc>
+        <w:tc>
+          <w:tcPr>
+            <w:tcW w:w="2785" w:type="dxa"/>
+          </w:tcPr>
+          <w:p>
+            <w:pPr>
+              <w:pStyle w:val="NormalWeb"/>
+            </w:pPr>
+            <w:r>
+              <w:t>New item saved + visible in menu list</w:t>
+            </w:r>
+          </w:p>
+        </w:tc>
+      </w:tr>
+      <w:tr>
+        <w:tc>
+          <w:tcPr>
+            <w:tcW w:w="1435" w:type="dxa"/>
+            <w:vMerge/>
+          </w:tcPr>
+          <w:p>
+            <w:pPr>
+              <w:pStyle w:val="NormalWeb"/>
+            </w:pPr>
+          </w:p>
+        </w:tc>
+        <w:tc>
+          <w:tcPr>
+            <w:tcW w:w="2610" w:type="dxa"/>
+          </w:tcPr>
+          <w:p>
+            <w:pPr>
+              <w:pStyle w:val="NormalWeb"/>
+            </w:pPr>
+            <w:r>
+              <w:t>Update food information</w:t>
+            </w:r>
+          </w:p>
+        </w:tc>
+        <w:tc>
+          <w:tcPr>
+            <w:tcW w:w="2520" w:type="dxa"/>
+          </w:tcPr>
+          <w:p>
+            <w:pPr>
+              <w:pStyle w:val="NormalWeb"/>
+            </w:pPr>
+            <w:r>
+              <w:t>Everyone sees correct data</w:t>
+            </w:r>
+          </w:p>
+        </w:tc>
+        <w:tc>
+          <w:tcPr>
+            <w:tcW w:w="2785" w:type="dxa"/>
+          </w:tcPr>
+          <w:p>
+            <w:pPr>
+              <w:pStyle w:val="NormalWeb"/>
+            </w:pPr>
+            <w:r>
+              <w:t>Updated menu list is shown</w:t>
+            </w:r>
+          </w:p>
+        </w:tc>
+      </w:tr>
+      <w:tr>
+        <w:tc>
+          <w:tcPr>
+            <w:tcW w:w="1435" w:type="dxa"/>
+            <w:vMerge/>
+          </w:tcPr>
+          <w:p>
+            <w:pPr>
+              <w:pStyle w:val="NormalWeb"/>
+            </w:pPr>
+          </w:p>
+        </w:tc>
+        <w:tc>
+          <w:tcPr>
+            <w:tcW w:w="2610" w:type="dxa"/>
+          </w:tcPr>
+          <w:p>
+            <w:pPr>
+              <w:pStyle w:val="NormalWeb"/>
+            </w:pPr>
+            <w:r>
+              <w:t>Remove food item</w:t>
+            </w:r>
+          </w:p>
+        </w:tc>
+        <w:tc>
+          <w:tcPr>
+            <w:tcW w:w="2520" w:type="dxa"/>
+          </w:tcPr>
+          <w:p>
+            <w:pPr>
+              <w:pStyle w:val="NormalWeb"/>
+            </w:pPr>
+            <w:r>
+              <w:t>It no longer appears on menu</w:t>
+            </w:r>
+          </w:p>
+        </w:tc>
+        <w:tc>
+          <w:tcPr>
+            <w:tcW w:w="2785" w:type="dxa"/>
+          </w:tcPr>
+          <w:p>
+            <w:pPr>
+              <w:pStyle w:val="NormalWeb"/>
+            </w:pPr>
+            <w:r>
+              <w:t>Food list updates without that item</w:t>
+            </w:r>
+          </w:p>
+        </w:tc>
+      </w:tr>
+      <w:tr>
+        <w:tc>
+          <w:tcPr>
+            <w:tcW w:w="1435" w:type="dxa"/>
+            <w:vMerge/>
+          </w:tcPr>
+          <w:p>
+            <w:pPr>
+              <w:pStyle w:val="NormalWeb"/>
+            </w:pPr>
+          </w:p>
+        </w:tc>
+        <w:tc>
+          <w:tcPr>
+            <w:tcW w:w="2610" w:type="dxa"/>
+          </w:tcPr>
+          <w:p>
+            <w:pPr>
+              <w:pStyle w:val="NormalWeb"/>
+            </w:pPr>
+            <w:r>
+              <w:t>View all menu items</w:t>
+            </w:r>
+          </w:p>
+        </w:tc>
+        <w:tc>
+          <w:tcPr>
+            <w:tcW w:w="2520" w:type="dxa"/>
+          </w:tcPr>
+          <w:p>
+            <w:pPr>
+              <w:pStyle w:val="NormalWeb"/>
+            </w:pPr>
+            <w:r>
+              <w:t>I can monitor availability</w:t>
+            </w:r>
+          </w:p>
+        </w:tc>
+        <w:tc>
+          <w:tcPr>
+            <w:tcW w:w="2785" w:type="dxa"/>
+          </w:tcPr>
+          <w:p>
+            <w:pPr>
+              <w:pStyle w:val="NormalWeb"/>
+            </w:pPr>
+            <w:r>
+              <w:t>Table list with Edit &amp; Delete options</w:t>
+            </w:r>
+          </w:p>
+        </w:tc>
+      </w:tr>
+      <w:tr>
+        <w:tc>
+          <w:tcPr>
+            <w:tcW w:w="1435" w:type="dxa"/>
+            <w:vMerge/>
+          </w:tcPr>
+          <w:p>
+            <w:pPr>
+              <w:pStyle w:val="NormalWeb"/>
+            </w:pPr>
+          </w:p>
+        </w:tc>
+        <w:tc>
+          <w:tcPr>
+            <w:tcW w:w="2610" w:type="dxa"/>
+          </w:tcPr>
+          <w:p>
+            <w:pPr>
+              <w:pStyle w:val="NormalWeb"/>
+            </w:pPr>
+            <w:r>
+              <w:t>View sales report</w:t>
+            </w:r>
+          </w:p>
+        </w:tc>
+        <w:tc>
+          <w:tcPr>
+            <w:tcW w:w="2520" w:type="dxa"/>
+          </w:tcPr>
+          <w:p>
+            <w:pPr>
+              <w:pStyle w:val="NormalWeb"/>
+            </w:pPr>
+            <w:r>
+              <w:t>I can track profit</w:t>
+            </w:r>
+          </w:p>
+        </w:tc>
+        <w:tc>
+          <w:tcPr>
+            <w:tcW w:w="2785" w:type="dxa"/>
+          </w:tcPr>
+          <w:p>
+            <w:pPr>
+              <w:pStyle w:val="NormalWeb"/>
+            </w:pPr>
+            <w:r>
+              <w:t>Monthly/Yearly report table visible</w:t>
+            </w:r>
+          </w:p>
+        </w:tc>
+      </w:tr>
+      <w:tr>
+        <w:tc>
+          <w:tcPr>
+            <w:tcW w:w="1435" w:type="dxa"/>
+            <w:vMerge w:val="restart"/>
+          </w:tcPr>
+          <w:p>
+            <w:pPr>
+              <w:pStyle w:val="NormalWeb"/>
+              <w:jc w:val="center"/>
+            </w:pPr>
+            <w:bookmarkStart w:id="2" w:name="_Hlk219841511"/>
+            <w:bookmarkEnd w:id="1"/>
+            <w:r>
+              <w:t>Staff</w:t>
+            </w:r>
+          </w:p>
+        </w:tc>
+        <w:tc>
+          <w:tcPr>
+            <w:tcW w:w="2610" w:type="dxa"/>
+          </w:tcPr>
+          <w:p>
+            <w:pPr>
+              <w:pStyle w:val="NormalWeb"/>
+            </w:pPr>
+            <w:r>
+              <w:t>Login to my account</w:t>
+            </w:r>
+          </w:p>
+        </w:tc>
+        <w:tc>
+          <w:tcPr>
+            <w:tcW w:w="2520" w:type="dxa"/>
+          </w:tcPr>
+          <w:p>
+            <w:pPr>
+              <w:pStyle w:val="NormalWeb"/>
+            </w:pPr>
+            <w:r>
+              <w:t>I can access my dashboard</w:t>
+            </w:r>
+          </w:p>
+        </w:tc>
+        <w:tc>
+          <w:tcPr>
+            <w:tcW w:w="2785" w:type="dxa"/>
+          </w:tcPr>
+          <w:p>
+            <w:pPr>
+              <w:pStyle w:val="NormalWeb"/>
+            </w:pPr>
+            <w:r>
+              <w:t>Valid credentials → dashboard shown</w:t>
+            </w:r>
+          </w:p>
+        </w:tc>
+      </w:tr>
+      <w:tr>
+        <w:tc>
+          <w:tcPr>
+            <w:tcW w:w="1435" w:type="dxa"/>
+            <w:vMerge/>
+          </w:tcPr>
+          <w:p>
+            <w:pPr>
+              <w:pStyle w:val="NormalWeb"/>
+            </w:pPr>
+          </w:p>
+        </w:tc>
+        <w:tc>
+          <w:tcPr>
+            <w:tcW w:w="2610" w:type="dxa"/>
+          </w:tcPr>
+          <w:p>
+            <w:pPr>
+              <w:pStyle w:val="NormalWeb"/>
+            </w:pPr>
+            <w:r>
+              <w:t>View my profile</w:t>
+            </w:r>
+          </w:p>
+        </w:tc>
+        <w:tc>
+          <w:tcPr>
+            <w:tcW w:w="2520" w:type="dxa"/>
+          </w:tcPr>
+          <w:p>
+            <w:pPr>
+              <w:pStyle w:val="NormalWeb"/>
+            </w:pPr>
+            <w:r>
+              <w:t>I can check my data</w:t>
+            </w:r>
+          </w:p>
+        </w:tc>
+        <w:tc>
+          <w:tcPr>
+            <w:tcW w:w="2785" w:type="dxa"/>
+          </w:tcPr>
+          <w:p>
+            <w:pPr>
+              <w:pStyle w:val="NormalWeb"/>
+            </w:pPr>
+            <w:r>
+              <w:t>Profile details visible</w:t>
+            </w:r>
+          </w:p>
+        </w:tc>
+      </w:tr>
+      <w:tr>
+        <w:tc>
+          <w:tcPr>
+            <w:tcW w:w="1435" w:type="dxa"/>
+            <w:vMerge/>
+          </w:tcPr>
+          <w:p>
+            <w:pPr>
+              <w:pStyle w:val="NormalWeb"/>
+            </w:pPr>
+          </w:p>
+        </w:tc>
+        <w:tc>
+          <w:tcPr>
+            <w:tcW w:w="2610" w:type="dxa"/>
+          </w:tcPr>
+          <w:p>
+            <w:pPr>
+              <w:pStyle w:val="NormalWeb"/>
+            </w:pPr>
+            <w:r>
+              <w:t>Update my information</w:t>
+            </w:r>
+          </w:p>
+        </w:tc>
+        <w:tc>
+          <w:tcPr>
+            <w:tcW w:w="2520" w:type="dxa"/>
+          </w:tcPr>
+          <w:p>
+            <w:pPr>
+              <w:pStyle w:val="NormalWeb"/>
+            </w:pPr>
+            <w:r>
+              <w:t>I can correct mistakes</w:t>
+            </w:r>
+          </w:p>
+        </w:tc>
+        <w:tc>
+          <w:tcPr>
+            <w:tcW w:w="2785" w:type="dxa"/>
+          </w:tcPr>
+          <w:p>
+            <w:pPr>
+              <w:pStyle w:val="NormalWeb"/>
+            </w:pPr>
+            <w:r>
+              <w:t>Data updated successfully</w:t>
+            </w:r>
+          </w:p>
+        </w:tc>
+      </w:tr>
+      <w:tr>
+        <w:tc>
+          <w:tcPr>
+            <w:tcW w:w="1435" w:type="dxa"/>
+            <w:vMerge/>
+          </w:tcPr>
+          <w:p>
+            <w:pPr>
+              <w:pStyle w:val="NormalWeb"/>
+            </w:pPr>
+          </w:p>
+        </w:tc>
+        <w:tc>
+          <w:tcPr>
+            <w:tcW w:w="2610" w:type="dxa"/>
+          </w:tcPr>
+          <w:p>
+            <w:pPr>
+              <w:pStyle w:val="NormalWeb"/>
+            </w:pPr>
+            <w:r>
+              <w:t>Change password</w:t>
+            </w:r>
+          </w:p>
+        </w:tc>
+        <w:tc>
+          <w:tcPr>
+            <w:tcW w:w="2520" w:type="dxa"/>
+          </w:tcPr>
+          <w:p>
+            <w:pPr>
+              <w:pStyle w:val="NormalWeb"/>
+            </w:pPr>
+            <w:r>
+              <w:t>My account is safe</w:t>
+            </w:r>
+          </w:p>
+        </w:tc>
+        <w:tc>
+          <w:tcPr>
+            <w:tcW w:w="2785" w:type="dxa"/>
+          </w:tcPr>
+          <w:p>
+            <w:pPr>
+              <w:pStyle w:val="NormalWeb"/>
+            </w:pPr>
+            <w:r>
+              <w:t>Old + new password required</w:t>
+            </w:r>
+          </w:p>
+        </w:tc>
+      </w:tr>
+      <w:tr>
+        <w:tc>
+          <w:tcPr>
+            <w:tcW w:w="1435" w:type="dxa"/>
+            <w:vMerge/>
+          </w:tcPr>
+          <w:p>
+            <w:pPr>
+              <w:pStyle w:val="NormalWeb"/>
+            </w:pPr>
+          </w:p>
+        </w:tc>
+        <w:tc>
+          <w:tcPr>
+            <w:tcW w:w="2610" w:type="dxa"/>
+          </w:tcPr>
+          <w:p>
+            <w:pPr>
+              <w:pStyle w:val="NormalWeb"/>
+            </w:pPr>
+            <w:r>
+              <w:t>View customer orders</w:t>
+            </w:r>
+          </w:p>
+        </w:tc>
+        <w:tc>
+          <w:tcPr>
+            <w:tcW w:w="2520" w:type="dxa"/>
+          </w:tcPr>
+          <w:p>
+            <w:pPr>
+              <w:pStyle w:val="NormalWeb"/>
+            </w:pPr>
+            <w:r>
+              <w:t>I can prepare food</w:t>
+            </w:r>
+          </w:p>
+        </w:tc>
+        <w:tc>
+          <w:tcPr>
+            <w:tcW w:w="2785" w:type="dxa"/>
+          </w:tcPr>
+          <w:p>
+            <w:pPr>
+              <w:pStyle w:val="NormalWeb"/>
+            </w:pPr>
+            <w:r>
+              <w:t>Pending orders list displayed</w:t>
+            </w:r>
+          </w:p>
+        </w:tc>
+      </w:tr>
+      <w:tr>
+        <w:tc>
+          <w:tcPr>
+            <w:tcW w:w="1435" w:type="dxa"/>
+            <w:vMerge/>
+          </w:tcPr>
+          <w:p>
+            <w:pPr>
+              <w:pStyle w:val="NormalWeb"/>
+            </w:pPr>
+          </w:p>
+        </w:tc>
+        <w:tc>
+          <w:tcPr>
+            <w:tcW w:w="2610" w:type="dxa"/>
+          </w:tcPr>
+          <w:p>
+            <w:pPr>
+              <w:pStyle w:val="NormalWeb"/>
+            </w:pPr>
+            <w:r>
+              <w:t>Update order to “Preparing”</w:t>
+            </w:r>
+          </w:p>
+        </w:tc>
+        <w:tc>
+          <w:tcPr>
+            <w:tcW w:w="2520" w:type="dxa"/>
+          </w:tcPr>
+          <w:p>
+            <w:pPr>
+              <w:pStyle w:val="NormalWeb"/>
+            </w:pPr>
+            <w:r>
+              <w:t>Admin/Cashier can track progress</w:t>
+            </w:r>
+          </w:p>
+        </w:tc>
+        <w:tc>
+          <w:tcPr>
+            <w:tcW w:w="2785" w:type="dxa"/>
+          </w:tcPr>
+          <w:p>
+            <w:pPr>
+              <w:pStyle w:val="NormalWeb"/>
+            </w:pPr>
+            <w:r>
+              <w:t>Status changes successfully</w:t>
+            </w:r>
+          </w:p>
+        </w:tc>
+      </w:tr>
+      <w:tr>
+        <w:tc>
+          <w:tcPr>
+            <w:tcW w:w="1435" w:type="dxa"/>
+            <w:vMerge/>
+          </w:tcPr>
+          <w:p>
+            <w:pPr>
+              <w:pStyle w:val="NormalWeb"/>
+            </w:pPr>
+          </w:p>
+        </w:tc>
+        <w:tc>
+          <w:tcPr>
+            <w:tcW w:w="2610" w:type="dxa"/>
+          </w:tcPr>
+          <w:p>
+            <w:pPr>
+              <w:pStyle w:val="NormalWeb"/>
+            </w:pPr>
+            <w:r>
+              <w:t>Update order to “Ready”</w:t>
+            </w:r>
+          </w:p>
+        </w:tc>
+        <w:tc>
+          <w:tcPr>
+            <w:tcW w:w="2520" w:type="dxa"/>
+          </w:tcPr>
+          <w:p>
+            <w:pPr>
+              <w:pStyle w:val="NormalWeb"/>
+            </w:pPr>
+            <w:r>
+              <w:t>Cashier can deliver food</w:t>
+            </w:r>
+          </w:p>
+        </w:tc>
+        <w:tc>
+          <w:tcPr>
+            <w:tcW w:w="2785" w:type="dxa"/>
+          </w:tcPr>
+          <w:p>
+            <w:pPr>
+              <w:pStyle w:val="NormalWeb"/>
+            </w:pPr>
+            <w:r>
+              <w:t>Status updated to READY</w:t>
+            </w:r>
+          </w:p>
+        </w:tc>
+      </w:tr>
+      <w:bookmarkEnd w:id="2"/>
+      <w:tr>
+        <w:tc>
+          <w:tcPr>
+            <w:tcW w:w="1435" w:type="dxa"/>
+            <w:vMerge/>
+          </w:tcPr>
+          <w:p>
+            <w:pPr>
+              <w:pStyle w:val="NormalWeb"/>
+            </w:pPr>
+          </w:p>
+        </w:tc>
+        <w:tc>
+          <w:tcPr>
+            <w:tcW w:w="2610" w:type="dxa"/>
+          </w:tcPr>
+          <w:p>
+            <w:pPr>
+              <w:pStyle w:val="NormalWeb"/>
+            </w:pPr>
+            <w:r>
+              <w:t>View menu list</w:t>
+            </w:r>
+          </w:p>
+        </w:tc>
+        <w:tc>
+          <w:tcPr>
+            <w:tcW w:w="2520" w:type="dxa"/>
+          </w:tcPr>
+          <w:p>
+            <w:pPr>
+              <w:pStyle w:val="NormalWeb"/>
+            </w:pPr>
+            <w:r>
+              <w:t>I know item availability</w:t>
+            </w:r>
+          </w:p>
+        </w:tc>
+        <w:tc>
+          <w:tcPr>
+            <w:tcW w:w="2785" w:type="dxa"/>
+          </w:tcPr>
+          <w:p>
+            <w:pPr>
+              <w:pStyle w:val="NormalWeb"/>
+            </w:pPr>
+            <w:r>
+              <w:t>Menu table displayed</w:t>
+            </w:r>
+          </w:p>
+        </w:tc>
+      </w:tr>
+      <w:tr>
+        <w:tc>
+          <w:tcPr>
+            <w:tcW w:w="1435" w:type="dxa"/>
+            <w:vMerge w:val="restart"/>
+          </w:tcPr>
+          <w:p>
+            <w:pPr>
+              <w:pStyle w:val="NormalWeb"/>
+              <w:jc w:val="center"/>
+            </w:pPr>
+            <w:bookmarkStart w:id="3" w:name="_Hlk219841564"/>
+            <w:r>
+              <w:t>Customer</w:t>
+            </w:r>
+          </w:p>
+        </w:tc>
+        <w:tc>
+          <w:tcPr>
+            <w:tcW w:w="2610" w:type="dxa"/>
+          </w:tcPr>
+          <w:p>
+            <w:pPr>
+              <w:pStyle w:val="NormalWeb"/>
+            </w:pPr>
+            <w:r>
+              <w:t>Create an account</w:t>
+            </w:r>
+          </w:p>
+        </w:tc>
+        <w:tc>
+          <w:tcPr>
+            <w:tcW w:w="2520" w:type="dxa"/>
+          </w:tcPr>
+          <w:p>
+            <w:pPr>
+              <w:pStyle w:val="NormalWeb"/>
+            </w:pPr>
+            <w:r>
+              <w:t>I can access cafe services</w:t>
+            </w:r>
+          </w:p>
+        </w:tc>
+        <w:tc>
+          <w:tcPr>
+            <w:tcW w:w="2785" w:type="dxa"/>
+          </w:tcPr>
+          <w:p>
+            <w:pPr>
+              <w:pStyle w:val="NormalWeb"/>
+            </w:pPr>
+            <w:r>
+              <w:t>Confirmation message after registration</w:t>
+            </w:r>
+          </w:p>
+        </w:tc>
+      </w:tr>
+      <w:tr>
+        <w:tc>
+          <w:tcPr>
+            <w:tcW w:w="1435" w:type="dxa"/>
+            <w:vMerge/>
+          </w:tcPr>
+          <w:p>
+            <w:pPr>
+              <w:pStyle w:val="NormalWeb"/>
+            </w:pPr>
+          </w:p>
+        </w:tc>
+        <w:tc>
+          <w:tcPr>
+            <w:tcW w:w="2610" w:type="dxa"/>
+          </w:tcPr>
+          <w:p>
+            <w:pPr>
+              <w:pStyle w:val="NormalWeb"/>
+            </w:pPr>
+            <w:r>
+              <w:t>Login with username &amp; password</w:t>
+            </w:r>
+          </w:p>
+        </w:tc>
+        <w:tc>
+          <w:tcPr>
+            <w:tcW w:w="2520" w:type="dxa"/>
+          </w:tcPr>
+          <w:p>
+            <w:pPr>
+              <w:pStyle w:val="NormalWeb"/>
+            </w:pPr>
+            <w:r>
+              <w:t>I can access my profile</w:t>
+            </w:r>
+          </w:p>
+        </w:tc>
+        <w:tc>
+          <w:tcPr>
+            <w:tcW w:w="2785" w:type="dxa"/>
+          </w:tcPr>
+          <w:p>
+            <w:pPr>
+              <w:pStyle w:val="NormalWeb"/>
+            </w:pPr>
+            <w:r>
+              <w:t>Successful Login → Customer Dashboard</w:t>
+            </w:r>
+          </w:p>
+        </w:tc>
+      </w:tr>
+      <w:tr>
+        <w:tc>
+          <w:tcPr>
+            <w:tcW w:w="1435" w:type="dxa"/>
+            <w:vMerge/>
+          </w:tcPr>
+          <w:p>
+            <w:pPr>
+              <w:pStyle w:val="NormalWeb"/>
+            </w:pPr>
+          </w:p>
+        </w:tc>
+        <w:tc>
+          <w:tcPr>
+            <w:tcW w:w="2610" w:type="dxa"/>
+          </w:tcPr>
+          <w:p>
+            <w:pPr>
+              <w:pStyle w:val="NormalWeb"/>
+            </w:pPr>
+            <w:r>
+              <w:t>View my Profile</w:t>
+            </w:r>
+          </w:p>
+        </w:tc>
+        <w:tc>
+          <w:tcPr>
+            <w:tcW w:w="2520" w:type="dxa"/>
+          </w:tcPr>
+          <w:p>
+            <w:pPr>
+              <w:pStyle w:val="NormalWeb"/>
+            </w:pPr>
+            <w:r>
+              <w:t>I can see my data</w:t>
+            </w:r>
+          </w:p>
+        </w:tc>
+        <w:tc>
+          <w:tcPr>
+            <w:tcW w:w="2785" w:type="dxa"/>
+          </w:tcPr>
+          <w:p>
+            <w:pPr>
+              <w:pStyle w:val="NormalWeb"/>
+            </w:pPr>
+            <w:r>
+              <w:t>Profile page displayed</w:t>
+            </w:r>
+          </w:p>
+        </w:tc>
+      </w:tr>
+      <w:tr>
+        <w:tc>
+          <w:tcPr>
+            <w:tcW w:w="1435" w:type="dxa"/>
+            <w:vMerge/>
+          </w:tcPr>
+          <w:p>
+            <w:pPr>
+              <w:pStyle w:val="NormalWeb"/>
+            </w:pPr>
+          </w:p>
+        </w:tc>
+        <w:tc>
+          <w:tcPr>
+            <w:tcW w:w="2610" w:type="dxa"/>
+          </w:tcPr>
+          <w:p>
+            <w:pPr>
+              <w:pStyle w:val="NormalWeb"/>
+            </w:pPr>
+            <w:r>
+              <w:t>Update my Information</w:t>
+            </w:r>
+          </w:p>
+        </w:tc>
+        <w:tc>
+          <w:tcPr>
+            <w:tcW w:w="2520" w:type="dxa"/>
+          </w:tcPr>
+          <w:p>
+            <w:pPr>
+              <w:pStyle w:val="NormalWeb"/>
+            </w:pPr>
+            <w:r>
+              <w:t>I can fix wrong info</w:t>
+            </w:r>
+          </w:p>
+        </w:tc>
+        <w:tc>
+          <w:tcPr>
+            <w:tcW w:w="2785" w:type="dxa"/>
+          </w:tcPr>
+          <w:p>
+            <w:pPr>
+              <w:pStyle w:val="NormalWeb"/>
+            </w:pPr>
+            <w:r>
+              <w:t>Update success</w:t>
+            </w:r>
+          </w:p>
+        </w:tc>
+      </w:tr>
+      <w:tr>
+        <w:tc>
+          <w:tcPr>
+            <w:tcW w:w="1435" w:type="dxa"/>
+            <w:vMerge/>
+          </w:tcPr>
+          <w:p>
+            <w:pPr>
+              <w:pStyle w:val="NormalWeb"/>
+            </w:pPr>
+          </w:p>
+        </w:tc>
+        <w:tc>
+          <w:tcPr>
+            <w:tcW w:w="2610" w:type="dxa"/>
+          </w:tcPr>
+          <w:p>
+            <w:pPr>
+              <w:pStyle w:val="NormalWeb"/>
+            </w:pPr>
+            <w:r>
+              <w:t>Change password</w:t>
+            </w:r>
+          </w:p>
+        </w:tc>
+        <w:tc>
+          <w:tcPr>
+            <w:tcW w:w="2520" w:type="dxa"/>
+          </w:tcPr>
+          <w:p>
+            <w:pPr>
+              <w:pStyle w:val="NormalWeb"/>
+            </w:pPr>
+            <w:r>
+              <w:t>My account stays secure</w:t>
+            </w:r>
+          </w:p>
+        </w:tc>
+        <w:tc>
+          <w:tcPr>
+            <w:tcW w:w="2785" w:type="dxa"/>
+          </w:tcPr>
+          <w:p>
+            <w:pPr>
+              <w:pStyle w:val="NormalWeb"/>
+            </w:pPr>
+            <w:r>
+              <w:t>Password changed</w:t>
+            </w:r>
+          </w:p>
+        </w:tc>
+      </w:tr>
+      <w:tr>
+        <w:tc>
+          <w:tcPr>
+            <w:tcW w:w="1435" w:type="dxa"/>
+            <w:vMerge/>
+          </w:tcPr>
+          <w:p>
+            <w:pPr>
+              <w:pStyle w:val="NormalWeb"/>
+            </w:pPr>
+          </w:p>
+        </w:tc>
+        <w:tc>
+          <w:tcPr>
+            <w:tcW w:w="2610" w:type="dxa"/>
+          </w:tcPr>
+          <w:p>
+            <w:pPr>
+              <w:pStyle w:val="NormalWeb"/>
+            </w:pPr>
+            <w:r>
+              <w:t>View menu items</w:t>
+            </w:r>
+          </w:p>
+        </w:tc>
+        <w:tc>
+          <w:tcPr>
+            <w:tcW w:w="2520" w:type="dxa"/>
+          </w:tcPr>
+          <w:p>
+            <w:pPr>
+              <w:pStyle w:val="NormalWeb"/>
+            </w:pPr>
+            <w:r>
+              <w:t>I can choose food</w:t>
+            </w:r>
+          </w:p>
+        </w:tc>
+        <w:tc>
+          <w:tcPr>
+            <w:tcW w:w="2785" w:type="dxa"/>
+          </w:tcPr>
+          <w:p>
+            <w:pPr>
+              <w:pStyle w:val="NormalWeb"/>
+            </w:pPr>
+            <w:r>
+              <w:t>Menu list visible</w:t>
+            </w:r>
+          </w:p>
+        </w:tc>
+      </w:tr>
+      <w:tr>
+        <w:tc>
+          <w:tcPr>
+            <w:tcW w:w="1435" w:type="dxa"/>
+            <w:vMerge/>
+          </w:tcPr>
+          <w:p>
+            <w:pPr>
+              <w:pStyle w:val="NormalWeb"/>
+            </w:pPr>
+          </w:p>
+        </w:tc>
+        <w:tc>
+          <w:tcPr>
+            <w:tcW w:w="2610" w:type="dxa"/>
+          </w:tcPr>
+          <w:p>
+            <w:pPr>
+              <w:pStyle w:val="NormalWeb"/>
+            </w:pPr>
+            <w:r>
+              <w:t>Search for food item</w:t>
+            </w:r>
+          </w:p>
+        </w:tc>
+        <w:tc>
+          <w:tcPr>
+            <w:tcW w:w="2520" w:type="dxa"/>
+          </w:tcPr>
+          <w:p>
+            <w:pPr>
+              <w:pStyle w:val="NormalWeb"/>
+            </w:pPr>
+            <w:r>
+              <w:t>I can find items faster</w:t>
+            </w:r>
+          </w:p>
+        </w:tc>
+        <w:tc>
+          <w:tcPr>
+            <w:tcW w:w="2785" w:type="dxa"/>
+          </w:tcPr>
+          <w:p>
+            <w:pPr>
+              <w:pStyle w:val="NormalWeb"/>
+            </w:pPr>
+            <w:r>
+              <w:t>Search results shown</w:t>
+            </w:r>
+          </w:p>
+        </w:tc>
+      </w:tr>
+      <w:tr>
+        <w:tc>
+          <w:tcPr>
+            <w:tcW w:w="1435" w:type="dxa"/>
+            <w:vMerge/>
+          </w:tcPr>
+          <w:p>
+            <w:pPr>
+              <w:pStyle w:val="NormalWeb"/>
+            </w:pPr>
+          </w:p>
+        </w:tc>
+        <w:tc>
+          <w:tcPr>
+            <w:tcW w:w="2610" w:type="dxa"/>
+          </w:tcPr>
+          <w:p>
+            <w:pPr>
+              <w:pStyle w:val="NormalWeb"/>
+            </w:pPr>
+            <w:r>
+              <w:t>Add Food to cart</w:t>
+            </w:r>
+          </w:p>
+        </w:tc>
+        <w:tc>
+          <w:tcPr>
+            <w:tcW w:w="2520" w:type="dxa"/>
+          </w:tcPr>
+          <w:p>
+            <w:pPr>
+              <w:pStyle w:val="NormalWeb"/>
+            </w:pPr>
+            <w:r>
+              <w:t>I can select item</w:t>
+            </w:r>
+          </w:p>
+        </w:tc>
+        <w:tc>
+          <w:tcPr>
+            <w:tcW w:w="2785" w:type="dxa"/>
+          </w:tcPr>
+          <w:p>
+            <w:pPr>
+              <w:pStyle w:val="NormalWeb"/>
+            </w:pPr>
+            <w:r>
+              <w:t>Cart updates</w:t>
+            </w:r>
+          </w:p>
+        </w:tc>
+      </w:tr>
+      <w:tr>
+        <w:tc>
+          <w:tcPr>
+            <w:tcW w:w="1435" w:type="dxa"/>
+            <w:vMerge/>
+          </w:tcPr>
+          <w:p>
+            <w:pPr>
+              <w:pStyle w:val="NormalWeb"/>
+            </w:pPr>
+          </w:p>
+        </w:tc>
+        <w:tc>
+          <w:tcPr>
+            <w:tcW w:w="2610" w:type="dxa"/>
+          </w:tcPr>
+          <w:p>
+            <w:pPr>
+              <w:pStyle w:val="NormalWeb"/>
+            </w:pPr>
+            <w:r>
+              <w:t>Place an order</w:t>
+            </w:r>
+          </w:p>
+        </w:tc>
+        <w:tc>
+          <w:tcPr>
+            <w:tcW w:w="2520" w:type="dxa"/>
+          </w:tcPr>
+          <w:p>
+            <w:pPr>
+              <w:pStyle w:val="NormalWeb"/>
+            </w:pPr>
+            <w:r>
+              <w:t>I can buy food</w:t>
+            </w:r>
+          </w:p>
+        </w:tc>
+        <w:tc>
+          <w:tcPr>
+            <w:tcW w:w="2785" w:type="dxa"/>
+          </w:tcPr>
+          <w:p>
+            <w:pPr>
+              <w:pStyle w:val="NormalWeb"/>
+            </w:pPr>
+            <w:r>
+              <w:t>Order saved (Pending)</w:t>
+            </w:r>
+          </w:p>
+        </w:tc>
+      </w:tr>
+      <w:tr>
+        <w:tc>
+          <w:tcPr>
+            <w:tcW w:w="1435" w:type="dxa"/>
+            <w:vMerge/>
+          </w:tcPr>
+          <w:p>
+            <w:pPr>
+              <w:pStyle w:val="NormalWeb"/>
+            </w:pPr>
+          </w:p>
+        </w:tc>
+        <w:tc>
+          <w:tcPr>
+            <w:tcW w:w="2610" w:type="dxa"/>
+          </w:tcPr>
+          <w:p>
+            <w:pPr>
+              <w:pStyle w:val="NormalWeb"/>
+            </w:pPr>
+            <w:r>
+              <w:t>Make Payment</w:t>
+            </w:r>
+          </w:p>
+        </w:tc>
+        <w:tc>
+          <w:tcPr>
+            <w:tcW w:w="2520" w:type="dxa"/>
+          </w:tcPr>
+          <w:p>
+            <w:pPr>
+              <w:pStyle w:val="NormalWeb"/>
+            </w:pPr>
+            <w:r>
+              <w:t>I can complete my order</w:t>
+            </w:r>
+          </w:p>
+        </w:tc>
+        <w:tc>
+          <w:tcPr>
+            <w:tcW w:w="2785" w:type="dxa"/>
+          </w:tcPr>
+          <w:p>
+            <w:pPr>
+              <w:pStyle w:val="NormalWeb"/>
+            </w:pPr>
+            <w:r>
+              <w:t>Status (Paid)</w:t>
+            </w:r>
+          </w:p>
+        </w:tc>
+      </w:tr>
+      <w:tr>
+        <w:tc>
+          <w:tcPr>
+            <w:tcW w:w="1435" w:type="dxa"/>
+            <w:vMerge/>
+          </w:tcPr>
+          <w:p>
+            <w:pPr>
+              <w:pStyle w:val="NormalWeb"/>
+            </w:pPr>
+          </w:p>
+        </w:tc>
+        <w:tc>
+          <w:tcPr>
+            <w:tcW w:w="2610" w:type="dxa"/>
+          </w:tcPr>
+          <w:p>
+            <w:pPr>
+              <w:pStyle w:val="NormalWeb"/>
+            </w:pPr>
+            <w:r>
+              <w:t>View Order Status</w:t>
+            </w:r>
+          </w:p>
+        </w:tc>
+        <w:tc>
+          <w:tcPr>
+            <w:tcW w:w="2520" w:type="dxa"/>
+          </w:tcPr>
+          <w:p>
+            <w:pPr>
+              <w:pStyle w:val="NormalWeb"/>
+            </w:pPr>
+            <w:r>
+              <w:t>I can track my order</w:t>
+            </w:r>
+          </w:p>
+        </w:tc>
+        <w:tc>
+          <w:tcPr>
+            <w:tcW w:w="2785" w:type="dxa"/>
+          </w:tcPr>
+          <w:p>
+            <w:pPr>
+              <w:pStyle w:val="NormalWeb"/>
+            </w:pPr>
+            <w:r>
+              <w:t>Shows Order status</w:t>
+            </w:r>
+          </w:p>
+        </w:tc>
+      </w:tr>
+      <w:tr>
+        <w:tc>
+          <w:tcPr>
+            <w:tcW w:w="1435" w:type="dxa"/>
+            <w:vMerge/>
+          </w:tcPr>
+          <w:p>
+            <w:pPr>
+              <w:pStyle w:val="NormalWeb"/>
+            </w:pPr>
+          </w:p>
+        </w:tc>
+        <w:tc>
+          <w:tcPr>
+            <w:tcW w:w="2610" w:type="dxa"/>
+          </w:tcPr>
+          <w:p>
+            <w:pPr>
+              <w:pStyle w:val="NormalWeb"/>
+            </w:pPr>
+            <w:r>
+              <w:t>View Order History</w:t>
+            </w:r>
+          </w:p>
+        </w:tc>
+        <w:tc>
+          <w:tcPr>
+            <w:tcW w:w="2520" w:type="dxa"/>
+          </w:tcPr>
+          <w:p>
+            <w:pPr>
+              <w:pStyle w:val="NormalWeb"/>
+            </w:pPr>
+            <w:r>
+              <w:t>I can see past purchases</w:t>
+            </w:r>
+          </w:p>
+        </w:tc>
+        <w:tc>
+          <w:tcPr>
+            <w:tcW w:w="2785" w:type="dxa"/>
+          </w:tcPr>
+          <w:p>
+            <w:pPr>
+              <w:pStyle w:val="NormalWeb"/>
+            </w:pPr>
+            <w:r>
+              <w:t>History table shown</w:t>
+            </w:r>
+          </w:p>
+        </w:tc>
+      </w:tr>
+      <w:bookmarkEnd w:id="3"/>
+    </w:tbl>
+    <w:p>
+      <w:pPr>
+        <w:pStyle w:val="NormalWeb"/>
+        <w:jc w:val="both"/>
+        <w:rPr>
+          <w:b/>
+          <w:bCs/>
+        </w:rPr>
+      </w:pPr>
+    </w:p>
+    <w:p>
+      <w:pPr>
+        <w:pStyle w:val="NormalWeb"/>
+        <w:jc w:val="both"/>
+        <w:rPr>
+          <w:b/>
+          <w:bCs/>
+        </w:rPr>
+      </w:pPr>
+    </w:p>
+    <w:tbl>
+      <w:tblPr>
+        <w:tblStyle w:val="TableGrid"/>
+        <w:tblW w:w="0" w:type="auto"/>
+        <w:tblLook w:val="04A0" w:firstRow="1" w:lastRow="0" w:firstColumn="1" w:lastColumn="0" w:noHBand="0" w:noVBand="1"/>
+      </w:tblPr>
+      <w:tblGrid>
+        <w:gridCol w:w="1435"/>
+        <w:gridCol w:w="2610"/>
+        <w:gridCol w:w="2520"/>
+        <w:gridCol w:w="2785"/>
+      </w:tblGrid>
+      <w:tr>
+        <w:tc>
+          <w:tcPr>
+            <w:tcW w:w="1435" w:type="dxa"/>
+            <w:vMerge w:val="restart"/>
+          </w:tcPr>
+          <w:p>
+            <w:pPr>
+              <w:pStyle w:val="NormalWeb"/>
+              <w:jc w:val="center"/>
+            </w:pPr>
+            <w:bookmarkStart w:id="4" w:name="_Hlk219841605"/>
+            <w:r>
+              <w:t>Cashier</w:t>
+            </w:r>
+          </w:p>
+        </w:tc>
+        <w:tc>
+          <w:tcPr>
+            <w:tcW w:w="2610" w:type="dxa"/>
+          </w:tcPr>
+          <w:p>
+            <w:pPr>
+              <w:pStyle w:val="NormalWeb"/>
+            </w:pPr>
+            <w:r>
+              <w:t>Login with username &amp; password</w:t>
+            </w:r>
+          </w:p>
+        </w:tc>
+        <w:tc>
+          <w:tcPr>
+            <w:tcW w:w="2520" w:type="dxa"/>
+          </w:tcPr>
+          <w:p>
+            <w:pPr>
+              <w:pStyle w:val="NormalWeb"/>
+            </w:pPr>
+            <w:r>
+              <w:t>I can access my dashboard</w:t>
+            </w:r>
+          </w:p>
+        </w:tc>
+        <w:tc>
+          <w:tcPr>
+            <w:tcW w:w="2785" w:type="dxa"/>
+          </w:tcPr>
+          <w:p>
+            <w:pPr>
+              <w:pStyle w:val="NormalWeb"/>
+            </w:pPr>
+            <w:r>
+              <w:t>Successful login</w:t>
+            </w:r>
+            <w:r>
+              <w:t xml:space="preserve"> &gt; </w:t>
+            </w:r>
+            <w:r>
+              <w:t>Cashier dashboard</w:t>
+            </w:r>
+          </w:p>
+        </w:tc>
+      </w:tr>
+      <w:tr>
+        <w:tc>
+          <w:tcPr>
+            <w:tcW w:w="1435" w:type="dxa"/>
+            <w:vMerge/>
+          </w:tcPr>
+          <w:p>
+            <w:pPr>
+              <w:pStyle w:val="NormalWeb"/>
+            </w:pPr>
+          </w:p>
+        </w:tc>
+        <w:tc>
+          <w:tcPr>
+            <w:tcW w:w="2610" w:type="dxa"/>
+          </w:tcPr>
+          <w:p>
+            <w:pPr>
+              <w:pStyle w:val="NormalWeb"/>
+            </w:pPr>
+            <w:r>
+              <w:t>View my profile</w:t>
+            </w:r>
+          </w:p>
+        </w:tc>
+        <w:tc>
+          <w:tcPr>
+            <w:tcW w:w="2520" w:type="dxa"/>
+          </w:tcPr>
+          <w:p>
+            <w:pPr>
+              <w:pStyle w:val="NormalWeb"/>
+            </w:pPr>
+            <w:r>
+              <w:t>I can see my information</w:t>
+            </w:r>
+          </w:p>
+        </w:tc>
+        <w:tc>
+          <w:tcPr>
+            <w:tcW w:w="2785" w:type="dxa"/>
+          </w:tcPr>
+          <w:p>
+            <w:pPr>
+              <w:pStyle w:val="NormalWeb"/>
+            </w:pPr>
+            <w:r>
+              <w:t>Profile list with Edit button</w:t>
+            </w:r>
+          </w:p>
+        </w:tc>
+      </w:tr>
+      <w:tr>
+        <w:tc>
+          <w:tcPr>
+            <w:tcW w:w="1435" w:type="dxa"/>
+            <w:vMerge/>
+          </w:tcPr>
+          <w:p>
+            <w:pPr>
+              <w:pStyle w:val="NormalWeb"/>
+            </w:pPr>
+          </w:p>
+        </w:tc>
+        <w:tc>
+          <w:tcPr>
+            <w:tcW w:w="2610" w:type="dxa"/>
+          </w:tcPr>
+          <w:p>
+            <w:pPr>
+              <w:pStyle w:val="NormalWeb"/>
+            </w:pPr>
+            <w:r>
+              <w:t>Update my information</w:t>
+            </w:r>
+          </w:p>
+        </w:tc>
+        <w:tc>
+          <w:tcPr>
+            <w:tcW w:w="2520" w:type="dxa"/>
+          </w:tcPr>
+          <w:p>
+            <w:pPr>
+              <w:pStyle w:val="NormalWeb"/>
+            </w:pPr>
+            <w:r>
+              <w:t>I can keep accurate details</w:t>
+            </w:r>
+          </w:p>
+        </w:tc>
+        <w:tc>
+          <w:tcPr>
+            <w:tcW w:w="2785" w:type="dxa"/>
+          </w:tcPr>
+          <w:p>
+            <w:pPr>
+              <w:pStyle w:val="NormalWeb"/>
+            </w:pPr>
+            <w:r>
+              <w:t>Data updated successfully</w:t>
+            </w:r>
+          </w:p>
+        </w:tc>
+      </w:tr>
+      <w:tr>
+        <w:tc>
+          <w:tcPr>
+            <w:tcW w:w="1435" w:type="dxa"/>
+            <w:vMerge/>
+          </w:tcPr>
+          <w:p>
+            <w:pPr>
+              <w:pStyle w:val="NormalWeb"/>
+            </w:pPr>
+          </w:p>
+        </w:tc>
+        <w:tc>
+          <w:tcPr>
+            <w:tcW w:w="2610" w:type="dxa"/>
+          </w:tcPr>
+          <w:p>
+            <w:pPr>
+              <w:pStyle w:val="NormalWeb"/>
+            </w:pPr>
+            <w:r>
+              <w:t>Change password</w:t>
+            </w:r>
+          </w:p>
+        </w:tc>
+        <w:tc>
+          <w:tcPr>
+            <w:tcW w:w="2520" w:type="dxa"/>
+          </w:tcPr>
+          <w:p>
+            <w:pPr>
+              <w:pStyle w:val="NormalWeb"/>
+            </w:pPr>
+            <w:r>
+              <w:t>My account stays protected</w:t>
+            </w:r>
+          </w:p>
+        </w:tc>
+        <w:tc>
+          <w:tcPr>
+            <w:tcW w:w="2785" w:type="dxa"/>
+          </w:tcPr>
+          <w:p>
+            <w:pPr>
+              <w:pStyle w:val="NormalWeb"/>
+            </w:pPr>
+            <w:r>
+              <w:t>Old</w:t>
+            </w:r>
+            <w:r>
+              <w:t xml:space="preserve"> </w:t>
+            </w:r>
+            <w:r>
+              <w:t>+</w:t>
+            </w:r>
+            <w:r>
+              <w:t xml:space="preserve"> </w:t>
+            </w:r>
+            <w:r>
+              <w:t>new password validation</w:t>
+            </w:r>
+          </w:p>
+        </w:tc>
+      </w:tr>
+      <w:tr>
+        <w:tc>
+          <w:tcPr>
+            <w:tcW w:w="1435" w:type="dxa"/>
+            <w:vMerge/>
+          </w:tcPr>
+          <w:p>
+            <w:pPr>
+              <w:pStyle w:val="NormalWeb"/>
+            </w:pPr>
+          </w:p>
+        </w:tc>
+        <w:tc>
+          <w:tcPr>
+            <w:tcW w:w="2610" w:type="dxa"/>
+          </w:tcPr>
+          <w:p>
+            <w:pPr>
+              <w:pStyle w:val="NormalWeb"/>
+            </w:pPr>
+            <w:r>
+              <w:t>View all pending orders</w:t>
+            </w:r>
+          </w:p>
+        </w:tc>
+        <w:tc>
+          <w:tcPr>
+            <w:tcW w:w="2520" w:type="dxa"/>
+          </w:tcPr>
+          <w:p>
+            <w:pPr>
+              <w:pStyle w:val="NormalWeb"/>
+            </w:pPr>
+            <w:r>
+              <w:t>I can manage payment collection</w:t>
+            </w:r>
+          </w:p>
+        </w:tc>
+        <w:tc>
+          <w:tcPr>
+            <w:tcW w:w="2785" w:type="dxa"/>
+          </w:tcPr>
+          <w:p>
+            <w:pPr>
+              <w:pStyle w:val="NormalWeb"/>
+            </w:pPr>
+            <w:r>
+              <w:t>Pending orders shown with details</w:t>
+            </w:r>
+          </w:p>
+        </w:tc>
+      </w:tr>
+      <w:tr>
+        <w:tc>
+          <w:tcPr>
+            <w:tcW w:w="1435" w:type="dxa"/>
+            <w:vMerge/>
+          </w:tcPr>
+          <w:p>
+            <w:pPr>
+              <w:pStyle w:val="NormalWeb"/>
+            </w:pPr>
+          </w:p>
+        </w:tc>
+        <w:tc>
+          <w:tcPr>
+            <w:tcW w:w="2610" w:type="dxa"/>
+          </w:tcPr>
+          <w:p>
+            <w:pPr>
+              <w:pStyle w:val="NormalWeb"/>
+            </w:pPr>
+            <w:r>
+              <w:t>Confirm payment</w:t>
+            </w:r>
+          </w:p>
+        </w:tc>
+        <w:tc>
+          <w:tcPr>
+            <w:tcW w:w="2520" w:type="dxa"/>
+          </w:tcPr>
+          <w:p>
+            <w:pPr>
+              <w:pStyle w:val="NormalWeb"/>
+            </w:pPr>
+            <w:r>
+              <w:t>Customer can receive food</w:t>
+            </w:r>
+          </w:p>
+        </w:tc>
+        <w:tc>
+          <w:tcPr>
+            <w:tcW w:w="2785" w:type="dxa"/>
+          </w:tcPr>
+          <w:p>
+            <w:pPr>
+              <w:pStyle w:val="NormalWeb"/>
+            </w:pPr>
+            <w:r>
+              <w:t>Order status &gt; Paid</w:t>
+            </w:r>
+          </w:p>
+        </w:tc>
+      </w:tr>
+      <w:tr>
+        <w:tc>
+          <w:tcPr>
+            <w:tcW w:w="1435" w:type="dxa"/>
+            <w:vMerge/>
+          </w:tcPr>
+          <w:p>
+            <w:pPr>
+              <w:pStyle w:val="NormalWeb"/>
+            </w:pPr>
+          </w:p>
+        </w:tc>
+        <w:tc>
+          <w:tcPr>
+            <w:tcW w:w="2610" w:type="dxa"/>
+          </w:tcPr>
+          <w:p>
+            <w:pPr>
+              <w:pStyle w:val="NormalWeb"/>
+            </w:pPr>
+            <w:r>
+              <w:t>View all paid orders</w:t>
+            </w:r>
+          </w:p>
+        </w:tc>
+        <w:tc>
+          <w:tcPr>
+            <w:tcW w:w="2520" w:type="dxa"/>
+          </w:tcPr>
+          <w:p>
+            <w:pPr>
+              <w:pStyle w:val="NormalWeb"/>
+            </w:pPr>
+            <w:r>
+              <w:t>I can monitor completed transactions</w:t>
+            </w:r>
+          </w:p>
+        </w:tc>
+        <w:tc>
+          <w:tcPr>
+            <w:tcW w:w="2785" w:type="dxa"/>
+          </w:tcPr>
+          <w:p>
+            <w:pPr>
+              <w:pStyle w:val="NormalWeb"/>
+            </w:pPr>
+            <w:r>
+              <w:t>Table showing all paid orders</w:t>
+            </w:r>
+          </w:p>
+        </w:tc>
+      </w:tr>
+      <w:tr>
+        <w:tc>
+          <w:tcPr>
+            <w:tcW w:w="1435" w:type="dxa"/>
+            <w:vMerge/>
+          </w:tcPr>
+          <w:p>
+            <w:pPr>
+              <w:pStyle w:val="NormalWeb"/>
+            </w:pPr>
+          </w:p>
+        </w:tc>
+        <w:tc>
+          <w:tcPr>
+            <w:tcW w:w="2610" w:type="dxa"/>
+          </w:tcPr>
+          <w:p>
+            <w:pPr>
+              <w:pStyle w:val="NormalWeb"/>
+            </w:pPr>
+            <w:r>
+              <w:t>Generate bill</w:t>
+            </w:r>
+          </w:p>
+        </w:tc>
+        <w:tc>
+          <w:tcPr>
+            <w:tcW w:w="2520" w:type="dxa"/>
+          </w:tcPr>
+          <w:p>
+            <w:pPr>
+              <w:pStyle w:val="NormalWeb"/>
+            </w:pPr>
+            <w:r>
+              <w:t>Customer can receive food</w:t>
+            </w:r>
+          </w:p>
+        </w:tc>
+        <w:tc>
+          <w:tcPr>
+            <w:tcW w:w="2785" w:type="dxa"/>
+          </w:tcPr>
+          <w:p>
+            <w:pPr>
+              <w:pStyle w:val="NormalWeb"/>
+            </w:pPr>
+            <w:r>
+              <w:t>Printable bill displayed</w:t>
+            </w:r>
+          </w:p>
+        </w:tc>
+      </w:tr>
+      <w:tr>
+        <w:tc>
+          <w:tcPr>
+            <w:tcW w:w="1435" w:type="dxa"/>
+            <w:vMerge/>
+          </w:tcPr>
+          <w:p>
+            <w:pPr>
+              <w:pStyle w:val="NormalWeb"/>
+            </w:pPr>
+          </w:p>
+        </w:tc>
+        <w:tc>
+          <w:tcPr>
+            <w:tcW w:w="2610" w:type="dxa"/>
+          </w:tcPr>
+          <w:p>
+            <w:pPr>
+              <w:pStyle w:val="NormalWeb"/>
+            </w:pPr>
+            <w:r>
+              <w:t>View daily sales report</w:t>
+            </w:r>
+          </w:p>
+        </w:tc>
+        <w:tc>
+          <w:tcPr>
+            <w:tcW w:w="2520" w:type="dxa"/>
+          </w:tcPr>
+          <w:p>
+            <w:pPr>
+              <w:pStyle w:val="NormalWeb"/>
+            </w:pPr>
+            <w:r>
+              <w:t>I can track daily income</w:t>
+            </w:r>
+          </w:p>
+        </w:tc>
+        <w:tc>
+          <w:tcPr>
+            <w:tcW w:w="2785" w:type="dxa"/>
+          </w:tcPr>
+          <w:p>
+            <w:r>
+              <w:rPr>
+                <w:rFonts w:ascii="Times New Roman" w:eastAsia="Times New Roman" w:hAnsi="Times New Roman" w:cs="Times New Roman"/>
+                <w:lang w:eastAsia="en-GB"/>
+              </w:rPr>
+              <w:t>Table of total amount collected</w:t>
+            </w:r>
+          </w:p>
+        </w:tc>
+      </w:tr>
+      <w:bookmarkEnd w:id="4"/>
+    </w:tbl>
     <w:p/>
     <w:sectPr>
       <w:pgSz w:w="12240" w:h="15840"/>
@@ -3512,6 +5953,7 @@
   <w:style w:type="character" w:default="1" w:styleId="DefaultParagraphFont">
     <w:name w:val="Default Paragraph Font"/>
     <w:uiPriority w:val="1"/>
+    <w:semiHidden/>
     <w:unhideWhenUsed/>
   </w:style>
   <w:style w:type="table" w:default="1" w:styleId="TableNormal">
@@ -3915,7 +6357,6 @@
     <w:name w:val="Normal (Web)"/>
     <w:basedOn w:val="Normal"/>
     <w:uiPriority w:val="99"/>
-    <w:semiHidden/>
     <w:unhideWhenUsed/>
     <w:rsid w:val="00CD67A7"/>
     <w:rPr>

--- a/SWE Project.docx
+++ b/SWE Project.docx
@@ -434,12 +434,9 @@
             <w:pPr>
               <w:spacing w:after="160" w:line="278" w:lineRule="auto"/>
             </w:pPr>
-            <w:proofErr w:type="spellStart"/>
-            <w:proofErr w:type="gramStart"/>
             <w:r>
               <w:t>Junayed</w:t>
             </w:r>
-            <w:proofErr w:type="spellEnd"/>
             <w:r>
               <w:t xml:space="preserve"> </w:t>
             </w:r>
@@ -452,7 +449,6 @@
             <w:r>
               <w:t>slam</w:t>
             </w:r>
-            <w:proofErr w:type="gramEnd"/>
           </w:p>
         </w:tc>
         <w:tc>
@@ -1830,21 +1826,7 @@
         <w:rPr>
           <w:lang w:val="en-GB"/>
         </w:rPr>
-        <w:t xml:space="preserve">Modern </w:t>
-      </w:r>
-      <w:proofErr w:type="gramStart"/>
-      <w:r>
-        <w:rPr>
-          <w:lang w:val="en-GB"/>
-        </w:rPr>
-        <w:t>cafe’s</w:t>
-      </w:r>
-      <w:proofErr w:type="gramEnd"/>
-      <w:r>
-        <w:rPr>
-          <w:lang w:val="en-GB"/>
-        </w:rPr>
-        <w:t xml:space="preserve"> require fast, accurate, and organized service to handle daily operations such as taking orders, preparing food, managing bills, and maintaining records. Many small and medium cafes still depend on manual paper-based processes, which often lead to slow service, calculation errors, missing sales records, and difficulty in tracking inventory or staff activities. These issues reduce customer satisfaction and make business management harder for owners.</w:t>
+        <w:t>Modern cafe’s require fast, accurate, and organized service to handle daily operations such as taking orders, preparing food, managing bills, and maintaining records. Many small and medium cafes still depend on manual paper-based processes, which often lead to slow service, calculation errors, missing sales records, and difficulty in tracking inventory or staff activities. These issues reduce customer satisfaction and make business management harder for owners.</w:t>
       </w:r>
     </w:p>
     <w:p>
@@ -5379,7 +5361,550 @@
       </w:r>
       <w:bookmarkEnd w:id="6"/>
     </w:p>
-    <w:p/>
+    <w:p>
+      <w:pPr>
+        <w:pStyle w:val="Heading1"/>
+        <w:jc w:val="both"/>
+        <w:rPr>
+          <w:rFonts w:ascii="Times New Roman" w:hAnsi="Times New Roman"/>
+          <w:sz w:val="26"/>
+          <w:szCs w:val="26"/>
+        </w:rPr>
+      </w:pPr>
+      <w:r>
+        <w:rPr>
+          <w:rFonts w:ascii="Times New Roman" w:hAnsi="Times New Roman"/>
+          <w:sz w:val="26"/>
+          <w:szCs w:val="26"/>
+        </w:rPr>
+        <w:br/>
+      </w:r>
+      <w:r>
+        <w:rPr>
+          <w:rFonts w:ascii="Times New Roman" w:hAnsi="Times New Roman"/>
+          <w:sz w:val="26"/>
+          <w:szCs w:val="26"/>
+        </w:rPr>
+        <w:br/>
+      </w:r>
+      <w:r>
+        <w:rPr>
+          <w:rFonts w:ascii="Times New Roman" w:hAnsi="Times New Roman"/>
+          <w:sz w:val="26"/>
+          <w:szCs w:val="26"/>
+        </w:rPr>
+        <w:br/>
+      </w:r>
+      <w:r>
+        <w:rPr>
+          <w:rFonts w:ascii="Times New Roman" w:hAnsi="Times New Roman"/>
+          <w:sz w:val="26"/>
+          <w:szCs w:val="26"/>
+        </w:rPr>
+        <w:br/>
+      </w:r>
+      <w:r>
+        <w:rPr>
+          <w:rFonts w:ascii="Times New Roman" w:hAnsi="Times New Roman"/>
+          <w:sz w:val="26"/>
+          <w:szCs w:val="26"/>
+        </w:rPr>
+        <w:br/>
+      </w:r>
+      <w:r>
+        <w:rPr>
+          <w:rFonts w:ascii="Times New Roman" w:hAnsi="Times New Roman"/>
+          <w:sz w:val="26"/>
+          <w:szCs w:val="26"/>
+        </w:rPr>
+        <w:br/>
+      </w:r>
+      <w:r>
+        <w:rPr>
+          <w:rFonts w:ascii="Times New Roman" w:hAnsi="Times New Roman"/>
+          <w:sz w:val="26"/>
+          <w:szCs w:val="26"/>
+        </w:rPr>
+        <w:br/>
+      </w:r>
+      <w:r>
+        <w:rPr>
+          <w:rFonts w:ascii="Times New Roman" w:hAnsi="Times New Roman"/>
+          <w:sz w:val="26"/>
+          <w:szCs w:val="26"/>
+        </w:rPr>
+        <w:br/>
+      </w:r>
+      <w:r>
+        <w:rPr>
+          <w:rFonts w:ascii="Times New Roman" w:hAnsi="Times New Roman"/>
+          <w:sz w:val="26"/>
+          <w:szCs w:val="26"/>
+        </w:rPr>
+        <w:br/>
+      </w:r>
+      <w:r>
+        <w:rPr>
+          <w:rFonts w:ascii="Times New Roman" w:hAnsi="Times New Roman"/>
+          <w:sz w:val="26"/>
+          <w:szCs w:val="26"/>
+        </w:rPr>
+        <w:br/>
+      </w:r>
+      <w:r>
+        <w:rPr>
+          <w:rFonts w:ascii="Times New Roman" w:hAnsi="Times New Roman"/>
+          <w:sz w:val="26"/>
+          <w:szCs w:val="26"/>
+        </w:rPr>
+        <w:br/>
+      </w:r>
+      <w:r>
+        <w:rPr>
+          <w:rFonts w:ascii="Times New Roman" w:hAnsi="Times New Roman"/>
+          <w:sz w:val="26"/>
+          <w:szCs w:val="26"/>
+        </w:rPr>
+        <w:br/>
+      </w:r>
+      <w:r>
+        <w:rPr>
+          <w:rFonts w:ascii="Times New Roman" w:hAnsi="Times New Roman"/>
+          <w:sz w:val="26"/>
+          <w:szCs w:val="26"/>
+        </w:rPr>
+        <w:br/>
+      </w:r>
+      <w:r>
+        <w:rPr>
+          <w:rFonts w:ascii="Times New Roman" w:hAnsi="Times New Roman"/>
+          <w:sz w:val="26"/>
+          <w:szCs w:val="26"/>
+        </w:rPr>
+        <w:br/>
+      </w:r>
+      <w:r>
+        <w:rPr>
+          <w:rFonts w:ascii="Times New Roman" w:hAnsi="Times New Roman"/>
+          <w:sz w:val="26"/>
+          <w:szCs w:val="26"/>
+        </w:rPr>
+        <w:br/>
+      </w:r>
+      <w:r>
+        <w:rPr>
+          <w:rFonts w:ascii="Times New Roman" w:hAnsi="Times New Roman"/>
+          <w:sz w:val="26"/>
+          <w:szCs w:val="26"/>
+        </w:rPr>
+        <w:br/>
+      </w:r>
+      <w:r>
+        <w:rPr>
+          <w:rFonts w:ascii="Times New Roman" w:hAnsi="Times New Roman"/>
+          <w:sz w:val="26"/>
+          <w:szCs w:val="26"/>
+        </w:rPr>
+        <w:br/>
+      </w:r>
+      <w:r>
+        <w:rPr>
+          <w:rFonts w:ascii="Times New Roman" w:hAnsi="Times New Roman"/>
+          <w:sz w:val="26"/>
+          <w:szCs w:val="26"/>
+        </w:rPr>
+        <w:t>3. SOFTWARE DESIGN</w:t>
+      </w:r>
+    </w:p>
+    <w:p>
+      <w:pPr>
+        <w:pStyle w:val="NormalWeb"/>
+        <w:jc w:val="both"/>
+        <w:rPr>
+          <w:rStyle w:val="Emphasis"/>
+        </w:rPr>
+      </w:pPr>
+      <w:r>
+        <w:rPr>
+          <w:b/>
+          <w:bCs/>
+        </w:rPr>
+        <w:t xml:space="preserve">3.1 System Design: </w:t>
+      </w:r>
+    </w:p>
+    <w:p>
+      <w:pPr>
+        <w:pStyle w:val="NormalWeb"/>
+        <w:numPr>
+          <w:ilvl w:val="0"/>
+          <w:numId w:val="8"/>
+        </w:numPr>
+        <w:spacing w:before="100" w:beforeAutospacing="1" w:after="100" w:afterAutospacing="1" w:line="240" w:lineRule="auto"/>
+        <w:jc w:val="both"/>
+      </w:pPr>
+      <w:r>
+        <w:rPr>
+          <w:noProof/>
+        </w:rPr>
+        <w:lastRenderedPageBreak/>
+        <w:drawing>
+          <wp:anchor distT="0" distB="0" distL="114300" distR="114300" simplePos="0" relativeHeight="251661312" behindDoc="1" locked="0" layoutInCell="1" allowOverlap="1" wp14:anchorId="592018B1" wp14:editId="3F60263A">
+            <wp:simplePos x="0" y="0"/>
+            <wp:positionH relativeFrom="margin">
+              <wp:align>center</wp:align>
+            </wp:positionH>
+            <wp:positionV relativeFrom="paragraph">
+              <wp:posOffset>368935</wp:posOffset>
+            </wp:positionV>
+            <wp:extent cx="6454140" cy="5391785"/>
+            <wp:effectExtent l="0" t="0" r="3810" b="0"/>
+            <wp:wrapTight wrapText="bothSides">
+              <wp:wrapPolygon edited="0">
+                <wp:start x="0" y="0"/>
+                <wp:lineTo x="0" y="21521"/>
+                <wp:lineTo x="21549" y="21521"/>
+                <wp:lineTo x="21549" y="0"/>
+                <wp:lineTo x="0" y="0"/>
+              </wp:wrapPolygon>
+            </wp:wrapTight>
+            <wp:docPr id="1710351164" name="Picture 1"/>
+            <wp:cNvGraphicFramePr>
+              <a:graphicFrameLocks xmlns:a="http://schemas.openxmlformats.org/drawingml/2006/main" noChangeAspect="1"/>
+            </wp:cNvGraphicFramePr>
+            <a:graphic xmlns:a="http://schemas.openxmlformats.org/drawingml/2006/main">
+              <a:graphicData uri="http://schemas.openxmlformats.org/drawingml/2006/picture">
+                <pic:pic xmlns:pic="http://schemas.openxmlformats.org/drawingml/2006/picture">
+                  <pic:nvPicPr>
+                    <pic:cNvPr id="1710351164" name="Picture 1710351164"/>
+                    <pic:cNvPicPr/>
+                  </pic:nvPicPr>
+                  <pic:blipFill>
+                    <a:blip r:embed="rId21">
+                      <a:extLst>
+                        <a:ext uri="{28A0092B-C50C-407E-A947-70E740481C1C}">
+                          <a14:useLocalDpi xmlns:a14="http://schemas.microsoft.com/office/drawing/2010/main" val="0"/>
+                        </a:ext>
+                      </a:extLst>
+                    </a:blip>
+                    <a:stretch>
+                      <a:fillRect/>
+                    </a:stretch>
+                  </pic:blipFill>
+                  <pic:spPr>
+                    <a:xfrm>
+                      <a:off x="0" y="0"/>
+                      <a:ext cx="6454140" cy="5391785"/>
+                    </a:xfrm>
+                    <a:prstGeom prst="rect">
+                      <a:avLst/>
+                    </a:prstGeom>
+                  </pic:spPr>
+                </pic:pic>
+              </a:graphicData>
+            </a:graphic>
+            <wp14:sizeRelH relativeFrom="page">
+              <wp14:pctWidth>0</wp14:pctWidth>
+            </wp14:sizeRelH>
+            <wp14:sizeRelV relativeFrom="page">
+              <wp14:pctHeight>0</wp14:pctHeight>
+            </wp14:sizeRelV>
+          </wp:anchor>
+        </w:drawing>
+      </w:r>
+      <w:r>
+        <w:t>Use Case Diagram:</w:t>
+      </w:r>
+    </w:p>
+    <w:p>
+      <w:pPr>
+        <w:pStyle w:val="NormalWeb"/>
+        <w:tabs>
+          <w:tab w:val="left" w:pos="2736"/>
+        </w:tabs>
+        <w:ind w:left="720"/>
+        <w:jc w:val="both"/>
+      </w:pPr>
+      <w:r>
+        <w:tab/>
+        <w:t>Fig: Use Case Diagram</w:t>
+      </w:r>
+    </w:p>
+    <w:p>
+      <w:pPr>
+        <w:pStyle w:val="NormalWeb"/>
+        <w:ind w:left="720"/>
+        <w:jc w:val="both"/>
+      </w:pPr>
+    </w:p>
+    <w:p>
+      <w:pPr>
+        <w:pStyle w:val="NormalWeb"/>
+        <w:ind w:left="720"/>
+        <w:jc w:val="both"/>
+      </w:pPr>
+    </w:p>
+    <w:p>
+      <w:pPr>
+        <w:pStyle w:val="NormalWeb"/>
+        <w:ind w:left="720"/>
+        <w:jc w:val="both"/>
+      </w:pPr>
+    </w:p>
+    <w:p>
+      <w:pPr>
+        <w:pStyle w:val="NormalWeb"/>
+        <w:jc w:val="both"/>
+      </w:pPr>
+    </w:p>
+    <w:p>
+      <w:pPr>
+        <w:pStyle w:val="NormalWeb"/>
+        <w:numPr>
+          <w:ilvl w:val="0"/>
+          <w:numId w:val="8"/>
+        </w:numPr>
+        <w:spacing w:before="100" w:beforeAutospacing="1" w:after="100" w:afterAutospacing="1" w:line="240" w:lineRule="auto"/>
+        <w:jc w:val="both"/>
+      </w:pPr>
+      <w:r>
+        <w:rPr>
+          <w:noProof/>
+        </w:rPr>
+        <w:lastRenderedPageBreak/>
+        <w:drawing>
+          <wp:anchor distT="0" distB="0" distL="114300" distR="114300" simplePos="0" relativeHeight="251662336" behindDoc="1" locked="0" layoutInCell="1" allowOverlap="1" wp14:anchorId="66A7566F" wp14:editId="3CABD896">
+            <wp:simplePos x="0" y="0"/>
+            <wp:positionH relativeFrom="column">
+              <wp:posOffset>38100</wp:posOffset>
+            </wp:positionH>
+            <wp:positionV relativeFrom="paragraph">
+              <wp:posOffset>281940</wp:posOffset>
+            </wp:positionV>
+            <wp:extent cx="5943600" cy="4180205"/>
+            <wp:effectExtent l="0" t="0" r="0" b="0"/>
+            <wp:wrapTight wrapText="bothSides">
+              <wp:wrapPolygon edited="0">
+                <wp:start x="0" y="0"/>
+                <wp:lineTo x="0" y="21459"/>
+                <wp:lineTo x="21531" y="21459"/>
+                <wp:lineTo x="21531" y="0"/>
+                <wp:lineTo x="0" y="0"/>
+              </wp:wrapPolygon>
+            </wp:wrapTight>
+            <wp:docPr id="590504113" name="Picture 2"/>
+            <wp:cNvGraphicFramePr>
+              <a:graphicFrameLocks xmlns:a="http://schemas.openxmlformats.org/drawingml/2006/main" noChangeAspect="1"/>
+            </wp:cNvGraphicFramePr>
+            <a:graphic xmlns:a="http://schemas.openxmlformats.org/drawingml/2006/main">
+              <a:graphicData uri="http://schemas.openxmlformats.org/drawingml/2006/picture">
+                <pic:pic xmlns:pic="http://schemas.openxmlformats.org/drawingml/2006/picture">
+                  <pic:nvPicPr>
+                    <pic:cNvPr id="590504113" name="Picture 590504113"/>
+                    <pic:cNvPicPr/>
+                  </pic:nvPicPr>
+                  <pic:blipFill>
+                    <a:blip r:embed="rId22">
+                      <a:extLst>
+                        <a:ext uri="{28A0092B-C50C-407E-A947-70E740481C1C}">
+                          <a14:useLocalDpi xmlns:a14="http://schemas.microsoft.com/office/drawing/2010/main" val="0"/>
+                        </a:ext>
+                      </a:extLst>
+                    </a:blip>
+                    <a:stretch>
+                      <a:fillRect/>
+                    </a:stretch>
+                  </pic:blipFill>
+                  <pic:spPr>
+                    <a:xfrm>
+                      <a:off x="0" y="0"/>
+                      <a:ext cx="5943600" cy="4180205"/>
+                    </a:xfrm>
+                    <a:prstGeom prst="rect">
+                      <a:avLst/>
+                    </a:prstGeom>
+                  </pic:spPr>
+                </pic:pic>
+              </a:graphicData>
+            </a:graphic>
+            <wp14:sizeRelH relativeFrom="page">
+              <wp14:pctWidth>0</wp14:pctWidth>
+            </wp14:sizeRelH>
+            <wp14:sizeRelV relativeFrom="page">
+              <wp14:pctHeight>0</wp14:pctHeight>
+            </wp14:sizeRelV>
+          </wp:anchor>
+        </w:drawing>
+      </w:r>
+      <w:r>
+        <w:t xml:space="preserve">Class Diagram </w:t>
+      </w:r>
+    </w:p>
+    <w:p>
+      <w:pPr>
+        <w:pStyle w:val="NormalWeb"/>
+        <w:tabs>
+          <w:tab w:val="left" w:pos="3744"/>
+        </w:tabs>
+        <w:ind w:left="720"/>
+        <w:jc w:val="both"/>
+      </w:pPr>
+      <w:r>
+        <w:tab/>
+        <w:t>Fig: Class Diagram</w:t>
+      </w:r>
+    </w:p>
+    <w:p>
+      <w:pPr>
+        <w:pStyle w:val="NormalWeb"/>
+        <w:ind w:left="720"/>
+        <w:jc w:val="both"/>
+      </w:pPr>
+    </w:p>
+    <w:p>
+      <w:pPr>
+        <w:pStyle w:val="NormalWeb"/>
+        <w:ind w:left="720"/>
+        <w:jc w:val="both"/>
+      </w:pPr>
+    </w:p>
+    <w:p>
+      <w:pPr>
+        <w:pStyle w:val="NormalWeb"/>
+        <w:ind w:left="720"/>
+        <w:jc w:val="both"/>
+      </w:pPr>
+    </w:p>
+    <w:p>
+      <w:pPr>
+        <w:pStyle w:val="NormalWeb"/>
+        <w:ind w:left="720"/>
+        <w:jc w:val="both"/>
+      </w:pPr>
+    </w:p>
+    <w:p>
+      <w:pPr>
+        <w:pStyle w:val="NormalWeb"/>
+        <w:ind w:left="720"/>
+        <w:jc w:val="both"/>
+      </w:pPr>
+    </w:p>
+    <w:p>
+      <w:pPr>
+        <w:pStyle w:val="NormalWeb"/>
+        <w:ind w:left="720"/>
+        <w:jc w:val="both"/>
+      </w:pPr>
+    </w:p>
+    <w:p>
+      <w:pPr>
+        <w:pStyle w:val="NormalWeb"/>
+        <w:ind w:left="720"/>
+        <w:jc w:val="both"/>
+      </w:pPr>
+    </w:p>
+    <w:p>
+      <w:pPr>
+        <w:pStyle w:val="NormalWeb"/>
+        <w:ind w:left="720"/>
+        <w:jc w:val="both"/>
+      </w:pPr>
+    </w:p>
+    <w:p>
+      <w:pPr>
+        <w:pStyle w:val="NormalWeb"/>
+        <w:ind w:left="720"/>
+        <w:jc w:val="both"/>
+      </w:pPr>
+    </w:p>
+    <w:p>
+      <w:pPr>
+        <w:pStyle w:val="NormalWeb"/>
+        <w:numPr>
+          <w:ilvl w:val="0"/>
+          <w:numId w:val="8"/>
+        </w:numPr>
+        <w:spacing w:before="100" w:beforeAutospacing="1" w:after="100" w:afterAutospacing="1" w:line="240" w:lineRule="auto"/>
+        <w:jc w:val="both"/>
+      </w:pPr>
+      <w:r>
+        <w:rPr>
+          <w:noProof/>
+        </w:rPr>
+        <w:lastRenderedPageBreak/>
+        <w:drawing>
+          <wp:anchor distT="0" distB="0" distL="114300" distR="114300" simplePos="0" relativeHeight="251663360" behindDoc="1" locked="0" layoutInCell="1" allowOverlap="1" wp14:anchorId="27A0BA6D" wp14:editId="5C1CA975">
+            <wp:simplePos x="0" y="0"/>
+            <wp:positionH relativeFrom="margin">
+              <wp:align>center</wp:align>
+            </wp:positionH>
+            <wp:positionV relativeFrom="paragraph">
+              <wp:posOffset>312420</wp:posOffset>
+            </wp:positionV>
+            <wp:extent cx="6629400" cy="3939540"/>
+            <wp:effectExtent l="0" t="0" r="0" b="3810"/>
+            <wp:wrapTight wrapText="bothSides">
+              <wp:wrapPolygon edited="0">
+                <wp:start x="0" y="0"/>
+                <wp:lineTo x="0" y="21516"/>
+                <wp:lineTo x="21538" y="21516"/>
+                <wp:lineTo x="21538" y="0"/>
+                <wp:lineTo x="0" y="0"/>
+              </wp:wrapPolygon>
+            </wp:wrapTight>
+            <wp:docPr id="1983878211" name="Picture 3"/>
+            <wp:cNvGraphicFramePr>
+              <a:graphicFrameLocks xmlns:a="http://schemas.openxmlformats.org/drawingml/2006/main" noChangeAspect="1"/>
+            </wp:cNvGraphicFramePr>
+            <a:graphic xmlns:a="http://schemas.openxmlformats.org/drawingml/2006/main">
+              <a:graphicData uri="http://schemas.openxmlformats.org/drawingml/2006/picture">
+                <pic:pic xmlns:pic="http://schemas.openxmlformats.org/drawingml/2006/picture">
+                  <pic:nvPicPr>
+                    <pic:cNvPr id="1983878211" name="Picture 1983878211"/>
+                    <pic:cNvPicPr/>
+                  </pic:nvPicPr>
+                  <pic:blipFill>
+                    <a:blip r:embed="rId23">
+                      <a:extLst>
+                        <a:ext uri="{28A0092B-C50C-407E-A947-70E740481C1C}">
+                          <a14:useLocalDpi xmlns:a14="http://schemas.microsoft.com/office/drawing/2010/main" val="0"/>
+                        </a:ext>
+                      </a:extLst>
+                    </a:blip>
+                    <a:stretch>
+                      <a:fillRect/>
+                    </a:stretch>
+                  </pic:blipFill>
+                  <pic:spPr>
+                    <a:xfrm>
+                      <a:off x="0" y="0"/>
+                      <a:ext cx="6629400" cy="3939540"/>
+                    </a:xfrm>
+                    <a:prstGeom prst="rect">
+                      <a:avLst/>
+                    </a:prstGeom>
+                  </pic:spPr>
+                </pic:pic>
+              </a:graphicData>
+            </a:graphic>
+            <wp14:sizeRelH relativeFrom="page">
+              <wp14:pctWidth>0</wp14:pctWidth>
+            </wp14:sizeRelH>
+            <wp14:sizeRelV relativeFrom="page">
+              <wp14:pctHeight>0</wp14:pctHeight>
+            </wp14:sizeRelV>
+          </wp:anchor>
+        </w:drawing>
+      </w:r>
+      <w:r>
+        <w:t>Activity Diagram:</w:t>
+      </w:r>
+    </w:p>
+    <w:p>
+      <w:r>
+        <w:tab/>
+        <w:t>Fig: Activity Diagram</w:t>
+      </w:r>
+    </w:p>
     <w:sectPr>
       <w:pgSz w:w="12240" w:h="15840"/>
       <w:pgMar w:top="1440" w:right="1440" w:bottom="1440" w:left="1440" w:header="720" w:footer="720" w:gutter="0"/>
@@ -5393,6 +5918,119 @@
 <file path=word/numbering.xml><?xml version="1.0" encoding="utf-8"?>
 <w:numbering xmlns:wpc="http://schemas.microsoft.com/office/word/2010/wordprocessingCanvas" xmlns:cx="http://schemas.microsoft.com/office/drawing/2014/chartex" xmlns:cx1="http://schemas.microsoft.com/office/drawing/2015/9/8/chartex" xmlns:cx2="http://schemas.microsoft.com/office/drawing/2015/10/21/chartex" xmlns:cx3="http://schemas.microsoft.com/office/drawing/2016/5/9/chartex" xmlns:cx4="http://schemas.microsoft.com/office/drawing/2016/5/10/chartex" xmlns:cx5="http://schemas.microsoft.com/office/drawing/2016/5/11/chartex" xmlns:cx6="http://schemas.microsoft.com/office/drawing/2016/5/12/chartex" xmlns:cx7="http://schemas.microsoft.com/office/drawing/2016/5/13/chartex" xmlns:cx8="http://schemas.microsoft.com/office/drawing/2016/5/14/chartex" xmlns:mc="http://schemas.openxmlformats.org/markup-compatibility/2006" xmlns:aink="http://schemas.microsoft.com/office/drawing/2016/ink" xmlns:am3d="http://schemas.microsoft.com/office/drawing/2017/model3d" xmlns:o="urn:schemas-microsoft-com:office:office" xmlns:oel="http://schemas.microsoft.com/office/2019/extlst" xmlns:r="http://schemas.openxmlformats.org/officeDocument/2006/relationships" xmlns:m="http://schemas.openxmlformats.org/officeDocument/2006/math" xmlns:v="urn:schemas-microsoft-com:vml" xmlns:wp14="http://schemas.microsoft.com/office/word/2010/wordprocessingDrawing" xmlns:wp="http://schemas.openxmlformats.org/drawingml/2006/wordprocessingDrawing" xmlns:w10="urn:schemas-microsoft-com:office:word" xmlns:w="http://schemas.openxmlformats.org/wordprocessingml/2006/main" xmlns:w14="http://schemas.microsoft.com/office/word/2010/wordml" xmlns:w15="http://schemas.microsoft.com/office/word/2012/wordml" xmlns:w16cex="http://schemas.microsoft.com/office/word/2018/wordml/cex" xmlns:w16cid="http://schemas.microsoft.com/office/word/2016/wordml/cid" xmlns:w16="http://schemas.microsoft.com/office/word/2018/wordml" xmlns:w16du="http://schemas.microsoft.com/office/word/2023/wordml/word16du" xmlns:w16sdtdh="http://schemas.microsoft.com/office/word/2020/wordml/sdtdatahash" xmlns:w16sdtfl="http://schemas.microsoft.com/office/word/2024/wordml/sdtformatlock" xmlns:w16se="http://schemas.microsoft.com/office/word/2015/wordml/symex" xmlns:wpg="http://schemas.microsoft.com/office/word/2010/wordprocessingGroup" xmlns:wpi="http://schemas.microsoft.com/office/word/2010/wordprocessingInk" xmlns:wne="http://schemas.microsoft.com/office/word/2006/wordml" xmlns:wps="http://schemas.microsoft.com/office/word/2010/wordprocessingShape" mc:Ignorable="w14 w15 w16se w16cid w16 w16cex w16sdtdh w16sdtfl w16du wp14">
   <w:abstractNum w:abstractNumId="0" w15:restartNumberingAfterBreak="0">
+    <w:nsid w:val="15714C2E"/>
+    <w:multiLevelType w:val="hybridMultilevel"/>
+    <w:tmpl w:val="448C43AA"/>
+    <w:lvl w:ilvl="0" w:tplc="04090003">
+      <w:start w:val="1"/>
+      <w:numFmt w:val="bullet"/>
+      <w:lvlText w:val="o"/>
+      <w:lvlJc w:val="left"/>
+      <w:pPr>
+        <w:ind w:left="720" w:hanging="360"/>
+      </w:pPr>
+      <w:rPr>
+        <w:rFonts w:ascii="Courier New" w:hAnsi="Courier New" w:cs="Courier New" w:hint="default"/>
+      </w:rPr>
+    </w:lvl>
+    <w:lvl w:ilvl="1" w:tplc="04090003" w:tentative="1">
+      <w:start w:val="1"/>
+      <w:numFmt w:val="bullet"/>
+      <w:lvlText w:val="o"/>
+      <w:lvlJc w:val="left"/>
+      <w:pPr>
+        <w:ind w:left="1440" w:hanging="360"/>
+      </w:pPr>
+      <w:rPr>
+        <w:rFonts w:ascii="Courier New" w:hAnsi="Courier New" w:cs="Courier New" w:hint="default"/>
+      </w:rPr>
+    </w:lvl>
+    <w:lvl w:ilvl="2" w:tplc="04090005" w:tentative="1">
+      <w:start w:val="1"/>
+      <w:numFmt w:val="bullet"/>
+      <w:lvlText w:val=""/>
+      <w:lvlJc w:val="left"/>
+      <w:pPr>
+        <w:ind w:left="2160" w:hanging="360"/>
+      </w:pPr>
+      <w:rPr>
+        <w:rFonts w:ascii="Wingdings" w:hAnsi="Wingdings" w:hint="default"/>
+      </w:rPr>
+    </w:lvl>
+    <w:lvl w:ilvl="3" w:tplc="04090001" w:tentative="1">
+      <w:start w:val="1"/>
+      <w:numFmt w:val="bullet"/>
+      <w:lvlText w:val=""/>
+      <w:lvlJc w:val="left"/>
+      <w:pPr>
+        <w:ind w:left="2880" w:hanging="360"/>
+      </w:pPr>
+      <w:rPr>
+        <w:rFonts w:ascii="Symbol" w:hAnsi="Symbol" w:hint="default"/>
+      </w:rPr>
+    </w:lvl>
+    <w:lvl w:ilvl="4" w:tplc="04090003" w:tentative="1">
+      <w:start w:val="1"/>
+      <w:numFmt w:val="bullet"/>
+      <w:lvlText w:val="o"/>
+      <w:lvlJc w:val="left"/>
+      <w:pPr>
+        <w:ind w:left="3600" w:hanging="360"/>
+      </w:pPr>
+      <w:rPr>
+        <w:rFonts w:ascii="Courier New" w:hAnsi="Courier New" w:cs="Courier New" w:hint="default"/>
+      </w:rPr>
+    </w:lvl>
+    <w:lvl w:ilvl="5" w:tplc="04090005" w:tentative="1">
+      <w:start w:val="1"/>
+      <w:numFmt w:val="bullet"/>
+      <w:lvlText w:val=""/>
+      <w:lvlJc w:val="left"/>
+      <w:pPr>
+        <w:ind w:left="4320" w:hanging="360"/>
+      </w:pPr>
+      <w:rPr>
+        <w:rFonts w:ascii="Wingdings" w:hAnsi="Wingdings" w:hint="default"/>
+      </w:rPr>
+    </w:lvl>
+    <w:lvl w:ilvl="6" w:tplc="04090001" w:tentative="1">
+      <w:start w:val="1"/>
+      <w:numFmt w:val="bullet"/>
+      <w:lvlText w:val=""/>
+      <w:lvlJc w:val="left"/>
+      <w:pPr>
+        <w:ind w:left="5040" w:hanging="360"/>
+      </w:pPr>
+      <w:rPr>
+        <w:rFonts w:ascii="Symbol" w:hAnsi="Symbol" w:hint="default"/>
+      </w:rPr>
+    </w:lvl>
+    <w:lvl w:ilvl="7" w:tplc="04090003" w:tentative="1">
+      <w:start w:val="1"/>
+      <w:numFmt w:val="bullet"/>
+      <w:lvlText w:val="o"/>
+      <w:lvlJc w:val="left"/>
+      <w:pPr>
+        <w:ind w:left="5760" w:hanging="360"/>
+      </w:pPr>
+      <w:rPr>
+        <w:rFonts w:ascii="Courier New" w:hAnsi="Courier New" w:cs="Courier New" w:hint="default"/>
+      </w:rPr>
+    </w:lvl>
+    <w:lvl w:ilvl="8" w:tplc="04090005" w:tentative="1">
+      <w:start w:val="1"/>
+      <w:numFmt w:val="bullet"/>
+      <w:lvlText w:val=""/>
+      <w:lvlJc w:val="left"/>
+      <w:pPr>
+        <w:ind w:left="6480" w:hanging="360"/>
+      </w:pPr>
+      <w:rPr>
+        <w:rFonts w:ascii="Wingdings" w:hAnsi="Wingdings" w:hint="default"/>
+      </w:rPr>
+    </w:lvl>
+  </w:abstractNum>
+  <w:abstractNum w:abstractNumId="1" w15:restartNumberingAfterBreak="0">
     <w:nsid w:val="18187E20"/>
     <w:multiLevelType w:val="hybridMultilevel"/>
     <w:tmpl w:val="791EDAC0"/>
@@ -5478,7 +6116,7 @@
       </w:pPr>
     </w:lvl>
   </w:abstractNum>
-  <w:abstractNum w:abstractNumId="1" w15:restartNumberingAfterBreak="0">
+  <w:abstractNum w:abstractNumId="2" w15:restartNumberingAfterBreak="0">
     <w:nsid w:val="3E81109F"/>
     <w:multiLevelType w:val="hybridMultilevel"/>
     <w:tmpl w:val="646884F4"/>
@@ -5567,7 +6205,7 @@
       </w:pPr>
     </w:lvl>
   </w:abstractNum>
-  <w:abstractNum w:abstractNumId="2" w15:restartNumberingAfterBreak="0">
+  <w:abstractNum w:abstractNumId="3" w15:restartNumberingAfterBreak="0">
     <w:nsid w:val="507B349C"/>
     <w:multiLevelType w:val="hybridMultilevel"/>
     <w:tmpl w:val="872E7848"/>
@@ -5653,7 +6291,7 @@
       </w:pPr>
     </w:lvl>
   </w:abstractNum>
-  <w:abstractNum w:abstractNumId="3" w15:restartNumberingAfterBreak="0">
+  <w:abstractNum w:abstractNumId="4" w15:restartNumberingAfterBreak="0">
     <w:nsid w:val="55F60E61"/>
     <w:multiLevelType w:val="multilevel"/>
     <w:tmpl w:val="8976E178"/>
@@ -5739,7 +6377,7 @@
       </w:pPr>
     </w:lvl>
   </w:abstractNum>
-  <w:abstractNum w:abstractNumId="4" w15:restartNumberingAfterBreak="0">
+  <w:abstractNum w:abstractNumId="5" w15:restartNumberingAfterBreak="0">
     <w:nsid w:val="58975E0D"/>
     <w:multiLevelType w:val="hybridMultilevel"/>
     <w:tmpl w:val="872E7848"/>
@@ -5825,7 +6463,7 @@
       </w:pPr>
     </w:lvl>
   </w:abstractNum>
-  <w:abstractNum w:abstractNumId="5" w15:restartNumberingAfterBreak="0">
+  <w:abstractNum w:abstractNumId="6" w15:restartNumberingAfterBreak="0">
     <w:nsid w:val="7B0709BD"/>
     <w:multiLevelType w:val="hybridMultilevel"/>
     <w:tmpl w:val="872E7848"/>
@@ -5912,7 +6550,7 @@
     </w:lvl>
   </w:abstractNum>
   <w:num w:numId="1" w16cid:durableId="79954453">
-    <w:abstractNumId w:val="3"/>
+    <w:abstractNumId w:val="4"/>
     <w:lvlOverride w:ilvl="0">
       <w:startOverride w:val="1"/>
     </w:lvlOverride>
@@ -5942,7 +6580,7 @@
     </w:lvlOverride>
   </w:num>
   <w:num w:numId="2" w16cid:durableId="1200969700">
-    <w:abstractNumId w:val="4"/>
+    <w:abstractNumId w:val="5"/>
     <w:lvlOverride w:ilvl="0">
       <w:startOverride w:val="1"/>
     </w:lvlOverride>
@@ -5972,18 +6610,21 @@
     </w:lvlOverride>
   </w:num>
   <w:num w:numId="3" w16cid:durableId="1651789424">
-    <w:abstractNumId w:val="4"/>
+    <w:abstractNumId w:val="5"/>
   </w:num>
   <w:num w:numId="4" w16cid:durableId="1380130518">
-    <w:abstractNumId w:val="5"/>
+    <w:abstractNumId w:val="6"/>
   </w:num>
   <w:num w:numId="5" w16cid:durableId="1159613604">
+    <w:abstractNumId w:val="2"/>
+  </w:num>
+  <w:num w:numId="6" w16cid:durableId="163789415">
+    <w:abstractNumId w:val="3"/>
+  </w:num>
+  <w:num w:numId="7" w16cid:durableId="2073193589">
     <w:abstractNumId w:val="1"/>
   </w:num>
-  <w:num w:numId="6" w16cid:durableId="163789415">
-    <w:abstractNumId w:val="2"/>
-  </w:num>
-  <w:num w:numId="7" w16cid:durableId="2073193589">
+  <w:num w:numId="8" w16cid:durableId="142285005">
     <w:abstractNumId w:val="0"/>
   </w:num>
 </w:numbering>
@@ -6415,7 +7056,6 @@
     <w:basedOn w:val="Normal"/>
     <w:next w:val="Normal"/>
     <w:link w:val="Heading2Char"/>
-    <w:semiHidden/>
     <w:unhideWhenUsed/>
     <w:qFormat/>
     <w:rsid w:val="003328AF"/>
@@ -6437,7 +7077,6 @@
     <w:basedOn w:val="Normal"/>
     <w:next w:val="Normal"/>
     <w:link w:val="Heading3Char"/>
-    <w:semiHidden/>
     <w:unhideWhenUsed/>
     <w:qFormat/>
     <w:rsid w:val="003328AF"/>
@@ -6459,7 +7098,6 @@
     <w:basedOn w:val="Normal"/>
     <w:next w:val="Normal"/>
     <w:link w:val="Heading4Char"/>
-    <w:semiHidden/>
     <w:unhideWhenUsed/>
     <w:qFormat/>
     <w:rsid w:val="003328AF"/>
@@ -6481,7 +7119,6 @@
     <w:basedOn w:val="Normal"/>
     <w:next w:val="Normal"/>
     <w:link w:val="Heading5Char"/>
-    <w:semiHidden/>
     <w:unhideWhenUsed/>
     <w:qFormat/>
     <w:rsid w:val="003328AF"/>
@@ -6501,7 +7138,6 @@
     <w:basedOn w:val="Normal"/>
     <w:next w:val="Normal"/>
     <w:link w:val="Heading6Char"/>
-    <w:semiHidden/>
     <w:unhideWhenUsed/>
     <w:qFormat/>
     <w:rsid w:val="003328AF"/>
@@ -6523,7 +7159,6 @@
     <w:basedOn w:val="Normal"/>
     <w:next w:val="Normal"/>
     <w:link w:val="Heading7Char"/>
-    <w:semiHidden/>
     <w:unhideWhenUsed/>
     <w:qFormat/>
     <w:rsid w:val="003328AF"/>
@@ -6543,7 +7178,6 @@
     <w:basedOn w:val="Normal"/>
     <w:next w:val="Normal"/>
     <w:link w:val="Heading8Char"/>
-    <w:semiHidden/>
     <w:unhideWhenUsed/>
     <w:qFormat/>
     <w:rsid w:val="003328AF"/>
@@ -6565,7 +7199,6 @@
     <w:basedOn w:val="Normal"/>
     <w:next w:val="Normal"/>
     <w:link w:val="Heading9Char"/>
-    <w:semiHidden/>
     <w:unhideWhenUsed/>
     <w:qFormat/>
     <w:rsid w:val="003328AF"/>
@@ -6993,6 +7626,17 @@
       <w:rFonts w:ascii="Times New Roman" w:hAnsi="Times New Roman" w:cs="Times New Roman"/>
     </w:rPr>
   </w:style>
+  <w:style w:type="character" w:styleId="Emphasis">
+    <w:name w:val="Emphasis"/>
+    <w:basedOn w:val="DefaultParagraphFont"/>
+    <w:uiPriority w:val="20"/>
+    <w:qFormat/>
+    <w:rsid w:val="007F71FF"/>
+    <w:rPr>
+      <w:i/>
+      <w:iCs/>
+    </w:rPr>
+  </w:style>
 </w:styles>
 </file>
 

--- a/SWE Project.docx
+++ b/SWE Project.docx
@@ -434,6 +434,7 @@
             <w:pPr>
               <w:spacing w:after="160" w:line="278" w:lineRule="auto"/>
             </w:pPr>
+            <w:proofErr w:type="gramStart"/>
             <w:r>
               <w:t>Junayed</w:t>
             </w:r>
@@ -449,6 +450,7 @@
             <w:r>
               <w:t>slam</w:t>
             </w:r>
+            <w:proofErr w:type="gramEnd"/>
           </w:p>
         </w:tc>
         <w:tc>
@@ -1826,7 +1828,21 @@
         <w:rPr>
           <w:lang w:val="en-GB"/>
         </w:rPr>
-        <w:t>Modern cafe’s require fast, accurate, and organized service to handle daily operations such as taking orders, preparing food, managing bills, and maintaining records. Many small and medium cafes still depend on manual paper-based processes, which often lead to slow service, calculation errors, missing sales records, and difficulty in tracking inventory or staff activities. These issues reduce customer satisfaction and make business management harder for owners.</w:t>
+        <w:t xml:space="preserve">Modern </w:t>
+      </w:r>
+      <w:proofErr w:type="gramStart"/>
+      <w:r>
+        <w:rPr>
+          <w:lang w:val="en-GB"/>
+        </w:rPr>
+        <w:t>cafe’s</w:t>
+      </w:r>
+      <w:proofErr w:type="gramEnd"/>
+      <w:r>
+        <w:rPr>
+          <w:lang w:val="en-GB"/>
+        </w:rPr>
+        <w:t xml:space="preserve"> require fast, accurate, and organized service to handle daily operations such as taking orders, preparing food, managing bills, and maintaining records. Many small and medium cafes still depend on manual paper-based processes, which often lead to slow service, calculation errors, missing sales records, and difficulty in tracking inventory or staff activities. These issues reduce customer satisfaction and make business management harder for owners.</w:t>
       </w:r>
     </w:p>
     <w:p>
@@ -1925,7 +1941,15 @@
     </w:p>
     <w:p>
       <w:r>
-        <w:t>For this project, development activities are organized into small iterations that include planning, coding, testing, and refactoring. This structured yet flexible approach reduces development risk, improves maintainability, and supports rapid changes. Therefore, the XP model is chosen as it provides an efficient and disciplined framework suitable for developing a reliable and scalable Cafe Management System.</w:t>
+        <w:t xml:space="preserve">For this project, development activities are organized into small iterations that include planning, coding, testing, and refactoring. This structured yet flexible approach reduces development risk, improves maintainability, and supports rapid changes. Therefore, the XP model </w:t>
+      </w:r>
+      <w:proofErr w:type="gramStart"/>
+      <w:r>
+        <w:t>is</w:t>
+      </w:r>
+      <w:proofErr w:type="gramEnd"/>
+      <w:r>
+        <w:t xml:space="preserve"> chosen as it provides an efficient and disciplined framework suitable for developing a reliable and scalable Cafe Management System.</w:t>
       </w:r>
     </w:p>
     <w:p/>
@@ -2286,7 +2310,15 @@
     </w:p>
     <w:p>
       <w:r>
-        <w:t>- Clicking "Add New User" and opens new account for Admin, Cashier, Staff, Customer.</w:t>
+        <w:t xml:space="preserve">- Clicking "Add New User" and </w:t>
+      </w:r>
+      <w:proofErr w:type="gramStart"/>
+      <w:r>
+        <w:t>opens</w:t>
+      </w:r>
+      <w:proofErr w:type="gramEnd"/>
+      <w:r>
+        <w:t xml:space="preserve"> new account for Admin, Cashier, Staff, Customer.</w:t>
       </w:r>
     </w:p>
     <w:p>
@@ -4953,7 +4985,23 @@
         <w:jc w:val="both"/>
       </w:pPr>
       <w:r>
-        <w:t>The system shall allow customers and staff to register using the signup functionality.</w:t>
+        <w:t xml:space="preserve">The system </w:t>
+      </w:r>
+      <w:proofErr w:type="gramStart"/>
+      <w:r>
+        <w:t>shall</w:t>
+      </w:r>
+      <w:proofErr w:type="gramEnd"/>
+      <w:r>
+        <w:t xml:space="preserve"> allow customers and staff to register using </w:t>
+      </w:r>
+      <w:proofErr w:type="gramStart"/>
+      <w:r>
+        <w:t>the signup</w:t>
+      </w:r>
+      <w:proofErr w:type="gramEnd"/>
+      <w:r>
+        <w:t xml:space="preserve"> functionality.</w:t>
       </w:r>
     </w:p>
     <w:p>
@@ -4981,7 +5029,15 @@
         <w:jc w:val="both"/>
       </w:pPr>
       <w:r>
-        <w:t>The system shall provide a password recovery option for users who forget their password.</w:t>
+        <w:t xml:space="preserve">The system </w:t>
+      </w:r>
+      <w:proofErr w:type="gramStart"/>
+      <w:r>
+        <w:t>shall</w:t>
+      </w:r>
+      <w:proofErr w:type="gramEnd"/>
+      <w:r>
+        <w:t xml:space="preserve"> provide a password recovery option for users who forget their password.</w:t>
       </w:r>
     </w:p>
     <w:p>
@@ -4995,7 +5051,15 @@
         <w:jc w:val="both"/>
       </w:pPr>
       <w:r>
-        <w:t>The system shall provide role-based dashboards for Admin, Cashier, Staff, and Customer.</w:t>
+        <w:t xml:space="preserve">The system </w:t>
+      </w:r>
+      <w:proofErr w:type="gramStart"/>
+      <w:r>
+        <w:t>shall</w:t>
+      </w:r>
+      <w:proofErr w:type="gramEnd"/>
+      <w:r>
+        <w:t xml:space="preserve"> provide role-based dashboards for Admin, Cashier, Staff, and Customer.</w:t>
       </w:r>
     </w:p>
     <w:p>
@@ -5093,7 +5157,15 @@
         <w:jc w:val="both"/>
       </w:pPr>
       <w:r>
-        <w:t>The system shall allow customers to view the product menu.</w:t>
+        <w:t xml:space="preserve">The system </w:t>
+      </w:r>
+      <w:proofErr w:type="gramStart"/>
+      <w:r>
+        <w:t>shall</w:t>
+      </w:r>
+      <w:proofErr w:type="gramEnd"/>
+      <w:r>
+        <w:t xml:space="preserve"> allow customers to view the product menu.</w:t>
       </w:r>
     </w:p>
     <w:p>
@@ -5269,7 +5341,15 @@
         <w:jc w:val="both"/>
       </w:pPr>
       <w:r>
-        <w:t>The system shall have a user-friendly and intuitive interface.</w:t>
+        <w:t xml:space="preserve">The system </w:t>
+      </w:r>
+      <w:proofErr w:type="gramStart"/>
+      <w:r>
+        <w:t>shall</w:t>
+      </w:r>
+      <w:proofErr w:type="gramEnd"/>
+      <w:r>
+        <w:t xml:space="preserve"> have a user-friendly and intuitive interface.</w:t>
       </w:r>
     </w:p>
     <w:p>
@@ -5283,7 +5363,15 @@
         <w:jc w:val="both"/>
       </w:pPr>
       <w:r>
-        <w:t>The system shall be accessible using standard web browsers.</w:t>
+        <w:t xml:space="preserve">The system </w:t>
+      </w:r>
+      <w:proofErr w:type="gramStart"/>
+      <w:r>
+        <w:t>shall</w:t>
+      </w:r>
+      <w:proofErr w:type="gramEnd"/>
+      <w:r>
+        <w:t xml:space="preserve"> be accessible using standard web browsers.</w:t>
       </w:r>
     </w:p>
     <w:p>
@@ -5343,7 +5431,15 @@
         <w:jc w:val="both"/>
       </w:pPr>
       <w:r>
-        <w:t>The system shall be modular to allow easy maintenance and updates.</w:t>
+        <w:t xml:space="preserve">The system </w:t>
+      </w:r>
+      <w:proofErr w:type="gramStart"/>
+      <w:r>
+        <w:t>shall</w:t>
+      </w:r>
+      <w:proofErr w:type="gramEnd"/>
+      <w:r>
+        <w:t xml:space="preserve"> be modular to allow easy maintenance and updates.</w:t>
       </w:r>
     </w:p>
     <w:p>
@@ -5905,6 +6001,1111 @@
         <w:t>Fig: Activity Diagram</w:t>
       </w:r>
     </w:p>
+    <w:p/>
+    <w:p>
+      <w:pPr>
+        <w:numPr>
+          <w:ilvl w:val="1"/>
+          <w:numId w:val="9"/>
+        </w:numPr>
+        <w:rPr>
+          <w:b/>
+        </w:rPr>
+      </w:pPr>
+      <w:r>
+        <w:rPr>
+          <w:b/>
+        </w:rPr>
+        <w:t>UI / Wireframe Design using Figma</w:t>
+      </w:r>
+    </w:p>
+    <w:p>
+      <w:pPr>
+        <w:rPr>
+          <w:lang w:val="en-GB"/>
+        </w:rPr>
+      </w:pPr>
+      <w:r>
+        <w:rPr>
+          <w:lang w:val="en-GB"/>
+        </w:rPr>
+        <w:lastRenderedPageBreak/>
+        <w:drawing>
+          <wp:inline distT="0" distB="0" distL="0" distR="0" wp14:anchorId="5FBD03A0" wp14:editId="3DAA2C95">
+            <wp:extent cx="5890260" cy="3634740"/>
+            <wp:effectExtent l="152400" t="152400" r="358140" b="156210"/>
+            <wp:docPr id="1287528193" name="Picture 35"/>
+            <wp:cNvGraphicFramePr/>
+            <a:graphic xmlns:a="http://schemas.openxmlformats.org/drawingml/2006/main">
+              <a:graphicData uri="http://schemas.openxmlformats.org/drawingml/2006/picture">
+                <pic:pic xmlns:pic="http://schemas.openxmlformats.org/drawingml/2006/picture">
+                  <pic:nvPicPr>
+                    <pic:cNvPr id="1946352550" name="Picture 4"/>
+                    <pic:cNvPicPr>
+                      <a:picLocks noChangeAspect="1"/>
+                    </pic:cNvPicPr>
+                  </pic:nvPicPr>
+                  <pic:blipFill>
+                    <a:blip r:embed="rId24" cstate="print">
+                      <a:extLst>
+                        <a:ext uri="{28A0092B-C50C-407E-A947-70E740481C1C}">
+                          <a14:useLocalDpi xmlns:a14="http://schemas.microsoft.com/office/drawing/2010/main" val="0"/>
+                        </a:ext>
+                      </a:extLst>
+                    </a:blip>
+                    <a:stretch>
+                      <a:fillRect/>
+                    </a:stretch>
+                  </pic:blipFill>
+                  <pic:spPr>
+                    <a:xfrm>
+                      <a:off x="0" y="0"/>
+                      <a:ext cx="5433695" cy="3169920"/>
+                    </a:xfrm>
+                    <a:prstGeom prst="rect">
+                      <a:avLst/>
+                    </a:prstGeom>
+                    <a:ln>
+                      <a:noFill/>
+                    </a:ln>
+                    <a:effectLst>
+                      <a:outerShdw blurRad="292100" dist="139700" dir="2700000" algn="tl" rotWithShape="0">
+                        <a:srgbClr val="333333">
+                          <a:alpha val="65000"/>
+                        </a:srgbClr>
+                      </a:outerShdw>
+                    </a:effectLst>
+                  </pic:spPr>
+                </pic:pic>
+              </a:graphicData>
+            </a:graphic>
+          </wp:inline>
+        </w:drawing>
+      </w:r>
+    </w:p>
+    <w:p>
+      <w:pPr>
+        <w:rPr>
+          <w:lang w:val="en-GB"/>
+        </w:rPr>
+      </w:pPr>
+      <w:r>
+        <w:rPr>
+          <w:lang w:val="en-GB"/>
+        </w:rPr>
+        <w:drawing>
+          <wp:inline distT="0" distB="0" distL="0" distR="0" wp14:anchorId="714102A4" wp14:editId="19F3EBCF">
+            <wp:extent cx="5897880" cy="3764280"/>
+            <wp:effectExtent l="152400" t="152400" r="369570" b="179070"/>
+            <wp:docPr id="1104470892" name="Picture 34"/>
+            <wp:cNvGraphicFramePr/>
+            <a:graphic xmlns:a="http://schemas.openxmlformats.org/drawingml/2006/main">
+              <a:graphicData uri="http://schemas.openxmlformats.org/drawingml/2006/picture">
+                <pic:pic xmlns:pic="http://schemas.openxmlformats.org/drawingml/2006/picture">
+                  <pic:nvPicPr>
+                    <pic:cNvPr id="1922909504" name="Picture 5"/>
+                    <pic:cNvPicPr>
+                      <a:picLocks noChangeAspect="1"/>
+                    </pic:cNvPicPr>
+                  </pic:nvPicPr>
+                  <pic:blipFill>
+                    <a:blip r:embed="rId25" cstate="print">
+                      <a:extLst>
+                        <a:ext uri="{28A0092B-C50C-407E-A947-70E740481C1C}">
+                          <a14:useLocalDpi xmlns:a14="http://schemas.microsoft.com/office/drawing/2010/main" val="0"/>
+                        </a:ext>
+                      </a:extLst>
+                    </a:blip>
+                    <a:stretch>
+                      <a:fillRect/>
+                    </a:stretch>
+                  </pic:blipFill>
+                  <pic:spPr>
+                    <a:xfrm>
+                      <a:off x="0" y="0"/>
+                      <a:ext cx="5429885" cy="3299460"/>
+                    </a:xfrm>
+                    <a:prstGeom prst="rect">
+                      <a:avLst/>
+                    </a:prstGeom>
+                    <a:ln>
+                      <a:noFill/>
+                    </a:ln>
+                    <a:effectLst>
+                      <a:outerShdw blurRad="292100" dist="139700" dir="2700000" algn="tl" rotWithShape="0">
+                        <a:srgbClr val="333333">
+                          <a:alpha val="65000"/>
+                        </a:srgbClr>
+                      </a:outerShdw>
+                    </a:effectLst>
+                  </pic:spPr>
+                </pic:pic>
+              </a:graphicData>
+            </a:graphic>
+          </wp:inline>
+        </w:drawing>
+      </w:r>
+    </w:p>
+    <w:p>
+      <w:pPr>
+        <w:rPr>
+          <w:lang w:val="en-GB"/>
+        </w:rPr>
+      </w:pPr>
+      <w:r>
+        <w:rPr>
+          <w:lang w:val="en-GB"/>
+        </w:rPr>
+        <w:lastRenderedPageBreak/>
+        <w:drawing>
+          <wp:inline distT="0" distB="0" distL="0" distR="0" wp14:anchorId="660F2E89" wp14:editId="184E9697">
+            <wp:extent cx="6408420" cy="3977640"/>
+            <wp:effectExtent l="152400" t="152400" r="354330" b="175260"/>
+            <wp:docPr id="1383899720" name="Picture 33"/>
+            <wp:cNvGraphicFramePr/>
+            <a:graphic xmlns:a="http://schemas.openxmlformats.org/drawingml/2006/main">
+              <a:graphicData uri="http://schemas.openxmlformats.org/drawingml/2006/picture">
+                <pic:pic xmlns:pic="http://schemas.openxmlformats.org/drawingml/2006/picture">
+                  <pic:nvPicPr>
+                    <pic:cNvPr id="568799457" name="Picture 6"/>
+                    <pic:cNvPicPr>
+                      <a:picLocks noChangeAspect="1"/>
+                    </pic:cNvPicPr>
+                  </pic:nvPicPr>
+                  <pic:blipFill>
+                    <a:blip r:embed="rId26" cstate="print">
+                      <a:extLst>
+                        <a:ext uri="{28A0092B-C50C-407E-A947-70E740481C1C}">
+                          <a14:useLocalDpi xmlns:a14="http://schemas.microsoft.com/office/drawing/2010/main" val="0"/>
+                        </a:ext>
+                      </a:extLst>
+                    </a:blip>
+                    <a:stretch>
+                      <a:fillRect/>
+                    </a:stretch>
+                  </pic:blipFill>
+                  <pic:spPr>
+                    <a:xfrm>
+                      <a:off x="0" y="0"/>
+                      <a:ext cx="5943600" cy="3516630"/>
+                    </a:xfrm>
+                    <a:prstGeom prst="rect">
+                      <a:avLst/>
+                    </a:prstGeom>
+                    <a:ln>
+                      <a:noFill/>
+                    </a:ln>
+                    <a:effectLst>
+                      <a:outerShdw blurRad="292100" dist="139700" dir="2700000" algn="tl" rotWithShape="0">
+                        <a:srgbClr val="333333">
+                          <a:alpha val="65000"/>
+                        </a:srgbClr>
+                      </a:outerShdw>
+                    </a:effectLst>
+                  </pic:spPr>
+                </pic:pic>
+              </a:graphicData>
+            </a:graphic>
+          </wp:inline>
+        </w:drawing>
+      </w:r>
+      <w:r>
+        <w:rPr>
+          <w:lang w:val="en-GB"/>
+        </w:rPr>
+        <w:lastRenderedPageBreak/>
+        <w:drawing>
+          <wp:inline distT="0" distB="0" distL="0" distR="0" wp14:anchorId="6F791967" wp14:editId="1D4918F1">
+            <wp:extent cx="6408420" cy="3977640"/>
+            <wp:effectExtent l="152400" t="152400" r="354330" b="175260"/>
+            <wp:docPr id="1022521808" name="Picture 32"/>
+            <wp:cNvGraphicFramePr/>
+            <a:graphic xmlns:a="http://schemas.openxmlformats.org/drawingml/2006/main">
+              <a:graphicData uri="http://schemas.openxmlformats.org/drawingml/2006/picture">
+                <pic:pic xmlns:pic="http://schemas.openxmlformats.org/drawingml/2006/picture">
+                  <pic:nvPicPr>
+                    <pic:cNvPr id="1622328598" name="Picture 7"/>
+                    <pic:cNvPicPr>
+                      <a:picLocks noChangeAspect="1"/>
+                    </pic:cNvPicPr>
+                  </pic:nvPicPr>
+                  <pic:blipFill>
+                    <a:blip r:embed="rId27" cstate="print">
+                      <a:extLst>
+                        <a:ext uri="{28A0092B-C50C-407E-A947-70E740481C1C}">
+                          <a14:useLocalDpi xmlns:a14="http://schemas.microsoft.com/office/drawing/2010/main" val="0"/>
+                        </a:ext>
+                      </a:extLst>
+                    </a:blip>
+                    <a:stretch>
+                      <a:fillRect/>
+                    </a:stretch>
+                  </pic:blipFill>
+                  <pic:spPr>
+                    <a:xfrm>
+                      <a:off x="0" y="0"/>
+                      <a:ext cx="5943600" cy="3516630"/>
+                    </a:xfrm>
+                    <a:prstGeom prst="rect">
+                      <a:avLst/>
+                    </a:prstGeom>
+                    <a:ln>
+                      <a:noFill/>
+                    </a:ln>
+                    <a:effectLst>
+                      <a:outerShdw blurRad="292100" dist="139700" dir="2700000" algn="tl" rotWithShape="0">
+                        <a:srgbClr val="333333">
+                          <a:alpha val="65000"/>
+                        </a:srgbClr>
+                      </a:outerShdw>
+                    </a:effectLst>
+                  </pic:spPr>
+                </pic:pic>
+              </a:graphicData>
+            </a:graphic>
+          </wp:inline>
+        </w:drawing>
+      </w:r>
+    </w:p>
+    <w:p>
+      <w:pPr>
+        <w:rPr>
+          <w:lang w:val="en-GB"/>
+        </w:rPr>
+      </w:pPr>
+      <w:r>
+        <w:rPr>
+          <w:lang w:val="en-GB"/>
+        </w:rPr>
+        <w:lastRenderedPageBreak/>
+        <w:drawing>
+          <wp:inline distT="0" distB="0" distL="0" distR="0" wp14:anchorId="13D08A3E" wp14:editId="0B9CE6A6">
+            <wp:extent cx="6408420" cy="3977640"/>
+            <wp:effectExtent l="152400" t="152400" r="354330" b="175260"/>
+            <wp:docPr id="643600384" name="Picture 31"/>
+            <wp:cNvGraphicFramePr/>
+            <a:graphic xmlns:a="http://schemas.openxmlformats.org/drawingml/2006/main">
+              <a:graphicData uri="http://schemas.openxmlformats.org/drawingml/2006/picture">
+                <pic:pic xmlns:pic="http://schemas.openxmlformats.org/drawingml/2006/picture">
+                  <pic:nvPicPr>
+                    <pic:cNvPr id="26397958" name="Picture 8"/>
+                    <pic:cNvPicPr>
+                      <a:picLocks noChangeAspect="1"/>
+                    </pic:cNvPicPr>
+                  </pic:nvPicPr>
+                  <pic:blipFill>
+                    <a:blip r:embed="rId28" cstate="print">
+                      <a:extLst>
+                        <a:ext uri="{28A0092B-C50C-407E-A947-70E740481C1C}">
+                          <a14:useLocalDpi xmlns:a14="http://schemas.microsoft.com/office/drawing/2010/main" val="0"/>
+                        </a:ext>
+                      </a:extLst>
+                    </a:blip>
+                    <a:stretch>
+                      <a:fillRect/>
+                    </a:stretch>
+                  </pic:blipFill>
+                  <pic:spPr>
+                    <a:xfrm>
+                      <a:off x="0" y="0"/>
+                      <a:ext cx="5943600" cy="3516630"/>
+                    </a:xfrm>
+                    <a:prstGeom prst="rect">
+                      <a:avLst/>
+                    </a:prstGeom>
+                    <a:ln>
+                      <a:noFill/>
+                    </a:ln>
+                    <a:effectLst>
+                      <a:outerShdw blurRad="292100" dist="139700" dir="2700000" algn="tl" rotWithShape="0">
+                        <a:srgbClr val="333333">
+                          <a:alpha val="65000"/>
+                        </a:srgbClr>
+                      </a:outerShdw>
+                    </a:effectLst>
+                  </pic:spPr>
+                </pic:pic>
+              </a:graphicData>
+            </a:graphic>
+          </wp:inline>
+        </w:drawing>
+      </w:r>
+      <w:r>
+        <w:rPr>
+          <w:lang w:val="en-GB"/>
+        </w:rPr>
+        <w:lastRenderedPageBreak/>
+        <w:drawing>
+          <wp:inline distT="0" distB="0" distL="0" distR="0" wp14:anchorId="42542FE2" wp14:editId="637E9EBF">
+            <wp:extent cx="6408420" cy="3977640"/>
+            <wp:effectExtent l="152400" t="152400" r="354330" b="175260"/>
+            <wp:docPr id="980784409" name="Picture 30"/>
+            <wp:cNvGraphicFramePr/>
+            <a:graphic xmlns:a="http://schemas.openxmlformats.org/drawingml/2006/main">
+              <a:graphicData uri="http://schemas.openxmlformats.org/drawingml/2006/picture">
+                <pic:pic xmlns:pic="http://schemas.openxmlformats.org/drawingml/2006/picture">
+                  <pic:nvPicPr>
+                    <pic:cNvPr id="46564866" name="Picture 9"/>
+                    <pic:cNvPicPr>
+                      <a:picLocks noChangeAspect="1"/>
+                    </pic:cNvPicPr>
+                  </pic:nvPicPr>
+                  <pic:blipFill>
+                    <a:blip r:embed="rId29" cstate="print">
+                      <a:extLst>
+                        <a:ext uri="{28A0092B-C50C-407E-A947-70E740481C1C}">
+                          <a14:useLocalDpi xmlns:a14="http://schemas.microsoft.com/office/drawing/2010/main" val="0"/>
+                        </a:ext>
+                      </a:extLst>
+                    </a:blip>
+                    <a:stretch>
+                      <a:fillRect/>
+                    </a:stretch>
+                  </pic:blipFill>
+                  <pic:spPr>
+                    <a:xfrm>
+                      <a:off x="0" y="0"/>
+                      <a:ext cx="5943600" cy="3516630"/>
+                    </a:xfrm>
+                    <a:prstGeom prst="rect">
+                      <a:avLst/>
+                    </a:prstGeom>
+                    <a:ln>
+                      <a:noFill/>
+                    </a:ln>
+                    <a:effectLst>
+                      <a:outerShdw blurRad="292100" dist="139700" dir="2700000" algn="tl" rotWithShape="0">
+                        <a:srgbClr val="333333">
+                          <a:alpha val="65000"/>
+                        </a:srgbClr>
+                      </a:outerShdw>
+                    </a:effectLst>
+                  </pic:spPr>
+                </pic:pic>
+              </a:graphicData>
+            </a:graphic>
+          </wp:inline>
+        </w:drawing>
+      </w:r>
+    </w:p>
+    <w:p>
+      <w:pPr>
+        <w:rPr>
+          <w:lang w:val="en-GB"/>
+        </w:rPr>
+      </w:pPr>
+      <w:r>
+        <w:rPr>
+          <w:lang w:val="en-GB"/>
+        </w:rPr>
+        <w:lastRenderedPageBreak/>
+        <w:drawing>
+          <wp:inline distT="0" distB="0" distL="0" distR="0" wp14:anchorId="32BDD642" wp14:editId="65D97C33">
+            <wp:extent cx="6027420" cy="3947160"/>
+            <wp:effectExtent l="152400" t="152400" r="354330" b="186690"/>
+            <wp:docPr id="1160230485" name="Picture 29"/>
+            <wp:cNvGraphicFramePr/>
+            <a:graphic xmlns:a="http://schemas.openxmlformats.org/drawingml/2006/main">
+              <a:graphicData uri="http://schemas.openxmlformats.org/drawingml/2006/picture">
+                <pic:pic xmlns:pic="http://schemas.openxmlformats.org/drawingml/2006/picture">
+                  <pic:nvPicPr>
+                    <pic:cNvPr id="1254288094" name="Picture 10"/>
+                    <pic:cNvPicPr>
+                      <a:picLocks noChangeAspect="1"/>
+                    </pic:cNvPicPr>
+                  </pic:nvPicPr>
+                  <pic:blipFill>
+                    <a:blip r:embed="rId30" cstate="print">
+                      <a:extLst>
+                        <a:ext uri="{28A0092B-C50C-407E-A947-70E740481C1C}">
+                          <a14:useLocalDpi xmlns:a14="http://schemas.microsoft.com/office/drawing/2010/main" val="0"/>
+                        </a:ext>
+                      </a:extLst>
+                    </a:blip>
+                    <a:stretch>
+                      <a:fillRect/>
+                    </a:stretch>
+                  </pic:blipFill>
+                  <pic:spPr>
+                    <a:xfrm>
+                      <a:off x="0" y="0"/>
+                      <a:ext cx="5570220" cy="3481070"/>
+                    </a:xfrm>
+                    <a:prstGeom prst="rect">
+                      <a:avLst/>
+                    </a:prstGeom>
+                    <a:ln>
+                      <a:noFill/>
+                    </a:ln>
+                    <a:effectLst>
+                      <a:outerShdw blurRad="292100" dist="139700" dir="2700000" algn="tl" rotWithShape="0">
+                        <a:srgbClr val="333333">
+                          <a:alpha val="65000"/>
+                        </a:srgbClr>
+                      </a:outerShdw>
+                    </a:effectLst>
+                  </pic:spPr>
+                </pic:pic>
+              </a:graphicData>
+            </a:graphic>
+          </wp:inline>
+        </w:drawing>
+      </w:r>
+      <w:r>
+        <w:rPr>
+          <w:lang w:val="en-GB"/>
+        </w:rPr>
+        <w:lastRenderedPageBreak/>
+        <w:drawing>
+          <wp:inline distT="0" distB="0" distL="0" distR="0" wp14:anchorId="37D15DB2" wp14:editId="771E70C7">
+            <wp:extent cx="6096000" cy="3977640"/>
+            <wp:effectExtent l="152400" t="152400" r="361950" b="194310"/>
+            <wp:docPr id="1910023605" name="Picture 28"/>
+            <wp:cNvGraphicFramePr/>
+            <a:graphic xmlns:a="http://schemas.openxmlformats.org/drawingml/2006/main">
+              <a:graphicData uri="http://schemas.openxmlformats.org/drawingml/2006/picture">
+                <pic:pic xmlns:pic="http://schemas.openxmlformats.org/drawingml/2006/picture">
+                  <pic:nvPicPr>
+                    <pic:cNvPr id="2072965447" name="Picture 11"/>
+                    <pic:cNvPicPr>
+                      <a:picLocks noChangeAspect="1"/>
+                    </pic:cNvPicPr>
+                  </pic:nvPicPr>
+                  <pic:blipFill>
+                    <a:blip r:embed="rId31" cstate="print">
+                      <a:extLst>
+                        <a:ext uri="{28A0092B-C50C-407E-A947-70E740481C1C}">
+                          <a14:useLocalDpi xmlns:a14="http://schemas.microsoft.com/office/drawing/2010/main" val="0"/>
+                        </a:ext>
+                      </a:extLst>
+                    </a:blip>
+                    <a:stretch>
+                      <a:fillRect/>
+                    </a:stretch>
+                  </pic:blipFill>
+                  <pic:spPr>
+                    <a:xfrm>
+                      <a:off x="0" y="0"/>
+                      <a:ext cx="5631180" cy="3519170"/>
+                    </a:xfrm>
+                    <a:prstGeom prst="rect">
+                      <a:avLst/>
+                    </a:prstGeom>
+                    <a:ln>
+                      <a:noFill/>
+                    </a:ln>
+                    <a:effectLst>
+                      <a:outerShdw blurRad="292100" dist="139700" dir="2700000" algn="tl" rotWithShape="0">
+                        <a:srgbClr val="333333">
+                          <a:alpha val="65000"/>
+                        </a:srgbClr>
+                      </a:outerShdw>
+                    </a:effectLst>
+                  </pic:spPr>
+                </pic:pic>
+              </a:graphicData>
+            </a:graphic>
+          </wp:inline>
+        </w:drawing>
+      </w:r>
+    </w:p>
+    <w:p>
+      <w:pPr>
+        <w:rPr>
+          <w:lang w:val="en-GB"/>
+        </w:rPr>
+      </w:pPr>
+      <w:r>
+        <w:rPr>
+          <w:lang w:val="en-GB"/>
+        </w:rPr>
+        <w:lastRenderedPageBreak/>
+        <w:drawing>
+          <wp:inline distT="0" distB="0" distL="0" distR="0" wp14:anchorId="76044695" wp14:editId="080D08FC">
+            <wp:extent cx="6332220" cy="3939540"/>
+            <wp:effectExtent l="152400" t="152400" r="354330" b="175260"/>
+            <wp:docPr id="279902339" name="Picture 27"/>
+            <wp:cNvGraphicFramePr/>
+            <a:graphic xmlns:a="http://schemas.openxmlformats.org/drawingml/2006/main">
+              <a:graphicData uri="http://schemas.openxmlformats.org/drawingml/2006/picture">
+                <pic:pic xmlns:pic="http://schemas.openxmlformats.org/drawingml/2006/picture">
+                  <pic:nvPicPr>
+                    <pic:cNvPr id="1370345442" name="Picture 12"/>
+                    <pic:cNvPicPr>
+                      <a:picLocks noChangeAspect="1"/>
+                    </pic:cNvPicPr>
+                  </pic:nvPicPr>
+                  <pic:blipFill>
+                    <a:blip r:embed="rId32" cstate="print">
+                      <a:extLst>
+                        <a:ext uri="{28A0092B-C50C-407E-A947-70E740481C1C}">
+                          <a14:useLocalDpi xmlns:a14="http://schemas.microsoft.com/office/drawing/2010/main" val="0"/>
+                        </a:ext>
+                      </a:extLst>
+                    </a:blip>
+                    <a:stretch>
+                      <a:fillRect/>
+                    </a:stretch>
+                  </pic:blipFill>
+                  <pic:spPr>
+                    <a:xfrm>
+                      <a:off x="0" y="0"/>
+                      <a:ext cx="5875020" cy="3475990"/>
+                    </a:xfrm>
+                    <a:prstGeom prst="rect">
+                      <a:avLst/>
+                    </a:prstGeom>
+                    <a:ln>
+                      <a:noFill/>
+                    </a:ln>
+                    <a:effectLst>
+                      <a:outerShdw blurRad="292100" dist="139700" dir="2700000" algn="tl" rotWithShape="0">
+                        <a:srgbClr val="333333">
+                          <a:alpha val="65000"/>
+                        </a:srgbClr>
+                      </a:outerShdw>
+                    </a:effectLst>
+                  </pic:spPr>
+                </pic:pic>
+              </a:graphicData>
+            </a:graphic>
+          </wp:inline>
+        </w:drawing>
+      </w:r>
+    </w:p>
+    <w:p>
+      <w:pPr>
+        <w:rPr>
+          <w:lang w:val="en-GB"/>
+        </w:rPr>
+      </w:pPr>
+      <w:r>
+        <w:rPr>
+          <w:lang w:val="en-GB"/>
+        </w:rPr>
+        <w:lastRenderedPageBreak/>
+        <w:drawing>
+          <wp:inline distT="0" distB="0" distL="0" distR="0" wp14:anchorId="1D14C8ED" wp14:editId="1B32D473">
+            <wp:extent cx="6332220" cy="3931920"/>
+            <wp:effectExtent l="152400" t="152400" r="354330" b="182880"/>
+            <wp:docPr id="991329101" name="Picture 26"/>
+            <wp:cNvGraphicFramePr/>
+            <a:graphic xmlns:a="http://schemas.openxmlformats.org/drawingml/2006/main">
+              <a:graphicData uri="http://schemas.openxmlformats.org/drawingml/2006/picture">
+                <pic:pic xmlns:pic="http://schemas.openxmlformats.org/drawingml/2006/picture">
+                  <pic:nvPicPr>
+                    <pic:cNvPr id="1659308234" name="Picture 13"/>
+                    <pic:cNvPicPr>
+                      <a:picLocks noChangeAspect="1"/>
+                    </pic:cNvPicPr>
+                  </pic:nvPicPr>
+                  <pic:blipFill>
+                    <a:blip r:embed="rId33" cstate="print">
+                      <a:extLst>
+                        <a:ext uri="{28A0092B-C50C-407E-A947-70E740481C1C}">
+                          <a14:useLocalDpi xmlns:a14="http://schemas.microsoft.com/office/drawing/2010/main" val="0"/>
+                        </a:ext>
+                      </a:extLst>
+                    </a:blip>
+                    <a:stretch>
+                      <a:fillRect/>
+                    </a:stretch>
+                  </pic:blipFill>
+                  <pic:spPr>
+                    <a:xfrm>
+                      <a:off x="0" y="0"/>
+                      <a:ext cx="5867400" cy="3471545"/>
+                    </a:xfrm>
+                    <a:prstGeom prst="rect">
+                      <a:avLst/>
+                    </a:prstGeom>
+                    <a:ln>
+                      <a:noFill/>
+                    </a:ln>
+                    <a:effectLst>
+                      <a:outerShdw blurRad="292100" dist="139700" dir="2700000" algn="tl" rotWithShape="0">
+                        <a:srgbClr val="333333">
+                          <a:alpha val="65000"/>
+                        </a:srgbClr>
+                      </a:outerShdw>
+                    </a:effectLst>
+                  </pic:spPr>
+                </pic:pic>
+              </a:graphicData>
+            </a:graphic>
+          </wp:inline>
+        </w:drawing>
+      </w:r>
+    </w:p>
+    <w:p>
+      <w:pPr>
+        <w:rPr>
+          <w:lang w:val="en-GB"/>
+        </w:rPr>
+      </w:pPr>
+      <w:r>
+        <w:rPr>
+          <w:lang w:val="en-GB"/>
+        </w:rPr>
+        <w:lastRenderedPageBreak/>
+        <w:drawing>
+          <wp:inline distT="0" distB="0" distL="0" distR="0" wp14:anchorId="416CFD3F" wp14:editId="3F4A29D0">
+            <wp:extent cx="6355080" cy="3947160"/>
+            <wp:effectExtent l="152400" t="152400" r="369570" b="167640"/>
+            <wp:docPr id="563658133" name="Picture 25"/>
+            <wp:cNvGraphicFramePr/>
+            <a:graphic xmlns:a="http://schemas.openxmlformats.org/drawingml/2006/main">
+              <a:graphicData uri="http://schemas.openxmlformats.org/drawingml/2006/picture">
+                <pic:pic xmlns:pic="http://schemas.openxmlformats.org/drawingml/2006/picture">
+                  <pic:nvPicPr>
+                    <pic:cNvPr id="1378151784" name="Picture 14"/>
+                    <pic:cNvPicPr>
+                      <a:picLocks noChangeAspect="1"/>
+                    </pic:cNvPicPr>
+                  </pic:nvPicPr>
+                  <pic:blipFill>
+                    <a:blip r:embed="rId34" cstate="print">
+                      <a:extLst>
+                        <a:ext uri="{28A0092B-C50C-407E-A947-70E740481C1C}">
+                          <a14:useLocalDpi xmlns:a14="http://schemas.microsoft.com/office/drawing/2010/main" val="0"/>
+                        </a:ext>
+                      </a:extLst>
+                    </a:blip>
+                    <a:stretch>
+                      <a:fillRect/>
+                    </a:stretch>
+                  </pic:blipFill>
+                  <pic:spPr>
+                    <a:xfrm>
+                      <a:off x="0" y="0"/>
+                      <a:ext cx="5898515" cy="3489960"/>
+                    </a:xfrm>
+                    <a:prstGeom prst="rect">
+                      <a:avLst/>
+                    </a:prstGeom>
+                    <a:ln>
+                      <a:noFill/>
+                    </a:ln>
+                    <a:effectLst>
+                      <a:outerShdw blurRad="292100" dist="139700" dir="2700000" algn="tl" rotWithShape="0">
+                        <a:srgbClr val="333333">
+                          <a:alpha val="65000"/>
+                        </a:srgbClr>
+                      </a:outerShdw>
+                    </a:effectLst>
+                  </pic:spPr>
+                </pic:pic>
+              </a:graphicData>
+            </a:graphic>
+          </wp:inline>
+        </w:drawing>
+      </w:r>
+    </w:p>
+    <w:p>
+      <w:pPr>
+        <w:rPr>
+          <w:lang w:val="en-GB"/>
+        </w:rPr>
+      </w:pPr>
+      <w:r>
+        <w:rPr>
+          <w:lang w:val="en-GB"/>
+        </w:rPr>
+        <w:lastRenderedPageBreak/>
+        <w:drawing>
+          <wp:inline distT="0" distB="0" distL="0" distR="0" wp14:anchorId="0D3C28DD" wp14:editId="5B6B5289">
+            <wp:extent cx="6408420" cy="3977640"/>
+            <wp:effectExtent l="152400" t="152400" r="354330" b="175260"/>
+            <wp:docPr id="853716026" name="Picture 24"/>
+            <wp:cNvGraphicFramePr/>
+            <a:graphic xmlns:a="http://schemas.openxmlformats.org/drawingml/2006/main">
+              <a:graphicData uri="http://schemas.openxmlformats.org/drawingml/2006/picture">
+                <pic:pic xmlns:pic="http://schemas.openxmlformats.org/drawingml/2006/picture">
+                  <pic:nvPicPr>
+                    <pic:cNvPr id="1705035175" name="Picture 15"/>
+                    <pic:cNvPicPr>
+                      <a:picLocks noChangeAspect="1"/>
+                    </pic:cNvPicPr>
+                  </pic:nvPicPr>
+                  <pic:blipFill>
+                    <a:blip r:embed="rId35" cstate="print">
+                      <a:extLst>
+                        <a:ext uri="{28A0092B-C50C-407E-A947-70E740481C1C}">
+                          <a14:useLocalDpi xmlns:a14="http://schemas.microsoft.com/office/drawing/2010/main" val="0"/>
+                        </a:ext>
+                      </a:extLst>
+                    </a:blip>
+                    <a:stretch>
+                      <a:fillRect/>
+                    </a:stretch>
+                  </pic:blipFill>
+                  <pic:spPr>
+                    <a:xfrm>
+                      <a:off x="0" y="0"/>
+                      <a:ext cx="5943600" cy="3516630"/>
+                    </a:xfrm>
+                    <a:prstGeom prst="rect">
+                      <a:avLst/>
+                    </a:prstGeom>
+                    <a:ln>
+                      <a:noFill/>
+                    </a:ln>
+                    <a:effectLst>
+                      <a:outerShdw blurRad="292100" dist="139700" dir="2700000" algn="tl" rotWithShape="0">
+                        <a:srgbClr val="333333">
+                          <a:alpha val="65000"/>
+                        </a:srgbClr>
+                      </a:outerShdw>
+                    </a:effectLst>
+                  </pic:spPr>
+                </pic:pic>
+              </a:graphicData>
+            </a:graphic>
+          </wp:inline>
+        </w:drawing>
+      </w:r>
+    </w:p>
+    <w:p>
+      <w:pPr>
+        <w:rPr>
+          <w:lang w:val="en-GB"/>
+        </w:rPr>
+      </w:pPr>
+      <w:r>
+        <w:rPr>
+          <w:lang w:val="en-GB"/>
+        </w:rPr>
+        <w:lastRenderedPageBreak/>
+        <w:drawing>
+          <wp:inline distT="0" distB="0" distL="0" distR="0" wp14:anchorId="57F86AFE" wp14:editId="1FFA2BB4">
+            <wp:extent cx="6332220" cy="3939540"/>
+            <wp:effectExtent l="152400" t="152400" r="354330" b="175260"/>
+            <wp:docPr id="218974827" name="Picture 23"/>
+            <wp:cNvGraphicFramePr/>
+            <a:graphic xmlns:a="http://schemas.openxmlformats.org/drawingml/2006/main">
+              <a:graphicData uri="http://schemas.openxmlformats.org/drawingml/2006/picture">
+                <pic:pic xmlns:pic="http://schemas.openxmlformats.org/drawingml/2006/picture">
+                  <pic:nvPicPr>
+                    <pic:cNvPr id="1394708490" name="Picture 16"/>
+                    <pic:cNvPicPr>
+                      <a:picLocks noChangeAspect="1"/>
+                    </pic:cNvPicPr>
+                  </pic:nvPicPr>
+                  <pic:blipFill>
+                    <a:blip r:embed="rId36" cstate="print">
+                      <a:extLst>
+                        <a:ext uri="{28A0092B-C50C-407E-A947-70E740481C1C}">
+                          <a14:useLocalDpi xmlns:a14="http://schemas.microsoft.com/office/drawing/2010/main" val="0"/>
+                        </a:ext>
+                      </a:extLst>
+                    </a:blip>
+                    <a:stretch>
+                      <a:fillRect/>
+                    </a:stretch>
+                  </pic:blipFill>
+                  <pic:spPr>
+                    <a:xfrm>
+                      <a:off x="0" y="0"/>
+                      <a:ext cx="5875020" cy="3475990"/>
+                    </a:xfrm>
+                    <a:prstGeom prst="rect">
+                      <a:avLst/>
+                    </a:prstGeom>
+                    <a:ln>
+                      <a:noFill/>
+                    </a:ln>
+                    <a:effectLst>
+                      <a:outerShdw blurRad="292100" dist="139700" dir="2700000" algn="tl" rotWithShape="0">
+                        <a:srgbClr val="333333">
+                          <a:alpha val="65000"/>
+                        </a:srgbClr>
+                      </a:outerShdw>
+                    </a:effectLst>
+                  </pic:spPr>
+                </pic:pic>
+              </a:graphicData>
+            </a:graphic>
+          </wp:inline>
+        </w:drawing>
+      </w:r>
+    </w:p>
+    <w:p>
+      <w:pPr>
+        <w:rPr>
+          <w:lang w:val="en-GB"/>
+        </w:rPr>
+      </w:pPr>
+      <w:r>
+        <w:rPr>
+          <w:lang w:val="en-GB"/>
+        </w:rPr>
+        <w:lastRenderedPageBreak/>
+        <w:drawing>
+          <wp:inline distT="0" distB="0" distL="0" distR="0" wp14:anchorId="702D81C4" wp14:editId="0F969C63">
+            <wp:extent cx="6332220" cy="3939540"/>
+            <wp:effectExtent l="152400" t="152400" r="354330" b="175260"/>
+            <wp:docPr id="1353098983" name="Picture 22"/>
+            <wp:cNvGraphicFramePr/>
+            <a:graphic xmlns:a="http://schemas.openxmlformats.org/drawingml/2006/main">
+              <a:graphicData uri="http://schemas.openxmlformats.org/drawingml/2006/picture">
+                <pic:pic xmlns:pic="http://schemas.openxmlformats.org/drawingml/2006/picture">
+                  <pic:nvPicPr>
+                    <pic:cNvPr id="1942521769" name="Picture 17"/>
+                    <pic:cNvPicPr>
+                      <a:picLocks noChangeAspect="1"/>
+                    </pic:cNvPicPr>
+                  </pic:nvPicPr>
+                  <pic:blipFill>
+                    <a:blip r:embed="rId37" cstate="print">
+                      <a:extLst>
+                        <a:ext uri="{28A0092B-C50C-407E-A947-70E740481C1C}">
+                          <a14:useLocalDpi xmlns:a14="http://schemas.microsoft.com/office/drawing/2010/main" val="0"/>
+                        </a:ext>
+                      </a:extLst>
+                    </a:blip>
+                    <a:stretch>
+                      <a:fillRect/>
+                    </a:stretch>
+                  </pic:blipFill>
+                  <pic:spPr>
+                    <a:xfrm>
+                      <a:off x="0" y="0"/>
+                      <a:ext cx="5875020" cy="3475990"/>
+                    </a:xfrm>
+                    <a:prstGeom prst="rect">
+                      <a:avLst/>
+                    </a:prstGeom>
+                    <a:ln>
+                      <a:noFill/>
+                    </a:ln>
+                    <a:effectLst>
+                      <a:outerShdw blurRad="292100" dist="139700" dir="2700000" algn="tl" rotWithShape="0">
+                        <a:srgbClr val="333333">
+                          <a:alpha val="65000"/>
+                        </a:srgbClr>
+                      </a:outerShdw>
+                    </a:effectLst>
+                  </pic:spPr>
+                </pic:pic>
+              </a:graphicData>
+            </a:graphic>
+          </wp:inline>
+        </w:drawing>
+      </w:r>
+    </w:p>
+    <w:p>
+      <w:pPr>
+        <w:rPr>
+          <w:lang w:val="en-GB"/>
+        </w:rPr>
+      </w:pPr>
+      <w:r>
+        <w:rPr>
+          <w:lang w:val="en-GB"/>
+        </w:rPr>
+        <w:lastRenderedPageBreak/>
+        <w:drawing>
+          <wp:inline distT="0" distB="0" distL="0" distR="0" wp14:anchorId="1CD820D6" wp14:editId="7C59797D">
+            <wp:extent cx="6202680" cy="3855720"/>
+            <wp:effectExtent l="152400" t="152400" r="369570" b="182880"/>
+            <wp:docPr id="1250107962" name="Picture 21"/>
+            <wp:cNvGraphicFramePr/>
+            <a:graphic xmlns:a="http://schemas.openxmlformats.org/drawingml/2006/main">
+              <a:graphicData uri="http://schemas.openxmlformats.org/drawingml/2006/picture">
+                <pic:pic xmlns:pic="http://schemas.openxmlformats.org/drawingml/2006/picture">
+                  <pic:nvPicPr>
+                    <pic:cNvPr id="872011237" name="Picture 18"/>
+                    <pic:cNvPicPr>
+                      <a:picLocks noChangeAspect="1"/>
+                    </pic:cNvPicPr>
+                  </pic:nvPicPr>
+                  <pic:blipFill>
+                    <a:blip r:embed="rId38" cstate="print">
+                      <a:extLst>
+                        <a:ext uri="{28A0092B-C50C-407E-A947-70E740481C1C}">
+                          <a14:useLocalDpi xmlns:a14="http://schemas.microsoft.com/office/drawing/2010/main" val="0"/>
+                        </a:ext>
+                      </a:extLst>
+                    </a:blip>
+                    <a:stretch>
+                      <a:fillRect/>
+                    </a:stretch>
+                  </pic:blipFill>
+                  <pic:spPr>
+                    <a:xfrm>
+                      <a:off x="0" y="0"/>
+                      <a:ext cx="5737225" cy="3394710"/>
+                    </a:xfrm>
+                    <a:prstGeom prst="rect">
+                      <a:avLst/>
+                    </a:prstGeom>
+                    <a:ln>
+                      <a:noFill/>
+                    </a:ln>
+                    <a:effectLst>
+                      <a:outerShdw blurRad="292100" dist="139700" dir="2700000" algn="tl" rotWithShape="0">
+                        <a:srgbClr val="333333">
+                          <a:alpha val="65000"/>
+                        </a:srgbClr>
+                      </a:outerShdw>
+                    </a:effectLst>
+                  </pic:spPr>
+                </pic:pic>
+              </a:graphicData>
+            </a:graphic>
+          </wp:inline>
+        </w:drawing>
+      </w:r>
+    </w:p>
+    <w:p>
+      <w:pPr>
+        <w:rPr>
+          <w:lang w:val="en-GB"/>
+        </w:rPr>
+      </w:pPr>
+      <w:r>
+        <w:rPr>
+          <w:lang w:val="en-GB"/>
+        </w:rPr>
+        <w:lastRenderedPageBreak/>
+        <w:drawing>
+          <wp:inline distT="0" distB="0" distL="0" distR="0" wp14:anchorId="2A70631F" wp14:editId="1D8E6F88">
+            <wp:extent cx="6149340" cy="4023360"/>
+            <wp:effectExtent l="152400" t="152400" r="365760" b="186690"/>
+            <wp:docPr id="2065361132" name="Picture 20"/>
+            <wp:cNvGraphicFramePr/>
+            <a:graphic xmlns:a="http://schemas.openxmlformats.org/drawingml/2006/main">
+              <a:graphicData uri="http://schemas.openxmlformats.org/drawingml/2006/picture">
+                <pic:pic xmlns:pic="http://schemas.openxmlformats.org/drawingml/2006/picture">
+                  <pic:nvPicPr>
+                    <pic:cNvPr id="2035487569" name="Picture 19"/>
+                    <pic:cNvPicPr>
+                      <a:picLocks noChangeAspect="1"/>
+                    </pic:cNvPicPr>
+                  </pic:nvPicPr>
+                  <pic:blipFill>
+                    <a:blip r:embed="rId39" cstate="print">
+                      <a:extLst>
+                        <a:ext uri="{28A0092B-C50C-407E-A947-70E740481C1C}">
+                          <a14:useLocalDpi xmlns:a14="http://schemas.microsoft.com/office/drawing/2010/main" val="0"/>
+                        </a:ext>
+                      </a:extLst>
+                    </a:blip>
+                    <a:stretch>
+                      <a:fillRect/>
+                    </a:stretch>
+                  </pic:blipFill>
+                  <pic:spPr>
+                    <a:xfrm>
+                      <a:off x="0" y="0"/>
+                      <a:ext cx="5693410" cy="3558540"/>
+                    </a:xfrm>
+                    <a:prstGeom prst="rect">
+                      <a:avLst/>
+                    </a:prstGeom>
+                    <a:ln>
+                      <a:noFill/>
+                    </a:ln>
+                    <a:effectLst>
+                      <a:outerShdw blurRad="292100" dist="139700" dir="2700000" algn="tl" rotWithShape="0">
+                        <a:srgbClr val="333333">
+                          <a:alpha val="65000"/>
+                        </a:srgbClr>
+                      </a:outerShdw>
+                    </a:effectLst>
+                  </pic:spPr>
+                </pic:pic>
+              </a:graphicData>
+            </a:graphic>
+          </wp:inline>
+        </w:drawing>
+      </w:r>
+    </w:p>
+    <w:p>
+      <w:pPr>
+        <w:rPr>
+          <w:lang w:val="en-GB"/>
+        </w:rPr>
+      </w:pPr>
+      <w:r>
+        <w:rPr>
+          <w:lang w:val="en-GB"/>
+        </w:rPr>
+        <w:lastRenderedPageBreak/>
+        <w:drawing>
+          <wp:inline distT="0" distB="0" distL="0" distR="0" wp14:anchorId="34976AA3" wp14:editId="2448F291">
+            <wp:extent cx="6408420" cy="3977640"/>
+            <wp:effectExtent l="152400" t="152400" r="354330" b="175260"/>
+            <wp:docPr id="705205650" name="Picture 19"/>
+            <wp:cNvGraphicFramePr/>
+            <a:graphic xmlns:a="http://schemas.openxmlformats.org/drawingml/2006/main">
+              <a:graphicData uri="http://schemas.openxmlformats.org/drawingml/2006/picture">
+                <pic:pic xmlns:pic="http://schemas.openxmlformats.org/drawingml/2006/picture">
+                  <pic:nvPicPr>
+                    <pic:cNvPr id="1772830139" name="Picture 20"/>
+                    <pic:cNvPicPr>
+                      <a:picLocks noChangeAspect="1"/>
+                    </pic:cNvPicPr>
+                  </pic:nvPicPr>
+                  <pic:blipFill>
+                    <a:blip r:embed="rId40" cstate="print">
+                      <a:extLst>
+                        <a:ext uri="{28A0092B-C50C-407E-A947-70E740481C1C}">
+                          <a14:useLocalDpi xmlns:a14="http://schemas.microsoft.com/office/drawing/2010/main" val="0"/>
+                        </a:ext>
+                      </a:extLst>
+                    </a:blip>
+                    <a:stretch>
+                      <a:fillRect/>
+                    </a:stretch>
+                  </pic:blipFill>
+                  <pic:spPr>
+                    <a:xfrm>
+                      <a:off x="0" y="0"/>
+                      <a:ext cx="5943600" cy="3516630"/>
+                    </a:xfrm>
+                    <a:prstGeom prst="rect">
+                      <a:avLst/>
+                    </a:prstGeom>
+                    <a:ln>
+                      <a:noFill/>
+                    </a:ln>
+                    <a:effectLst>
+                      <a:outerShdw blurRad="292100" dist="139700" dir="2700000" algn="tl" rotWithShape="0">
+                        <a:srgbClr val="333333">
+                          <a:alpha val="65000"/>
+                        </a:srgbClr>
+                      </a:outerShdw>
+                    </a:effectLst>
+                  </pic:spPr>
+                </pic:pic>
+              </a:graphicData>
+            </a:graphic>
+          </wp:inline>
+        </w:drawing>
+      </w:r>
+    </w:p>
+    <w:p>
+      <w:pPr>
+        <w:rPr>
+          <w:lang w:val="en-GB"/>
+        </w:rPr>
+      </w:pPr>
+    </w:p>
+    <w:p/>
+    <w:p/>
+    <w:p/>
+    <w:p/>
+    <w:p>
+      <w:pPr>
+        <w:tabs>
+          <w:tab w:val="left" w:pos="1440"/>
+        </w:tabs>
+      </w:pPr>
+      <w:r>
+        <w:tab/>
+      </w:r>
+    </w:p>
     <w:sectPr>
       <w:pgSz w:w="12240" w:h="15840"/>
       <w:pgMar w:top="1440" w:right="1440" w:bottom="1440" w:left="1440" w:header="720" w:footer="720" w:gutter="0"/>
@@ -6464,6 +7665,92 @@
     </w:lvl>
   </w:abstractNum>
   <w:abstractNum w:abstractNumId="6" w15:restartNumberingAfterBreak="0">
+    <w:nsid w:val="70C44C3C"/>
+    <w:multiLevelType w:val="multilevel"/>
+    <w:tmpl w:val="CA42C960"/>
+    <w:lvl w:ilvl="0">
+      <w:start w:val="3"/>
+      <w:numFmt w:val="decimal"/>
+      <w:lvlText w:val="%1"/>
+      <w:lvlJc w:val="left"/>
+      <w:pPr>
+        <w:ind w:left="360" w:hanging="360"/>
+      </w:pPr>
+    </w:lvl>
+    <w:lvl w:ilvl="1">
+      <w:start w:val="2"/>
+      <w:numFmt w:val="decimal"/>
+      <w:lvlText w:val="%1.%2"/>
+      <w:lvlJc w:val="left"/>
+      <w:pPr>
+        <w:ind w:left="360" w:hanging="360"/>
+      </w:pPr>
+    </w:lvl>
+    <w:lvl w:ilvl="2">
+      <w:start w:val="1"/>
+      <w:numFmt w:val="decimal"/>
+      <w:lvlText w:val="%1.%2.%3"/>
+      <w:lvlJc w:val="left"/>
+      <w:pPr>
+        <w:ind w:left="720" w:hanging="720"/>
+      </w:pPr>
+    </w:lvl>
+    <w:lvl w:ilvl="3">
+      <w:start w:val="1"/>
+      <w:numFmt w:val="decimal"/>
+      <w:lvlText w:val="%1.%2.%3.%4"/>
+      <w:lvlJc w:val="left"/>
+      <w:pPr>
+        <w:ind w:left="720" w:hanging="720"/>
+      </w:pPr>
+    </w:lvl>
+    <w:lvl w:ilvl="4">
+      <w:start w:val="1"/>
+      <w:numFmt w:val="decimal"/>
+      <w:lvlText w:val="%1.%2.%3.%4.%5"/>
+      <w:lvlJc w:val="left"/>
+      <w:pPr>
+        <w:ind w:left="1080" w:hanging="1080"/>
+      </w:pPr>
+    </w:lvl>
+    <w:lvl w:ilvl="5">
+      <w:start w:val="1"/>
+      <w:numFmt w:val="decimal"/>
+      <w:lvlText w:val="%1.%2.%3.%4.%5.%6"/>
+      <w:lvlJc w:val="left"/>
+      <w:pPr>
+        <w:ind w:left="1080" w:hanging="1080"/>
+      </w:pPr>
+    </w:lvl>
+    <w:lvl w:ilvl="6">
+      <w:start w:val="1"/>
+      <w:numFmt w:val="decimal"/>
+      <w:lvlText w:val="%1.%2.%3.%4.%5.%6.%7"/>
+      <w:lvlJc w:val="left"/>
+      <w:pPr>
+        <w:ind w:left="1440" w:hanging="1440"/>
+      </w:pPr>
+    </w:lvl>
+    <w:lvl w:ilvl="7">
+      <w:start w:val="1"/>
+      <w:numFmt w:val="decimal"/>
+      <w:lvlText w:val="%1.%2.%3.%4.%5.%6.%7.%8"/>
+      <w:lvlJc w:val="left"/>
+      <w:pPr>
+        <w:ind w:left="1440" w:hanging="1440"/>
+      </w:pPr>
+    </w:lvl>
+    <w:lvl w:ilvl="8">
+      <w:start w:val="1"/>
+      <w:numFmt w:val="decimal"/>
+      <w:lvlText w:val="%1.%2.%3.%4.%5.%6.%7.%8.%9"/>
+      <w:lvlJc w:val="left"/>
+      <w:pPr>
+        <w:ind w:left="1800" w:hanging="1800"/>
+      </w:pPr>
+    </w:lvl>
+  </w:abstractNum>
+  <w:abstractNum w:abstractNumId="7" w15:restartNumberingAfterBreak="0">
     <w:nsid w:val="7B0709BD"/>
     <w:multiLevelType w:val="hybridMultilevel"/>
     <w:tmpl w:val="872E7848"/>
@@ -6613,7 +7900,7 @@
     <w:abstractNumId w:val="5"/>
   </w:num>
   <w:num w:numId="4" w16cid:durableId="1380130518">
-    <w:abstractNumId w:val="6"/>
+    <w:abstractNumId w:val="7"/>
   </w:num>
   <w:num w:numId="5" w16cid:durableId="1159613604">
     <w:abstractNumId w:val="2"/>
@@ -6626,6 +7913,36 @@
   </w:num>
   <w:num w:numId="8" w16cid:durableId="142285005">
     <w:abstractNumId w:val="0"/>
+  </w:num>
+  <w:num w:numId="9" w16cid:durableId="954557862">
+    <w:abstractNumId w:val="6"/>
+    <w:lvlOverride w:ilvl="0">
+      <w:startOverride w:val="3"/>
+    </w:lvlOverride>
+    <w:lvlOverride w:ilvl="1">
+      <w:startOverride w:val="2"/>
+    </w:lvlOverride>
+    <w:lvlOverride w:ilvl="2">
+      <w:startOverride w:val="1"/>
+    </w:lvlOverride>
+    <w:lvlOverride w:ilvl="3">
+      <w:startOverride w:val="1"/>
+    </w:lvlOverride>
+    <w:lvlOverride w:ilvl="4">
+      <w:startOverride w:val="1"/>
+    </w:lvlOverride>
+    <w:lvlOverride w:ilvl="5">
+      <w:startOverride w:val="1"/>
+    </w:lvlOverride>
+    <w:lvlOverride w:ilvl="6">
+      <w:startOverride w:val="1"/>
+    </w:lvlOverride>
+    <w:lvlOverride w:ilvl="7">
+      <w:startOverride w:val="1"/>
+    </w:lvlOverride>
+    <w:lvlOverride w:ilvl="8">
+      <w:startOverride w:val="1"/>
+    </w:lvlOverride>
   </w:num>
 </w:numbering>
 </file>
@@ -7216,7 +8533,6 @@
   <w:style w:type="character" w:default="1" w:styleId="DefaultParagraphFont">
     <w:name w:val="Default Paragraph Font"/>
     <w:uiPriority w:val="1"/>
-    <w:semiHidden/>
     <w:unhideWhenUsed/>
   </w:style>
   <w:style w:type="table" w:default="1" w:styleId="TableNormal">

--- a/SWE Project.docx
+++ b/SWE Project.docx
@@ -434,9 +434,12 @@
             <w:pPr>
               <w:spacing w:after="160" w:line="278" w:lineRule="auto"/>
             </w:pPr>
+            <w:proofErr w:type="spellStart"/>
+            <w:proofErr w:type="gramStart"/>
             <w:r>
               <w:t>Junayed</w:t>
             </w:r>
+            <w:proofErr w:type="spellEnd"/>
             <w:r>
               <w:t xml:space="preserve"> </w:t>
             </w:r>
@@ -449,6 +452,7 @@
             <w:r>
               <w:t>slam</w:t>
             </w:r>
+            <w:proofErr w:type="gramEnd"/>
           </w:p>
         </w:tc>
         <w:tc>
@@ -1826,7 +1830,21 @@
         <w:rPr>
           <w:lang w:val="en-GB"/>
         </w:rPr>
-        <w:t>Modern cafe’s require fast, accurate, and organized service to handle daily operations such as taking orders, preparing food, managing bills, and maintaining records. Many small and medium cafes still depend on manual paper-based processes, which often lead to slow service, calculation errors, missing sales records, and difficulty in tracking inventory or staff activities. These issues reduce customer satisfaction and make business management harder for owners.</w:t>
+        <w:t xml:space="preserve">Modern </w:t>
+      </w:r>
+      <w:proofErr w:type="gramStart"/>
+      <w:r>
+        <w:rPr>
+          <w:lang w:val="en-GB"/>
+        </w:rPr>
+        <w:t>cafe’s</w:t>
+      </w:r>
+      <w:proofErr w:type="gramEnd"/>
+      <w:r>
+        <w:rPr>
+          <w:lang w:val="en-GB"/>
+        </w:rPr>
+        <w:t xml:space="preserve"> require fast, accurate, and organized service to handle daily operations such as taking orders, preparing food, managing bills, and maintaining records. Many small and medium cafes still depend on manual paper-based processes, which often lead to slow service, calculation errors, missing sales records, and difficulty in tracking inventory or staff activities. These issues reduce customer satisfaction and make business management harder for owners.</w:t>
       </w:r>
     </w:p>
     <w:p>
@@ -5900,9 +5918,1103 @@
       </w:r>
     </w:p>
     <w:p>
+      <w:pPr>
+        <w:pStyle w:val="Heading2"/>
+        <w:numPr>
+          <w:ilvl w:val="1"/>
+          <w:numId w:val="9"/>
+        </w:numPr>
+        <w:spacing w:before="280" w:after="280" w:line="240" w:lineRule="atLeast"/>
+        <w:jc w:val="both"/>
+        <w:rPr>
+          <w:rFonts w:ascii="Times New Roman" w:hAnsi="Times New Roman"/>
+          <w:sz w:val="24"/>
+          <w:szCs w:val="24"/>
+        </w:rPr>
+      </w:pPr>
+      <w:r>
+        <w:lastRenderedPageBreak/>
+        <w:br/>
+      </w:r>
       <w:r>
         <w:tab/>
         <w:t>Fig: Activity Diagram</w:t>
+      </w:r>
+      <w:r>
+        <w:br/>
+      </w:r>
+      <w:r>
+        <w:br/>
+      </w:r>
+      <w:r>
+        <w:rPr>
+          <w:rFonts w:ascii="Times New Roman" w:hAnsi="Times New Roman"/>
+          <w:sz w:val="24"/>
+          <w:szCs w:val="24"/>
+        </w:rPr>
+        <w:t>UI / Wireframe Design using Figma</w:t>
+      </w:r>
+    </w:p>
+    <w:p>
+      <w:pPr>
+        <w:pStyle w:val="NormalWeb"/>
+        <w:jc w:val="both"/>
+      </w:pPr>
+      <w:r>
+        <w:rPr>
+          <w:noProof/>
+        </w:rPr>
+        <w:drawing>
+          <wp:inline distT="0" distB="0" distL="0" distR="0" wp14:anchorId="5236C479" wp14:editId="349035C5">
+            <wp:extent cx="5434147" cy="3169920"/>
+            <wp:effectExtent l="152400" t="152400" r="357505" b="354330"/>
+            <wp:docPr id="1946352550" name="Picture 4"/>
+            <wp:cNvGraphicFramePr>
+              <a:graphicFrameLocks xmlns:a="http://schemas.openxmlformats.org/drawingml/2006/main" noChangeAspect="1"/>
+            </wp:cNvGraphicFramePr>
+            <a:graphic xmlns:a="http://schemas.openxmlformats.org/drawingml/2006/main">
+              <a:graphicData uri="http://schemas.openxmlformats.org/drawingml/2006/picture">
+                <pic:pic xmlns:pic="http://schemas.openxmlformats.org/drawingml/2006/picture">
+                  <pic:nvPicPr>
+                    <pic:cNvPr id="1946352550" name="Picture 1946352550"/>
+                    <pic:cNvPicPr/>
+                  </pic:nvPicPr>
+                  <pic:blipFill>
+                    <a:blip r:embed="rId24" cstate="print">
+                      <a:extLst>
+                        <a:ext uri="{28A0092B-C50C-407E-A947-70E740481C1C}">
+                          <a14:useLocalDpi xmlns:a14="http://schemas.microsoft.com/office/drawing/2010/main" val="0"/>
+                        </a:ext>
+                      </a:extLst>
+                    </a:blip>
+                    <a:stretch>
+                      <a:fillRect/>
+                    </a:stretch>
+                  </pic:blipFill>
+                  <pic:spPr>
+                    <a:xfrm>
+                      <a:off x="0" y="0"/>
+                      <a:ext cx="5448088" cy="3178052"/>
+                    </a:xfrm>
+                    <a:prstGeom prst="rect">
+                      <a:avLst/>
+                    </a:prstGeom>
+                    <a:ln>
+                      <a:noFill/>
+                    </a:ln>
+                    <a:effectLst>
+                      <a:outerShdw blurRad="292100" dist="139700" dir="2700000" algn="tl" rotWithShape="0">
+                        <a:srgbClr val="333333">
+                          <a:alpha val="65000"/>
+                        </a:srgbClr>
+                      </a:outerShdw>
+                    </a:effectLst>
+                  </pic:spPr>
+                </pic:pic>
+              </a:graphicData>
+            </a:graphic>
+          </wp:inline>
+        </w:drawing>
+      </w:r>
+    </w:p>
+    <w:p>
+      <w:pPr>
+        <w:pStyle w:val="NormalWeb"/>
+        <w:jc w:val="both"/>
+      </w:pPr>
+      <w:r>
+        <w:rPr>
+          <w:noProof/>
+        </w:rPr>
+        <w:lastRenderedPageBreak/>
+        <w:drawing>
+          <wp:inline distT="0" distB="0" distL="0" distR="0" wp14:anchorId="4917379D" wp14:editId="56B68EC6">
+            <wp:extent cx="5430445" cy="3299460"/>
+            <wp:effectExtent l="152400" t="152400" r="361315" b="358140"/>
+            <wp:docPr id="1922909504" name="Picture 5"/>
+            <wp:cNvGraphicFramePr>
+              <a:graphicFrameLocks xmlns:a="http://schemas.openxmlformats.org/drawingml/2006/main" noChangeAspect="1"/>
+            </wp:cNvGraphicFramePr>
+            <a:graphic xmlns:a="http://schemas.openxmlformats.org/drawingml/2006/main">
+              <a:graphicData uri="http://schemas.openxmlformats.org/drawingml/2006/picture">
+                <pic:pic xmlns:pic="http://schemas.openxmlformats.org/drawingml/2006/picture">
+                  <pic:nvPicPr>
+                    <pic:cNvPr id="1922909504" name="Picture 1922909504"/>
+                    <pic:cNvPicPr/>
+                  </pic:nvPicPr>
+                  <pic:blipFill>
+                    <a:blip r:embed="rId25" cstate="print">
+                      <a:extLst>
+                        <a:ext uri="{28A0092B-C50C-407E-A947-70E740481C1C}">
+                          <a14:useLocalDpi xmlns:a14="http://schemas.microsoft.com/office/drawing/2010/main" val="0"/>
+                        </a:ext>
+                      </a:extLst>
+                    </a:blip>
+                    <a:stretch>
+                      <a:fillRect/>
+                    </a:stretch>
+                  </pic:blipFill>
+                  <pic:spPr>
+                    <a:xfrm>
+                      <a:off x="0" y="0"/>
+                      <a:ext cx="5443998" cy="3307695"/>
+                    </a:xfrm>
+                    <a:prstGeom prst="rect">
+                      <a:avLst/>
+                    </a:prstGeom>
+                    <a:ln>
+                      <a:noFill/>
+                    </a:ln>
+                    <a:effectLst>
+                      <a:outerShdw blurRad="292100" dist="139700" dir="2700000" algn="tl" rotWithShape="0">
+                        <a:srgbClr val="333333">
+                          <a:alpha val="65000"/>
+                        </a:srgbClr>
+                      </a:outerShdw>
+                    </a:effectLst>
+                  </pic:spPr>
+                </pic:pic>
+              </a:graphicData>
+            </a:graphic>
+          </wp:inline>
+        </w:drawing>
+      </w:r>
+    </w:p>
+    <w:p>
+      <w:pPr>
+        <w:pStyle w:val="NormalWeb"/>
+        <w:jc w:val="both"/>
+        <w:rPr>
+          <w:noProof/>
+        </w:rPr>
+      </w:pPr>
+      <w:r>
+        <w:rPr>
+          <w:noProof/>
+        </w:rPr>
+        <w:lastRenderedPageBreak/>
+        <w:drawing>
+          <wp:inline distT="0" distB="0" distL="0" distR="0" wp14:anchorId="6E0D0B73" wp14:editId="4060A569">
+            <wp:extent cx="5943600" cy="3516630"/>
+            <wp:effectExtent l="152400" t="152400" r="361950" b="369570"/>
+            <wp:docPr id="568799457" name="Picture 6"/>
+            <wp:cNvGraphicFramePr>
+              <a:graphicFrameLocks xmlns:a="http://schemas.openxmlformats.org/drawingml/2006/main" noChangeAspect="1"/>
+            </wp:cNvGraphicFramePr>
+            <a:graphic xmlns:a="http://schemas.openxmlformats.org/drawingml/2006/main">
+              <a:graphicData uri="http://schemas.openxmlformats.org/drawingml/2006/picture">
+                <pic:pic xmlns:pic="http://schemas.openxmlformats.org/drawingml/2006/picture">
+                  <pic:nvPicPr>
+                    <pic:cNvPr id="568799457" name="Picture 568799457"/>
+                    <pic:cNvPicPr/>
+                  </pic:nvPicPr>
+                  <pic:blipFill>
+                    <a:blip r:embed="rId26" cstate="print">
+                      <a:extLst>
+                        <a:ext uri="{28A0092B-C50C-407E-A947-70E740481C1C}">
+                          <a14:useLocalDpi xmlns:a14="http://schemas.microsoft.com/office/drawing/2010/main" val="0"/>
+                        </a:ext>
+                      </a:extLst>
+                    </a:blip>
+                    <a:stretch>
+                      <a:fillRect/>
+                    </a:stretch>
+                  </pic:blipFill>
+                  <pic:spPr>
+                    <a:xfrm>
+                      <a:off x="0" y="0"/>
+                      <a:ext cx="5943600" cy="3516630"/>
+                    </a:xfrm>
+                    <a:prstGeom prst="rect">
+                      <a:avLst/>
+                    </a:prstGeom>
+                    <a:ln>
+                      <a:noFill/>
+                    </a:ln>
+                    <a:effectLst>
+                      <a:outerShdw blurRad="292100" dist="139700" dir="2700000" algn="tl" rotWithShape="0">
+                        <a:srgbClr val="333333">
+                          <a:alpha val="65000"/>
+                        </a:srgbClr>
+                      </a:outerShdw>
+                    </a:effectLst>
+                  </pic:spPr>
+                </pic:pic>
+              </a:graphicData>
+            </a:graphic>
+          </wp:inline>
+        </w:drawing>
+      </w:r>
+      <w:r>
+        <w:rPr>
+          <w:noProof/>
+        </w:rPr>
+        <w:drawing>
+          <wp:inline distT="0" distB="0" distL="0" distR="0" wp14:anchorId="2D7B0151" wp14:editId="6FFC62A1">
+            <wp:extent cx="5943600" cy="3516630"/>
+            <wp:effectExtent l="152400" t="152400" r="361950" b="369570"/>
+            <wp:docPr id="1622328598" name="Picture 7"/>
+            <wp:cNvGraphicFramePr>
+              <a:graphicFrameLocks xmlns:a="http://schemas.openxmlformats.org/drawingml/2006/main" noChangeAspect="1"/>
+            </wp:cNvGraphicFramePr>
+            <a:graphic xmlns:a="http://schemas.openxmlformats.org/drawingml/2006/main">
+              <a:graphicData uri="http://schemas.openxmlformats.org/drawingml/2006/picture">
+                <pic:pic xmlns:pic="http://schemas.openxmlformats.org/drawingml/2006/picture">
+                  <pic:nvPicPr>
+                    <pic:cNvPr id="1622328598" name="Picture 1622328598"/>
+                    <pic:cNvPicPr/>
+                  </pic:nvPicPr>
+                  <pic:blipFill>
+                    <a:blip r:embed="rId27" cstate="print">
+                      <a:extLst>
+                        <a:ext uri="{28A0092B-C50C-407E-A947-70E740481C1C}">
+                          <a14:useLocalDpi xmlns:a14="http://schemas.microsoft.com/office/drawing/2010/main" val="0"/>
+                        </a:ext>
+                      </a:extLst>
+                    </a:blip>
+                    <a:stretch>
+                      <a:fillRect/>
+                    </a:stretch>
+                  </pic:blipFill>
+                  <pic:spPr>
+                    <a:xfrm>
+                      <a:off x="0" y="0"/>
+                      <a:ext cx="5943600" cy="3516630"/>
+                    </a:xfrm>
+                    <a:prstGeom prst="rect">
+                      <a:avLst/>
+                    </a:prstGeom>
+                    <a:ln>
+                      <a:noFill/>
+                    </a:ln>
+                    <a:effectLst>
+                      <a:outerShdw blurRad="292100" dist="139700" dir="2700000" algn="tl" rotWithShape="0">
+                        <a:srgbClr val="333333">
+                          <a:alpha val="65000"/>
+                        </a:srgbClr>
+                      </a:outerShdw>
+                    </a:effectLst>
+                  </pic:spPr>
+                </pic:pic>
+              </a:graphicData>
+            </a:graphic>
+          </wp:inline>
+        </w:drawing>
+      </w:r>
+    </w:p>
+    <w:p>
+      <w:pPr>
+        <w:pStyle w:val="NormalWeb"/>
+        <w:jc w:val="both"/>
+      </w:pPr>
+      <w:r>
+        <w:rPr>
+          <w:noProof/>
+        </w:rPr>
+        <w:lastRenderedPageBreak/>
+        <w:drawing>
+          <wp:inline distT="0" distB="0" distL="0" distR="0" wp14:anchorId="6CC1D79B" wp14:editId="70EA84FA">
+            <wp:extent cx="5943600" cy="3516630"/>
+            <wp:effectExtent l="152400" t="152400" r="361950" b="369570"/>
+            <wp:docPr id="26397958" name="Picture 8"/>
+            <wp:cNvGraphicFramePr>
+              <a:graphicFrameLocks xmlns:a="http://schemas.openxmlformats.org/drawingml/2006/main" noChangeAspect="1"/>
+            </wp:cNvGraphicFramePr>
+            <a:graphic xmlns:a="http://schemas.openxmlformats.org/drawingml/2006/main">
+              <a:graphicData uri="http://schemas.openxmlformats.org/drawingml/2006/picture">
+                <pic:pic xmlns:pic="http://schemas.openxmlformats.org/drawingml/2006/picture">
+                  <pic:nvPicPr>
+                    <pic:cNvPr id="26397958" name="Picture 26397958"/>
+                    <pic:cNvPicPr/>
+                  </pic:nvPicPr>
+                  <pic:blipFill>
+                    <a:blip r:embed="rId28" cstate="print">
+                      <a:extLst>
+                        <a:ext uri="{28A0092B-C50C-407E-A947-70E740481C1C}">
+                          <a14:useLocalDpi xmlns:a14="http://schemas.microsoft.com/office/drawing/2010/main" val="0"/>
+                        </a:ext>
+                      </a:extLst>
+                    </a:blip>
+                    <a:stretch>
+                      <a:fillRect/>
+                    </a:stretch>
+                  </pic:blipFill>
+                  <pic:spPr>
+                    <a:xfrm>
+                      <a:off x="0" y="0"/>
+                      <a:ext cx="5943600" cy="3516630"/>
+                    </a:xfrm>
+                    <a:prstGeom prst="rect">
+                      <a:avLst/>
+                    </a:prstGeom>
+                    <a:ln>
+                      <a:noFill/>
+                    </a:ln>
+                    <a:effectLst>
+                      <a:outerShdw blurRad="292100" dist="139700" dir="2700000" algn="tl" rotWithShape="0">
+                        <a:srgbClr val="333333">
+                          <a:alpha val="65000"/>
+                        </a:srgbClr>
+                      </a:outerShdw>
+                    </a:effectLst>
+                  </pic:spPr>
+                </pic:pic>
+              </a:graphicData>
+            </a:graphic>
+          </wp:inline>
+        </w:drawing>
+      </w:r>
+      <w:r>
+        <w:rPr>
+          <w:noProof/>
+        </w:rPr>
+        <w:drawing>
+          <wp:inline distT="0" distB="0" distL="0" distR="0" wp14:anchorId="3EF249DC" wp14:editId="37090AA7">
+            <wp:extent cx="5943600" cy="3516630"/>
+            <wp:effectExtent l="152400" t="152400" r="361950" b="369570"/>
+            <wp:docPr id="46564866" name="Picture 9"/>
+            <wp:cNvGraphicFramePr>
+              <a:graphicFrameLocks xmlns:a="http://schemas.openxmlformats.org/drawingml/2006/main" noChangeAspect="1"/>
+            </wp:cNvGraphicFramePr>
+            <a:graphic xmlns:a="http://schemas.openxmlformats.org/drawingml/2006/main">
+              <a:graphicData uri="http://schemas.openxmlformats.org/drawingml/2006/picture">
+                <pic:pic xmlns:pic="http://schemas.openxmlformats.org/drawingml/2006/picture">
+                  <pic:nvPicPr>
+                    <pic:cNvPr id="46564866" name="Picture 46564866"/>
+                    <pic:cNvPicPr/>
+                  </pic:nvPicPr>
+                  <pic:blipFill>
+                    <a:blip r:embed="rId29" cstate="print">
+                      <a:extLst>
+                        <a:ext uri="{28A0092B-C50C-407E-A947-70E740481C1C}">
+                          <a14:useLocalDpi xmlns:a14="http://schemas.microsoft.com/office/drawing/2010/main" val="0"/>
+                        </a:ext>
+                      </a:extLst>
+                    </a:blip>
+                    <a:stretch>
+                      <a:fillRect/>
+                    </a:stretch>
+                  </pic:blipFill>
+                  <pic:spPr>
+                    <a:xfrm>
+                      <a:off x="0" y="0"/>
+                      <a:ext cx="5943600" cy="3516630"/>
+                    </a:xfrm>
+                    <a:prstGeom prst="rect">
+                      <a:avLst/>
+                    </a:prstGeom>
+                    <a:ln>
+                      <a:noFill/>
+                    </a:ln>
+                    <a:effectLst>
+                      <a:outerShdw blurRad="292100" dist="139700" dir="2700000" algn="tl" rotWithShape="0">
+                        <a:srgbClr val="333333">
+                          <a:alpha val="65000"/>
+                        </a:srgbClr>
+                      </a:outerShdw>
+                    </a:effectLst>
+                  </pic:spPr>
+                </pic:pic>
+              </a:graphicData>
+            </a:graphic>
+          </wp:inline>
+        </w:drawing>
+      </w:r>
+    </w:p>
+    <w:p>
+      <w:pPr>
+        <w:pStyle w:val="NormalWeb"/>
+        <w:jc w:val="both"/>
+      </w:pPr>
+      <w:r>
+        <w:rPr>
+          <w:noProof/>
+        </w:rPr>
+        <w:lastRenderedPageBreak/>
+        <w:drawing>
+          <wp:inline distT="0" distB="0" distL="0" distR="0" wp14:anchorId="0A8AED4D" wp14:editId="5691EB9F">
+            <wp:extent cx="5570220" cy="3481388"/>
+            <wp:effectExtent l="152400" t="152400" r="354330" b="367030"/>
+            <wp:docPr id="1254288094" name="Picture 10"/>
+            <wp:cNvGraphicFramePr>
+              <a:graphicFrameLocks xmlns:a="http://schemas.openxmlformats.org/drawingml/2006/main" noChangeAspect="1"/>
+            </wp:cNvGraphicFramePr>
+            <a:graphic xmlns:a="http://schemas.openxmlformats.org/drawingml/2006/main">
+              <a:graphicData uri="http://schemas.openxmlformats.org/drawingml/2006/picture">
+                <pic:pic xmlns:pic="http://schemas.openxmlformats.org/drawingml/2006/picture">
+                  <pic:nvPicPr>
+                    <pic:cNvPr id="1254288094" name="Picture 1254288094"/>
+                    <pic:cNvPicPr/>
+                  </pic:nvPicPr>
+                  <pic:blipFill>
+                    <a:blip r:embed="rId30" cstate="print">
+                      <a:extLst>
+                        <a:ext uri="{28A0092B-C50C-407E-A947-70E740481C1C}">
+                          <a14:useLocalDpi xmlns:a14="http://schemas.microsoft.com/office/drawing/2010/main" val="0"/>
+                        </a:ext>
+                      </a:extLst>
+                    </a:blip>
+                    <a:stretch>
+                      <a:fillRect/>
+                    </a:stretch>
+                  </pic:blipFill>
+                  <pic:spPr>
+                    <a:xfrm>
+                      <a:off x="0" y="0"/>
+                      <a:ext cx="5572666" cy="3482917"/>
+                    </a:xfrm>
+                    <a:prstGeom prst="rect">
+                      <a:avLst/>
+                    </a:prstGeom>
+                    <a:ln>
+                      <a:noFill/>
+                    </a:ln>
+                    <a:effectLst>
+                      <a:outerShdw blurRad="292100" dist="139700" dir="2700000" algn="tl" rotWithShape="0">
+                        <a:srgbClr val="333333">
+                          <a:alpha val="65000"/>
+                        </a:srgbClr>
+                      </a:outerShdw>
+                    </a:effectLst>
+                  </pic:spPr>
+                </pic:pic>
+              </a:graphicData>
+            </a:graphic>
+          </wp:inline>
+        </w:drawing>
+      </w:r>
+      <w:r>
+        <w:rPr>
+          <w:noProof/>
+        </w:rPr>
+        <w:drawing>
+          <wp:inline distT="0" distB="0" distL="0" distR="0" wp14:anchorId="36D38DC7" wp14:editId="3614C9E3">
+            <wp:extent cx="5631180" cy="3519488"/>
+            <wp:effectExtent l="152400" t="152400" r="369570" b="367030"/>
+            <wp:docPr id="2072965447" name="Picture 11"/>
+            <wp:cNvGraphicFramePr>
+              <a:graphicFrameLocks xmlns:a="http://schemas.openxmlformats.org/drawingml/2006/main" noChangeAspect="1"/>
+            </wp:cNvGraphicFramePr>
+            <a:graphic xmlns:a="http://schemas.openxmlformats.org/drawingml/2006/main">
+              <a:graphicData uri="http://schemas.openxmlformats.org/drawingml/2006/picture">
+                <pic:pic xmlns:pic="http://schemas.openxmlformats.org/drawingml/2006/picture">
+                  <pic:nvPicPr>
+                    <pic:cNvPr id="2072965447" name="Picture 2072965447"/>
+                    <pic:cNvPicPr/>
+                  </pic:nvPicPr>
+                  <pic:blipFill>
+                    <a:blip r:embed="rId31" cstate="print">
+                      <a:extLst>
+                        <a:ext uri="{28A0092B-C50C-407E-A947-70E740481C1C}">
+                          <a14:useLocalDpi xmlns:a14="http://schemas.microsoft.com/office/drawing/2010/main" val="0"/>
+                        </a:ext>
+                      </a:extLst>
+                    </a:blip>
+                    <a:stretch>
+                      <a:fillRect/>
+                    </a:stretch>
+                  </pic:blipFill>
+                  <pic:spPr>
+                    <a:xfrm>
+                      <a:off x="0" y="0"/>
+                      <a:ext cx="5636035" cy="3522522"/>
+                    </a:xfrm>
+                    <a:prstGeom prst="rect">
+                      <a:avLst/>
+                    </a:prstGeom>
+                    <a:ln>
+                      <a:noFill/>
+                    </a:ln>
+                    <a:effectLst>
+                      <a:outerShdw blurRad="292100" dist="139700" dir="2700000" algn="tl" rotWithShape="0">
+                        <a:srgbClr val="333333">
+                          <a:alpha val="65000"/>
+                        </a:srgbClr>
+                      </a:outerShdw>
+                    </a:effectLst>
+                  </pic:spPr>
+                </pic:pic>
+              </a:graphicData>
+            </a:graphic>
+          </wp:inline>
+        </w:drawing>
+      </w:r>
+    </w:p>
+    <w:p>
+      <w:pPr>
+        <w:pStyle w:val="NormalWeb"/>
+        <w:jc w:val="both"/>
+      </w:pPr>
+      <w:r>
+        <w:rPr>
+          <w:noProof/>
+        </w:rPr>
+        <w:lastRenderedPageBreak/>
+        <w:drawing>
+          <wp:inline distT="0" distB="0" distL="0" distR="0" wp14:anchorId="3CDA2032" wp14:editId="4F6A24DB">
+            <wp:extent cx="5875020" cy="3476054"/>
+            <wp:effectExtent l="152400" t="152400" r="354330" b="353060"/>
+            <wp:docPr id="1370345442" name="Picture 12"/>
+            <wp:cNvGraphicFramePr>
+              <a:graphicFrameLocks xmlns:a="http://schemas.openxmlformats.org/drawingml/2006/main" noChangeAspect="1"/>
+            </wp:cNvGraphicFramePr>
+            <a:graphic xmlns:a="http://schemas.openxmlformats.org/drawingml/2006/main">
+              <a:graphicData uri="http://schemas.openxmlformats.org/drawingml/2006/picture">
+                <pic:pic xmlns:pic="http://schemas.openxmlformats.org/drawingml/2006/picture">
+                  <pic:nvPicPr>
+                    <pic:cNvPr id="1370345442" name="Picture 1370345442"/>
+                    <pic:cNvPicPr/>
+                  </pic:nvPicPr>
+                  <pic:blipFill>
+                    <a:blip r:embed="rId32" cstate="print">
+                      <a:extLst>
+                        <a:ext uri="{28A0092B-C50C-407E-A947-70E740481C1C}">
+                          <a14:useLocalDpi xmlns:a14="http://schemas.microsoft.com/office/drawing/2010/main" val="0"/>
+                        </a:ext>
+                      </a:extLst>
+                    </a:blip>
+                    <a:stretch>
+                      <a:fillRect/>
+                    </a:stretch>
+                  </pic:blipFill>
+                  <pic:spPr>
+                    <a:xfrm>
+                      <a:off x="0" y="0"/>
+                      <a:ext cx="5875890" cy="3476569"/>
+                    </a:xfrm>
+                    <a:prstGeom prst="rect">
+                      <a:avLst/>
+                    </a:prstGeom>
+                    <a:ln>
+                      <a:noFill/>
+                    </a:ln>
+                    <a:effectLst>
+                      <a:outerShdw blurRad="292100" dist="139700" dir="2700000" algn="tl" rotWithShape="0">
+                        <a:srgbClr val="333333">
+                          <a:alpha val="65000"/>
+                        </a:srgbClr>
+                      </a:outerShdw>
+                    </a:effectLst>
+                  </pic:spPr>
+                </pic:pic>
+              </a:graphicData>
+            </a:graphic>
+          </wp:inline>
+        </w:drawing>
+      </w:r>
+    </w:p>
+    <w:p>
+      <w:pPr>
+        <w:pStyle w:val="NormalWeb"/>
+        <w:jc w:val="both"/>
+      </w:pPr>
+      <w:r>
+        <w:rPr>
+          <w:noProof/>
+        </w:rPr>
+        <w:drawing>
+          <wp:inline distT="0" distB="0" distL="0" distR="0" wp14:anchorId="290D7CE6" wp14:editId="7230A656">
+            <wp:extent cx="5867400" cy="3471545"/>
+            <wp:effectExtent l="152400" t="152400" r="361950" b="357505"/>
+            <wp:docPr id="1659308234" name="Picture 13"/>
+            <wp:cNvGraphicFramePr>
+              <a:graphicFrameLocks xmlns:a="http://schemas.openxmlformats.org/drawingml/2006/main" noChangeAspect="1"/>
+            </wp:cNvGraphicFramePr>
+            <a:graphic xmlns:a="http://schemas.openxmlformats.org/drawingml/2006/main">
+              <a:graphicData uri="http://schemas.openxmlformats.org/drawingml/2006/picture">
+                <pic:pic xmlns:pic="http://schemas.openxmlformats.org/drawingml/2006/picture">
+                  <pic:nvPicPr>
+                    <pic:cNvPr id="1659308234" name="Picture 1659308234"/>
+                    <pic:cNvPicPr/>
+                  </pic:nvPicPr>
+                  <pic:blipFill>
+                    <a:blip r:embed="rId33" cstate="print">
+                      <a:extLst>
+                        <a:ext uri="{28A0092B-C50C-407E-A947-70E740481C1C}">
+                          <a14:useLocalDpi xmlns:a14="http://schemas.microsoft.com/office/drawing/2010/main" val="0"/>
+                        </a:ext>
+                      </a:extLst>
+                    </a:blip>
+                    <a:stretch>
+                      <a:fillRect/>
+                    </a:stretch>
+                  </pic:blipFill>
+                  <pic:spPr>
+                    <a:xfrm>
+                      <a:off x="0" y="0"/>
+                      <a:ext cx="5871692" cy="3474084"/>
+                    </a:xfrm>
+                    <a:prstGeom prst="rect">
+                      <a:avLst/>
+                    </a:prstGeom>
+                    <a:ln>
+                      <a:noFill/>
+                    </a:ln>
+                    <a:effectLst>
+                      <a:outerShdw blurRad="292100" dist="139700" dir="2700000" algn="tl" rotWithShape="0">
+                        <a:srgbClr val="333333">
+                          <a:alpha val="65000"/>
+                        </a:srgbClr>
+                      </a:outerShdw>
+                    </a:effectLst>
+                  </pic:spPr>
+                </pic:pic>
+              </a:graphicData>
+            </a:graphic>
+          </wp:inline>
+        </w:drawing>
+      </w:r>
+    </w:p>
+    <w:p>
+      <w:pPr>
+        <w:pStyle w:val="NormalWeb"/>
+        <w:jc w:val="both"/>
+      </w:pPr>
+      <w:r>
+        <w:rPr>
+          <w:noProof/>
+        </w:rPr>
+        <w:lastRenderedPageBreak/>
+        <w:drawing>
+          <wp:inline distT="0" distB="0" distL="0" distR="0" wp14:anchorId="303939A1" wp14:editId="6EA2AF6C">
+            <wp:extent cx="5898524" cy="3489960"/>
+            <wp:effectExtent l="152400" t="152400" r="368935" b="358140"/>
+            <wp:docPr id="1378151784" name="Picture 14"/>
+            <wp:cNvGraphicFramePr>
+              <a:graphicFrameLocks xmlns:a="http://schemas.openxmlformats.org/drawingml/2006/main" noChangeAspect="1"/>
+            </wp:cNvGraphicFramePr>
+            <a:graphic xmlns:a="http://schemas.openxmlformats.org/drawingml/2006/main">
+              <a:graphicData uri="http://schemas.openxmlformats.org/drawingml/2006/picture">
+                <pic:pic xmlns:pic="http://schemas.openxmlformats.org/drawingml/2006/picture">
+                  <pic:nvPicPr>
+                    <pic:cNvPr id="1378151784" name="Picture 1378151784"/>
+                    <pic:cNvPicPr/>
+                  </pic:nvPicPr>
+                  <pic:blipFill>
+                    <a:blip r:embed="rId34" cstate="print">
+                      <a:extLst>
+                        <a:ext uri="{28A0092B-C50C-407E-A947-70E740481C1C}">
+                          <a14:useLocalDpi xmlns:a14="http://schemas.microsoft.com/office/drawing/2010/main" val="0"/>
+                        </a:ext>
+                      </a:extLst>
+                    </a:blip>
+                    <a:stretch>
+                      <a:fillRect/>
+                    </a:stretch>
+                  </pic:blipFill>
+                  <pic:spPr>
+                    <a:xfrm>
+                      <a:off x="0" y="0"/>
+                      <a:ext cx="5901287" cy="3491595"/>
+                    </a:xfrm>
+                    <a:prstGeom prst="rect">
+                      <a:avLst/>
+                    </a:prstGeom>
+                    <a:ln>
+                      <a:noFill/>
+                    </a:ln>
+                    <a:effectLst>
+                      <a:outerShdw blurRad="292100" dist="139700" dir="2700000" algn="tl" rotWithShape="0">
+                        <a:srgbClr val="333333">
+                          <a:alpha val="65000"/>
+                        </a:srgbClr>
+                      </a:outerShdw>
+                    </a:effectLst>
+                  </pic:spPr>
+                </pic:pic>
+              </a:graphicData>
+            </a:graphic>
+          </wp:inline>
+        </w:drawing>
+      </w:r>
+    </w:p>
+    <w:p>
+      <w:pPr>
+        <w:pStyle w:val="NormalWeb"/>
+        <w:jc w:val="both"/>
+      </w:pPr>
+      <w:r>
+        <w:rPr>
+          <w:noProof/>
+        </w:rPr>
+        <w:drawing>
+          <wp:inline distT="0" distB="0" distL="0" distR="0" wp14:anchorId="17EBF816" wp14:editId="29098E3E">
+            <wp:extent cx="5943600" cy="3516630"/>
+            <wp:effectExtent l="152400" t="152400" r="361950" b="369570"/>
+            <wp:docPr id="1705035175" name="Picture 15"/>
+            <wp:cNvGraphicFramePr>
+              <a:graphicFrameLocks xmlns:a="http://schemas.openxmlformats.org/drawingml/2006/main" noChangeAspect="1"/>
+            </wp:cNvGraphicFramePr>
+            <a:graphic xmlns:a="http://schemas.openxmlformats.org/drawingml/2006/main">
+              <a:graphicData uri="http://schemas.openxmlformats.org/drawingml/2006/picture">
+                <pic:pic xmlns:pic="http://schemas.openxmlformats.org/drawingml/2006/picture">
+                  <pic:nvPicPr>
+                    <pic:cNvPr id="1705035175" name="Picture 1705035175"/>
+                    <pic:cNvPicPr/>
+                  </pic:nvPicPr>
+                  <pic:blipFill>
+                    <a:blip r:embed="rId35" cstate="print">
+                      <a:extLst>
+                        <a:ext uri="{28A0092B-C50C-407E-A947-70E740481C1C}">
+                          <a14:useLocalDpi xmlns:a14="http://schemas.microsoft.com/office/drawing/2010/main" val="0"/>
+                        </a:ext>
+                      </a:extLst>
+                    </a:blip>
+                    <a:stretch>
+                      <a:fillRect/>
+                    </a:stretch>
+                  </pic:blipFill>
+                  <pic:spPr>
+                    <a:xfrm>
+                      <a:off x="0" y="0"/>
+                      <a:ext cx="5943600" cy="3516630"/>
+                    </a:xfrm>
+                    <a:prstGeom prst="rect">
+                      <a:avLst/>
+                    </a:prstGeom>
+                    <a:ln>
+                      <a:noFill/>
+                    </a:ln>
+                    <a:effectLst>
+                      <a:outerShdw blurRad="292100" dist="139700" dir="2700000" algn="tl" rotWithShape="0">
+                        <a:srgbClr val="333333">
+                          <a:alpha val="65000"/>
+                        </a:srgbClr>
+                      </a:outerShdw>
+                    </a:effectLst>
+                  </pic:spPr>
+                </pic:pic>
+              </a:graphicData>
+            </a:graphic>
+          </wp:inline>
+        </w:drawing>
+      </w:r>
+    </w:p>
+    <w:p>
+      <w:pPr>
+        <w:pStyle w:val="NormalWeb"/>
+        <w:jc w:val="both"/>
+      </w:pPr>
+      <w:r>
+        <w:rPr>
+          <w:noProof/>
+        </w:rPr>
+        <w:lastRenderedPageBreak/>
+        <w:drawing>
+          <wp:inline distT="0" distB="0" distL="0" distR="0" wp14:anchorId="5881CD1B" wp14:editId="690CBF08">
+            <wp:extent cx="5875020" cy="3476054"/>
+            <wp:effectExtent l="152400" t="152400" r="354330" b="353060"/>
+            <wp:docPr id="1394708490" name="Picture 16"/>
+            <wp:cNvGraphicFramePr>
+              <a:graphicFrameLocks xmlns:a="http://schemas.openxmlformats.org/drawingml/2006/main" noChangeAspect="1"/>
+            </wp:cNvGraphicFramePr>
+            <a:graphic xmlns:a="http://schemas.openxmlformats.org/drawingml/2006/main">
+              <a:graphicData uri="http://schemas.openxmlformats.org/drawingml/2006/picture">
+                <pic:pic xmlns:pic="http://schemas.openxmlformats.org/drawingml/2006/picture">
+                  <pic:nvPicPr>
+                    <pic:cNvPr id="1394708490" name="Picture 1394708490"/>
+                    <pic:cNvPicPr/>
+                  </pic:nvPicPr>
+                  <pic:blipFill>
+                    <a:blip r:embed="rId36" cstate="print">
+                      <a:extLst>
+                        <a:ext uri="{28A0092B-C50C-407E-A947-70E740481C1C}">
+                          <a14:useLocalDpi xmlns:a14="http://schemas.microsoft.com/office/drawing/2010/main" val="0"/>
+                        </a:ext>
+                      </a:extLst>
+                    </a:blip>
+                    <a:stretch>
+                      <a:fillRect/>
+                    </a:stretch>
+                  </pic:blipFill>
+                  <pic:spPr>
+                    <a:xfrm>
+                      <a:off x="0" y="0"/>
+                      <a:ext cx="5876776" cy="3477093"/>
+                    </a:xfrm>
+                    <a:prstGeom prst="rect">
+                      <a:avLst/>
+                    </a:prstGeom>
+                    <a:ln>
+                      <a:noFill/>
+                    </a:ln>
+                    <a:effectLst>
+                      <a:outerShdw blurRad="292100" dist="139700" dir="2700000" algn="tl" rotWithShape="0">
+                        <a:srgbClr val="333333">
+                          <a:alpha val="65000"/>
+                        </a:srgbClr>
+                      </a:outerShdw>
+                    </a:effectLst>
+                  </pic:spPr>
+                </pic:pic>
+              </a:graphicData>
+            </a:graphic>
+          </wp:inline>
+        </w:drawing>
+      </w:r>
+    </w:p>
+    <w:p>
+      <w:pPr>
+        <w:pStyle w:val="NormalWeb"/>
+        <w:jc w:val="both"/>
+      </w:pPr>
+      <w:r>
+        <w:rPr>
+          <w:noProof/>
+        </w:rPr>
+        <w:drawing>
+          <wp:inline distT="0" distB="0" distL="0" distR="0" wp14:anchorId="3A023B87" wp14:editId="425C4696">
+            <wp:extent cx="5875020" cy="3476054"/>
+            <wp:effectExtent l="152400" t="152400" r="354330" b="353060"/>
+            <wp:docPr id="1942521769" name="Picture 17"/>
+            <wp:cNvGraphicFramePr>
+              <a:graphicFrameLocks xmlns:a="http://schemas.openxmlformats.org/drawingml/2006/main" noChangeAspect="1"/>
+            </wp:cNvGraphicFramePr>
+            <a:graphic xmlns:a="http://schemas.openxmlformats.org/drawingml/2006/main">
+              <a:graphicData uri="http://schemas.openxmlformats.org/drawingml/2006/picture">
+                <pic:pic xmlns:pic="http://schemas.openxmlformats.org/drawingml/2006/picture">
+                  <pic:nvPicPr>
+                    <pic:cNvPr id="1942521769" name="Picture 1942521769"/>
+                    <pic:cNvPicPr/>
+                  </pic:nvPicPr>
+                  <pic:blipFill>
+                    <a:blip r:embed="rId37" cstate="print">
+                      <a:extLst>
+                        <a:ext uri="{28A0092B-C50C-407E-A947-70E740481C1C}">
+                          <a14:useLocalDpi xmlns:a14="http://schemas.microsoft.com/office/drawing/2010/main" val="0"/>
+                        </a:ext>
+                      </a:extLst>
+                    </a:blip>
+                    <a:stretch>
+                      <a:fillRect/>
+                    </a:stretch>
+                  </pic:blipFill>
+                  <pic:spPr>
+                    <a:xfrm>
+                      <a:off x="0" y="0"/>
+                      <a:ext cx="5878324" cy="3478009"/>
+                    </a:xfrm>
+                    <a:prstGeom prst="rect">
+                      <a:avLst/>
+                    </a:prstGeom>
+                    <a:ln>
+                      <a:noFill/>
+                    </a:ln>
+                    <a:effectLst>
+                      <a:outerShdw blurRad="292100" dist="139700" dir="2700000" algn="tl" rotWithShape="0">
+                        <a:srgbClr val="333333">
+                          <a:alpha val="65000"/>
+                        </a:srgbClr>
+                      </a:outerShdw>
+                    </a:effectLst>
+                  </pic:spPr>
+                </pic:pic>
+              </a:graphicData>
+            </a:graphic>
+          </wp:inline>
+        </w:drawing>
+      </w:r>
+    </w:p>
+    <w:p>
+      <w:pPr>
+        <w:pStyle w:val="NormalWeb"/>
+        <w:jc w:val="both"/>
+      </w:pPr>
+      <w:r>
+        <w:rPr>
+          <w:noProof/>
+        </w:rPr>
+        <w:lastRenderedPageBreak/>
+        <w:drawing>
+          <wp:inline distT="0" distB="0" distL="0" distR="0" wp14:anchorId="11C5B174" wp14:editId="7B3F3189">
+            <wp:extent cx="5737539" cy="3394710"/>
+            <wp:effectExtent l="152400" t="152400" r="358775" b="358140"/>
+            <wp:docPr id="872011237" name="Picture 18"/>
+            <wp:cNvGraphicFramePr>
+              <a:graphicFrameLocks xmlns:a="http://schemas.openxmlformats.org/drawingml/2006/main" noChangeAspect="1"/>
+            </wp:cNvGraphicFramePr>
+            <a:graphic xmlns:a="http://schemas.openxmlformats.org/drawingml/2006/main">
+              <a:graphicData uri="http://schemas.openxmlformats.org/drawingml/2006/picture">
+                <pic:pic xmlns:pic="http://schemas.openxmlformats.org/drawingml/2006/picture">
+                  <pic:nvPicPr>
+                    <pic:cNvPr id="872011237" name="Picture 872011237"/>
+                    <pic:cNvPicPr/>
+                  </pic:nvPicPr>
+                  <pic:blipFill>
+                    <a:blip r:embed="rId38" cstate="print">
+                      <a:extLst>
+                        <a:ext uri="{28A0092B-C50C-407E-A947-70E740481C1C}">
+                          <a14:useLocalDpi xmlns:a14="http://schemas.microsoft.com/office/drawing/2010/main" val="0"/>
+                        </a:ext>
+                      </a:extLst>
+                    </a:blip>
+                    <a:stretch>
+                      <a:fillRect/>
+                    </a:stretch>
+                  </pic:blipFill>
+                  <pic:spPr>
+                    <a:xfrm>
+                      <a:off x="0" y="0"/>
+                      <a:ext cx="5747136" cy="3400388"/>
+                    </a:xfrm>
+                    <a:prstGeom prst="rect">
+                      <a:avLst/>
+                    </a:prstGeom>
+                    <a:ln>
+                      <a:noFill/>
+                    </a:ln>
+                    <a:effectLst>
+                      <a:outerShdw blurRad="292100" dist="139700" dir="2700000" algn="tl" rotWithShape="0">
+                        <a:srgbClr val="333333">
+                          <a:alpha val="65000"/>
+                        </a:srgbClr>
+                      </a:outerShdw>
+                    </a:effectLst>
+                  </pic:spPr>
+                </pic:pic>
+              </a:graphicData>
+            </a:graphic>
+          </wp:inline>
+        </w:drawing>
+      </w:r>
+    </w:p>
+    <w:p>
+      <w:pPr>
+        <w:pStyle w:val="NormalWeb"/>
+        <w:jc w:val="both"/>
+      </w:pPr>
+      <w:r>
+        <w:rPr>
+          <w:noProof/>
+        </w:rPr>
+        <w:drawing>
+          <wp:inline distT="0" distB="0" distL="0" distR="0" wp14:anchorId="6599131A" wp14:editId="3C9D57D4">
+            <wp:extent cx="5693662" cy="3558540"/>
+            <wp:effectExtent l="152400" t="152400" r="364490" b="365760"/>
+            <wp:docPr id="2035487569" name="Picture 19"/>
+            <wp:cNvGraphicFramePr>
+              <a:graphicFrameLocks xmlns:a="http://schemas.openxmlformats.org/drawingml/2006/main" noChangeAspect="1"/>
+            </wp:cNvGraphicFramePr>
+            <a:graphic xmlns:a="http://schemas.openxmlformats.org/drawingml/2006/main">
+              <a:graphicData uri="http://schemas.openxmlformats.org/drawingml/2006/picture">
+                <pic:pic xmlns:pic="http://schemas.openxmlformats.org/drawingml/2006/picture">
+                  <pic:nvPicPr>
+                    <pic:cNvPr id="2035487569" name="Picture 2035487569"/>
+                    <pic:cNvPicPr/>
+                  </pic:nvPicPr>
+                  <pic:blipFill>
+                    <a:blip r:embed="rId39" cstate="print">
+                      <a:extLst>
+                        <a:ext uri="{28A0092B-C50C-407E-A947-70E740481C1C}">
+                          <a14:useLocalDpi xmlns:a14="http://schemas.microsoft.com/office/drawing/2010/main" val="0"/>
+                        </a:ext>
+                      </a:extLst>
+                    </a:blip>
+                    <a:stretch>
+                      <a:fillRect/>
+                    </a:stretch>
+                  </pic:blipFill>
+                  <pic:spPr>
+                    <a:xfrm>
+                      <a:off x="0" y="0"/>
+                      <a:ext cx="5710225" cy="3568892"/>
+                    </a:xfrm>
+                    <a:prstGeom prst="rect">
+                      <a:avLst/>
+                    </a:prstGeom>
+                    <a:ln>
+                      <a:noFill/>
+                    </a:ln>
+                    <a:effectLst>
+                      <a:outerShdw blurRad="292100" dist="139700" dir="2700000" algn="tl" rotWithShape="0">
+                        <a:srgbClr val="333333">
+                          <a:alpha val="65000"/>
+                        </a:srgbClr>
+                      </a:outerShdw>
+                    </a:effectLst>
+                  </pic:spPr>
+                </pic:pic>
+              </a:graphicData>
+            </a:graphic>
+          </wp:inline>
+        </w:drawing>
+      </w:r>
+    </w:p>
+    <w:p>
+      <w:pPr>
+        <w:pStyle w:val="NormalWeb"/>
+        <w:jc w:val="both"/>
+      </w:pPr>
+      <w:r>
+        <w:rPr>
+          <w:noProof/>
+        </w:rPr>
+        <w:lastRenderedPageBreak/>
+        <w:drawing>
+          <wp:inline distT="0" distB="0" distL="0" distR="0" wp14:anchorId="65B4C28A" wp14:editId="58151A43">
+            <wp:extent cx="5943600" cy="3516630"/>
+            <wp:effectExtent l="152400" t="152400" r="361950" b="369570"/>
+            <wp:docPr id="1772830139" name="Picture 20"/>
+            <wp:cNvGraphicFramePr>
+              <a:graphicFrameLocks xmlns:a="http://schemas.openxmlformats.org/drawingml/2006/main" noChangeAspect="1"/>
+            </wp:cNvGraphicFramePr>
+            <a:graphic xmlns:a="http://schemas.openxmlformats.org/drawingml/2006/main">
+              <a:graphicData uri="http://schemas.openxmlformats.org/drawingml/2006/picture">
+                <pic:pic xmlns:pic="http://schemas.openxmlformats.org/drawingml/2006/picture">
+                  <pic:nvPicPr>
+                    <pic:cNvPr id="1772830139" name="Picture 1772830139"/>
+                    <pic:cNvPicPr/>
+                  </pic:nvPicPr>
+                  <pic:blipFill>
+                    <a:blip r:embed="rId40" cstate="print">
+                      <a:extLst>
+                        <a:ext uri="{28A0092B-C50C-407E-A947-70E740481C1C}">
+                          <a14:useLocalDpi xmlns:a14="http://schemas.microsoft.com/office/drawing/2010/main" val="0"/>
+                        </a:ext>
+                      </a:extLst>
+                    </a:blip>
+                    <a:stretch>
+                      <a:fillRect/>
+                    </a:stretch>
+                  </pic:blipFill>
+                  <pic:spPr>
+                    <a:xfrm>
+                      <a:off x="0" y="0"/>
+                      <a:ext cx="5943600" cy="3516630"/>
+                    </a:xfrm>
+                    <a:prstGeom prst="rect">
+                      <a:avLst/>
+                    </a:prstGeom>
+                    <a:ln>
+                      <a:noFill/>
+                    </a:ln>
+                    <a:effectLst>
+                      <a:outerShdw blurRad="292100" dist="139700" dir="2700000" algn="tl" rotWithShape="0">
+                        <a:srgbClr val="333333">
+                          <a:alpha val="65000"/>
+                        </a:srgbClr>
+                      </a:outerShdw>
+                    </a:effectLst>
+                  </pic:spPr>
+                </pic:pic>
+              </a:graphicData>
+            </a:graphic>
+          </wp:inline>
+        </w:drawing>
+      </w:r>
+    </w:p>
+    <w:p>
+      <w:pPr>
+        <w:pStyle w:val="NormalWeb"/>
+        <w:jc w:val="both"/>
+      </w:pPr>
+    </w:p>
+    <w:p>
+      <w:pPr>
+        <w:spacing w:after="0" w:line="240" w:lineRule="auto"/>
+      </w:pPr>
+      <w:r>
+        <w:br/>
       </w:r>
     </w:p>
     <w:sectPr>
@@ -6464,6 +7576,119 @@
     </w:lvl>
   </w:abstractNum>
   <w:abstractNum w:abstractNumId="6" w15:restartNumberingAfterBreak="0">
+    <w:nsid w:val="70C44C3C"/>
+    <w:multiLevelType w:val="multilevel"/>
+    <w:tmpl w:val="CA42C960"/>
+    <w:lvl w:ilvl="0">
+      <w:start w:val="3"/>
+      <w:numFmt w:val="decimal"/>
+      <w:lvlText w:val="%1"/>
+      <w:lvlJc w:val="left"/>
+      <w:pPr>
+        <w:ind w:left="360" w:hanging="360"/>
+      </w:pPr>
+      <w:rPr>
+        <w:rFonts w:hint="default"/>
+      </w:rPr>
+    </w:lvl>
+    <w:lvl w:ilvl="1">
+      <w:start w:val="2"/>
+      <w:numFmt w:val="decimal"/>
+      <w:lvlText w:val="%1.%2"/>
+      <w:lvlJc w:val="left"/>
+      <w:pPr>
+        <w:ind w:left="360" w:hanging="360"/>
+      </w:pPr>
+      <w:rPr>
+        <w:rFonts w:hint="default"/>
+      </w:rPr>
+    </w:lvl>
+    <w:lvl w:ilvl="2">
+      <w:start w:val="1"/>
+      <w:numFmt w:val="decimal"/>
+      <w:lvlText w:val="%1.%2.%3"/>
+      <w:lvlJc w:val="left"/>
+      <w:pPr>
+        <w:ind w:left="720" w:hanging="720"/>
+      </w:pPr>
+      <w:rPr>
+        <w:rFonts w:hint="default"/>
+      </w:rPr>
+    </w:lvl>
+    <w:lvl w:ilvl="3">
+      <w:start w:val="1"/>
+      <w:numFmt w:val="decimal"/>
+      <w:lvlText w:val="%1.%2.%3.%4"/>
+      <w:lvlJc w:val="left"/>
+      <w:pPr>
+        <w:ind w:left="720" w:hanging="720"/>
+      </w:pPr>
+      <w:rPr>
+        <w:rFonts w:hint="default"/>
+      </w:rPr>
+    </w:lvl>
+    <w:lvl w:ilvl="4">
+      <w:start w:val="1"/>
+      <w:numFmt w:val="decimal"/>
+      <w:lvlText w:val="%1.%2.%3.%4.%5"/>
+      <w:lvlJc w:val="left"/>
+      <w:pPr>
+        <w:ind w:left="1080" w:hanging="1080"/>
+      </w:pPr>
+      <w:rPr>
+        <w:rFonts w:hint="default"/>
+      </w:rPr>
+    </w:lvl>
+    <w:lvl w:ilvl="5">
+      <w:start w:val="1"/>
+      <w:numFmt w:val="decimal"/>
+      <w:lvlText w:val="%1.%2.%3.%4.%5.%6"/>
+      <w:lvlJc w:val="left"/>
+      <w:pPr>
+        <w:ind w:left="1080" w:hanging="1080"/>
+      </w:pPr>
+      <w:rPr>
+        <w:rFonts w:hint="default"/>
+      </w:rPr>
+    </w:lvl>
+    <w:lvl w:ilvl="6">
+      <w:start w:val="1"/>
+      <w:numFmt w:val="decimal"/>
+      <w:lvlText w:val="%1.%2.%3.%4.%5.%6.%7"/>
+      <w:lvlJc w:val="left"/>
+      <w:pPr>
+        <w:ind w:left="1440" w:hanging="1440"/>
+      </w:pPr>
+      <w:rPr>
+        <w:rFonts w:hint="default"/>
+      </w:rPr>
+    </w:lvl>
+    <w:lvl w:ilvl="7">
+      <w:start w:val="1"/>
+      <w:numFmt w:val="decimal"/>
+      <w:lvlText w:val="%1.%2.%3.%4.%5.%6.%7.%8"/>
+      <w:lvlJc w:val="left"/>
+      <w:pPr>
+        <w:ind w:left="1440" w:hanging="1440"/>
+      </w:pPr>
+      <w:rPr>
+        <w:rFonts w:hint="default"/>
+      </w:rPr>
+    </w:lvl>
+    <w:lvl w:ilvl="8">
+      <w:start w:val="1"/>
+      <w:numFmt w:val="decimal"/>
+      <w:lvlText w:val="%1.%2.%3.%4.%5.%6.%7.%8.%9"/>
+      <w:lvlJc w:val="left"/>
+      <w:pPr>
+        <w:ind w:left="1800" w:hanging="1800"/>
+      </w:pPr>
+      <w:rPr>
+        <w:rFonts w:hint="default"/>
+      </w:rPr>
+    </w:lvl>
+  </w:abstractNum>
+  <w:abstractNum w:abstractNumId="7" w15:restartNumberingAfterBreak="0">
     <w:nsid w:val="7B0709BD"/>
     <w:multiLevelType w:val="hybridMultilevel"/>
     <w:tmpl w:val="872E7848"/>
@@ -6613,7 +7838,7 @@
     <w:abstractNumId w:val="5"/>
   </w:num>
   <w:num w:numId="4" w16cid:durableId="1380130518">
-    <w:abstractNumId w:val="6"/>
+    <w:abstractNumId w:val="7"/>
   </w:num>
   <w:num w:numId="5" w16cid:durableId="1159613604">
     <w:abstractNumId w:val="2"/>
@@ -6626,6 +7851,9 @@
   </w:num>
   <w:num w:numId="8" w16cid:durableId="142285005">
     <w:abstractNumId w:val="0"/>
+  </w:num>
+  <w:num w:numId="9" w16cid:durableId="2014919334">
+    <w:abstractNumId w:val="6"/>
   </w:num>
 </w:numbering>
 </file>
